--- a/Checkpoint 4.1/Required_Capstone_Checkpoint_4_1_Worksheet.docx
+++ b/Checkpoint 4.1/Required_Capstone_Checkpoint_4_1_Worksheet.docx
@@ -543,7 +543,77 @@
                 <w:sz w:val="24"/>
                 <w:szCs w:val="24"/>
               </w:rPr>
-              <w:t>Response</w:t>
+              <w:t xml:space="preserve">The </w:t>
+            </w:r>
+            <w:r>
+              <w:rPr>
+                <w:sz w:val="24"/>
+                <w:szCs w:val="24"/>
+              </w:rPr>
+              <w:t>dominant</w:t>
+            </w:r>
+            <w:r>
+              <w:rPr>
+                <w:sz w:val="24"/>
+                <w:szCs w:val="24"/>
+              </w:rPr>
+              <w:t xml:space="preserve"> failure</w:t>
+            </w:r>
+            <w:r>
+              <w:rPr>
+                <w:sz w:val="24"/>
+                <w:szCs w:val="24"/>
+              </w:rPr>
+              <w:t>s</w:t>
+            </w:r>
+            <w:r>
+              <w:rPr>
+                <w:sz w:val="24"/>
+                <w:szCs w:val="24"/>
+              </w:rPr>
+              <w:t xml:space="preserve"> in the baseline retrieval system</w:t>
+            </w:r>
+            <w:r>
+              <w:rPr>
+                <w:sz w:val="24"/>
+                <w:szCs w:val="24"/>
+              </w:rPr>
+              <w:t xml:space="preserve"> </w:t>
+            </w:r>
+            <w:r>
+              <w:rPr>
+                <w:sz w:val="24"/>
+                <w:szCs w:val="24"/>
+              </w:rPr>
+              <w:t>are</w:t>
+            </w:r>
+            <w:r>
+              <w:rPr>
+                <w:sz w:val="24"/>
+                <w:szCs w:val="24"/>
+              </w:rPr>
+              <w:t xml:space="preserve"> </w:t>
+            </w:r>
+            <w:r>
+              <w:rPr>
+                <w:sz w:val="24"/>
+                <w:szCs w:val="24"/>
+              </w:rPr>
+              <w:t xml:space="preserve">very </w:t>
+            </w:r>
+            <w:r>
+              <w:rPr>
+                <w:sz w:val="24"/>
+                <w:szCs w:val="24"/>
+              </w:rPr>
+              <w:t>poor recall and precision</w:t>
+            </w:r>
+            <w:r>
+              <w:rPr>
+                <w:sz w:val="24"/>
+                <w:szCs w:val="24"/>
+              </w:rPr>
+              <w:t xml:space="preserve"> when</w:t>
             </w:r>
             <w:r>
               <w:rPr>
@@ -551,6 +621,114 @@
                 <w:szCs w:val="24"/>
               </w:rPr>
               <w:t>:</w:t>
+            </w:r>
+            <w:r>
+              <w:rPr>
+                <w:sz w:val="24"/>
+                <w:szCs w:val="24"/>
+              </w:rPr>
+              <w:br/>
+              <w:t xml:space="preserve">(1) </w:t>
+            </w:r>
+            <w:r>
+              <w:rPr>
+                <w:sz w:val="24"/>
+                <w:szCs w:val="24"/>
+              </w:rPr>
+              <w:t>t</w:t>
+            </w:r>
+            <w:r>
+              <w:rPr>
+                <w:sz w:val="24"/>
+                <w:szCs w:val="24"/>
+              </w:rPr>
+              <w:t xml:space="preserve">he retriever </w:t>
+            </w:r>
+            <w:r>
+              <w:rPr>
+                <w:sz w:val="24"/>
+                <w:szCs w:val="24"/>
+              </w:rPr>
+              <w:t>must</w:t>
+            </w:r>
+            <w:r>
+              <w:rPr>
+                <w:sz w:val="24"/>
+                <w:szCs w:val="24"/>
+              </w:rPr>
+              <w:t xml:space="preserve"> </w:t>
+            </w:r>
+            <w:r>
+              <w:rPr>
+                <w:sz w:val="24"/>
+                <w:szCs w:val="24"/>
+              </w:rPr>
+              <w:t xml:space="preserve">find specific details buried in </w:t>
+            </w:r>
+            <w:r>
+              <w:rPr>
+                <w:sz w:val="24"/>
+                <w:szCs w:val="24"/>
+              </w:rPr>
+              <w:t>very long documents</w:t>
+            </w:r>
+            <w:r>
+              <w:rPr>
+                <w:sz w:val="24"/>
+                <w:szCs w:val="24"/>
+              </w:rPr>
+              <w:t xml:space="preserve"> </w:t>
+            </w:r>
+            <w:r>
+              <w:rPr>
+                <w:sz w:val="24"/>
+                <w:szCs w:val="24"/>
+              </w:rPr>
+              <w:br/>
+              <w:t xml:space="preserve">(2) </w:t>
+            </w:r>
+            <w:r>
+              <w:rPr>
+                <w:sz w:val="24"/>
+                <w:szCs w:val="24"/>
+              </w:rPr>
+              <w:t xml:space="preserve">the retriever </w:t>
+            </w:r>
+            <w:r>
+              <w:rPr>
+                <w:sz w:val="24"/>
+                <w:szCs w:val="24"/>
+              </w:rPr>
+              <w:t>is</w:t>
+            </w:r>
+            <w:r>
+              <w:rPr>
+                <w:sz w:val="24"/>
+                <w:szCs w:val="24"/>
+              </w:rPr>
+              <w:t xml:space="preserve"> tasked with a query involving multiple entities</w:t>
+            </w:r>
+            <w:r>
+              <w:rPr>
+                <w:sz w:val="24"/>
+                <w:szCs w:val="24"/>
+              </w:rPr>
+              <w:br/>
+              <w:t xml:space="preserve">(3) </w:t>
+            </w:r>
+            <w:r>
+              <w:rPr>
+                <w:sz w:val="24"/>
+                <w:szCs w:val="24"/>
+              </w:rPr>
+              <w:t xml:space="preserve">the retriever is tasked with </w:t>
+            </w:r>
+            <w:r>
+              <w:rPr>
+                <w:sz w:val="24"/>
+                <w:szCs w:val="24"/>
+              </w:rPr>
+              <w:t>a complex query involving an unnamed entity</w:t>
             </w:r>
           </w:p>
           <w:p>
@@ -649,24 +827,890 @@
                 <w:sz w:val="24"/>
                 <w:szCs w:val="24"/>
               </w:rPr>
-              <w:t>Response</w:t>
-            </w:r>
-            <w:r>
-              <w:rPr>
-                <w:sz w:val="24"/>
-                <w:szCs w:val="24"/>
-              </w:rPr>
-              <w:t>:</w:t>
+              <w:lastRenderedPageBreak/>
+              <w:t>The following r</w:t>
+            </w:r>
+            <w:r>
+              <w:rPr>
+                <w:sz w:val="24"/>
+                <w:szCs w:val="24"/>
+              </w:rPr>
+              <w:t>es</w:t>
+            </w:r>
+            <w:r>
+              <w:rPr>
+                <w:sz w:val="24"/>
+                <w:szCs w:val="24"/>
+              </w:rPr>
+              <w:t>ults</w:t>
+            </w:r>
+            <w:r>
+              <w:rPr>
+                <w:sz w:val="24"/>
+                <w:szCs w:val="24"/>
+              </w:rPr>
+              <w:t xml:space="preserve"> from</w:t>
+            </w:r>
+            <w:r>
+              <w:rPr>
+                <w:sz w:val="24"/>
+                <w:szCs w:val="24"/>
+              </w:rPr>
+              <w:t xml:space="preserve"> testing the baseline retrieval system using t</w:t>
+            </w:r>
+            <w:r>
+              <w:rPr>
+                <w:sz w:val="24"/>
+                <w:szCs w:val="24"/>
+              </w:rPr>
+              <w:t xml:space="preserve">he test suite for 4.1 </w:t>
+            </w:r>
+            <w:r>
+              <w:rPr>
+                <w:sz w:val="24"/>
+                <w:szCs w:val="24"/>
+              </w:rPr>
+              <w:t>(</w:t>
+            </w:r>
+            <w:r>
+              <w:rPr>
+                <w:sz w:val="24"/>
+                <w:szCs w:val="24"/>
+              </w:rPr>
+              <w:t>Capstone\Checkpoint 4.1\mini-4.1-test-suite.json</w:t>
+            </w:r>
+            <w:r>
+              <w:rPr>
+                <w:sz w:val="24"/>
+                <w:szCs w:val="24"/>
+              </w:rPr>
+              <w:t>)</w:t>
+            </w:r>
+            <w:r>
+              <w:rPr>
+                <w:sz w:val="24"/>
+                <w:szCs w:val="24"/>
+              </w:rPr>
+              <w:t>,</w:t>
+            </w:r>
+            <w:r>
+              <w:rPr>
+                <w:sz w:val="24"/>
+                <w:szCs w:val="24"/>
+              </w:rPr>
+              <w:t xml:space="preserve"> </w:t>
+            </w:r>
+            <w:r>
+              <w:rPr>
+                <w:sz w:val="24"/>
+                <w:szCs w:val="24"/>
+              </w:rPr>
+              <w:t xml:space="preserve">which are reported in </w:t>
+            </w:r>
+            <w:r>
+              <w:rPr>
+                <w:sz w:val="24"/>
+                <w:szCs w:val="24"/>
+              </w:rPr>
+              <w:t>Capstone\Checkpoint 4.1\evaluation_results\evaluation_baseline_20260921_161030.json</w:t>
+            </w:r>
+            <w:r>
+              <w:rPr>
+                <w:sz w:val="24"/>
+                <w:szCs w:val="24"/>
+              </w:rPr>
+              <w:t>,</w:t>
+            </w:r>
+            <w:r>
+              <w:rPr>
+                <w:sz w:val="24"/>
+                <w:szCs w:val="24"/>
+              </w:rPr>
+              <w:t xml:space="preserve"> </w:t>
+            </w:r>
+            <w:r>
+              <w:rPr>
+                <w:sz w:val="24"/>
+                <w:szCs w:val="24"/>
+              </w:rPr>
+              <w:t>illustrate</w:t>
+            </w:r>
+            <w:r>
+              <w:rPr>
+                <w:sz w:val="24"/>
+                <w:szCs w:val="24"/>
+              </w:rPr>
+              <w:t xml:space="preserve"> these failures:</w:t>
+            </w:r>
+          </w:p>
+          <w:p>
+            <w:pPr>
+              <w:pStyle w:val="ListParagraph"/>
+              <w:numPr>
+                <w:ilvl w:val="0"/>
+                <w:numId w:val="18"/>
+              </w:numPr>
+              <w:spacing w:after="120"/>
+              <w:ind w:left="-30" w:firstLine="0"/>
+              <w:rPr>
+                <w:sz w:val="24"/>
+                <w:szCs w:val="24"/>
+              </w:rPr>
+            </w:pPr>
+            <w:r>
+              <w:rPr>
+                <w:sz w:val="24"/>
+                <w:szCs w:val="24"/>
+              </w:rPr>
+              <w:t>G1</w:t>
+            </w:r>
+            <w:r>
+              <w:rPr>
+                <w:sz w:val="24"/>
+                <w:szCs w:val="24"/>
+              </w:rPr>
+              <w:t>6 “Was Charles II born before his mother’s reign began</w:t>
+            </w:r>
+            <w:r>
+              <w:rPr>
+                <w:sz w:val="24"/>
+                <w:szCs w:val="24"/>
+              </w:rPr>
+              <w:t>?”</w:t>
+            </w:r>
+          </w:p>
+          <w:p>
+            <w:pPr>
+              <w:pStyle w:val="ListParagraph"/>
+              <w:spacing w:after="120"/>
+              <w:ind w:left="-30"/>
+              <w:rPr>
+                <w:sz w:val="24"/>
+                <w:szCs w:val="24"/>
+              </w:rPr>
+            </w:pPr>
+            <w:r>
+              <w:rPr>
+                <w:sz w:val="24"/>
+                <w:szCs w:val="24"/>
+              </w:rPr>
+              <w:t>The following screenshots</w:t>
+            </w:r>
+            <w:r>
+              <w:rPr>
+                <w:sz w:val="24"/>
+                <w:szCs w:val="24"/>
+              </w:rPr>
+              <w:t xml:space="preserve"> show that </w:t>
+            </w:r>
+            <w:r>
+              <w:rPr>
+                <w:sz w:val="24"/>
+                <w:szCs w:val="24"/>
+              </w:rPr>
+              <w:t xml:space="preserve">the system was unable to answer this question and that </w:t>
+            </w:r>
+            <w:r>
+              <w:rPr>
+                <w:sz w:val="24"/>
+                <w:szCs w:val="24"/>
+              </w:rPr>
+              <w:t xml:space="preserve">all recall and precision metrics are 0. </w:t>
+            </w:r>
+            <w:r>
+              <w:rPr>
+                <w:sz w:val="24"/>
+                <w:szCs w:val="24"/>
+              </w:rPr>
+              <w:t xml:space="preserve"> </w:t>
+            </w:r>
+            <w:r>
+              <w:rPr>
+                <w:sz w:val="24"/>
+                <w:szCs w:val="24"/>
+              </w:rPr>
+              <w:br/>
+            </w:r>
+            <w:r>
+              <w:rPr>
+                <w:noProof/>
+                <w:sz w:val="24"/>
+                <w:szCs w:val="24"/>
+              </w:rPr>
+              <w:drawing>
+                <wp:inline distT="0" distB="0" distL="0" distR="0" wp14:anchorId="3B515F8E" wp14:editId="6FC39DBA">
+                  <wp:extent cx="6263640" cy="4443095"/>
+                  <wp:effectExtent l="0" t="0" r="3810" b="0"/>
+                  <wp:docPr id="202833882" name="Picture 2"/>
+                  <wp:cNvGraphicFramePr>
+                    <a:graphicFrameLocks xmlns:a="http://schemas.openxmlformats.org/drawingml/2006/main" noChangeAspect="1"/>
+                  </wp:cNvGraphicFramePr>
+                  <a:graphic xmlns:a="http://schemas.openxmlformats.org/drawingml/2006/main">
+                    <a:graphicData uri="http://schemas.openxmlformats.org/drawingml/2006/picture">
+                      <pic:pic xmlns:pic="http://schemas.openxmlformats.org/drawingml/2006/picture">
+                        <pic:nvPicPr>
+                          <pic:cNvPr id="202833882" name="Picture 202833882"/>
+                          <pic:cNvPicPr/>
+                        </pic:nvPicPr>
+                        <pic:blipFill>
+                          <a:blip r:embed="rId8">
+                            <a:extLst>
+                              <a:ext uri="{28A0092B-C50C-407E-A947-70E740481C1C}">
+                                <a14:useLocalDpi xmlns:a14="http://schemas.microsoft.com/office/drawing/2010/main" val="0"/>
+                              </a:ext>
+                            </a:extLst>
+                          </a:blip>
+                          <a:stretch>
+                            <a:fillRect/>
+                          </a:stretch>
+                        </pic:blipFill>
+                        <pic:spPr>
+                          <a:xfrm>
+                            <a:off x="0" y="0"/>
+                            <a:ext cx="6263640" cy="4443095"/>
+                          </a:xfrm>
+                          <a:prstGeom prst="rect">
+                            <a:avLst/>
+                          </a:prstGeom>
+                        </pic:spPr>
+                      </pic:pic>
+                    </a:graphicData>
+                  </a:graphic>
+                </wp:inline>
+              </w:drawing>
             </w:r>
           </w:p>
           <w:p>
             <w:pPr>
               <w:spacing w:after="120"/>
               <w:rPr>
+                <w:noProof/>
                 <w:sz w:val="24"/>
                 <w:szCs w:val="24"/>
               </w:rPr>
             </w:pPr>
+            <w:r>
+              <w:rPr>
+                <w:noProof/>
+                <w:sz w:val="24"/>
+                <w:szCs w:val="24"/>
+              </w:rPr>
+              <w:lastRenderedPageBreak/>
+              <w:drawing>
+                <wp:inline distT="0" distB="0" distL="0" distR="0" wp14:anchorId="51390516" wp14:editId="13850538">
+                  <wp:extent cx="6263640" cy="2776855"/>
+                  <wp:effectExtent l="0" t="0" r="3810" b="4445"/>
+                  <wp:docPr id="1049600252" name="Picture 3"/>
+                  <wp:cNvGraphicFramePr>
+                    <a:graphicFrameLocks xmlns:a="http://schemas.openxmlformats.org/drawingml/2006/main" noChangeAspect="1"/>
+                  </wp:cNvGraphicFramePr>
+                  <a:graphic xmlns:a="http://schemas.openxmlformats.org/drawingml/2006/main">
+                    <a:graphicData uri="http://schemas.openxmlformats.org/drawingml/2006/picture">
+                      <pic:pic xmlns:pic="http://schemas.openxmlformats.org/drawingml/2006/picture">
+                        <pic:nvPicPr>
+                          <pic:cNvPr id="1049600252" name="Picture 1049600252"/>
+                          <pic:cNvPicPr/>
+                        </pic:nvPicPr>
+                        <pic:blipFill>
+                          <a:blip r:embed="rId9" cstate="print">
+                            <a:extLst>
+                              <a:ext uri="{28A0092B-C50C-407E-A947-70E740481C1C}">
+                                <a14:useLocalDpi xmlns:a14="http://schemas.microsoft.com/office/drawing/2010/main" val="0"/>
+                              </a:ext>
+                            </a:extLst>
+                          </a:blip>
+                          <a:stretch>
+                            <a:fillRect/>
+                          </a:stretch>
+                        </pic:blipFill>
+                        <pic:spPr>
+                          <a:xfrm>
+                            <a:off x="0" y="0"/>
+                            <a:ext cx="6263640" cy="2776855"/>
+                          </a:xfrm>
+                          <a:prstGeom prst="rect">
+                            <a:avLst/>
+                          </a:prstGeom>
+                        </pic:spPr>
+                      </pic:pic>
+                    </a:graphicData>
+                  </a:graphic>
+                </wp:inline>
+              </w:drawing>
+            </w:r>
+          </w:p>
+          <w:p>
+            <w:pPr>
+              <w:spacing w:after="120"/>
+              <w:rPr>
+                <w:noProof/>
+                <w:sz w:val="24"/>
+                <w:szCs w:val="24"/>
+              </w:rPr>
+            </w:pPr>
+          </w:p>
+          <w:p>
+            <w:pPr>
+              <w:spacing w:after="120"/>
+              <w:rPr>
+                <w:sz w:val="24"/>
+                <w:szCs w:val="24"/>
+              </w:rPr>
+            </w:pPr>
+            <w:r>
+              <w:rPr>
+                <w:noProof/>
+                <w:sz w:val="24"/>
+                <w:szCs w:val="24"/>
+              </w:rPr>
+              <w:lastRenderedPageBreak/>
+              <w:drawing>
+                <wp:inline distT="0" distB="0" distL="0" distR="0" wp14:anchorId="22EA58AC" wp14:editId="54349ED7">
+                  <wp:extent cx="6248400" cy="5996940"/>
+                  <wp:effectExtent l="0" t="0" r="0" b="3810"/>
+                  <wp:docPr id="733906806" name="Picture 4"/>
+                  <wp:cNvGraphicFramePr>
+                    <a:graphicFrameLocks xmlns:a="http://schemas.openxmlformats.org/drawingml/2006/main" noChangeAspect="1"/>
+                  </wp:cNvGraphicFramePr>
+                  <a:graphic xmlns:a="http://schemas.openxmlformats.org/drawingml/2006/main">
+                    <a:graphicData uri="http://schemas.openxmlformats.org/drawingml/2006/picture">
+                      <pic:pic xmlns:pic="http://schemas.openxmlformats.org/drawingml/2006/picture">
+                        <pic:nvPicPr>
+                          <pic:cNvPr id="733906806" name="Picture 733906806"/>
+                          <pic:cNvPicPr/>
+                        </pic:nvPicPr>
+                        <pic:blipFill>
+                          <a:blip r:embed="rId10">
+                            <a:extLst>
+                              <a:ext uri="{28A0092B-C50C-407E-A947-70E740481C1C}">
+                                <a14:useLocalDpi xmlns:a14="http://schemas.microsoft.com/office/drawing/2010/main" val="0"/>
+                              </a:ext>
+                            </a:extLst>
+                          </a:blip>
+                          <a:stretch>
+                            <a:fillRect/>
+                          </a:stretch>
+                        </pic:blipFill>
+                        <pic:spPr>
+                          <a:xfrm>
+                            <a:off x="0" y="0"/>
+                            <a:ext cx="6248945" cy="5997463"/>
+                          </a:xfrm>
+                          <a:prstGeom prst="rect">
+                            <a:avLst/>
+                          </a:prstGeom>
+                        </pic:spPr>
+                      </pic:pic>
+                    </a:graphicData>
+                  </a:graphic>
+                </wp:inline>
+              </w:drawing>
+            </w:r>
+            <w:r>
+              <w:rPr>
+                <w:sz w:val="24"/>
+                <w:szCs w:val="24"/>
+              </w:rPr>
+              <w:br/>
+            </w:r>
+          </w:p>
+          <w:p>
+            <w:pPr>
+              <w:pStyle w:val="ListParagraph"/>
+              <w:numPr>
+                <w:ilvl w:val="0"/>
+                <w:numId w:val="18"/>
+              </w:numPr>
+              <w:spacing w:after="120"/>
+              <w:ind w:left="0" w:firstLine="0"/>
+              <w:rPr>
+                <w:sz w:val="24"/>
+                <w:szCs w:val="24"/>
+              </w:rPr>
+            </w:pPr>
+            <w:r>
+              <w:rPr>
+                <w:sz w:val="24"/>
+                <w:szCs w:val="24"/>
+              </w:rPr>
+              <w:t>Q003 “</w:t>
+            </w:r>
+            <w:r>
+              <w:rPr>
+                <w:sz w:val="24"/>
+                <w:szCs w:val="24"/>
+              </w:rPr>
+              <w:t>Compare the Academy Awards ceremonies held a decade apart: who hosted the 85th and 95th ceremonies, and which film won Best Picture at each?</w:t>
+            </w:r>
+            <w:r>
+              <w:rPr>
+                <w:sz w:val="24"/>
+                <w:szCs w:val="24"/>
+              </w:rPr>
+              <w:t>”</w:t>
+            </w:r>
+            <w:r>
+              <w:rPr>
+                <w:sz w:val="24"/>
+                <w:szCs w:val="24"/>
+              </w:rPr>
+              <w:br/>
+            </w:r>
+            <w:r>
+              <w:rPr>
+                <w:sz w:val="24"/>
+                <w:szCs w:val="24"/>
+              </w:rPr>
+              <w:br/>
+            </w:r>
+            <w:r>
+              <w:rPr>
+                <w:sz w:val="24"/>
+                <w:szCs w:val="24"/>
+              </w:rPr>
+              <w:t>In this instance, the system was able to provide a partial answer</w:t>
+            </w:r>
+            <w:r>
+              <w:rPr>
+                <w:sz w:val="24"/>
+                <w:szCs w:val="24"/>
+              </w:rPr>
+              <w:t xml:space="preserve"> despite once again</w:t>
+            </w:r>
+            <w:r>
+              <w:rPr>
+                <w:sz w:val="24"/>
+                <w:szCs w:val="24"/>
+              </w:rPr>
+              <w:t xml:space="preserve"> scoring 0 on the recall and precision metrics</w:t>
+            </w:r>
+            <w:r>
+              <w:rPr>
+                <w:sz w:val="24"/>
+                <w:szCs w:val="24"/>
+              </w:rPr>
+              <w:t xml:space="preserve">. </w:t>
+            </w:r>
+            <w:r>
+              <w:rPr>
+                <w:noProof/>
+                <w:sz w:val="24"/>
+                <w:szCs w:val="24"/>
+              </w:rPr>
+              <w:lastRenderedPageBreak/>
+              <w:drawing>
+                <wp:inline distT="0" distB="0" distL="0" distR="0" wp14:anchorId="373EAB2A" wp14:editId="740919A9">
+                  <wp:extent cx="6263640" cy="2655570"/>
+                  <wp:effectExtent l="0" t="0" r="3810" b="0"/>
+                  <wp:docPr id="60505092" name="Picture 5"/>
+                  <wp:cNvGraphicFramePr>
+                    <a:graphicFrameLocks xmlns:a="http://schemas.openxmlformats.org/drawingml/2006/main" noChangeAspect="1"/>
+                  </wp:cNvGraphicFramePr>
+                  <a:graphic xmlns:a="http://schemas.openxmlformats.org/drawingml/2006/main">
+                    <a:graphicData uri="http://schemas.openxmlformats.org/drawingml/2006/picture">
+                      <pic:pic xmlns:pic="http://schemas.openxmlformats.org/drawingml/2006/picture">
+                        <pic:nvPicPr>
+                          <pic:cNvPr id="60505092" name="Picture 60505092"/>
+                          <pic:cNvPicPr/>
+                        </pic:nvPicPr>
+                        <pic:blipFill>
+                          <a:blip r:embed="rId11" cstate="print">
+                            <a:extLst>
+                              <a:ext uri="{28A0092B-C50C-407E-A947-70E740481C1C}">
+                                <a14:useLocalDpi xmlns:a14="http://schemas.microsoft.com/office/drawing/2010/main" val="0"/>
+                              </a:ext>
+                            </a:extLst>
+                          </a:blip>
+                          <a:stretch>
+                            <a:fillRect/>
+                          </a:stretch>
+                        </pic:blipFill>
+                        <pic:spPr>
+                          <a:xfrm>
+                            <a:off x="0" y="0"/>
+                            <a:ext cx="6263640" cy="2655570"/>
+                          </a:xfrm>
+                          <a:prstGeom prst="rect">
+                            <a:avLst/>
+                          </a:prstGeom>
+                        </pic:spPr>
+                      </pic:pic>
+                    </a:graphicData>
+                  </a:graphic>
+                </wp:inline>
+              </w:drawing>
+            </w:r>
+            <w:r>
+              <w:rPr>
+                <w:noProof/>
+                <w:sz w:val="24"/>
+                <w:szCs w:val="24"/>
+              </w:rPr>
+              <w:drawing>
+                <wp:inline distT="0" distB="0" distL="0" distR="0" wp14:anchorId="6F6C0E97" wp14:editId="31DE1052">
+                  <wp:extent cx="6263640" cy="4239895"/>
+                  <wp:effectExtent l="0" t="0" r="3810" b="8255"/>
+                  <wp:docPr id="773813465" name="Picture 6"/>
+                  <wp:cNvGraphicFramePr>
+                    <a:graphicFrameLocks xmlns:a="http://schemas.openxmlformats.org/drawingml/2006/main" noChangeAspect="1"/>
+                  </wp:cNvGraphicFramePr>
+                  <a:graphic xmlns:a="http://schemas.openxmlformats.org/drawingml/2006/main">
+                    <a:graphicData uri="http://schemas.openxmlformats.org/drawingml/2006/picture">
+                      <pic:pic xmlns:pic="http://schemas.openxmlformats.org/drawingml/2006/picture">
+                        <pic:nvPicPr>
+                          <pic:cNvPr id="773813465" name="Picture 773813465"/>
+                          <pic:cNvPicPr/>
+                        </pic:nvPicPr>
+                        <pic:blipFill>
+                          <a:blip r:embed="rId12">
+                            <a:extLst>
+                              <a:ext uri="{28A0092B-C50C-407E-A947-70E740481C1C}">
+                                <a14:useLocalDpi xmlns:a14="http://schemas.microsoft.com/office/drawing/2010/main" val="0"/>
+                              </a:ext>
+                            </a:extLst>
+                          </a:blip>
+                          <a:stretch>
+                            <a:fillRect/>
+                          </a:stretch>
+                        </pic:blipFill>
+                        <pic:spPr>
+                          <a:xfrm>
+                            <a:off x="0" y="0"/>
+                            <a:ext cx="6263640" cy="4239895"/>
+                          </a:xfrm>
+                          <a:prstGeom prst="rect">
+                            <a:avLst/>
+                          </a:prstGeom>
+                        </pic:spPr>
+                      </pic:pic>
+                    </a:graphicData>
+                  </a:graphic>
+                </wp:inline>
+              </w:drawing>
+            </w:r>
+            <w:r>
+              <w:rPr>
+                <w:noProof/>
+                <w:sz w:val="24"/>
+                <w:szCs w:val="24"/>
+              </w:rPr>
+              <w:lastRenderedPageBreak/>
+              <w:drawing>
+                <wp:inline distT="0" distB="0" distL="0" distR="0" wp14:anchorId="4443CD63" wp14:editId="106B0BEB">
+                  <wp:extent cx="6263640" cy="2251075"/>
+                  <wp:effectExtent l="0" t="0" r="3810" b="0"/>
+                  <wp:docPr id="758361962" name="Picture 9"/>
+                  <wp:cNvGraphicFramePr>
+                    <a:graphicFrameLocks xmlns:a="http://schemas.openxmlformats.org/drawingml/2006/main" noChangeAspect="1"/>
+                  </wp:cNvGraphicFramePr>
+                  <a:graphic xmlns:a="http://schemas.openxmlformats.org/drawingml/2006/main">
+                    <a:graphicData uri="http://schemas.openxmlformats.org/drawingml/2006/picture">
+                      <pic:pic xmlns:pic="http://schemas.openxmlformats.org/drawingml/2006/picture">
+                        <pic:nvPicPr>
+                          <pic:cNvPr id="758361962" name="Picture 758361962"/>
+                          <pic:cNvPicPr/>
+                        </pic:nvPicPr>
+                        <pic:blipFill>
+                          <a:blip r:embed="rId13" cstate="print">
+                            <a:extLst>
+                              <a:ext uri="{28A0092B-C50C-407E-A947-70E740481C1C}">
+                                <a14:useLocalDpi xmlns:a14="http://schemas.microsoft.com/office/drawing/2010/main" val="0"/>
+                              </a:ext>
+                            </a:extLst>
+                          </a:blip>
+                          <a:stretch>
+                            <a:fillRect/>
+                          </a:stretch>
+                        </pic:blipFill>
+                        <pic:spPr>
+                          <a:xfrm>
+                            <a:off x="0" y="0"/>
+                            <a:ext cx="6263640" cy="2251075"/>
+                          </a:xfrm>
+                          <a:prstGeom prst="rect">
+                            <a:avLst/>
+                          </a:prstGeom>
+                        </pic:spPr>
+                      </pic:pic>
+                    </a:graphicData>
+                  </a:graphic>
+                </wp:inline>
+              </w:drawing>
+            </w:r>
+          </w:p>
+          <w:p>
+            <w:pPr>
+              <w:pStyle w:val="ListParagraph"/>
+              <w:spacing w:after="120"/>
+              <w:ind w:left="60"/>
+              <w:rPr>
+                <w:sz w:val="24"/>
+                <w:szCs w:val="24"/>
+              </w:rPr>
+            </w:pPr>
+            <w:r>
+              <w:rPr>
+                <w:sz w:val="24"/>
+                <w:szCs w:val="24"/>
+              </w:rPr>
+              <w:br/>
+              <w:t>(3)</w:t>
+            </w:r>
+            <w:r>
+              <w:rPr>
+                <w:sz w:val="24"/>
+                <w:szCs w:val="24"/>
+              </w:rPr>
+              <w:t xml:space="preserve"> G13 “</w:t>
+            </w:r>
+            <w:r>
+              <w:rPr>
+                <w:sz w:val="24"/>
+                <w:szCs w:val="24"/>
+              </w:rPr>
+              <w:t>What was the former name of the university where Barack Obama</w:t>
+            </w:r>
+            <w:r>
+              <w:rPr>
+                <w:sz w:val="24"/>
+                <w:szCs w:val="24"/>
+              </w:rPr>
+              <w:t xml:space="preserve"> earned his law degree?”</w:t>
+            </w:r>
+          </w:p>
+          <w:p>
+            <w:pPr>
+              <w:pStyle w:val="ListParagraph"/>
+              <w:spacing w:after="120"/>
+              <w:ind w:left="60"/>
+              <w:rPr>
+                <w:sz w:val="24"/>
+                <w:szCs w:val="24"/>
+              </w:rPr>
+            </w:pPr>
+            <w:r>
+              <w:rPr>
+                <w:sz w:val="24"/>
+                <w:szCs w:val="24"/>
+              </w:rPr>
+              <w:br/>
+              <w:t xml:space="preserve">Here the system </w:t>
+            </w:r>
+            <w:r>
+              <w:rPr>
+                <w:sz w:val="24"/>
+                <w:szCs w:val="24"/>
+              </w:rPr>
+              <w:t>was able to</w:t>
+            </w:r>
+            <w:r>
+              <w:rPr>
+                <w:sz w:val="24"/>
+                <w:szCs w:val="24"/>
+              </w:rPr>
+              <w:t xml:space="preserve"> determine that Barack Obama earned his degree at Harvard </w:t>
+            </w:r>
+            <w:r>
+              <w:rPr>
+                <w:sz w:val="24"/>
+                <w:szCs w:val="24"/>
+              </w:rPr>
+              <w:t xml:space="preserve">University but </w:t>
+            </w:r>
+            <w:r>
+              <w:rPr>
+                <w:sz w:val="24"/>
+                <w:szCs w:val="24"/>
+              </w:rPr>
+              <w:t xml:space="preserve">was unable to determine that the institution’s former name was Harvard College. </w:t>
+            </w:r>
+            <w:r>
+              <w:rPr>
+                <w:sz w:val="24"/>
+                <w:szCs w:val="24"/>
+              </w:rPr>
+              <w:t xml:space="preserve">Source recall at k </w:t>
+            </w:r>
+            <w:r>
+              <w:rPr>
+                <w:sz w:val="24"/>
+                <w:szCs w:val="24"/>
+              </w:rPr>
+              <w:t xml:space="preserve">and aspect coverage were both </w:t>
+            </w:r>
+            <w:r>
+              <w:rPr>
+                <w:sz w:val="24"/>
+                <w:szCs w:val="24"/>
+              </w:rPr>
+              <w:t>0.5</w:t>
+            </w:r>
+            <w:r>
+              <w:rPr>
+                <w:sz w:val="24"/>
+                <w:szCs w:val="24"/>
+              </w:rPr>
+              <w:t xml:space="preserve">. </w:t>
+            </w:r>
+            <w:r>
+              <w:rPr>
+                <w:sz w:val="24"/>
+                <w:szCs w:val="24"/>
+              </w:rPr>
+              <w:t xml:space="preserve">  </w:t>
+            </w:r>
+            <w:r>
+              <w:rPr>
+                <w:sz w:val="24"/>
+                <w:szCs w:val="24"/>
+              </w:rPr>
+              <w:br/>
+            </w:r>
+            <w:r>
+              <w:rPr>
+                <w:noProof/>
+                <w:sz w:val="24"/>
+                <w:szCs w:val="24"/>
+              </w:rPr>
+              <w:drawing>
+                <wp:inline distT="0" distB="0" distL="0" distR="0" wp14:anchorId="6DD5127B" wp14:editId="00DC414A">
+                  <wp:extent cx="6263640" cy="3214370"/>
+                  <wp:effectExtent l="0" t="0" r="3810" b="5080"/>
+                  <wp:docPr id="668196523" name="Picture 10"/>
+                  <wp:cNvGraphicFramePr>
+                    <a:graphicFrameLocks xmlns:a="http://schemas.openxmlformats.org/drawingml/2006/main" noChangeAspect="1"/>
+                  </wp:cNvGraphicFramePr>
+                  <a:graphic xmlns:a="http://schemas.openxmlformats.org/drawingml/2006/main">
+                    <a:graphicData uri="http://schemas.openxmlformats.org/drawingml/2006/picture">
+                      <pic:pic xmlns:pic="http://schemas.openxmlformats.org/drawingml/2006/picture">
+                        <pic:nvPicPr>
+                          <pic:cNvPr id="668196523" name="Picture 668196523"/>
+                          <pic:cNvPicPr/>
+                        </pic:nvPicPr>
+                        <pic:blipFill>
+                          <a:blip r:embed="rId14">
+                            <a:extLst>
+                              <a:ext uri="{28A0092B-C50C-407E-A947-70E740481C1C}">
+                                <a14:useLocalDpi xmlns:a14="http://schemas.microsoft.com/office/drawing/2010/main" val="0"/>
+                              </a:ext>
+                            </a:extLst>
+                          </a:blip>
+                          <a:stretch>
+                            <a:fillRect/>
+                          </a:stretch>
+                        </pic:blipFill>
+                        <pic:spPr>
+                          <a:xfrm>
+                            <a:off x="0" y="0"/>
+                            <a:ext cx="6263640" cy="3214370"/>
+                          </a:xfrm>
+                          <a:prstGeom prst="rect">
+                            <a:avLst/>
+                          </a:prstGeom>
+                        </pic:spPr>
+                      </pic:pic>
+                    </a:graphicData>
+                  </a:graphic>
+                </wp:inline>
+              </w:drawing>
+            </w:r>
+            <w:r>
+              <w:rPr>
+                <w:noProof/>
+                <w:sz w:val="24"/>
+                <w:szCs w:val="24"/>
+              </w:rPr>
+              <w:lastRenderedPageBreak/>
+              <w:drawing>
+                <wp:inline distT="0" distB="0" distL="0" distR="0" wp14:anchorId="7DDF3AC8" wp14:editId="082EE706">
+                  <wp:extent cx="6263640" cy="2803525"/>
+                  <wp:effectExtent l="0" t="0" r="3810" b="0"/>
+                  <wp:docPr id="821881091" name="Picture 11"/>
+                  <wp:cNvGraphicFramePr>
+                    <a:graphicFrameLocks xmlns:a="http://schemas.openxmlformats.org/drawingml/2006/main" noChangeAspect="1"/>
+                  </wp:cNvGraphicFramePr>
+                  <a:graphic xmlns:a="http://schemas.openxmlformats.org/drawingml/2006/main">
+                    <a:graphicData uri="http://schemas.openxmlformats.org/drawingml/2006/picture">
+                      <pic:pic xmlns:pic="http://schemas.openxmlformats.org/drawingml/2006/picture">
+                        <pic:nvPicPr>
+                          <pic:cNvPr id="821881091" name="Picture 821881091"/>
+                          <pic:cNvPicPr/>
+                        </pic:nvPicPr>
+                        <pic:blipFill>
+                          <a:blip r:embed="rId15" cstate="print">
+                            <a:extLst>
+                              <a:ext uri="{28A0092B-C50C-407E-A947-70E740481C1C}">
+                                <a14:useLocalDpi xmlns:a14="http://schemas.microsoft.com/office/drawing/2010/main" val="0"/>
+                              </a:ext>
+                            </a:extLst>
+                          </a:blip>
+                          <a:stretch>
+                            <a:fillRect/>
+                          </a:stretch>
+                        </pic:blipFill>
+                        <pic:spPr>
+                          <a:xfrm>
+                            <a:off x="0" y="0"/>
+                            <a:ext cx="6263640" cy="2803525"/>
+                          </a:xfrm>
+                          <a:prstGeom prst="rect">
+                            <a:avLst/>
+                          </a:prstGeom>
+                        </pic:spPr>
+                      </pic:pic>
+                    </a:graphicData>
+                  </a:graphic>
+                </wp:inline>
+              </w:drawing>
+            </w:r>
+            <w:r>
+              <w:rPr>
+                <w:noProof/>
+                <w:sz w:val="24"/>
+                <w:szCs w:val="24"/>
+              </w:rPr>
+              <w:drawing>
+                <wp:inline distT="0" distB="0" distL="0" distR="0" wp14:anchorId="57AD4A96" wp14:editId="27BFE7DE">
+                  <wp:extent cx="6263640" cy="3834765"/>
+                  <wp:effectExtent l="0" t="0" r="3810" b="0"/>
+                  <wp:docPr id="1063231660" name="Picture 12"/>
+                  <wp:cNvGraphicFramePr>
+                    <a:graphicFrameLocks xmlns:a="http://schemas.openxmlformats.org/drawingml/2006/main" noChangeAspect="1"/>
+                  </wp:cNvGraphicFramePr>
+                  <a:graphic xmlns:a="http://schemas.openxmlformats.org/drawingml/2006/main">
+                    <a:graphicData uri="http://schemas.openxmlformats.org/drawingml/2006/picture">
+                      <pic:pic xmlns:pic="http://schemas.openxmlformats.org/drawingml/2006/picture">
+                        <pic:nvPicPr>
+                          <pic:cNvPr id="1063231660" name="Picture 1063231660"/>
+                          <pic:cNvPicPr/>
+                        </pic:nvPicPr>
+                        <pic:blipFill>
+                          <a:blip r:embed="rId16">
+                            <a:extLst>
+                              <a:ext uri="{28A0092B-C50C-407E-A947-70E740481C1C}">
+                                <a14:useLocalDpi xmlns:a14="http://schemas.microsoft.com/office/drawing/2010/main" val="0"/>
+                              </a:ext>
+                            </a:extLst>
+                          </a:blip>
+                          <a:stretch>
+                            <a:fillRect/>
+                          </a:stretch>
+                        </pic:blipFill>
+                        <pic:spPr>
+                          <a:xfrm>
+                            <a:off x="0" y="0"/>
+                            <a:ext cx="6263640" cy="3834765"/>
+                          </a:xfrm>
+                          <a:prstGeom prst="rect">
+                            <a:avLst/>
+                          </a:prstGeom>
+                        </pic:spPr>
+                      </pic:pic>
+                    </a:graphicData>
+                  </a:graphic>
+                </wp:inline>
+              </w:drawing>
+            </w:r>
           </w:p>
         </w:tc>
       </w:tr>
@@ -764,6 +1808,7 @@
           <w:sz w:val="24"/>
           <w:szCs w:val="24"/>
         </w:rPr>
+        <w:lastRenderedPageBreak/>
         <w:t>Analyze why the retrieval failure occurs. Consider questions such as:</w:t>
       </w:r>
     </w:p>
@@ -987,6 +2032,13 @@
           </w:tcPr>
           <w:p>
             <w:pPr>
+              <w:pStyle w:val="ListParagraph"/>
+              <w:numPr>
+                <w:ilvl w:val="0"/>
+                <w:numId w:val="20"/>
+              </w:numPr>
+              <w:spacing w:after="120"/>
+              <w:ind w:left="0" w:firstLine="0"/>
               <w:rPr>
                 <w:sz w:val="24"/>
                 <w:szCs w:val="24"/>
@@ -997,35 +2049,341 @@
                 <w:sz w:val="24"/>
                 <w:szCs w:val="24"/>
               </w:rPr>
-              <w:t>Response:</w:t>
+              <w:t>G16 “Was Charles II born before his mother’s reign began?”</w:t>
+            </w:r>
+            <w:r>
+              <w:rPr>
+                <w:sz w:val="24"/>
+                <w:szCs w:val="24"/>
+              </w:rPr>
+              <w:br/>
+            </w:r>
+            <w:r>
+              <w:rPr>
+                <w:sz w:val="24"/>
+                <w:szCs w:val="24"/>
+              </w:rPr>
+              <w:br/>
+            </w:r>
+            <w:r>
+              <w:rPr>
+                <w:sz w:val="24"/>
+                <w:szCs w:val="24"/>
+              </w:rPr>
+              <w:t>In this case the retriever the keywords “III / born / mother / reign” matched multiple monarch pages but none of the pages needed. The page for Charles II is 149k long.</w:t>
+            </w:r>
+            <w:r>
+              <w:rPr>
+                <w:sz w:val="24"/>
+                <w:szCs w:val="24"/>
+              </w:rPr>
+              <w:br/>
             </w:r>
           </w:p>
           <w:p>
             <w:pPr>
+              <w:pStyle w:val="ListParagraph"/>
+              <w:numPr>
+                <w:ilvl w:val="0"/>
+                <w:numId w:val="20"/>
+              </w:numPr>
               <w:spacing w:after="120"/>
+              <w:ind w:left="0" w:firstLine="0"/>
               <w:rPr>
                 <w:sz w:val="24"/>
                 <w:szCs w:val="24"/>
               </w:rPr>
             </w:pPr>
+            <w:r>
+              <w:rPr>
+                <w:sz w:val="24"/>
+                <w:szCs w:val="24"/>
+              </w:rPr>
+              <w:t>Q003 “</w:t>
+            </w:r>
+            <w:r>
+              <w:rPr>
+                <w:sz w:val="24"/>
+                <w:szCs w:val="24"/>
+              </w:rPr>
+              <w:t>Compare the Academy Awards ceremonies held a decade apart: who hosted the 85th and 95th ceremonies, and which film won Best Picture at each?</w:t>
+            </w:r>
+            <w:r>
+              <w:rPr>
+                <w:sz w:val="24"/>
+                <w:szCs w:val="24"/>
+              </w:rPr>
+              <w:t>”</w:t>
+            </w:r>
+            <w:r>
+              <w:rPr>
+                <w:sz w:val="24"/>
+                <w:szCs w:val="24"/>
+              </w:rPr>
+              <w:br/>
+            </w:r>
+            <w:r>
+              <w:rPr>
+                <w:sz w:val="24"/>
+                <w:szCs w:val="24"/>
+              </w:rPr>
+              <w:br/>
+              <w:t>In this case the partial</w:t>
+            </w:r>
+            <w:r>
+              <w:rPr>
+                <w:sz w:val="24"/>
+                <w:szCs w:val="24"/>
+              </w:rPr>
+              <w:t xml:space="preserve"> answer was enabled by r</w:t>
+            </w:r>
+            <w:r>
+              <w:rPr>
+                <w:sz w:val="24"/>
+                <w:szCs w:val="24"/>
+              </w:rPr>
+              <w:t>etriev</w:t>
+            </w:r>
+            <w:r>
+              <w:rPr>
+                <w:sz w:val="24"/>
+                <w:szCs w:val="24"/>
+              </w:rPr>
+              <w:t>ing</w:t>
+            </w:r>
+            <w:r>
+              <w:rPr>
+                <w:sz w:val="24"/>
+                <w:szCs w:val="24"/>
+              </w:rPr>
+              <w:t xml:space="preserve"> the source “"Academy_Award_for_Best_Picture.html", but it was unable to answer who hosted the two awar</w:t>
+            </w:r>
+            <w:r>
+              <w:rPr>
+                <w:sz w:val="24"/>
+                <w:szCs w:val="24"/>
+              </w:rPr>
+              <w:t>d</w:t>
+            </w:r>
+            <w:r>
+              <w:rPr>
+                <w:sz w:val="24"/>
+                <w:szCs w:val="24"/>
+              </w:rPr>
+              <w:t xml:space="preserve"> ceremonies, since it failed to retrieve the required documents "85th_Academy_Awards.html" and  "95th_Academy_Awards.html".</w:t>
+            </w:r>
+            <w:r>
+              <w:rPr>
+                <w:sz w:val="24"/>
+                <w:szCs w:val="24"/>
+              </w:rPr>
+              <w:t xml:space="preserve"> There are many documents in the corpus</w:t>
+            </w:r>
+            <w:r>
+              <w:rPr>
+                <w:sz w:val="24"/>
+                <w:szCs w:val="24"/>
+              </w:rPr>
+              <w:t xml:space="preserve"> about the Academy Awards but with TOP_K=3 the chance</w:t>
+            </w:r>
+            <w:r>
+              <w:rPr>
+                <w:sz w:val="24"/>
+                <w:szCs w:val="24"/>
+              </w:rPr>
+              <w:t xml:space="preserve">s of getting the exact documents needed to make the comparison is slim. </w:t>
+            </w:r>
+            <w:r>
+              <w:rPr>
+                <w:sz w:val="24"/>
+                <w:szCs w:val="24"/>
+              </w:rPr>
+              <w:br/>
+            </w:r>
           </w:p>
           <w:p>
             <w:pPr>
+              <w:pStyle w:val="ListParagraph"/>
+              <w:numPr>
+                <w:ilvl w:val="0"/>
+                <w:numId w:val="20"/>
+              </w:numPr>
               <w:spacing w:after="120"/>
+              <w:ind w:left="-30" w:hanging="30"/>
               <w:rPr>
                 <w:sz w:val="24"/>
                 <w:szCs w:val="24"/>
               </w:rPr>
             </w:pPr>
-          </w:p>
-          <w:p>
-            <w:pPr>
-              <w:spacing w:after="120"/>
-              <w:rPr>
-                <w:sz w:val="24"/>
-                <w:szCs w:val="24"/>
-              </w:rPr>
-            </w:pPr>
+            <w:r>
+              <w:rPr>
+                <w:sz w:val="24"/>
+                <w:szCs w:val="24"/>
+              </w:rPr>
+              <w:t>G13 “What was the former name of the university where Barack Obama earned his law degree?”</w:t>
+            </w:r>
+            <w:r>
+              <w:rPr>
+                <w:sz w:val="24"/>
+                <w:szCs w:val="24"/>
+              </w:rPr>
+              <w:br/>
+            </w:r>
+            <w:r>
+              <w:rPr>
+                <w:sz w:val="24"/>
+                <w:szCs w:val="24"/>
+              </w:rPr>
+              <w:br/>
+              <w:t xml:space="preserve">In this case </w:t>
+            </w:r>
+            <w:r>
+              <w:rPr>
+                <w:sz w:val="24"/>
+                <w:szCs w:val="24"/>
+              </w:rPr>
+              <w:t>retrieval was partially successful</w:t>
+            </w:r>
+            <w:r>
+              <w:rPr>
+                <w:sz w:val="24"/>
+                <w:szCs w:val="24"/>
+              </w:rPr>
+              <w:t xml:space="preserve">, retrieving two of the three expected sources: </w:t>
+            </w:r>
+            <w:r>
+              <w:rPr>
+                <w:sz w:val="24"/>
+                <w:szCs w:val="24"/>
+              </w:rPr>
+              <w:t>"Barack_Obama.html"</w:t>
+            </w:r>
+            <w:r>
+              <w:rPr>
+                <w:sz w:val="24"/>
+                <w:szCs w:val="24"/>
+              </w:rPr>
+              <w:t xml:space="preserve"> and</w:t>
+            </w:r>
+            <w:r>
+              <w:rPr>
+                <w:sz w:val="24"/>
+                <w:szCs w:val="24"/>
+              </w:rPr>
+              <w:t xml:space="preserve"> "List_of_presidents_of_the_United_States_by_education.html",</w:t>
+            </w:r>
+            <w:r>
+              <w:rPr>
+                <w:sz w:val="24"/>
+                <w:szCs w:val="24"/>
+              </w:rPr>
+              <w:t xml:space="preserve"> but becau</w:t>
+            </w:r>
+            <w:r>
+              <w:rPr>
+                <w:sz w:val="24"/>
+                <w:szCs w:val="24"/>
+              </w:rPr>
+              <w:t>se the query did not include “Harvard”</w:t>
+            </w:r>
+            <w:r>
+              <w:rPr>
+                <w:sz w:val="24"/>
+                <w:szCs w:val="24"/>
+              </w:rPr>
+              <w:t>,</w:t>
+            </w:r>
+            <w:r>
+              <w:rPr>
+                <w:sz w:val="24"/>
+                <w:szCs w:val="24"/>
+              </w:rPr>
+              <w:t xml:space="preserve"> the retriever failed to retrieve </w:t>
+            </w:r>
+            <w:r>
+              <w:rPr>
+                <w:sz w:val="24"/>
+                <w:szCs w:val="24"/>
+              </w:rPr>
+              <w:t>“</w:t>
+            </w:r>
+            <w:r>
+              <w:rPr>
+                <w:sz w:val="24"/>
+                <w:szCs w:val="24"/>
+              </w:rPr>
+              <w:t>Harvard_University.html</w:t>
+            </w:r>
+            <w:r>
+              <w:rPr>
+                <w:sz w:val="24"/>
+                <w:szCs w:val="24"/>
+              </w:rPr>
+              <w:t>”</w:t>
+            </w:r>
+            <w:r>
+              <w:rPr>
+                <w:sz w:val="24"/>
+                <w:szCs w:val="24"/>
+              </w:rPr>
+              <w:t xml:space="preserve">, instead picking up </w:t>
+            </w:r>
+            <w:r>
+              <w:rPr>
+                <w:sz w:val="24"/>
+                <w:szCs w:val="24"/>
+              </w:rPr>
+              <w:t>“</w:t>
+            </w:r>
+            <w:r>
+              <w:rPr>
+                <w:sz w:val="24"/>
+                <w:szCs w:val="24"/>
+              </w:rPr>
+              <w:t>Oprah_Winfrey.html</w:t>
+            </w:r>
+            <w:r>
+              <w:rPr>
+                <w:sz w:val="24"/>
+                <w:szCs w:val="24"/>
+              </w:rPr>
+              <w:t>”</w:t>
+            </w:r>
+            <w:r>
+              <w:rPr>
+                <w:sz w:val="24"/>
+                <w:szCs w:val="24"/>
+              </w:rPr>
+              <w:t xml:space="preserve">, which contained several references to Barack Obama, whom </w:t>
+            </w:r>
+            <w:r>
+              <w:rPr>
+                <w:sz w:val="24"/>
+                <w:szCs w:val="24"/>
+              </w:rPr>
+              <w:t>O</w:t>
+            </w:r>
+            <w:r>
+              <w:rPr>
+                <w:sz w:val="24"/>
+                <w:szCs w:val="24"/>
+              </w:rPr>
+              <w:t xml:space="preserve">prah endorsed in 2008 for </w:t>
+            </w:r>
+            <w:r>
+              <w:rPr>
+                <w:sz w:val="24"/>
+                <w:szCs w:val="24"/>
+              </w:rPr>
+              <w:t xml:space="preserve">President. </w:t>
+            </w:r>
+            <w:r>
+              <w:rPr>
+                <w:sz w:val="24"/>
+                <w:szCs w:val="24"/>
+              </w:rPr>
+              <w:t xml:space="preserve"> </w:t>
+            </w:r>
           </w:p>
         </w:tc>
       </w:tr>
@@ -1108,35 +2466,226 @@
                 <w:sz w:val="24"/>
                 <w:szCs w:val="24"/>
               </w:rPr>
-              <w:t>Response:</w:t>
-            </w:r>
-          </w:p>
-          <w:p>
-            <w:pPr>
-              <w:spacing w:after="120"/>
-              <w:rPr>
-                <w:sz w:val="24"/>
-                <w:szCs w:val="24"/>
-              </w:rPr>
-            </w:pPr>
-          </w:p>
-          <w:p>
-            <w:pPr>
-              <w:spacing w:after="120"/>
-              <w:rPr>
-                <w:sz w:val="24"/>
-                <w:szCs w:val="24"/>
-              </w:rPr>
-            </w:pPr>
-          </w:p>
-          <w:p>
-            <w:pPr>
-              <w:spacing w:after="120"/>
-              <w:rPr>
-                <w:sz w:val="24"/>
-                <w:szCs w:val="24"/>
-              </w:rPr>
-            </w:pPr>
+              <w:lastRenderedPageBreak/>
+              <w:t>The current architecture struggl</w:t>
+            </w:r>
+            <w:r>
+              <w:rPr>
+                <w:sz w:val="24"/>
+                <w:szCs w:val="24"/>
+              </w:rPr>
+              <w:t xml:space="preserve">es </w:t>
+            </w:r>
+            <w:r>
+              <w:rPr>
+                <w:sz w:val="24"/>
+                <w:szCs w:val="24"/>
+              </w:rPr>
+              <w:t xml:space="preserve">when </w:t>
+            </w:r>
+            <w:r>
+              <w:rPr>
+                <w:sz w:val="24"/>
+                <w:szCs w:val="24"/>
+              </w:rPr>
+              <w:t xml:space="preserve">it is forced to search </w:t>
+            </w:r>
+            <w:r>
+              <w:rPr>
+                <w:sz w:val="24"/>
+                <w:szCs w:val="24"/>
+              </w:rPr>
+              <w:t>multiple</w:t>
+            </w:r>
+            <w:r>
+              <w:rPr>
+                <w:sz w:val="24"/>
+                <w:szCs w:val="24"/>
+              </w:rPr>
+              <w:t>, sometimes very</w:t>
+            </w:r>
+            <w:r>
+              <w:rPr>
+                <w:sz w:val="24"/>
+                <w:szCs w:val="24"/>
+              </w:rPr>
+              <w:t xml:space="preserve"> </w:t>
+            </w:r>
+            <w:r>
+              <w:rPr>
+                <w:sz w:val="24"/>
+                <w:szCs w:val="24"/>
+              </w:rPr>
+              <w:t>long</w:t>
+            </w:r>
+            <w:r>
+              <w:rPr>
+                <w:sz w:val="24"/>
+                <w:szCs w:val="24"/>
+              </w:rPr>
+              <w:t>,</w:t>
+            </w:r>
+            <w:r>
+              <w:rPr>
+                <w:sz w:val="24"/>
+                <w:szCs w:val="24"/>
+              </w:rPr>
+              <w:t xml:space="preserve"> documents</w:t>
+            </w:r>
+            <w:r>
+              <w:rPr>
+                <w:sz w:val="24"/>
+                <w:szCs w:val="24"/>
+              </w:rPr>
+              <w:t xml:space="preserve"> with significant overlapping vocabulary</w:t>
+            </w:r>
+            <w:r>
+              <w:rPr>
+                <w:sz w:val="24"/>
+                <w:szCs w:val="24"/>
+              </w:rPr>
+              <w:t xml:space="preserve"> for </w:t>
+            </w:r>
+            <w:r>
+              <w:rPr>
+                <w:sz w:val="24"/>
+                <w:szCs w:val="24"/>
+              </w:rPr>
+              <w:t>very specific details</w:t>
+            </w:r>
+            <w:r>
+              <w:rPr>
+                <w:sz w:val="24"/>
+                <w:szCs w:val="24"/>
+              </w:rPr>
+              <w:t>,</w:t>
+            </w:r>
+            <w:r>
+              <w:rPr>
+                <w:sz w:val="24"/>
+                <w:szCs w:val="24"/>
+              </w:rPr>
+              <w:t xml:space="preserve"> but is configured to surface</w:t>
+            </w:r>
+            <w:r>
+              <w:rPr>
+                <w:sz w:val="24"/>
+                <w:szCs w:val="24"/>
+              </w:rPr>
+              <w:t xml:space="preserve"> only 3 documents (TOP_K=3), or when </w:t>
+            </w:r>
+            <w:r>
+              <w:rPr>
+                <w:sz w:val="24"/>
+                <w:szCs w:val="24"/>
+              </w:rPr>
+              <w:t>the entity connecting the most important documents is not actually named in the query</w:t>
+            </w:r>
+            <w:r>
+              <w:rPr>
+                <w:sz w:val="24"/>
+                <w:szCs w:val="24"/>
+              </w:rPr>
+              <w:t xml:space="preserve">. In all these cases both a lexical </w:t>
+            </w:r>
+            <w:r>
+              <w:rPr>
+                <w:sz w:val="24"/>
+                <w:szCs w:val="24"/>
+              </w:rPr>
+              <w:t xml:space="preserve">and a semantic </w:t>
+            </w:r>
+            <w:r>
+              <w:rPr>
+                <w:sz w:val="24"/>
+                <w:szCs w:val="24"/>
+              </w:rPr>
+              <w:t>search</w:t>
+            </w:r>
+            <w:r>
+              <w:rPr>
+                <w:sz w:val="24"/>
+                <w:szCs w:val="24"/>
+              </w:rPr>
+              <w:t xml:space="preserve"> ends up surfacing many </w:t>
+            </w:r>
+            <w:r>
+              <w:rPr>
+                <w:sz w:val="24"/>
+                <w:szCs w:val="24"/>
+              </w:rPr>
+              <w:t xml:space="preserve">potential </w:t>
+            </w:r>
+            <w:r>
+              <w:rPr>
+                <w:sz w:val="24"/>
+                <w:szCs w:val="24"/>
+              </w:rPr>
+              <w:t>candidate</w:t>
+            </w:r>
+            <w:r>
+              <w:rPr>
+                <w:sz w:val="24"/>
+                <w:szCs w:val="24"/>
+              </w:rPr>
+              <w:t xml:space="preserve"> documents all competing for the top 3 slots. </w:t>
+            </w:r>
+            <w:r>
+              <w:rPr>
+                <w:sz w:val="24"/>
+                <w:szCs w:val="24"/>
+              </w:rPr>
+              <w:t>In the</w:t>
+            </w:r>
+            <w:r>
+              <w:rPr>
+                <w:sz w:val="24"/>
+                <w:szCs w:val="24"/>
+              </w:rPr>
+              <w:t xml:space="preserve"> case of </w:t>
+            </w:r>
+            <w:r>
+              <w:rPr>
+                <w:sz w:val="24"/>
+                <w:szCs w:val="24"/>
+              </w:rPr>
+              <w:t>a query with an unnamed entity connecting two documents</w:t>
+            </w:r>
+            <w:r>
+              <w:rPr>
+                <w:sz w:val="24"/>
+                <w:szCs w:val="24"/>
+              </w:rPr>
+              <w:t>, it is happenstance whether</w:t>
+            </w:r>
+            <w:r>
+              <w:rPr>
+                <w:sz w:val="24"/>
+                <w:szCs w:val="24"/>
+              </w:rPr>
+              <w:t xml:space="preserve"> an article about the unnamed entity </w:t>
+            </w:r>
+            <w:r>
+              <w:rPr>
+                <w:sz w:val="24"/>
+                <w:szCs w:val="24"/>
+              </w:rPr>
+              <w:t xml:space="preserve">itself </w:t>
+            </w:r>
+            <w:r>
+              <w:rPr>
+                <w:sz w:val="24"/>
+                <w:szCs w:val="24"/>
+              </w:rPr>
+              <w:t xml:space="preserve">will surface, because </w:t>
+            </w:r>
+            <w:r>
+              <w:rPr>
+                <w:sz w:val="24"/>
+                <w:szCs w:val="24"/>
+              </w:rPr>
+              <w:t>lexical and semantic searches are blind to the unnamed entity.</w:t>
+            </w:r>
           </w:p>
         </w:tc>
       </w:tr>
@@ -1323,7 +2872,6 @@
           <w:sz w:val="24"/>
           <w:szCs w:val="24"/>
         </w:rPr>
-        <w:lastRenderedPageBreak/>
         <w:t>Graph-based retrieval</w:t>
       </w:r>
     </w:p>
@@ -1391,6 +2939,990 @@
                 <w:szCs w:val="24"/>
               </w:rPr>
               <w:t>Selected retrieval strategy</w:t>
+            </w:r>
+          </w:p>
+        </w:tc>
+      </w:tr>
+      <w:tr>
+        <w:trPr>
+          <w:jc w:val="center"/>
+        </w:trPr>
+        <w:tc>
+          <w:tcPr>
+            <w:tcW w:w="10080" w:type="dxa"/>
+            <w:tcBorders>
+              <w:top w:val="single" w:sz="6" w:space="0" w:color="BFBFBF"/>
+              <w:left w:val="single" w:sz="6" w:space="0" w:color="BFBFBF"/>
+              <w:bottom w:val="single" w:sz="6" w:space="0" w:color="BFBFBF"/>
+              <w:right w:val="single" w:sz="6" w:space="0" w:color="BFBFBF"/>
+            </w:tcBorders>
+          </w:tcPr>
+          <w:p>
+            <w:pPr>
+              <w:rPr>
+                <w:sz w:val="24"/>
+                <w:szCs w:val="24"/>
+              </w:rPr>
+            </w:pPr>
+            <w:r>
+              <w:rPr>
+                <w:sz w:val="24"/>
+                <w:szCs w:val="24"/>
+              </w:rPr>
+              <w:t>Each of the three failures can be addressed using the following</w:t>
+            </w:r>
+            <w:r>
+              <w:rPr>
+                <w:sz w:val="24"/>
+                <w:szCs w:val="24"/>
+              </w:rPr>
+              <w:t xml:space="preserve"> advanced retrieval strategies:</w:t>
+            </w:r>
+          </w:p>
+          <w:p>
+            <w:pPr>
+              <w:pStyle w:val="ListParagraph"/>
+              <w:numPr>
+                <w:ilvl w:val="0"/>
+                <w:numId w:val="23"/>
+              </w:numPr>
+              <w:rPr>
+                <w:sz w:val="24"/>
+                <w:szCs w:val="24"/>
+              </w:rPr>
+            </w:pPr>
+            <w:r>
+              <w:rPr>
+                <w:sz w:val="24"/>
+                <w:szCs w:val="24"/>
+              </w:rPr>
+              <w:t xml:space="preserve">Text splitting and chunking </w:t>
+            </w:r>
+          </w:p>
+          <w:p>
+            <w:pPr>
+              <w:pStyle w:val="ListParagraph"/>
+              <w:numPr>
+                <w:ilvl w:val="0"/>
+                <w:numId w:val="23"/>
+              </w:numPr>
+              <w:rPr>
+                <w:sz w:val="24"/>
+                <w:szCs w:val="24"/>
+              </w:rPr>
+            </w:pPr>
+            <w:r>
+              <w:rPr>
+                <w:sz w:val="24"/>
+                <w:szCs w:val="24"/>
+              </w:rPr>
+              <w:t>Query dec</w:t>
+            </w:r>
+            <w:r>
+              <w:rPr>
+                <w:sz w:val="24"/>
+                <w:szCs w:val="24"/>
+              </w:rPr>
+              <w:t>omposi</w:t>
+            </w:r>
+            <w:r>
+              <w:rPr>
+                <w:sz w:val="24"/>
+                <w:szCs w:val="24"/>
+              </w:rPr>
+              <w:t>t</w:t>
+            </w:r>
+            <w:r>
+              <w:rPr>
+                <w:sz w:val="24"/>
+                <w:szCs w:val="24"/>
+              </w:rPr>
+              <w:t>i</w:t>
+            </w:r>
+            <w:r>
+              <w:rPr>
+                <w:sz w:val="24"/>
+                <w:szCs w:val="24"/>
+              </w:rPr>
+              <w:t>on</w:t>
+            </w:r>
+            <w:r>
+              <w:rPr>
+                <w:sz w:val="24"/>
+                <w:szCs w:val="24"/>
+              </w:rPr>
+              <w:t xml:space="preserve"> </w:t>
+            </w:r>
+          </w:p>
+          <w:p>
+            <w:pPr>
+              <w:pStyle w:val="ListParagraph"/>
+              <w:numPr>
+                <w:ilvl w:val="0"/>
+                <w:numId w:val="23"/>
+              </w:numPr>
+              <w:rPr>
+                <w:sz w:val="24"/>
+                <w:szCs w:val="24"/>
+              </w:rPr>
+            </w:pPr>
+            <w:r>
+              <w:rPr>
+                <w:sz w:val="24"/>
+                <w:szCs w:val="24"/>
+              </w:rPr>
+              <w:t>Graph based retrieval</w:t>
+            </w:r>
+          </w:p>
+        </w:tc>
+      </w:tr>
+    </w:tbl>
+    <w:p/>
+    <w:tbl>
+      <w:tblPr>
+        <w:tblW w:w="10080" w:type="dxa"/>
+        <w:jc w:val="center"/>
+        <w:tblLayout w:type="fixed"/>
+        <w:tblLook w:val="0400" w:firstRow="0" w:lastRow="0" w:firstColumn="0" w:lastColumn="0" w:noHBand="0" w:noVBand="1"/>
+      </w:tblPr>
+      <w:tblGrid>
+        <w:gridCol w:w="10080"/>
+      </w:tblGrid>
+      <w:tr>
+        <w:trPr>
+          <w:jc w:val="center"/>
+        </w:trPr>
+        <w:tc>
+          <w:tcPr>
+            <w:tcW w:w="10080" w:type="dxa"/>
+            <w:tcBorders>
+              <w:top w:val="single" w:sz="6" w:space="0" w:color="BFBFBF"/>
+              <w:left w:val="single" w:sz="6" w:space="0" w:color="BFBFBF"/>
+              <w:bottom w:val="single" w:sz="6" w:space="0" w:color="BFBFBF"/>
+              <w:right w:val="single" w:sz="6" w:space="0" w:color="BFBFBF"/>
+            </w:tcBorders>
+            <w:shd w:val="clear" w:color="auto" w:fill="F2F2F2"/>
+          </w:tcPr>
+          <w:p>
+            <w:pPr>
+              <w:rPr>
+                <w:sz w:val="24"/>
+                <w:szCs w:val="24"/>
+              </w:rPr>
+            </w:pPr>
+            <w:r>
+              <w:rPr>
+                <w:b/>
+                <w:bCs/>
+                <w:sz w:val="24"/>
+                <w:szCs w:val="24"/>
+              </w:rPr>
+              <w:t>Justification for the selected strategy</w:t>
+            </w:r>
+          </w:p>
+        </w:tc>
+      </w:tr>
+      <w:tr>
+        <w:trPr>
+          <w:jc w:val="center"/>
+        </w:trPr>
+        <w:tc>
+          <w:tcPr>
+            <w:tcW w:w="10080" w:type="dxa"/>
+            <w:tcBorders>
+              <w:top w:val="single" w:sz="6" w:space="0" w:color="BFBFBF"/>
+              <w:left w:val="single" w:sz="6" w:space="0" w:color="BFBFBF"/>
+              <w:bottom w:val="single" w:sz="6" w:space="0" w:color="BFBFBF"/>
+              <w:right w:val="single" w:sz="6" w:space="0" w:color="BFBFBF"/>
+            </w:tcBorders>
+          </w:tcPr>
+          <w:p>
+            <w:pPr>
+              <w:pStyle w:val="ListParagraph"/>
+              <w:numPr>
+                <w:ilvl w:val="0"/>
+                <w:numId w:val="24"/>
+              </w:numPr>
+              <w:rPr>
+                <w:sz w:val="24"/>
+                <w:szCs w:val="24"/>
+              </w:rPr>
+            </w:pPr>
+            <w:r>
+              <w:rPr>
+                <w:sz w:val="24"/>
+                <w:szCs w:val="24"/>
+              </w:rPr>
+              <w:t>Text splitting and chunking to create finer grained searchable units of text, retrieved using a higher TOP_K and CANDIDATE_POOL for hybrid search, so that the chunks most relevant to the query rise to the top</w:t>
+            </w:r>
+          </w:p>
+          <w:p>
+            <w:pPr>
+              <w:pStyle w:val="ListParagraph"/>
+              <w:numPr>
+                <w:ilvl w:val="0"/>
+                <w:numId w:val="24"/>
+              </w:numPr>
+              <w:spacing w:after="120"/>
+              <w:rPr>
+                <w:sz w:val="24"/>
+                <w:szCs w:val="24"/>
+              </w:rPr>
+            </w:pPr>
+            <w:r>
+              <w:rPr>
+                <w:sz w:val="24"/>
+                <w:szCs w:val="24"/>
+              </w:rPr>
+              <w:t xml:space="preserve">Decomposing a composite or comparison multi-entity query into sub-queries to increase the likelihood that the detail required about each entity can be retrieved and then fused to provide the required context  </w:t>
+            </w:r>
+          </w:p>
+          <w:p>
+            <w:pPr>
+              <w:pStyle w:val="ListParagraph"/>
+              <w:numPr>
+                <w:ilvl w:val="0"/>
+                <w:numId w:val="24"/>
+              </w:numPr>
+              <w:spacing w:after="120"/>
+              <w:rPr>
+                <w:sz w:val="24"/>
+                <w:szCs w:val="24"/>
+              </w:rPr>
+            </w:pPr>
+            <w:r>
+              <w:rPr>
+                <w:sz w:val="24"/>
+                <w:szCs w:val="24"/>
+              </w:rPr>
+              <w:lastRenderedPageBreak/>
+              <w:t>Creation of a graph that establishes common relationships between entities to enable the system to go beyond the first hop to find what it needs</w:t>
+            </w:r>
+          </w:p>
+        </w:tc>
+      </w:tr>
+    </w:tbl>
+    <w:p/>
+    <w:p>
+      <w:pPr>
+        <w:pStyle w:val="Heading1"/>
+      </w:pPr>
+      <w:r>
+        <w:t xml:space="preserve">Step </w:t>
+      </w:r>
+      <w:r>
+        <w:t xml:space="preserve">4. </w:t>
+      </w:r>
+      <w:r>
+        <w:t>Updated Retrieval Architecture</w:t>
+      </w:r>
+    </w:p>
+    <w:p>
+      <w:pPr>
+        <w:pBdr>
+          <w:top w:val="nil"/>
+          <w:left w:val="nil"/>
+          <w:bottom w:val="nil"/>
+          <w:right w:val="nil"/>
+          <w:between w:val="nil"/>
+        </w:pBdr>
+        <w:spacing w:after="200"/>
+        <w:rPr>
+          <w:rFonts w:eastAsia="Aptos"/>
+          <w:color w:val="000000"/>
+          <w:sz w:val="24"/>
+          <w:szCs w:val="24"/>
+        </w:rPr>
+      </w:pPr>
+      <w:r>
+        <w:rPr>
+          <w:rFonts w:eastAsia="Aptos"/>
+          <w:color w:val="000000"/>
+          <w:sz w:val="24"/>
+          <w:szCs w:val="24"/>
+        </w:rPr>
+        <w:t>Describe the modifications made to your retrieval system.</w:t>
+      </w:r>
+    </w:p>
+    <w:p>
+      <w:pPr>
+        <w:pStyle w:val="ListParagraph"/>
+        <w:numPr>
+          <w:ilvl w:val="0"/>
+          <w:numId w:val="13"/>
+        </w:numPr>
+        <w:pBdr>
+          <w:top w:val="nil"/>
+          <w:left w:val="nil"/>
+          <w:bottom w:val="nil"/>
+          <w:right w:val="nil"/>
+          <w:between w:val="nil"/>
+        </w:pBdr>
+        <w:spacing w:after="200"/>
+        <w:rPr>
+          <w:rFonts w:eastAsia="Aptos"/>
+          <w:color w:val="000000"/>
+          <w:sz w:val="24"/>
+          <w:szCs w:val="24"/>
+        </w:rPr>
+      </w:pPr>
+      <w:r>
+        <w:rPr>
+          <w:rFonts w:eastAsia="Aptos"/>
+          <w:color w:val="000000"/>
+          <w:sz w:val="24"/>
+          <w:szCs w:val="24"/>
+        </w:rPr>
+        <w:t>Summarize the architectural changes.</w:t>
+      </w:r>
+    </w:p>
+    <w:p>
+      <w:pPr>
+        <w:pStyle w:val="ListParagraph"/>
+        <w:numPr>
+          <w:ilvl w:val="0"/>
+          <w:numId w:val="13"/>
+        </w:numPr>
+        <w:pBdr>
+          <w:top w:val="nil"/>
+          <w:left w:val="nil"/>
+          <w:bottom w:val="nil"/>
+          <w:right w:val="nil"/>
+          <w:between w:val="nil"/>
+        </w:pBdr>
+        <w:spacing w:after="200"/>
+        <w:rPr>
+          <w:rFonts w:eastAsia="Aptos"/>
+          <w:color w:val="000000"/>
+          <w:sz w:val="24"/>
+          <w:szCs w:val="24"/>
+        </w:rPr>
+      </w:pPr>
+      <w:r>
+        <w:rPr>
+          <w:rFonts w:eastAsia="Aptos"/>
+          <w:color w:val="000000"/>
+          <w:sz w:val="24"/>
+          <w:szCs w:val="24"/>
+        </w:rPr>
+        <w:t>Explain how the updated approach differs from the baseline system.</w:t>
+      </w:r>
+    </w:p>
+    <w:p>
+      <w:pPr>
+        <w:pStyle w:val="ListParagraph"/>
+        <w:numPr>
+          <w:ilvl w:val="0"/>
+          <w:numId w:val="13"/>
+        </w:numPr>
+        <w:pBdr>
+          <w:top w:val="nil"/>
+          <w:left w:val="nil"/>
+          <w:bottom w:val="nil"/>
+          <w:right w:val="nil"/>
+          <w:between w:val="nil"/>
+        </w:pBdr>
+        <w:spacing w:after="200"/>
+        <w:rPr>
+          <w:rFonts w:eastAsia="Aptos"/>
+          <w:color w:val="000000"/>
+          <w:sz w:val="24"/>
+          <w:szCs w:val="24"/>
+        </w:rPr>
+      </w:pPr>
+      <w:r>
+        <w:rPr>
+          <w:rFonts w:eastAsia="Aptos"/>
+          <w:color w:val="000000"/>
+          <w:sz w:val="24"/>
+          <w:szCs w:val="24"/>
+        </w:rPr>
+        <w:t>Include implementation evidence where appropriate.</w:t>
+      </w:r>
+    </w:p>
+    <w:tbl>
+      <w:tblPr>
+        <w:tblW w:w="10080" w:type="dxa"/>
+        <w:jc w:val="center"/>
+        <w:tblLayout w:type="fixed"/>
+        <w:tblLook w:val="0400" w:firstRow="0" w:lastRow="0" w:firstColumn="0" w:lastColumn="0" w:noHBand="0" w:noVBand="1"/>
+      </w:tblPr>
+      <w:tblGrid>
+        <w:gridCol w:w="10080"/>
+      </w:tblGrid>
+      <w:tr>
+        <w:trPr>
+          <w:jc w:val="center"/>
+        </w:trPr>
+        <w:tc>
+          <w:tcPr>
+            <w:tcW w:w="10080" w:type="dxa"/>
+            <w:tcBorders>
+              <w:top w:val="single" w:sz="6" w:space="0" w:color="BFBFBF"/>
+              <w:left w:val="single" w:sz="6" w:space="0" w:color="BFBFBF"/>
+              <w:bottom w:val="single" w:sz="6" w:space="0" w:color="BFBFBF"/>
+              <w:right w:val="single" w:sz="6" w:space="0" w:color="BFBFBF"/>
+            </w:tcBorders>
+            <w:shd w:val="clear" w:color="auto" w:fill="F2F2F2"/>
+          </w:tcPr>
+          <w:p>
+            <w:pPr>
+              <w:rPr>
+                <w:sz w:val="24"/>
+                <w:szCs w:val="24"/>
+              </w:rPr>
+            </w:pPr>
+            <w:r>
+              <w:rPr>
+                <w:b/>
+                <w:bCs/>
+                <w:sz w:val="24"/>
+                <w:szCs w:val="24"/>
+              </w:rPr>
+              <w:t>Description of architectural changes</w:t>
+            </w:r>
+          </w:p>
+        </w:tc>
+      </w:tr>
+      <w:tr>
+        <w:trPr>
+          <w:jc w:val="center"/>
+        </w:trPr>
+        <w:tc>
+          <w:tcPr>
+            <w:tcW w:w="10080" w:type="dxa"/>
+            <w:tcBorders>
+              <w:top w:val="single" w:sz="6" w:space="0" w:color="BFBFBF"/>
+              <w:left w:val="single" w:sz="6" w:space="0" w:color="BFBFBF"/>
+              <w:bottom w:val="single" w:sz="6" w:space="0" w:color="BFBFBF"/>
+              <w:right w:val="single" w:sz="6" w:space="0" w:color="BFBFBF"/>
+            </w:tcBorders>
+          </w:tcPr>
+          <w:p>
+            <w:pPr>
+              <w:rPr>
+                <w:sz w:val="24"/>
+                <w:szCs w:val="24"/>
+              </w:rPr>
+            </w:pPr>
+            <w:r>
+              <w:rPr>
+                <w:sz w:val="24"/>
+                <w:szCs w:val="24"/>
+              </w:rPr>
+              <w:t>Response:</w:t>
+            </w:r>
+          </w:p>
+          <w:p>
+            <w:pPr>
+              <w:spacing w:after="120"/>
+              <w:rPr>
+                <w:sz w:val="24"/>
+                <w:szCs w:val="24"/>
+              </w:rPr>
+            </w:pPr>
+          </w:p>
+          <w:p>
+            <w:pPr>
+              <w:spacing w:after="120"/>
+              <w:rPr>
+                <w:sz w:val="24"/>
+                <w:szCs w:val="24"/>
+              </w:rPr>
+            </w:pPr>
+          </w:p>
+          <w:p>
+            <w:pPr>
+              <w:spacing w:after="120"/>
+              <w:rPr>
+                <w:sz w:val="24"/>
+                <w:szCs w:val="24"/>
+              </w:rPr>
+            </w:pPr>
+          </w:p>
+        </w:tc>
+      </w:tr>
+    </w:tbl>
+    <w:p>
+      <w:pPr>
+        <w:pStyle w:val="Heading1"/>
+      </w:pPr>
+    </w:p>
+    <w:p/>
+    <w:p/>
+    <w:tbl>
+      <w:tblPr>
+        <w:tblW w:w="10080" w:type="dxa"/>
+        <w:jc w:val="center"/>
+        <w:tblLayout w:type="fixed"/>
+        <w:tblLook w:val="0400" w:firstRow="0" w:lastRow="0" w:firstColumn="0" w:lastColumn="0" w:noHBand="0" w:noVBand="1"/>
+      </w:tblPr>
+      <w:tblGrid>
+        <w:gridCol w:w="10080"/>
+      </w:tblGrid>
+      <w:tr>
+        <w:trPr>
+          <w:jc w:val="center"/>
+        </w:trPr>
+        <w:tc>
+          <w:tcPr>
+            <w:tcW w:w="10080" w:type="dxa"/>
+            <w:tcBorders>
+              <w:top w:val="single" w:sz="6" w:space="0" w:color="BFBFBF"/>
+              <w:left w:val="single" w:sz="6" w:space="0" w:color="BFBFBF"/>
+              <w:bottom w:val="single" w:sz="6" w:space="0" w:color="BFBFBF"/>
+              <w:right w:val="single" w:sz="6" w:space="0" w:color="BFBFBF"/>
+            </w:tcBorders>
+            <w:shd w:val="clear" w:color="auto" w:fill="F2F2F2"/>
+          </w:tcPr>
+          <w:p>
+            <w:pPr>
+              <w:rPr>
+                <w:sz w:val="24"/>
+                <w:szCs w:val="24"/>
+              </w:rPr>
+            </w:pPr>
+            <w:r>
+              <w:rPr>
+                <w:b/>
+                <w:bCs/>
+                <w:sz w:val="24"/>
+                <w:szCs w:val="24"/>
+              </w:rPr>
+              <w:t>Implementation evidence (e.g., screenshots, code snippets, retrieval outputs, notebook excerpts)</w:t>
+            </w:r>
+          </w:p>
+        </w:tc>
+      </w:tr>
+      <w:tr>
+        <w:trPr>
+          <w:jc w:val="center"/>
+        </w:trPr>
+        <w:tc>
+          <w:tcPr>
+            <w:tcW w:w="10080" w:type="dxa"/>
+            <w:tcBorders>
+              <w:top w:val="single" w:sz="6" w:space="0" w:color="BFBFBF"/>
+              <w:left w:val="single" w:sz="6" w:space="0" w:color="BFBFBF"/>
+              <w:bottom w:val="single" w:sz="6" w:space="0" w:color="BFBFBF"/>
+              <w:right w:val="single" w:sz="6" w:space="0" w:color="BFBFBF"/>
+            </w:tcBorders>
+          </w:tcPr>
+          <w:p>
+            <w:pPr>
+              <w:rPr>
+                <w:sz w:val="24"/>
+                <w:szCs w:val="24"/>
+              </w:rPr>
+            </w:pPr>
+            <w:r>
+              <w:rPr>
+                <w:sz w:val="24"/>
+                <w:szCs w:val="24"/>
+              </w:rPr>
+              <w:t>Response:</w:t>
+            </w:r>
+          </w:p>
+          <w:p>
+            <w:pPr>
+              <w:spacing w:after="120"/>
+              <w:rPr>
+                <w:sz w:val="24"/>
+                <w:szCs w:val="24"/>
+              </w:rPr>
+            </w:pPr>
+          </w:p>
+          <w:p>
+            <w:pPr>
+              <w:spacing w:after="120"/>
+              <w:rPr>
+                <w:sz w:val="24"/>
+                <w:szCs w:val="24"/>
+              </w:rPr>
+            </w:pPr>
+          </w:p>
+          <w:p>
+            <w:pPr>
+              <w:spacing w:after="120"/>
+              <w:rPr>
+                <w:sz w:val="24"/>
+                <w:szCs w:val="24"/>
+              </w:rPr>
+            </w:pPr>
+          </w:p>
+        </w:tc>
+      </w:tr>
+    </w:tbl>
+    <w:p/>
+    <w:p>
+      <w:pPr>
+        <w:pStyle w:val="Heading1"/>
+        <w:spacing w:after="0"/>
+      </w:pPr>
+      <w:r>
+        <w:t xml:space="preserve">Step </w:t>
+      </w:r>
+      <w:r>
+        <w:t xml:space="preserve">5. </w:t>
+      </w:r>
+      <w:r>
+        <w:t>Evaluation Results</w:t>
+      </w:r>
+    </w:p>
+    <w:p>
+      <w:pPr>
+        <w:rPr>
+          <w:rFonts w:eastAsia="Aptos"/>
+          <w:color w:val="000000"/>
+          <w:sz w:val="24"/>
+          <w:szCs w:val="24"/>
+        </w:rPr>
+      </w:pPr>
+      <w:r>
+        <w:rPr>
+          <w:rFonts w:eastAsia="Aptos"/>
+          <w:color w:val="000000"/>
+          <w:sz w:val="24"/>
+          <w:szCs w:val="24"/>
+        </w:rPr>
+        <w:t>Evaluate the updated system using the evaluation framework developed in previous modules.</w:t>
+      </w:r>
+    </w:p>
+    <w:p>
+      <w:pPr>
+        <w:pStyle w:val="ListParagraph"/>
+        <w:numPr>
+          <w:ilvl w:val="0"/>
+          <w:numId w:val="14"/>
+        </w:numPr>
+        <w:rPr>
+          <w:rFonts w:eastAsia="Aptos"/>
+          <w:color w:val="000000"/>
+          <w:sz w:val="24"/>
+          <w:szCs w:val="24"/>
+        </w:rPr>
+      </w:pPr>
+      <w:r>
+        <w:rPr>
+          <w:rFonts w:eastAsia="Aptos"/>
+          <w:color w:val="000000"/>
+          <w:sz w:val="24"/>
+          <w:szCs w:val="24"/>
+        </w:rPr>
+        <w:t>Present evaluation results.</w:t>
+      </w:r>
+    </w:p>
+    <w:p>
+      <w:pPr>
+        <w:pStyle w:val="ListParagraph"/>
+        <w:numPr>
+          <w:ilvl w:val="0"/>
+          <w:numId w:val="14"/>
+        </w:numPr>
+        <w:rPr>
+          <w:rFonts w:eastAsia="Aptos"/>
+          <w:color w:val="000000"/>
+          <w:sz w:val="24"/>
+          <w:szCs w:val="24"/>
+        </w:rPr>
+      </w:pPr>
+      <w:r>
+        <w:rPr>
+          <w:rFonts w:eastAsia="Aptos"/>
+          <w:color w:val="000000"/>
+          <w:sz w:val="24"/>
+          <w:szCs w:val="24"/>
+        </w:rPr>
+        <w:t>Compare performance against the baseline system.</w:t>
+      </w:r>
+    </w:p>
+    <w:p>
+      <w:pPr>
+        <w:pStyle w:val="ListParagraph"/>
+        <w:numPr>
+          <w:ilvl w:val="0"/>
+          <w:numId w:val="14"/>
+        </w:numPr>
+        <w:rPr>
+          <w:rFonts w:eastAsia="Aptos"/>
+          <w:color w:val="000000"/>
+          <w:sz w:val="24"/>
+          <w:szCs w:val="24"/>
+        </w:rPr>
+      </w:pPr>
+      <w:r>
+        <w:rPr>
+          <w:rFonts w:eastAsia="Aptos"/>
+          <w:color w:val="000000"/>
+          <w:sz w:val="24"/>
+          <w:szCs w:val="24"/>
+        </w:rPr>
+        <w:lastRenderedPageBreak/>
+        <w:t>Include representative examples.</w:t>
+      </w:r>
+    </w:p>
+    <w:tbl>
+      <w:tblPr>
+        <w:tblStyle w:val="TableGrid"/>
+        <w:tblW w:w="0" w:type="auto"/>
+        <w:tblInd w:w="360" w:type="dxa"/>
+        <w:tblLook w:val="04A0" w:firstRow="1" w:lastRow="0" w:firstColumn="1" w:lastColumn="0" w:noHBand="0" w:noVBand="1"/>
+      </w:tblPr>
+      <w:tblGrid>
+        <w:gridCol w:w="3585"/>
+        <w:gridCol w:w="3575"/>
+        <w:gridCol w:w="3576"/>
+      </w:tblGrid>
+      <w:tr>
+        <w:tc>
+          <w:tcPr>
+            <w:tcW w:w="3698" w:type="dxa"/>
+            <w:shd w:val="clear" w:color="auto" w:fill="D9D9D9" w:themeFill="background1" w:themeFillShade="D9"/>
+          </w:tcPr>
+          <w:p>
+            <w:pPr>
+              <w:jc w:val="center"/>
+              <w:rPr>
+                <w:rFonts w:eastAsia="Aptos"/>
+                <w:b/>
+                <w:bCs/>
+                <w:color w:val="000000"/>
+                <w:sz w:val="24"/>
+                <w:szCs w:val="24"/>
+              </w:rPr>
+            </w:pPr>
+            <w:r>
+              <w:rPr>
+                <w:rFonts w:eastAsia="Aptos"/>
+                <w:b/>
+                <w:bCs/>
+                <w:color w:val="000000"/>
+                <w:sz w:val="24"/>
+                <w:szCs w:val="24"/>
+              </w:rPr>
+              <w:t>Evaluation Metric</w:t>
+            </w:r>
+          </w:p>
+        </w:tc>
+        <w:tc>
+          <w:tcPr>
+            <w:tcW w:w="3699" w:type="dxa"/>
+            <w:shd w:val="clear" w:color="auto" w:fill="D9D9D9" w:themeFill="background1" w:themeFillShade="D9"/>
+          </w:tcPr>
+          <w:p>
+            <w:pPr>
+              <w:jc w:val="center"/>
+              <w:rPr>
+                <w:rFonts w:eastAsia="Aptos"/>
+                <w:b/>
+                <w:bCs/>
+                <w:color w:val="000000"/>
+                <w:sz w:val="24"/>
+                <w:szCs w:val="24"/>
+              </w:rPr>
+            </w:pPr>
+            <w:r>
+              <w:rPr>
+                <w:rFonts w:eastAsia="Aptos"/>
+                <w:b/>
+                <w:bCs/>
+                <w:color w:val="000000"/>
+                <w:sz w:val="24"/>
+                <w:szCs w:val="24"/>
+              </w:rPr>
+              <w:t>Baseline Result</w:t>
+            </w:r>
+          </w:p>
+        </w:tc>
+        <w:tc>
+          <w:tcPr>
+            <w:tcW w:w="3699" w:type="dxa"/>
+            <w:shd w:val="clear" w:color="auto" w:fill="D9D9D9" w:themeFill="background1" w:themeFillShade="D9"/>
+          </w:tcPr>
+          <w:p>
+            <w:pPr>
+              <w:jc w:val="center"/>
+              <w:rPr>
+                <w:rFonts w:eastAsia="Aptos"/>
+                <w:b/>
+                <w:bCs/>
+                <w:color w:val="000000"/>
+                <w:sz w:val="24"/>
+                <w:szCs w:val="24"/>
+              </w:rPr>
+            </w:pPr>
+            <w:r>
+              <w:rPr>
+                <w:rFonts w:eastAsia="Aptos"/>
+                <w:b/>
+                <w:bCs/>
+                <w:color w:val="000000"/>
+                <w:sz w:val="24"/>
+                <w:szCs w:val="24"/>
+              </w:rPr>
+              <w:t>Updated Result</w:t>
+            </w:r>
+          </w:p>
+        </w:tc>
+      </w:tr>
+      <w:tr>
+        <w:tc>
+          <w:tcPr>
+            <w:tcW w:w="3698" w:type="dxa"/>
+          </w:tcPr>
+          <w:p>
+            <w:pPr>
+              <w:rPr>
+                <w:rFonts w:eastAsia="Aptos"/>
+                <w:b/>
+                <w:bCs/>
+                <w:color w:val="000000"/>
+                <w:sz w:val="24"/>
+                <w:szCs w:val="24"/>
+              </w:rPr>
+            </w:pPr>
+          </w:p>
+        </w:tc>
+        <w:tc>
+          <w:tcPr>
+            <w:tcW w:w="3699" w:type="dxa"/>
+          </w:tcPr>
+          <w:p>
+            <w:pPr>
+              <w:rPr>
+                <w:rFonts w:eastAsia="Aptos"/>
+                <w:b/>
+                <w:bCs/>
+                <w:color w:val="000000"/>
+                <w:sz w:val="24"/>
+                <w:szCs w:val="24"/>
+              </w:rPr>
+            </w:pPr>
+          </w:p>
+        </w:tc>
+        <w:tc>
+          <w:tcPr>
+            <w:tcW w:w="3699" w:type="dxa"/>
+          </w:tcPr>
+          <w:p>
+            <w:pPr>
+              <w:rPr>
+                <w:rFonts w:eastAsia="Aptos"/>
+                <w:b/>
+                <w:bCs/>
+                <w:color w:val="000000"/>
+                <w:sz w:val="24"/>
+                <w:szCs w:val="24"/>
+              </w:rPr>
+            </w:pPr>
+          </w:p>
+        </w:tc>
+      </w:tr>
+      <w:tr>
+        <w:tc>
+          <w:tcPr>
+            <w:tcW w:w="3698" w:type="dxa"/>
+          </w:tcPr>
+          <w:p>
+            <w:pPr>
+              <w:rPr>
+                <w:rFonts w:eastAsia="Aptos"/>
+                <w:b/>
+                <w:bCs/>
+                <w:color w:val="000000"/>
+                <w:sz w:val="24"/>
+                <w:szCs w:val="24"/>
+              </w:rPr>
+            </w:pPr>
+          </w:p>
+        </w:tc>
+        <w:tc>
+          <w:tcPr>
+            <w:tcW w:w="3699" w:type="dxa"/>
+          </w:tcPr>
+          <w:p>
+            <w:pPr>
+              <w:rPr>
+                <w:rFonts w:eastAsia="Aptos"/>
+                <w:b/>
+                <w:bCs/>
+                <w:color w:val="000000"/>
+                <w:sz w:val="24"/>
+                <w:szCs w:val="24"/>
+              </w:rPr>
+            </w:pPr>
+          </w:p>
+        </w:tc>
+        <w:tc>
+          <w:tcPr>
+            <w:tcW w:w="3699" w:type="dxa"/>
+          </w:tcPr>
+          <w:p>
+            <w:pPr>
+              <w:rPr>
+                <w:rFonts w:eastAsia="Aptos"/>
+                <w:b/>
+                <w:bCs/>
+                <w:color w:val="000000"/>
+                <w:sz w:val="24"/>
+                <w:szCs w:val="24"/>
+              </w:rPr>
+            </w:pPr>
+          </w:p>
+        </w:tc>
+      </w:tr>
+    </w:tbl>
+    <w:p>
+      <w:pPr>
+        <w:ind w:left="360"/>
+        <w:rPr>
+          <w:rFonts w:eastAsia="Aptos"/>
+          <w:color w:val="000000"/>
+          <w:sz w:val="24"/>
+          <w:szCs w:val="24"/>
+        </w:rPr>
+      </w:pPr>
+    </w:p>
+    <w:tbl>
+      <w:tblPr>
+        <w:tblW w:w="10080" w:type="dxa"/>
+        <w:jc w:val="center"/>
+        <w:tblLayout w:type="fixed"/>
+        <w:tblLook w:val="0400" w:firstRow="0" w:lastRow="0" w:firstColumn="0" w:lastColumn="0" w:noHBand="0" w:noVBand="1"/>
+      </w:tblPr>
+      <w:tblGrid>
+        <w:gridCol w:w="10080"/>
+      </w:tblGrid>
+      <w:tr>
+        <w:trPr>
+          <w:jc w:val="center"/>
+        </w:trPr>
+        <w:tc>
+          <w:tcPr>
+            <w:tcW w:w="10080" w:type="dxa"/>
+            <w:tcBorders>
+              <w:top w:val="single" w:sz="6" w:space="0" w:color="BFBFBF"/>
+              <w:left w:val="single" w:sz="6" w:space="0" w:color="BFBFBF"/>
+              <w:bottom w:val="single" w:sz="6" w:space="0" w:color="BFBFBF"/>
+              <w:right w:val="single" w:sz="6" w:space="0" w:color="BFBFBF"/>
+            </w:tcBorders>
+            <w:shd w:val="clear" w:color="auto" w:fill="F2F2F2"/>
+          </w:tcPr>
+          <w:p>
+            <w:pPr>
+              <w:rPr>
+                <w:sz w:val="24"/>
+                <w:szCs w:val="24"/>
+              </w:rPr>
+            </w:pPr>
+            <w:r>
+              <w:rPr>
+                <w:b/>
+                <w:bCs/>
+                <w:sz w:val="24"/>
+                <w:szCs w:val="24"/>
+              </w:rPr>
+              <w:t>Example 1: Query, retrieved information, and result</w:t>
             </w:r>
           </w:p>
         </w:tc>
@@ -1494,790 +4026,7 @@
                 <w:sz w:val="24"/>
                 <w:szCs w:val="24"/>
               </w:rPr>
-              <w:t>Justification for the selected strategy</w:t>
-            </w:r>
-          </w:p>
-        </w:tc>
-      </w:tr>
-      <w:tr>
-        <w:trPr>
-          <w:jc w:val="center"/>
-        </w:trPr>
-        <w:tc>
-          <w:tcPr>
-            <w:tcW w:w="10080" w:type="dxa"/>
-            <w:tcBorders>
-              <w:top w:val="single" w:sz="6" w:space="0" w:color="BFBFBF"/>
-              <w:left w:val="single" w:sz="6" w:space="0" w:color="BFBFBF"/>
-              <w:bottom w:val="single" w:sz="6" w:space="0" w:color="BFBFBF"/>
-              <w:right w:val="single" w:sz="6" w:space="0" w:color="BFBFBF"/>
-            </w:tcBorders>
-          </w:tcPr>
-          <w:p>
-            <w:pPr>
-              <w:rPr>
-                <w:sz w:val="24"/>
-                <w:szCs w:val="24"/>
-              </w:rPr>
-            </w:pPr>
-            <w:r>
-              <w:rPr>
-                <w:sz w:val="24"/>
-                <w:szCs w:val="24"/>
-              </w:rPr>
-              <w:t>Response:</w:t>
-            </w:r>
-          </w:p>
-          <w:p>
-            <w:pPr>
-              <w:spacing w:after="120"/>
-              <w:rPr>
-                <w:sz w:val="24"/>
-                <w:szCs w:val="24"/>
-              </w:rPr>
-            </w:pPr>
-          </w:p>
-          <w:p>
-            <w:pPr>
-              <w:spacing w:after="120"/>
-              <w:rPr>
-                <w:sz w:val="24"/>
-                <w:szCs w:val="24"/>
-              </w:rPr>
-            </w:pPr>
-          </w:p>
-          <w:p>
-            <w:pPr>
-              <w:spacing w:after="120"/>
-              <w:rPr>
-                <w:sz w:val="24"/>
-                <w:szCs w:val="24"/>
-              </w:rPr>
-            </w:pPr>
-          </w:p>
-        </w:tc>
-      </w:tr>
-    </w:tbl>
-    <w:p/>
-    <w:p>
-      <w:pPr>
-        <w:pStyle w:val="Heading1"/>
-      </w:pPr>
-      <w:r>
-        <w:t xml:space="preserve">Step </w:t>
-      </w:r>
-      <w:r>
-        <w:t xml:space="preserve">4. </w:t>
-      </w:r>
-      <w:r>
-        <w:t>Updated Retrieval Architecture</w:t>
-      </w:r>
-    </w:p>
-    <w:p>
-      <w:pPr>
-        <w:pBdr>
-          <w:top w:val="nil"/>
-          <w:left w:val="nil"/>
-          <w:bottom w:val="nil"/>
-          <w:right w:val="nil"/>
-          <w:between w:val="nil"/>
-        </w:pBdr>
-        <w:spacing w:after="200"/>
-        <w:rPr>
-          <w:rFonts w:eastAsia="Aptos"/>
-          <w:color w:val="000000"/>
-          <w:sz w:val="24"/>
-          <w:szCs w:val="24"/>
-        </w:rPr>
-      </w:pPr>
-      <w:r>
-        <w:rPr>
-          <w:rFonts w:eastAsia="Aptos"/>
-          <w:color w:val="000000"/>
-          <w:sz w:val="24"/>
-          <w:szCs w:val="24"/>
-        </w:rPr>
-        <w:t>Describe the modifications made to your retrieval system.</w:t>
-      </w:r>
-    </w:p>
-    <w:p>
-      <w:pPr>
-        <w:pStyle w:val="ListParagraph"/>
-        <w:numPr>
-          <w:ilvl w:val="0"/>
-          <w:numId w:val="13"/>
-        </w:numPr>
-        <w:pBdr>
-          <w:top w:val="nil"/>
-          <w:left w:val="nil"/>
-          <w:bottom w:val="nil"/>
-          <w:right w:val="nil"/>
-          <w:between w:val="nil"/>
-        </w:pBdr>
-        <w:spacing w:after="200"/>
-        <w:rPr>
-          <w:rFonts w:eastAsia="Aptos"/>
-          <w:color w:val="000000"/>
-          <w:sz w:val="24"/>
-          <w:szCs w:val="24"/>
-        </w:rPr>
-      </w:pPr>
-      <w:r>
-        <w:rPr>
-          <w:rFonts w:eastAsia="Aptos"/>
-          <w:color w:val="000000"/>
-          <w:sz w:val="24"/>
-          <w:szCs w:val="24"/>
-        </w:rPr>
-        <w:t>Summarize the architectural changes.</w:t>
-      </w:r>
-    </w:p>
-    <w:p>
-      <w:pPr>
-        <w:pStyle w:val="ListParagraph"/>
-        <w:numPr>
-          <w:ilvl w:val="0"/>
-          <w:numId w:val="13"/>
-        </w:numPr>
-        <w:pBdr>
-          <w:top w:val="nil"/>
-          <w:left w:val="nil"/>
-          <w:bottom w:val="nil"/>
-          <w:right w:val="nil"/>
-          <w:between w:val="nil"/>
-        </w:pBdr>
-        <w:spacing w:after="200"/>
-        <w:rPr>
-          <w:rFonts w:eastAsia="Aptos"/>
-          <w:color w:val="000000"/>
-          <w:sz w:val="24"/>
-          <w:szCs w:val="24"/>
-        </w:rPr>
-      </w:pPr>
-      <w:r>
-        <w:rPr>
-          <w:rFonts w:eastAsia="Aptos"/>
-          <w:color w:val="000000"/>
-          <w:sz w:val="24"/>
-          <w:szCs w:val="24"/>
-        </w:rPr>
-        <w:t>Explain how the updated approach differs from the baseline system.</w:t>
-      </w:r>
-    </w:p>
-    <w:p>
-      <w:pPr>
-        <w:pStyle w:val="ListParagraph"/>
-        <w:numPr>
-          <w:ilvl w:val="0"/>
-          <w:numId w:val="13"/>
-        </w:numPr>
-        <w:pBdr>
-          <w:top w:val="nil"/>
-          <w:left w:val="nil"/>
-          <w:bottom w:val="nil"/>
-          <w:right w:val="nil"/>
-          <w:between w:val="nil"/>
-        </w:pBdr>
-        <w:spacing w:after="200"/>
-        <w:rPr>
-          <w:rFonts w:eastAsia="Aptos"/>
-          <w:color w:val="000000"/>
-          <w:sz w:val="24"/>
-          <w:szCs w:val="24"/>
-        </w:rPr>
-      </w:pPr>
-      <w:r>
-        <w:rPr>
-          <w:rFonts w:eastAsia="Aptos"/>
-          <w:color w:val="000000"/>
-          <w:sz w:val="24"/>
-          <w:szCs w:val="24"/>
-        </w:rPr>
-        <w:t>Include implementation evidence where appropriate.</w:t>
-      </w:r>
-    </w:p>
-    <w:tbl>
-      <w:tblPr>
-        <w:tblW w:w="10080" w:type="dxa"/>
-        <w:jc w:val="center"/>
-        <w:tblLayout w:type="fixed"/>
-        <w:tblLook w:val="0400" w:firstRow="0" w:lastRow="0" w:firstColumn="0" w:lastColumn="0" w:noHBand="0" w:noVBand="1"/>
-      </w:tblPr>
-      <w:tblGrid>
-        <w:gridCol w:w="10080"/>
-      </w:tblGrid>
-      <w:tr>
-        <w:trPr>
-          <w:jc w:val="center"/>
-        </w:trPr>
-        <w:tc>
-          <w:tcPr>
-            <w:tcW w:w="10080" w:type="dxa"/>
-            <w:tcBorders>
-              <w:top w:val="single" w:sz="6" w:space="0" w:color="BFBFBF"/>
-              <w:left w:val="single" w:sz="6" w:space="0" w:color="BFBFBF"/>
-              <w:bottom w:val="single" w:sz="6" w:space="0" w:color="BFBFBF"/>
-              <w:right w:val="single" w:sz="6" w:space="0" w:color="BFBFBF"/>
-            </w:tcBorders>
-            <w:shd w:val="clear" w:color="auto" w:fill="F2F2F2"/>
-          </w:tcPr>
-          <w:p>
-            <w:pPr>
-              <w:rPr>
-                <w:sz w:val="24"/>
-                <w:szCs w:val="24"/>
-              </w:rPr>
-            </w:pPr>
-            <w:r>
-              <w:rPr>
-                <w:b/>
-                <w:bCs/>
-                <w:sz w:val="24"/>
-                <w:szCs w:val="24"/>
-              </w:rPr>
-              <w:t>Description of architectural changes</w:t>
-            </w:r>
-          </w:p>
-        </w:tc>
-      </w:tr>
-      <w:tr>
-        <w:trPr>
-          <w:jc w:val="center"/>
-        </w:trPr>
-        <w:tc>
-          <w:tcPr>
-            <w:tcW w:w="10080" w:type="dxa"/>
-            <w:tcBorders>
-              <w:top w:val="single" w:sz="6" w:space="0" w:color="BFBFBF"/>
-              <w:left w:val="single" w:sz="6" w:space="0" w:color="BFBFBF"/>
-              <w:bottom w:val="single" w:sz="6" w:space="0" w:color="BFBFBF"/>
-              <w:right w:val="single" w:sz="6" w:space="0" w:color="BFBFBF"/>
-            </w:tcBorders>
-          </w:tcPr>
-          <w:p>
-            <w:pPr>
-              <w:rPr>
-                <w:sz w:val="24"/>
-                <w:szCs w:val="24"/>
-              </w:rPr>
-            </w:pPr>
-            <w:r>
-              <w:rPr>
-                <w:sz w:val="24"/>
-                <w:szCs w:val="24"/>
-              </w:rPr>
-              <w:t>Response:</w:t>
-            </w:r>
-          </w:p>
-          <w:p>
-            <w:pPr>
-              <w:spacing w:after="120"/>
-              <w:rPr>
-                <w:sz w:val="24"/>
-                <w:szCs w:val="24"/>
-              </w:rPr>
-            </w:pPr>
-          </w:p>
-          <w:p>
-            <w:pPr>
-              <w:spacing w:after="120"/>
-              <w:rPr>
-                <w:sz w:val="24"/>
-                <w:szCs w:val="24"/>
-              </w:rPr>
-            </w:pPr>
-          </w:p>
-          <w:p>
-            <w:pPr>
-              <w:spacing w:after="120"/>
-              <w:rPr>
-                <w:sz w:val="24"/>
-                <w:szCs w:val="24"/>
-              </w:rPr>
-            </w:pPr>
-          </w:p>
-        </w:tc>
-      </w:tr>
-    </w:tbl>
-    <w:p>
-      <w:pPr>
-        <w:pStyle w:val="Heading1"/>
-      </w:pPr>
-    </w:p>
-    <w:p/>
-    <w:p/>
-    <w:tbl>
-      <w:tblPr>
-        <w:tblW w:w="10080" w:type="dxa"/>
-        <w:jc w:val="center"/>
-        <w:tblLayout w:type="fixed"/>
-        <w:tblLook w:val="0400" w:firstRow="0" w:lastRow="0" w:firstColumn="0" w:lastColumn="0" w:noHBand="0" w:noVBand="1"/>
-      </w:tblPr>
-      <w:tblGrid>
-        <w:gridCol w:w="10080"/>
-      </w:tblGrid>
-      <w:tr>
-        <w:trPr>
-          <w:jc w:val="center"/>
-        </w:trPr>
-        <w:tc>
-          <w:tcPr>
-            <w:tcW w:w="10080" w:type="dxa"/>
-            <w:tcBorders>
-              <w:top w:val="single" w:sz="6" w:space="0" w:color="BFBFBF"/>
-              <w:left w:val="single" w:sz="6" w:space="0" w:color="BFBFBF"/>
-              <w:bottom w:val="single" w:sz="6" w:space="0" w:color="BFBFBF"/>
-              <w:right w:val="single" w:sz="6" w:space="0" w:color="BFBFBF"/>
-            </w:tcBorders>
-            <w:shd w:val="clear" w:color="auto" w:fill="F2F2F2"/>
-          </w:tcPr>
-          <w:p>
-            <w:pPr>
-              <w:rPr>
-                <w:sz w:val="24"/>
-                <w:szCs w:val="24"/>
-              </w:rPr>
-            </w:pPr>
-            <w:r>
-              <w:rPr>
-                <w:b/>
-                <w:bCs/>
-                <w:sz w:val="24"/>
-                <w:szCs w:val="24"/>
-              </w:rPr>
-              <w:t>Implementation evidence (e.g., screenshots, code snippets, retrieval outputs, notebook excerpts)</w:t>
-            </w:r>
-          </w:p>
-        </w:tc>
-      </w:tr>
-      <w:tr>
-        <w:trPr>
-          <w:jc w:val="center"/>
-        </w:trPr>
-        <w:tc>
-          <w:tcPr>
-            <w:tcW w:w="10080" w:type="dxa"/>
-            <w:tcBorders>
-              <w:top w:val="single" w:sz="6" w:space="0" w:color="BFBFBF"/>
-              <w:left w:val="single" w:sz="6" w:space="0" w:color="BFBFBF"/>
-              <w:bottom w:val="single" w:sz="6" w:space="0" w:color="BFBFBF"/>
-              <w:right w:val="single" w:sz="6" w:space="0" w:color="BFBFBF"/>
-            </w:tcBorders>
-          </w:tcPr>
-          <w:p>
-            <w:pPr>
-              <w:rPr>
-                <w:sz w:val="24"/>
-                <w:szCs w:val="24"/>
-              </w:rPr>
-            </w:pPr>
-            <w:r>
-              <w:rPr>
-                <w:sz w:val="24"/>
-                <w:szCs w:val="24"/>
-              </w:rPr>
-              <w:t>Response:</w:t>
-            </w:r>
-          </w:p>
-          <w:p>
-            <w:pPr>
-              <w:spacing w:after="120"/>
-              <w:rPr>
-                <w:sz w:val="24"/>
-                <w:szCs w:val="24"/>
-              </w:rPr>
-            </w:pPr>
-          </w:p>
-          <w:p>
-            <w:pPr>
-              <w:spacing w:after="120"/>
-              <w:rPr>
-                <w:sz w:val="24"/>
-                <w:szCs w:val="24"/>
-              </w:rPr>
-            </w:pPr>
-          </w:p>
-          <w:p>
-            <w:pPr>
-              <w:spacing w:after="120"/>
-              <w:rPr>
-                <w:sz w:val="24"/>
-                <w:szCs w:val="24"/>
-              </w:rPr>
-            </w:pPr>
-          </w:p>
-        </w:tc>
-      </w:tr>
-    </w:tbl>
-    <w:p/>
-    <w:p>
-      <w:pPr>
-        <w:pStyle w:val="Heading1"/>
-        <w:spacing w:after="0"/>
-      </w:pPr>
-      <w:r>
-        <w:t xml:space="preserve">Step </w:t>
-      </w:r>
-      <w:r>
-        <w:t xml:space="preserve">5. </w:t>
-      </w:r>
-      <w:r>
-        <w:t>Evaluation Results</w:t>
-      </w:r>
-    </w:p>
-    <w:p>
-      <w:pPr>
-        <w:rPr>
-          <w:rFonts w:eastAsia="Aptos"/>
-          <w:color w:val="000000"/>
-          <w:sz w:val="24"/>
-          <w:szCs w:val="24"/>
-        </w:rPr>
-      </w:pPr>
-      <w:r>
-        <w:rPr>
-          <w:rFonts w:eastAsia="Aptos"/>
-          <w:color w:val="000000"/>
-          <w:sz w:val="24"/>
-          <w:szCs w:val="24"/>
-        </w:rPr>
-        <w:t>Evaluate the updated system using the evaluation framework developed in previous modules.</w:t>
-      </w:r>
-    </w:p>
-    <w:p>
-      <w:pPr>
-        <w:pStyle w:val="ListParagraph"/>
-        <w:numPr>
-          <w:ilvl w:val="0"/>
-          <w:numId w:val="14"/>
-        </w:numPr>
-        <w:rPr>
-          <w:rFonts w:eastAsia="Aptos"/>
-          <w:color w:val="000000"/>
-          <w:sz w:val="24"/>
-          <w:szCs w:val="24"/>
-        </w:rPr>
-      </w:pPr>
-      <w:r>
-        <w:rPr>
-          <w:rFonts w:eastAsia="Aptos"/>
-          <w:color w:val="000000"/>
-          <w:sz w:val="24"/>
-          <w:szCs w:val="24"/>
-        </w:rPr>
-        <w:t>Present evaluation results.</w:t>
-      </w:r>
-    </w:p>
-    <w:p>
-      <w:pPr>
-        <w:pStyle w:val="ListParagraph"/>
-        <w:numPr>
-          <w:ilvl w:val="0"/>
-          <w:numId w:val="14"/>
-        </w:numPr>
-        <w:rPr>
-          <w:rFonts w:eastAsia="Aptos"/>
-          <w:color w:val="000000"/>
-          <w:sz w:val="24"/>
-          <w:szCs w:val="24"/>
-        </w:rPr>
-      </w:pPr>
-      <w:r>
-        <w:rPr>
-          <w:rFonts w:eastAsia="Aptos"/>
-          <w:color w:val="000000"/>
-          <w:sz w:val="24"/>
-          <w:szCs w:val="24"/>
-        </w:rPr>
-        <w:t>Compare performance against the baseline system.</w:t>
-      </w:r>
-    </w:p>
-    <w:p>
-      <w:pPr>
-        <w:pStyle w:val="ListParagraph"/>
-        <w:numPr>
-          <w:ilvl w:val="0"/>
-          <w:numId w:val="14"/>
-        </w:numPr>
-        <w:rPr>
-          <w:rFonts w:eastAsia="Aptos"/>
-          <w:color w:val="000000"/>
-          <w:sz w:val="24"/>
-          <w:szCs w:val="24"/>
-        </w:rPr>
-      </w:pPr>
-      <w:r>
-        <w:rPr>
-          <w:rFonts w:eastAsia="Aptos"/>
-          <w:color w:val="000000"/>
-          <w:sz w:val="24"/>
-          <w:szCs w:val="24"/>
-        </w:rPr>
-        <w:t>Include representative examples.</w:t>
-      </w:r>
-    </w:p>
-    <w:tbl>
-      <w:tblPr>
-        <w:tblStyle w:val="TableGrid"/>
-        <w:tblW w:w="0" w:type="auto"/>
-        <w:tblInd w:w="360" w:type="dxa"/>
-        <w:tblLook w:val="04A0" w:firstRow="1" w:lastRow="0" w:firstColumn="1" w:lastColumn="0" w:noHBand="0" w:noVBand="1"/>
-      </w:tblPr>
-      <w:tblGrid>
-        <w:gridCol w:w="3585"/>
-        <w:gridCol w:w="3575"/>
-        <w:gridCol w:w="3576"/>
-      </w:tblGrid>
-      <w:tr>
-        <w:tc>
-          <w:tcPr>
-            <w:tcW w:w="3698" w:type="dxa"/>
-            <w:shd w:val="clear" w:color="auto" w:fill="D9D9D9" w:themeFill="background1" w:themeFillShade="D9"/>
-          </w:tcPr>
-          <w:p>
-            <w:pPr>
-              <w:jc w:val="center"/>
-              <w:rPr>
-                <w:rFonts w:eastAsia="Aptos"/>
-                <w:b/>
-                <w:bCs/>
-                <w:color w:val="000000"/>
-                <w:sz w:val="24"/>
-                <w:szCs w:val="24"/>
-              </w:rPr>
-            </w:pPr>
-            <w:r>
-              <w:rPr>
-                <w:rFonts w:eastAsia="Aptos"/>
-                <w:b/>
-                <w:bCs/>
-                <w:color w:val="000000"/>
-                <w:sz w:val="24"/>
-                <w:szCs w:val="24"/>
-              </w:rPr>
-              <w:t>Evaluation Metric</w:t>
-            </w:r>
-          </w:p>
-        </w:tc>
-        <w:tc>
-          <w:tcPr>
-            <w:tcW w:w="3699" w:type="dxa"/>
-            <w:shd w:val="clear" w:color="auto" w:fill="D9D9D9" w:themeFill="background1" w:themeFillShade="D9"/>
-          </w:tcPr>
-          <w:p>
-            <w:pPr>
-              <w:jc w:val="center"/>
-              <w:rPr>
-                <w:rFonts w:eastAsia="Aptos"/>
-                <w:b/>
-                <w:bCs/>
-                <w:color w:val="000000"/>
-                <w:sz w:val="24"/>
-                <w:szCs w:val="24"/>
-              </w:rPr>
-            </w:pPr>
-            <w:r>
-              <w:rPr>
-                <w:rFonts w:eastAsia="Aptos"/>
-                <w:b/>
-                <w:bCs/>
-                <w:color w:val="000000"/>
-                <w:sz w:val="24"/>
-                <w:szCs w:val="24"/>
-              </w:rPr>
-              <w:t>Baseline Result</w:t>
-            </w:r>
-          </w:p>
-        </w:tc>
-        <w:tc>
-          <w:tcPr>
-            <w:tcW w:w="3699" w:type="dxa"/>
-            <w:shd w:val="clear" w:color="auto" w:fill="D9D9D9" w:themeFill="background1" w:themeFillShade="D9"/>
-          </w:tcPr>
-          <w:p>
-            <w:pPr>
-              <w:jc w:val="center"/>
-              <w:rPr>
-                <w:rFonts w:eastAsia="Aptos"/>
-                <w:b/>
-                <w:bCs/>
-                <w:color w:val="000000"/>
-                <w:sz w:val="24"/>
-                <w:szCs w:val="24"/>
-              </w:rPr>
-            </w:pPr>
-            <w:r>
-              <w:rPr>
-                <w:rFonts w:eastAsia="Aptos"/>
-                <w:b/>
-                <w:bCs/>
-                <w:color w:val="000000"/>
-                <w:sz w:val="24"/>
-                <w:szCs w:val="24"/>
-              </w:rPr>
-              <w:t>Updated Result</w:t>
-            </w:r>
-          </w:p>
-        </w:tc>
-      </w:tr>
-      <w:tr>
-        <w:tc>
-          <w:tcPr>
-            <w:tcW w:w="3698" w:type="dxa"/>
-          </w:tcPr>
-          <w:p>
-            <w:pPr>
-              <w:rPr>
-                <w:rFonts w:eastAsia="Aptos"/>
-                <w:b/>
-                <w:bCs/>
-                <w:color w:val="000000"/>
-                <w:sz w:val="24"/>
-                <w:szCs w:val="24"/>
-              </w:rPr>
-            </w:pPr>
-          </w:p>
-        </w:tc>
-        <w:tc>
-          <w:tcPr>
-            <w:tcW w:w="3699" w:type="dxa"/>
-          </w:tcPr>
-          <w:p>
-            <w:pPr>
-              <w:rPr>
-                <w:rFonts w:eastAsia="Aptos"/>
-                <w:b/>
-                <w:bCs/>
-                <w:color w:val="000000"/>
-                <w:sz w:val="24"/>
-                <w:szCs w:val="24"/>
-              </w:rPr>
-            </w:pPr>
-          </w:p>
-        </w:tc>
-        <w:tc>
-          <w:tcPr>
-            <w:tcW w:w="3699" w:type="dxa"/>
-          </w:tcPr>
-          <w:p>
-            <w:pPr>
-              <w:rPr>
-                <w:rFonts w:eastAsia="Aptos"/>
-                <w:b/>
-                <w:bCs/>
-                <w:color w:val="000000"/>
-                <w:sz w:val="24"/>
-                <w:szCs w:val="24"/>
-              </w:rPr>
-            </w:pPr>
-          </w:p>
-        </w:tc>
-      </w:tr>
-      <w:tr>
-        <w:tc>
-          <w:tcPr>
-            <w:tcW w:w="3698" w:type="dxa"/>
-          </w:tcPr>
-          <w:p>
-            <w:pPr>
-              <w:rPr>
-                <w:rFonts w:eastAsia="Aptos"/>
-                <w:b/>
-                <w:bCs/>
-                <w:color w:val="000000"/>
-                <w:sz w:val="24"/>
-                <w:szCs w:val="24"/>
-              </w:rPr>
-            </w:pPr>
-          </w:p>
-        </w:tc>
-        <w:tc>
-          <w:tcPr>
-            <w:tcW w:w="3699" w:type="dxa"/>
-          </w:tcPr>
-          <w:p>
-            <w:pPr>
-              <w:rPr>
-                <w:rFonts w:eastAsia="Aptos"/>
-                <w:b/>
-                <w:bCs/>
-                <w:color w:val="000000"/>
-                <w:sz w:val="24"/>
-                <w:szCs w:val="24"/>
-              </w:rPr>
-            </w:pPr>
-          </w:p>
-        </w:tc>
-        <w:tc>
-          <w:tcPr>
-            <w:tcW w:w="3699" w:type="dxa"/>
-          </w:tcPr>
-          <w:p>
-            <w:pPr>
-              <w:rPr>
-                <w:rFonts w:eastAsia="Aptos"/>
-                <w:b/>
-                <w:bCs/>
-                <w:color w:val="000000"/>
-                <w:sz w:val="24"/>
-                <w:szCs w:val="24"/>
-              </w:rPr>
-            </w:pPr>
-          </w:p>
-        </w:tc>
-      </w:tr>
-    </w:tbl>
-    <w:p>
-      <w:pPr>
-        <w:ind w:left="360"/>
-        <w:rPr>
-          <w:rFonts w:eastAsia="Aptos"/>
-          <w:color w:val="000000"/>
-          <w:sz w:val="24"/>
-          <w:szCs w:val="24"/>
-        </w:rPr>
-      </w:pPr>
-    </w:p>
-    <w:tbl>
-      <w:tblPr>
-        <w:tblW w:w="10080" w:type="dxa"/>
-        <w:jc w:val="center"/>
-        <w:tblLayout w:type="fixed"/>
-        <w:tblLook w:val="0400" w:firstRow="0" w:lastRow="0" w:firstColumn="0" w:lastColumn="0" w:noHBand="0" w:noVBand="1"/>
-      </w:tblPr>
-      <w:tblGrid>
-        <w:gridCol w:w="10080"/>
-      </w:tblGrid>
-      <w:tr>
-        <w:trPr>
-          <w:jc w:val="center"/>
-        </w:trPr>
-        <w:tc>
-          <w:tcPr>
-            <w:tcW w:w="10080" w:type="dxa"/>
-            <w:tcBorders>
-              <w:top w:val="single" w:sz="6" w:space="0" w:color="BFBFBF"/>
-              <w:left w:val="single" w:sz="6" w:space="0" w:color="BFBFBF"/>
-              <w:bottom w:val="single" w:sz="6" w:space="0" w:color="BFBFBF"/>
-              <w:right w:val="single" w:sz="6" w:space="0" w:color="BFBFBF"/>
-            </w:tcBorders>
-            <w:shd w:val="clear" w:color="auto" w:fill="F2F2F2"/>
-          </w:tcPr>
-          <w:p>
-            <w:pPr>
-              <w:rPr>
-                <w:sz w:val="24"/>
-                <w:szCs w:val="24"/>
-              </w:rPr>
-            </w:pPr>
-            <w:r>
-              <w:rPr>
-                <w:b/>
-                <w:bCs/>
-                <w:sz w:val="24"/>
-                <w:szCs w:val="24"/>
-              </w:rPr>
-              <w:t>Example 1: Query, retrieved information, and result</w:t>
+              <w:t>Example 2: Query, retrieved information, and result</w:t>
             </w:r>
           </w:p>
         </w:tc>
@@ -2381,7 +4130,7 @@
                 <w:sz w:val="24"/>
                 <w:szCs w:val="24"/>
               </w:rPr>
-              <w:t>Example 2: Query, retrieved information, and result</w:t>
+              <w:t>Example 3 (optional)</w:t>
             </w:r>
           </w:p>
         </w:tc>
@@ -2432,6 +4181,226 @@
                 <w:szCs w:val="24"/>
               </w:rPr>
             </w:pPr>
+          </w:p>
+          <w:p>
+            <w:pPr>
+              <w:spacing w:after="120"/>
+              <w:rPr>
+                <w:sz w:val="24"/>
+                <w:szCs w:val="24"/>
+              </w:rPr>
+            </w:pPr>
+          </w:p>
+        </w:tc>
+      </w:tr>
+    </w:tbl>
+    <w:p/>
+    <w:p>
+      <w:pPr>
+        <w:pStyle w:val="Heading1"/>
+      </w:pPr>
+      <w:r>
+        <w:t xml:space="preserve">Step </w:t>
+      </w:r>
+      <w:r>
+        <w:t xml:space="preserve">6. </w:t>
+      </w:r>
+      <w:r>
+        <w:t>Architectural Impact Analysis</w:t>
+      </w:r>
+    </w:p>
+    <w:p>
+      <w:pPr>
+        <w:pBdr>
+          <w:top w:val="nil"/>
+          <w:left w:val="nil"/>
+          <w:bottom w:val="nil"/>
+          <w:right w:val="nil"/>
+          <w:between w:val="nil"/>
+        </w:pBdr>
+        <w:rPr>
+          <w:rFonts w:eastAsia="Aptos"/>
+          <w:color w:val="000000"/>
+          <w:sz w:val="24"/>
+          <w:szCs w:val="24"/>
+        </w:rPr>
+      </w:pPr>
+      <w:r>
+        <w:rPr>
+          <w:rFonts w:eastAsia="Aptos"/>
+          <w:color w:val="000000"/>
+          <w:sz w:val="24"/>
+          <w:szCs w:val="24"/>
+        </w:rPr>
+        <w:t>Analyze the impact of the retrieval strategy.</w:t>
+      </w:r>
+    </w:p>
+    <w:p>
+      <w:pPr>
+        <w:pStyle w:val="ListParagraph"/>
+        <w:numPr>
+          <w:ilvl w:val="0"/>
+          <w:numId w:val="15"/>
+        </w:numPr>
+        <w:pBdr>
+          <w:top w:val="nil"/>
+          <w:left w:val="nil"/>
+          <w:bottom w:val="nil"/>
+          <w:right w:val="nil"/>
+          <w:between w:val="nil"/>
+        </w:pBdr>
+        <w:rPr>
+          <w:rFonts w:eastAsia="Aptos"/>
+          <w:color w:val="000000"/>
+          <w:sz w:val="24"/>
+          <w:szCs w:val="24"/>
+        </w:rPr>
+      </w:pPr>
+      <w:r>
+        <w:rPr>
+          <w:rFonts w:eastAsia="Aptos"/>
+          <w:color w:val="000000"/>
+          <w:sz w:val="24"/>
+          <w:szCs w:val="24"/>
+        </w:rPr>
+        <w:t>What improved?</w:t>
+      </w:r>
+    </w:p>
+    <w:p>
+      <w:pPr>
+        <w:pStyle w:val="ListParagraph"/>
+        <w:numPr>
+          <w:ilvl w:val="0"/>
+          <w:numId w:val="15"/>
+        </w:numPr>
+        <w:pBdr>
+          <w:top w:val="nil"/>
+          <w:left w:val="nil"/>
+          <w:bottom w:val="nil"/>
+          <w:right w:val="nil"/>
+          <w:between w:val="nil"/>
+        </w:pBdr>
+        <w:rPr>
+          <w:rFonts w:eastAsia="Aptos"/>
+          <w:color w:val="000000"/>
+          <w:sz w:val="24"/>
+          <w:szCs w:val="24"/>
+        </w:rPr>
+      </w:pPr>
+      <w:r>
+        <w:rPr>
+          <w:rFonts w:eastAsia="Aptos"/>
+          <w:color w:val="000000"/>
+          <w:sz w:val="24"/>
+          <w:szCs w:val="24"/>
+        </w:rPr>
+        <w:t>What remained challenging?</w:t>
+      </w:r>
+    </w:p>
+    <w:p>
+      <w:pPr>
+        <w:pStyle w:val="ListParagraph"/>
+        <w:numPr>
+          <w:ilvl w:val="0"/>
+          <w:numId w:val="15"/>
+        </w:numPr>
+        <w:pBdr>
+          <w:top w:val="nil"/>
+          <w:left w:val="nil"/>
+          <w:bottom w:val="nil"/>
+          <w:right w:val="nil"/>
+          <w:between w:val="nil"/>
+        </w:pBdr>
+        <w:rPr>
+          <w:rFonts w:eastAsia="Aptos"/>
+          <w:color w:val="000000"/>
+          <w:sz w:val="24"/>
+          <w:szCs w:val="24"/>
+        </w:rPr>
+      </w:pPr>
+      <w:r>
+        <w:rPr>
+          <w:rFonts w:eastAsia="Aptos"/>
+          <w:color w:val="000000"/>
+          <w:sz w:val="24"/>
+          <w:szCs w:val="24"/>
+        </w:rPr>
+        <w:lastRenderedPageBreak/>
+        <w:t>Did the strategy address the original failure?</w:t>
+      </w:r>
+    </w:p>
+    <w:tbl>
+      <w:tblPr>
+        <w:tblW w:w="10080" w:type="dxa"/>
+        <w:jc w:val="center"/>
+        <w:tblLayout w:type="fixed"/>
+        <w:tblLook w:val="0400" w:firstRow="0" w:lastRow="0" w:firstColumn="0" w:lastColumn="0" w:noHBand="0" w:noVBand="1"/>
+      </w:tblPr>
+      <w:tblGrid>
+        <w:gridCol w:w="10080"/>
+      </w:tblGrid>
+      <w:tr>
+        <w:trPr>
+          <w:jc w:val="center"/>
+        </w:trPr>
+        <w:tc>
+          <w:tcPr>
+            <w:tcW w:w="10080" w:type="dxa"/>
+            <w:tcBorders>
+              <w:top w:val="single" w:sz="6" w:space="0" w:color="BFBFBF"/>
+              <w:left w:val="single" w:sz="6" w:space="0" w:color="BFBFBF"/>
+              <w:bottom w:val="single" w:sz="6" w:space="0" w:color="BFBFBF"/>
+              <w:right w:val="single" w:sz="6" w:space="0" w:color="BFBFBF"/>
+            </w:tcBorders>
+            <w:shd w:val="clear" w:color="auto" w:fill="F2F2F2"/>
+          </w:tcPr>
+          <w:p>
+            <w:pPr>
+              <w:rPr>
+                <w:sz w:val="24"/>
+                <w:szCs w:val="24"/>
+              </w:rPr>
+            </w:pPr>
+            <w:r>
+              <w:rPr>
+                <w:b/>
+                <w:bCs/>
+                <w:sz w:val="24"/>
+                <w:szCs w:val="24"/>
+              </w:rPr>
+              <w:t>Improvements observed</w:t>
+            </w:r>
+          </w:p>
+        </w:tc>
+      </w:tr>
+      <w:tr>
+        <w:trPr>
+          <w:jc w:val="center"/>
+        </w:trPr>
+        <w:tc>
+          <w:tcPr>
+            <w:tcW w:w="10080" w:type="dxa"/>
+            <w:tcBorders>
+              <w:top w:val="single" w:sz="6" w:space="0" w:color="BFBFBF"/>
+              <w:left w:val="single" w:sz="6" w:space="0" w:color="BFBFBF"/>
+              <w:bottom w:val="single" w:sz="6" w:space="0" w:color="BFBFBF"/>
+              <w:right w:val="single" w:sz="6" w:space="0" w:color="BFBFBF"/>
+            </w:tcBorders>
+          </w:tcPr>
+          <w:p>
+            <w:pPr>
+              <w:rPr>
+                <w:sz w:val="24"/>
+                <w:szCs w:val="24"/>
+              </w:rPr>
+            </w:pPr>
+            <w:r>
+              <w:rPr>
+                <w:sz w:val="24"/>
+                <w:szCs w:val="24"/>
+              </w:rPr>
+              <w:t>Response:</w:t>
+            </w:r>
           </w:p>
           <w:p>
             <w:pPr>
@@ -2485,7 +4454,7 @@
                 <w:sz w:val="24"/>
                 <w:szCs w:val="24"/>
               </w:rPr>
-              <w:t>Example 3 (optional)</w:t>
+              <w:t>Remaining limitations or challenges</w:t>
             </w:r>
           </w:p>
         </w:tc>
@@ -2528,160 +4497,16 @@
               </w:rPr>
             </w:pPr>
           </w:p>
-          <w:p>
-            <w:pPr>
-              <w:spacing w:after="120"/>
-              <w:rPr>
-                <w:sz w:val="24"/>
-                <w:szCs w:val="24"/>
-              </w:rPr>
-            </w:pPr>
-          </w:p>
-          <w:p>
-            <w:pPr>
-              <w:spacing w:after="120"/>
-              <w:rPr>
-                <w:sz w:val="24"/>
-                <w:szCs w:val="24"/>
-              </w:rPr>
-            </w:pPr>
-          </w:p>
         </w:tc>
       </w:tr>
     </w:tbl>
-    <w:p/>
     <w:p>
       <w:pPr>
-        <w:pStyle w:val="Heading1"/>
-      </w:pPr>
-      <w:r>
-        <w:t xml:space="preserve">Step </w:t>
-      </w:r>
-      <w:r>
-        <w:t xml:space="preserve">6. </w:t>
-      </w:r>
-      <w:r>
-        <w:t>Architectural Impact Analysis</w:t>
-      </w:r>
-    </w:p>
-    <w:p>
-      <w:pPr>
-        <w:pBdr>
-          <w:top w:val="nil"/>
-          <w:left w:val="nil"/>
-          <w:bottom w:val="nil"/>
-          <w:right w:val="nil"/>
-          <w:between w:val="nil"/>
-        </w:pBdr>
-        <w:rPr>
-          <w:rFonts w:eastAsia="Aptos"/>
-          <w:color w:val="000000"/>
+        <w:rPr>
           <w:sz w:val="24"/>
           <w:szCs w:val="24"/>
         </w:rPr>
       </w:pPr>
-      <w:r>
-        <w:rPr>
-          <w:rFonts w:eastAsia="Aptos"/>
-          <w:color w:val="000000"/>
-          <w:sz w:val="24"/>
-          <w:szCs w:val="24"/>
-        </w:rPr>
-        <w:t>Analyze the impact of the retrieval strategy.</w:t>
-      </w:r>
-    </w:p>
-    <w:p>
-      <w:pPr>
-        <w:pStyle w:val="ListParagraph"/>
-        <w:numPr>
-          <w:ilvl w:val="0"/>
-          <w:numId w:val="15"/>
-        </w:numPr>
-        <w:pBdr>
-          <w:top w:val="nil"/>
-          <w:left w:val="nil"/>
-          <w:bottom w:val="nil"/>
-          <w:right w:val="nil"/>
-          <w:between w:val="nil"/>
-        </w:pBdr>
-        <w:rPr>
-          <w:rFonts w:eastAsia="Aptos"/>
-          <w:color w:val="000000"/>
-          <w:sz w:val="24"/>
-          <w:szCs w:val="24"/>
-        </w:rPr>
-      </w:pPr>
-      <w:r>
-        <w:rPr>
-          <w:rFonts w:eastAsia="Aptos"/>
-          <w:color w:val="000000"/>
-          <w:sz w:val="24"/>
-          <w:szCs w:val="24"/>
-        </w:rPr>
-        <w:t>What improved?</w:t>
-      </w:r>
-    </w:p>
-    <w:p>
-      <w:pPr>
-        <w:pStyle w:val="ListParagraph"/>
-        <w:numPr>
-          <w:ilvl w:val="0"/>
-          <w:numId w:val="15"/>
-        </w:numPr>
-        <w:pBdr>
-          <w:top w:val="nil"/>
-          <w:left w:val="nil"/>
-          <w:bottom w:val="nil"/>
-          <w:right w:val="nil"/>
-          <w:between w:val="nil"/>
-        </w:pBdr>
-        <w:rPr>
-          <w:rFonts w:eastAsia="Aptos"/>
-          <w:color w:val="000000"/>
-          <w:sz w:val="24"/>
-          <w:szCs w:val="24"/>
-        </w:rPr>
-      </w:pPr>
-      <w:r>
-        <w:rPr>
-          <w:rFonts w:eastAsia="Aptos"/>
-          <w:color w:val="000000"/>
-          <w:sz w:val="24"/>
-          <w:szCs w:val="24"/>
-        </w:rPr>
-        <w:t>What remained challenging?</w:t>
-      </w:r>
-    </w:p>
-    <w:p>
-      <w:pPr>
-        <w:pStyle w:val="ListParagraph"/>
-        <w:numPr>
-          <w:ilvl w:val="0"/>
-          <w:numId w:val="15"/>
-        </w:numPr>
-        <w:pBdr>
-          <w:top w:val="nil"/>
-          <w:left w:val="nil"/>
-          <w:bottom w:val="nil"/>
-          <w:right w:val="nil"/>
-          <w:between w:val="nil"/>
-        </w:pBdr>
-        <w:rPr>
-          <w:rFonts w:eastAsia="Aptos"/>
-          <w:color w:val="000000"/>
-          <w:sz w:val="24"/>
-          <w:szCs w:val="24"/>
-        </w:rPr>
-      </w:pPr>
-      <w:r>
-        <w:rPr>
-          <w:rFonts w:eastAsia="Aptos"/>
-          <w:color w:val="000000"/>
-          <w:sz w:val="24"/>
-          <w:szCs w:val="24"/>
-        </w:rPr>
-        <w:t>Did the strategy address the original failure?</w:t>
-      </w:r>
     </w:p>
     <w:tbl>
       <w:tblPr>
@@ -2722,7 +4547,7 @@
                 <w:sz w:val="24"/>
                 <w:szCs w:val="24"/>
               </w:rPr>
-              <w:t>Improvements observed</w:t>
+              <w:t>Did the strategy address the original failure?</w:t>
             </w:r>
           </w:p>
         </w:tc>
@@ -2769,192 +4594,12 @@
       </w:tr>
     </w:tbl>
     <w:p/>
-    <w:tbl>
-      <w:tblPr>
-        <w:tblW w:w="10080" w:type="dxa"/>
-        <w:jc w:val="center"/>
-        <w:tblLayout w:type="fixed"/>
-        <w:tblLook w:val="0400" w:firstRow="0" w:lastRow="0" w:firstColumn="0" w:lastColumn="0" w:noHBand="0" w:noVBand="1"/>
-      </w:tblPr>
-      <w:tblGrid>
-        <w:gridCol w:w="10080"/>
-      </w:tblGrid>
-      <w:tr>
-        <w:trPr>
-          <w:jc w:val="center"/>
-        </w:trPr>
-        <w:tc>
-          <w:tcPr>
-            <w:tcW w:w="10080" w:type="dxa"/>
-            <w:tcBorders>
-              <w:top w:val="single" w:sz="6" w:space="0" w:color="BFBFBF"/>
-              <w:left w:val="single" w:sz="6" w:space="0" w:color="BFBFBF"/>
-              <w:bottom w:val="single" w:sz="6" w:space="0" w:color="BFBFBF"/>
-              <w:right w:val="single" w:sz="6" w:space="0" w:color="BFBFBF"/>
-            </w:tcBorders>
-            <w:shd w:val="clear" w:color="auto" w:fill="F2F2F2"/>
-          </w:tcPr>
-          <w:p>
-            <w:pPr>
-              <w:rPr>
-                <w:sz w:val="24"/>
-                <w:szCs w:val="24"/>
-              </w:rPr>
-            </w:pPr>
-            <w:r>
-              <w:rPr>
-                <w:b/>
-                <w:bCs/>
-                <w:sz w:val="24"/>
-                <w:szCs w:val="24"/>
-              </w:rPr>
-              <w:t>Remaining limitations or challenges</w:t>
-            </w:r>
-          </w:p>
-        </w:tc>
-      </w:tr>
-      <w:tr>
-        <w:trPr>
-          <w:jc w:val="center"/>
-        </w:trPr>
-        <w:tc>
-          <w:tcPr>
-            <w:tcW w:w="10080" w:type="dxa"/>
-            <w:tcBorders>
-              <w:top w:val="single" w:sz="6" w:space="0" w:color="BFBFBF"/>
-              <w:left w:val="single" w:sz="6" w:space="0" w:color="BFBFBF"/>
-              <w:bottom w:val="single" w:sz="6" w:space="0" w:color="BFBFBF"/>
-              <w:right w:val="single" w:sz="6" w:space="0" w:color="BFBFBF"/>
-            </w:tcBorders>
-          </w:tcPr>
-          <w:p>
-            <w:pPr>
-              <w:rPr>
-                <w:sz w:val="24"/>
-                <w:szCs w:val="24"/>
-              </w:rPr>
-            </w:pPr>
-            <w:r>
-              <w:rPr>
-                <w:sz w:val="24"/>
-                <w:szCs w:val="24"/>
-              </w:rPr>
-              <w:t>Response:</w:t>
-            </w:r>
-          </w:p>
-          <w:p>
-            <w:pPr>
-              <w:spacing w:after="120"/>
-              <w:rPr>
-                <w:sz w:val="24"/>
-                <w:szCs w:val="24"/>
-              </w:rPr>
-            </w:pPr>
-          </w:p>
-        </w:tc>
-      </w:tr>
-    </w:tbl>
-    <w:p>
-      <w:pPr>
-        <w:rPr>
-          <w:sz w:val="24"/>
-          <w:szCs w:val="24"/>
-        </w:rPr>
-      </w:pPr>
-    </w:p>
-    <w:tbl>
-      <w:tblPr>
-        <w:tblW w:w="10080" w:type="dxa"/>
-        <w:jc w:val="center"/>
-        <w:tblLayout w:type="fixed"/>
-        <w:tblLook w:val="0400" w:firstRow="0" w:lastRow="0" w:firstColumn="0" w:lastColumn="0" w:noHBand="0" w:noVBand="1"/>
-      </w:tblPr>
-      <w:tblGrid>
-        <w:gridCol w:w="10080"/>
-      </w:tblGrid>
-      <w:tr>
-        <w:trPr>
-          <w:jc w:val="center"/>
-        </w:trPr>
-        <w:tc>
-          <w:tcPr>
-            <w:tcW w:w="10080" w:type="dxa"/>
-            <w:tcBorders>
-              <w:top w:val="single" w:sz="6" w:space="0" w:color="BFBFBF"/>
-              <w:left w:val="single" w:sz="6" w:space="0" w:color="BFBFBF"/>
-              <w:bottom w:val="single" w:sz="6" w:space="0" w:color="BFBFBF"/>
-              <w:right w:val="single" w:sz="6" w:space="0" w:color="BFBFBF"/>
-            </w:tcBorders>
-            <w:shd w:val="clear" w:color="auto" w:fill="F2F2F2"/>
-          </w:tcPr>
-          <w:p>
-            <w:pPr>
-              <w:rPr>
-                <w:sz w:val="24"/>
-                <w:szCs w:val="24"/>
-              </w:rPr>
-            </w:pPr>
-            <w:r>
-              <w:rPr>
-                <w:b/>
-                <w:bCs/>
-                <w:sz w:val="24"/>
-                <w:szCs w:val="24"/>
-              </w:rPr>
-              <w:t>Did the strategy address the original failure?</w:t>
-            </w:r>
-          </w:p>
-        </w:tc>
-      </w:tr>
-      <w:tr>
-        <w:trPr>
-          <w:jc w:val="center"/>
-        </w:trPr>
-        <w:tc>
-          <w:tcPr>
-            <w:tcW w:w="10080" w:type="dxa"/>
-            <w:tcBorders>
-              <w:top w:val="single" w:sz="6" w:space="0" w:color="BFBFBF"/>
-              <w:left w:val="single" w:sz="6" w:space="0" w:color="BFBFBF"/>
-              <w:bottom w:val="single" w:sz="6" w:space="0" w:color="BFBFBF"/>
-              <w:right w:val="single" w:sz="6" w:space="0" w:color="BFBFBF"/>
-            </w:tcBorders>
-          </w:tcPr>
-          <w:p>
-            <w:pPr>
-              <w:rPr>
-                <w:sz w:val="24"/>
-                <w:szCs w:val="24"/>
-              </w:rPr>
-            </w:pPr>
-            <w:r>
-              <w:rPr>
-                <w:sz w:val="24"/>
-                <w:szCs w:val="24"/>
-              </w:rPr>
-              <w:t>Response:</w:t>
-            </w:r>
-          </w:p>
-          <w:p>
-            <w:pPr>
-              <w:spacing w:after="120"/>
-              <w:rPr>
-                <w:sz w:val="24"/>
-                <w:szCs w:val="24"/>
-              </w:rPr>
-            </w:pPr>
-          </w:p>
-        </w:tc>
-      </w:tr>
-    </w:tbl>
-    <w:p/>
     <w:p/>
     <w:p>
       <w:pPr>
         <w:pStyle w:val="Heading1"/>
       </w:pPr>
       <w:r>
-        <w:lastRenderedPageBreak/>
         <w:t xml:space="preserve">Step </w:t>
       </w:r>
       <w:r>
@@ -3190,6 +4835,7 @@
                 <w:sz w:val="24"/>
                 <w:szCs w:val="24"/>
               </w:rPr>
+              <w:lastRenderedPageBreak/>
               <w:t>Specific improvements or next steps</w:t>
             </w:r>
           </w:p>
@@ -3295,10 +4941,10 @@
       </w:r>
     </w:p>
     <w:sectPr>
-      <w:headerReference w:type="even" r:id="rId8"/>
-      <w:headerReference w:type="default" r:id="rId9"/>
-      <w:footerReference w:type="default" r:id="rId10"/>
-      <w:headerReference w:type="first" r:id="rId11"/>
+      <w:headerReference w:type="even" r:id="rId17"/>
+      <w:headerReference w:type="default" r:id="rId18"/>
+      <w:footerReference w:type="default" r:id="rId19"/>
+      <w:headerReference w:type="first" r:id="rId20"/>
       <w:pgSz w:w="12240" w:h="15840"/>
       <w:pgMar w:top="1440" w:right="567" w:bottom="1440" w:left="567" w:header="57" w:footer="170" w:gutter="0"/>
       <w:pgNumType w:start="1"/>
@@ -3343,19 +4989,8 @@
         <w:sz w:val="22"/>
         <w:szCs w:val="22"/>
       </w:rPr>
-      <w:t xml:space="preserve">© MIT </w:t>
+      <w:t>© MIT xPRO</w:t>
     </w:r>
-    <w:proofErr w:type="spellStart"/>
-    <w:r>
-      <w:rPr>
-        <w:rFonts w:ascii="Calibri" w:eastAsia="Calibri" w:hAnsi="Calibri" w:cs="Calibri"/>
-        <w:color w:val="000000"/>
-        <w:sz w:val="22"/>
-        <w:szCs w:val="22"/>
-      </w:rPr>
-      <w:t>xPRO</w:t>
-    </w:r>
-    <w:proofErr w:type="spellEnd"/>
     <w:r>
       <w:rPr>
         <w:rFonts w:ascii="Calibri" w:eastAsia="Calibri" w:hAnsi="Calibri" w:cs="Calibri"/>
@@ -4024,6 +5659,451 @@
 <file path=word/numbering.xml><?xml version="1.0" encoding="utf-8"?>
 <w:numbering xmlns:wpc="http://schemas.microsoft.com/office/word/2010/wordprocessingCanvas" xmlns:cx="http://schemas.microsoft.com/office/drawing/2014/chartex" xmlns:cx1="http://schemas.microsoft.com/office/drawing/2015/9/8/chartex" xmlns:cx2="http://schemas.microsoft.com/office/drawing/2015/10/21/chartex" xmlns:cx3="http://schemas.microsoft.com/office/drawing/2016/5/9/chartex" xmlns:cx4="http://schemas.microsoft.com/office/drawing/2016/5/10/chartex" xmlns:cx5="http://schemas.microsoft.com/office/drawing/2016/5/11/chartex" xmlns:cx6="http://schemas.microsoft.com/office/drawing/2016/5/12/chartex" xmlns:cx7="http://schemas.microsoft.com/office/drawing/2016/5/13/chartex" xmlns:cx8="http://schemas.microsoft.com/office/drawing/2016/5/14/chartex" xmlns:mc="http://schemas.openxmlformats.org/markup-compatibility/2006" xmlns:aink="http://schemas.microsoft.com/office/drawing/2016/ink" xmlns:am3d="http://schemas.microsoft.com/office/drawing/2017/model3d" xmlns:o="urn:schemas-microsoft-com:office:office" xmlns:oel="http://schemas.microsoft.com/office/2019/extlst" xmlns:r="http://schemas.openxmlformats.org/officeDocument/2006/relationships" xmlns:m="http://schemas.openxmlformats.org/officeDocument/2006/math" xmlns:v="urn:schemas-microsoft-com:vml" xmlns:wp14="http://schemas.microsoft.com/office/word/2010/wordprocessingDrawing" xmlns:wp="http://schemas.openxmlformats.org/drawingml/2006/wordprocessingDrawing" xmlns:w10="urn:schemas-microsoft-com:office:word" xmlns:w="http://schemas.openxmlformats.org/wordprocessingml/2006/main" xmlns:w14="http://schemas.microsoft.com/office/word/2010/wordml" xmlns:w15="http://schemas.microsoft.com/office/word/2012/wordml" xmlns:w16cex="http://schemas.microsoft.com/office/word/2018/wordml/cex" xmlns:w16cid="http://schemas.microsoft.com/office/word/2016/wordml/cid" xmlns:w16="http://schemas.microsoft.com/office/word/2018/wordml" xmlns:w16du="http://schemas.microsoft.com/office/word/2023/wordml/word16du" xmlns:w16sdtdh="http://schemas.microsoft.com/office/word/2020/wordml/sdtdatahash" xmlns:w16sdtfl="http://schemas.microsoft.com/office/word/2024/wordml/sdtformatlock" xmlns:w16se="http://schemas.microsoft.com/office/word/2015/wordml/symex" xmlns:wpg="http://schemas.microsoft.com/office/word/2010/wordprocessingGroup" xmlns:wpi="http://schemas.microsoft.com/office/word/2010/wordprocessingInk" xmlns:wne="http://schemas.microsoft.com/office/word/2006/wordml" xmlns:wps="http://schemas.microsoft.com/office/word/2010/wordprocessingShape" mc:Ignorable="w14 w15 w16se w16cid w16 w16cex w16sdtdh w16sdtfl w16du wp14">
   <w:abstractNum w:abstractNumId="0" w15:restartNumberingAfterBreak="0">
+    <w:nsid w:val="0868306E"/>
+    <w:multiLevelType w:val="hybridMultilevel"/>
+    <w:tmpl w:val="9300CF1A"/>
+    <w:lvl w:ilvl="0" w:tplc="B4B620FC">
+      <w:start w:val="1"/>
+      <w:numFmt w:val="decimal"/>
+      <w:lvlText w:val="(%1)"/>
+      <w:lvlJc w:val="left"/>
+      <w:pPr>
+        <w:ind w:left="720" w:hanging="360"/>
+      </w:pPr>
+      <w:rPr>
+        <w:rFonts w:hint="default"/>
+      </w:rPr>
+    </w:lvl>
+    <w:lvl w:ilvl="1" w:tplc="04090019" w:tentative="1">
+      <w:start w:val="1"/>
+      <w:numFmt w:val="lowerLetter"/>
+      <w:lvlText w:val="%2."/>
+      <w:lvlJc w:val="left"/>
+      <w:pPr>
+        <w:ind w:left="1440" w:hanging="360"/>
+      </w:pPr>
+    </w:lvl>
+    <w:lvl w:ilvl="2" w:tplc="0409001B" w:tentative="1">
+      <w:start w:val="1"/>
+      <w:numFmt w:val="lowerRoman"/>
+      <w:lvlText w:val="%3."/>
+      <w:lvlJc w:val="right"/>
+      <w:pPr>
+        <w:ind w:left="2160" w:hanging="180"/>
+      </w:pPr>
+    </w:lvl>
+    <w:lvl w:ilvl="3" w:tplc="0409000F" w:tentative="1">
+      <w:start w:val="1"/>
+      <w:numFmt w:val="decimal"/>
+      <w:lvlText w:val="%4."/>
+      <w:lvlJc w:val="left"/>
+      <w:pPr>
+        <w:ind w:left="2880" w:hanging="360"/>
+      </w:pPr>
+    </w:lvl>
+    <w:lvl w:ilvl="4" w:tplc="04090019" w:tentative="1">
+      <w:start w:val="1"/>
+      <w:numFmt w:val="lowerLetter"/>
+      <w:lvlText w:val="%5."/>
+      <w:lvlJc w:val="left"/>
+      <w:pPr>
+        <w:ind w:left="3600" w:hanging="360"/>
+      </w:pPr>
+    </w:lvl>
+    <w:lvl w:ilvl="5" w:tplc="0409001B" w:tentative="1">
+      <w:start w:val="1"/>
+      <w:numFmt w:val="lowerRoman"/>
+      <w:lvlText w:val="%6."/>
+      <w:lvlJc w:val="right"/>
+      <w:pPr>
+        <w:ind w:left="4320" w:hanging="180"/>
+      </w:pPr>
+    </w:lvl>
+    <w:lvl w:ilvl="6" w:tplc="0409000F" w:tentative="1">
+      <w:start w:val="1"/>
+      <w:numFmt w:val="decimal"/>
+      <w:lvlText w:val="%7."/>
+      <w:lvlJc w:val="left"/>
+      <w:pPr>
+        <w:ind w:left="5040" w:hanging="360"/>
+      </w:pPr>
+    </w:lvl>
+    <w:lvl w:ilvl="7" w:tplc="04090019" w:tentative="1">
+      <w:start w:val="1"/>
+      <w:numFmt w:val="lowerLetter"/>
+      <w:lvlText w:val="%8."/>
+      <w:lvlJc w:val="left"/>
+      <w:pPr>
+        <w:ind w:left="5760" w:hanging="360"/>
+      </w:pPr>
+    </w:lvl>
+    <w:lvl w:ilvl="8" w:tplc="0409001B" w:tentative="1">
+      <w:start w:val="1"/>
+      <w:numFmt w:val="lowerRoman"/>
+      <w:lvlText w:val="%9."/>
+      <w:lvlJc w:val="right"/>
+      <w:pPr>
+        <w:ind w:left="6480" w:hanging="180"/>
+      </w:pPr>
+    </w:lvl>
+  </w:abstractNum>
+  <w:abstractNum w:abstractNumId="1" w15:restartNumberingAfterBreak="0">
+    <w:nsid w:val="0A06392F"/>
+    <w:multiLevelType w:val="hybridMultilevel"/>
+    <w:tmpl w:val="59A68698"/>
+    <w:lvl w:ilvl="0" w:tplc="77A0C8BC">
+      <w:start w:val="1"/>
+      <w:numFmt w:val="decimal"/>
+      <w:lvlText w:val="(%1)"/>
+      <w:lvlJc w:val="left"/>
+      <w:pPr>
+        <w:ind w:left="720" w:hanging="360"/>
+      </w:pPr>
+      <w:rPr>
+        <w:rFonts w:hint="default"/>
+      </w:rPr>
+    </w:lvl>
+    <w:lvl w:ilvl="1" w:tplc="04090019" w:tentative="1">
+      <w:start w:val="1"/>
+      <w:numFmt w:val="lowerLetter"/>
+      <w:lvlText w:val="%2."/>
+      <w:lvlJc w:val="left"/>
+      <w:pPr>
+        <w:ind w:left="1440" w:hanging="360"/>
+      </w:pPr>
+    </w:lvl>
+    <w:lvl w:ilvl="2" w:tplc="0409001B" w:tentative="1">
+      <w:start w:val="1"/>
+      <w:numFmt w:val="lowerRoman"/>
+      <w:lvlText w:val="%3."/>
+      <w:lvlJc w:val="right"/>
+      <w:pPr>
+        <w:ind w:left="2160" w:hanging="180"/>
+      </w:pPr>
+    </w:lvl>
+    <w:lvl w:ilvl="3" w:tplc="0409000F" w:tentative="1">
+      <w:start w:val="1"/>
+      <w:numFmt w:val="decimal"/>
+      <w:lvlText w:val="%4."/>
+      <w:lvlJc w:val="left"/>
+      <w:pPr>
+        <w:ind w:left="2880" w:hanging="360"/>
+      </w:pPr>
+    </w:lvl>
+    <w:lvl w:ilvl="4" w:tplc="04090019" w:tentative="1">
+      <w:start w:val="1"/>
+      <w:numFmt w:val="lowerLetter"/>
+      <w:lvlText w:val="%5."/>
+      <w:lvlJc w:val="left"/>
+      <w:pPr>
+        <w:ind w:left="3600" w:hanging="360"/>
+      </w:pPr>
+    </w:lvl>
+    <w:lvl w:ilvl="5" w:tplc="0409001B" w:tentative="1">
+      <w:start w:val="1"/>
+      <w:numFmt w:val="lowerRoman"/>
+      <w:lvlText w:val="%6."/>
+      <w:lvlJc w:val="right"/>
+      <w:pPr>
+        <w:ind w:left="4320" w:hanging="180"/>
+      </w:pPr>
+    </w:lvl>
+    <w:lvl w:ilvl="6" w:tplc="0409000F" w:tentative="1">
+      <w:start w:val="1"/>
+      <w:numFmt w:val="decimal"/>
+      <w:lvlText w:val="%7."/>
+      <w:lvlJc w:val="left"/>
+      <w:pPr>
+        <w:ind w:left="5040" w:hanging="360"/>
+      </w:pPr>
+    </w:lvl>
+    <w:lvl w:ilvl="7" w:tplc="04090019" w:tentative="1">
+      <w:start w:val="1"/>
+      <w:numFmt w:val="lowerLetter"/>
+      <w:lvlText w:val="%8."/>
+      <w:lvlJc w:val="left"/>
+      <w:pPr>
+        <w:ind w:left="5760" w:hanging="360"/>
+      </w:pPr>
+    </w:lvl>
+    <w:lvl w:ilvl="8" w:tplc="0409001B" w:tentative="1">
+      <w:start w:val="1"/>
+      <w:numFmt w:val="lowerRoman"/>
+      <w:lvlText w:val="%9."/>
+      <w:lvlJc w:val="right"/>
+      <w:pPr>
+        <w:ind w:left="6480" w:hanging="180"/>
+      </w:pPr>
+    </w:lvl>
+  </w:abstractNum>
+  <w:abstractNum w:abstractNumId="2" w15:restartNumberingAfterBreak="0">
+    <w:nsid w:val="11A63F36"/>
+    <w:multiLevelType w:val="hybridMultilevel"/>
+    <w:tmpl w:val="9300CF1A"/>
+    <w:lvl w:ilvl="0" w:tplc="FFFFFFFF">
+      <w:start w:val="1"/>
+      <w:numFmt w:val="decimal"/>
+      <w:lvlText w:val="(%1)"/>
+      <w:lvlJc w:val="left"/>
+      <w:pPr>
+        <w:ind w:left="720" w:hanging="360"/>
+      </w:pPr>
+      <w:rPr>
+        <w:rFonts w:hint="default"/>
+      </w:rPr>
+    </w:lvl>
+    <w:lvl w:ilvl="1" w:tplc="FFFFFFFF" w:tentative="1">
+      <w:start w:val="1"/>
+      <w:numFmt w:val="lowerLetter"/>
+      <w:lvlText w:val="%2."/>
+      <w:lvlJc w:val="left"/>
+      <w:pPr>
+        <w:ind w:left="1440" w:hanging="360"/>
+      </w:pPr>
+    </w:lvl>
+    <w:lvl w:ilvl="2" w:tplc="FFFFFFFF" w:tentative="1">
+      <w:start w:val="1"/>
+      <w:numFmt w:val="lowerRoman"/>
+      <w:lvlText w:val="%3."/>
+      <w:lvlJc w:val="right"/>
+      <w:pPr>
+        <w:ind w:left="2160" w:hanging="180"/>
+      </w:pPr>
+    </w:lvl>
+    <w:lvl w:ilvl="3" w:tplc="FFFFFFFF" w:tentative="1">
+      <w:start w:val="1"/>
+      <w:numFmt w:val="decimal"/>
+      <w:lvlText w:val="%4."/>
+      <w:lvlJc w:val="left"/>
+      <w:pPr>
+        <w:ind w:left="2880" w:hanging="360"/>
+      </w:pPr>
+    </w:lvl>
+    <w:lvl w:ilvl="4" w:tplc="FFFFFFFF" w:tentative="1">
+      <w:start w:val="1"/>
+      <w:numFmt w:val="lowerLetter"/>
+      <w:lvlText w:val="%5."/>
+      <w:lvlJc w:val="left"/>
+      <w:pPr>
+        <w:ind w:left="3600" w:hanging="360"/>
+      </w:pPr>
+    </w:lvl>
+    <w:lvl w:ilvl="5" w:tplc="FFFFFFFF" w:tentative="1">
+      <w:start w:val="1"/>
+      <w:numFmt w:val="lowerRoman"/>
+      <w:lvlText w:val="%6."/>
+      <w:lvlJc w:val="right"/>
+      <w:pPr>
+        <w:ind w:left="4320" w:hanging="180"/>
+      </w:pPr>
+    </w:lvl>
+    <w:lvl w:ilvl="6" w:tplc="FFFFFFFF" w:tentative="1">
+      <w:start w:val="1"/>
+      <w:numFmt w:val="decimal"/>
+      <w:lvlText w:val="%7."/>
+      <w:lvlJc w:val="left"/>
+      <w:pPr>
+        <w:ind w:left="5040" w:hanging="360"/>
+      </w:pPr>
+    </w:lvl>
+    <w:lvl w:ilvl="7" w:tplc="FFFFFFFF" w:tentative="1">
+      <w:start w:val="1"/>
+      <w:numFmt w:val="lowerLetter"/>
+      <w:lvlText w:val="%8."/>
+      <w:lvlJc w:val="left"/>
+      <w:pPr>
+        <w:ind w:left="5760" w:hanging="360"/>
+      </w:pPr>
+    </w:lvl>
+    <w:lvl w:ilvl="8" w:tplc="FFFFFFFF" w:tentative="1">
+      <w:start w:val="1"/>
+      <w:numFmt w:val="lowerRoman"/>
+      <w:lvlText w:val="%9."/>
+      <w:lvlJc w:val="right"/>
+      <w:pPr>
+        <w:ind w:left="6480" w:hanging="180"/>
+      </w:pPr>
+    </w:lvl>
+  </w:abstractNum>
+  <w:abstractNum w:abstractNumId="3" w15:restartNumberingAfterBreak="0">
+    <w:nsid w:val="154E7FE2"/>
+    <w:multiLevelType w:val="hybridMultilevel"/>
+    <w:tmpl w:val="8F74F924"/>
+    <w:lvl w:ilvl="0" w:tplc="FFFFFFFF">
+      <w:start w:val="1"/>
+      <w:numFmt w:val="decimal"/>
+      <w:lvlText w:val="(%1)"/>
+      <w:lvlJc w:val="left"/>
+      <w:pPr>
+        <w:ind w:left="720" w:hanging="360"/>
+      </w:pPr>
+      <w:rPr>
+        <w:rFonts w:hint="default"/>
+      </w:rPr>
+    </w:lvl>
+    <w:lvl w:ilvl="1" w:tplc="FFFFFFFF" w:tentative="1">
+      <w:start w:val="1"/>
+      <w:numFmt w:val="lowerLetter"/>
+      <w:lvlText w:val="%2."/>
+      <w:lvlJc w:val="left"/>
+      <w:pPr>
+        <w:ind w:left="1440" w:hanging="360"/>
+      </w:pPr>
+    </w:lvl>
+    <w:lvl w:ilvl="2" w:tplc="FFFFFFFF" w:tentative="1">
+      <w:start w:val="1"/>
+      <w:numFmt w:val="lowerRoman"/>
+      <w:lvlText w:val="%3."/>
+      <w:lvlJc w:val="right"/>
+      <w:pPr>
+        <w:ind w:left="2160" w:hanging="180"/>
+      </w:pPr>
+    </w:lvl>
+    <w:lvl w:ilvl="3" w:tplc="FFFFFFFF" w:tentative="1">
+      <w:start w:val="1"/>
+      <w:numFmt w:val="decimal"/>
+      <w:lvlText w:val="%4."/>
+      <w:lvlJc w:val="left"/>
+      <w:pPr>
+        <w:ind w:left="2880" w:hanging="360"/>
+      </w:pPr>
+    </w:lvl>
+    <w:lvl w:ilvl="4" w:tplc="FFFFFFFF" w:tentative="1">
+      <w:start w:val="1"/>
+      <w:numFmt w:val="lowerLetter"/>
+      <w:lvlText w:val="%5."/>
+      <w:lvlJc w:val="left"/>
+      <w:pPr>
+        <w:ind w:left="3600" w:hanging="360"/>
+      </w:pPr>
+    </w:lvl>
+    <w:lvl w:ilvl="5" w:tplc="FFFFFFFF" w:tentative="1">
+      <w:start w:val="1"/>
+      <w:numFmt w:val="lowerRoman"/>
+      <w:lvlText w:val="%6."/>
+      <w:lvlJc w:val="right"/>
+      <w:pPr>
+        <w:ind w:left="4320" w:hanging="180"/>
+      </w:pPr>
+    </w:lvl>
+    <w:lvl w:ilvl="6" w:tplc="FFFFFFFF" w:tentative="1">
+      <w:start w:val="1"/>
+      <w:numFmt w:val="decimal"/>
+      <w:lvlText w:val="%7."/>
+      <w:lvlJc w:val="left"/>
+      <w:pPr>
+        <w:ind w:left="5040" w:hanging="360"/>
+      </w:pPr>
+    </w:lvl>
+    <w:lvl w:ilvl="7" w:tplc="FFFFFFFF" w:tentative="1">
+      <w:start w:val="1"/>
+      <w:numFmt w:val="lowerLetter"/>
+      <w:lvlText w:val="%8."/>
+      <w:lvlJc w:val="left"/>
+      <w:pPr>
+        <w:ind w:left="5760" w:hanging="360"/>
+      </w:pPr>
+    </w:lvl>
+    <w:lvl w:ilvl="8" w:tplc="FFFFFFFF" w:tentative="1">
+      <w:start w:val="1"/>
+      <w:numFmt w:val="lowerRoman"/>
+      <w:lvlText w:val="%9."/>
+      <w:lvlJc w:val="right"/>
+      <w:pPr>
+        <w:ind w:left="6480" w:hanging="180"/>
+      </w:pPr>
+    </w:lvl>
+  </w:abstractNum>
+  <w:abstractNum w:abstractNumId="4" w15:restartNumberingAfterBreak="0">
+    <w:nsid w:val="15BA29EE"/>
+    <w:multiLevelType w:val="hybridMultilevel"/>
+    <w:tmpl w:val="B42684C2"/>
+    <w:lvl w:ilvl="0" w:tplc="B63CCCFE">
+      <w:start w:val="1"/>
+      <w:numFmt w:val="decimal"/>
+      <w:lvlText w:val="(%1)"/>
+      <w:lvlJc w:val="left"/>
+      <w:pPr>
+        <w:ind w:left="720" w:hanging="360"/>
+      </w:pPr>
+      <w:rPr>
+        <w:rFonts w:hint="default"/>
+      </w:rPr>
+    </w:lvl>
+    <w:lvl w:ilvl="1" w:tplc="04090019" w:tentative="1">
+      <w:start w:val="1"/>
+      <w:numFmt w:val="lowerLetter"/>
+      <w:lvlText w:val="%2."/>
+      <w:lvlJc w:val="left"/>
+      <w:pPr>
+        <w:ind w:left="1440" w:hanging="360"/>
+      </w:pPr>
+    </w:lvl>
+    <w:lvl w:ilvl="2" w:tplc="0409001B" w:tentative="1">
+      <w:start w:val="1"/>
+      <w:numFmt w:val="lowerRoman"/>
+      <w:lvlText w:val="%3."/>
+      <w:lvlJc w:val="right"/>
+      <w:pPr>
+        <w:ind w:left="2160" w:hanging="180"/>
+      </w:pPr>
+    </w:lvl>
+    <w:lvl w:ilvl="3" w:tplc="0409000F" w:tentative="1">
+      <w:start w:val="1"/>
+      <w:numFmt w:val="decimal"/>
+      <w:lvlText w:val="%4."/>
+      <w:lvlJc w:val="left"/>
+      <w:pPr>
+        <w:ind w:left="2880" w:hanging="360"/>
+      </w:pPr>
+    </w:lvl>
+    <w:lvl w:ilvl="4" w:tplc="04090019" w:tentative="1">
+      <w:start w:val="1"/>
+      <w:numFmt w:val="lowerLetter"/>
+      <w:lvlText w:val="%5."/>
+      <w:lvlJc w:val="left"/>
+      <w:pPr>
+        <w:ind w:left="3600" w:hanging="360"/>
+      </w:pPr>
+    </w:lvl>
+    <w:lvl w:ilvl="5" w:tplc="0409001B" w:tentative="1">
+      <w:start w:val="1"/>
+      <w:numFmt w:val="lowerRoman"/>
+      <w:lvlText w:val="%6."/>
+      <w:lvlJc w:val="right"/>
+      <w:pPr>
+        <w:ind w:left="4320" w:hanging="180"/>
+      </w:pPr>
+    </w:lvl>
+    <w:lvl w:ilvl="6" w:tplc="0409000F" w:tentative="1">
+      <w:start w:val="1"/>
+      <w:numFmt w:val="decimal"/>
+      <w:lvlText w:val="%7."/>
+      <w:lvlJc w:val="left"/>
+      <w:pPr>
+        <w:ind w:left="5040" w:hanging="360"/>
+      </w:pPr>
+    </w:lvl>
+    <w:lvl w:ilvl="7" w:tplc="04090019" w:tentative="1">
+      <w:start w:val="1"/>
+      <w:numFmt w:val="lowerLetter"/>
+      <w:lvlText w:val="%8."/>
+      <w:lvlJc w:val="left"/>
+      <w:pPr>
+        <w:ind w:left="5760" w:hanging="360"/>
+      </w:pPr>
+    </w:lvl>
+    <w:lvl w:ilvl="8" w:tplc="0409001B" w:tentative="1">
+      <w:start w:val="1"/>
+      <w:numFmt w:val="lowerRoman"/>
+      <w:lvlText w:val="%9."/>
+      <w:lvlJc w:val="right"/>
+      <w:pPr>
+        <w:ind w:left="6480" w:hanging="180"/>
+      </w:pPr>
+    </w:lvl>
+  </w:abstractNum>
+  <w:abstractNum w:abstractNumId="5" w15:restartNumberingAfterBreak="0">
     <w:nsid w:val="19DA76D6"/>
     <w:multiLevelType w:val="hybridMultilevel"/>
     <w:tmpl w:val="613A472E"/>
@@ -4136,7 +6216,7 @@
       </w:rPr>
     </w:lvl>
   </w:abstractNum>
-  <w:abstractNum w:abstractNumId="1" w15:restartNumberingAfterBreak="0">
+  <w:abstractNum w:abstractNumId="6" w15:restartNumberingAfterBreak="0">
     <w:nsid w:val="1A91712A"/>
     <w:multiLevelType w:val="hybridMultilevel"/>
     <w:tmpl w:val="6660CDC0"/>
@@ -4249,7 +6329,7 @@
       </w:rPr>
     </w:lvl>
   </w:abstractNum>
-  <w:abstractNum w:abstractNumId="2" w15:restartNumberingAfterBreak="0">
+  <w:abstractNum w:abstractNumId="7" w15:restartNumberingAfterBreak="0">
     <w:nsid w:val="20F62F12"/>
     <w:multiLevelType w:val="hybridMultilevel"/>
     <w:tmpl w:val="1262B200"/>
@@ -4362,7 +6442,96 @@
       </w:rPr>
     </w:lvl>
   </w:abstractNum>
-  <w:abstractNum w:abstractNumId="3" w15:restartNumberingAfterBreak="0">
+  <w:abstractNum w:abstractNumId="8" w15:restartNumberingAfterBreak="0">
+    <w:nsid w:val="26013C97"/>
+    <w:multiLevelType w:val="hybridMultilevel"/>
+    <w:tmpl w:val="DAC65CB8"/>
+    <w:lvl w:ilvl="0" w:tplc="FFFFFFFF">
+      <w:start w:val="1"/>
+      <w:numFmt w:val="decimal"/>
+      <w:lvlText w:val="(%1)"/>
+      <w:lvlJc w:val="left"/>
+      <w:pPr>
+        <w:ind w:left="720" w:hanging="360"/>
+      </w:pPr>
+      <w:rPr>
+        <w:rFonts w:hint="default"/>
+      </w:rPr>
+    </w:lvl>
+    <w:lvl w:ilvl="1" w:tplc="FFFFFFFF" w:tentative="1">
+      <w:start w:val="1"/>
+      <w:numFmt w:val="lowerLetter"/>
+      <w:lvlText w:val="%2."/>
+      <w:lvlJc w:val="left"/>
+      <w:pPr>
+        <w:ind w:left="1440" w:hanging="360"/>
+      </w:pPr>
+    </w:lvl>
+    <w:lvl w:ilvl="2" w:tplc="FFFFFFFF" w:tentative="1">
+      <w:start w:val="1"/>
+      <w:numFmt w:val="lowerRoman"/>
+      <w:lvlText w:val="%3."/>
+      <w:lvlJc w:val="right"/>
+      <w:pPr>
+        <w:ind w:left="2160" w:hanging="180"/>
+      </w:pPr>
+    </w:lvl>
+    <w:lvl w:ilvl="3" w:tplc="FFFFFFFF" w:tentative="1">
+      <w:start w:val="1"/>
+      <w:numFmt w:val="decimal"/>
+      <w:lvlText w:val="%4."/>
+      <w:lvlJc w:val="left"/>
+      <w:pPr>
+        <w:ind w:left="2880" w:hanging="360"/>
+      </w:pPr>
+    </w:lvl>
+    <w:lvl w:ilvl="4" w:tplc="FFFFFFFF" w:tentative="1">
+      <w:start w:val="1"/>
+      <w:numFmt w:val="lowerLetter"/>
+      <w:lvlText w:val="%5."/>
+      <w:lvlJc w:val="left"/>
+      <w:pPr>
+        <w:ind w:left="3600" w:hanging="360"/>
+      </w:pPr>
+    </w:lvl>
+    <w:lvl w:ilvl="5" w:tplc="FFFFFFFF" w:tentative="1">
+      <w:start w:val="1"/>
+      <w:numFmt w:val="lowerRoman"/>
+      <w:lvlText w:val="%6."/>
+      <w:lvlJc w:val="right"/>
+      <w:pPr>
+        <w:ind w:left="4320" w:hanging="180"/>
+      </w:pPr>
+    </w:lvl>
+    <w:lvl w:ilvl="6" w:tplc="FFFFFFFF" w:tentative="1">
+      <w:start w:val="1"/>
+      <w:numFmt w:val="decimal"/>
+      <w:lvlText w:val="%7."/>
+      <w:lvlJc w:val="left"/>
+      <w:pPr>
+        <w:ind w:left="5040" w:hanging="360"/>
+      </w:pPr>
+    </w:lvl>
+    <w:lvl w:ilvl="7" w:tplc="FFFFFFFF" w:tentative="1">
+      <w:start w:val="1"/>
+      <w:numFmt w:val="lowerLetter"/>
+      <w:lvlText w:val="%8."/>
+      <w:lvlJc w:val="left"/>
+      <w:pPr>
+        <w:ind w:left="5760" w:hanging="360"/>
+      </w:pPr>
+    </w:lvl>
+    <w:lvl w:ilvl="8" w:tplc="FFFFFFFF" w:tentative="1">
+      <w:start w:val="1"/>
+      <w:numFmt w:val="lowerRoman"/>
+      <w:lvlText w:val="%9."/>
+      <w:lvlJc w:val="right"/>
+      <w:pPr>
+        <w:ind w:left="6480" w:hanging="180"/>
+      </w:pPr>
+    </w:lvl>
+  </w:abstractNum>
+  <w:abstractNum w:abstractNumId="9" w15:restartNumberingAfterBreak="0">
     <w:nsid w:val="27F17592"/>
     <w:multiLevelType w:val="hybridMultilevel"/>
     <w:tmpl w:val="447CC156"/>
@@ -4475,7 +6644,7 @@
       </w:rPr>
     </w:lvl>
   </w:abstractNum>
-  <w:abstractNum w:abstractNumId="4" w15:restartNumberingAfterBreak="0">
+  <w:abstractNum w:abstractNumId="10" w15:restartNumberingAfterBreak="0">
     <w:nsid w:val="2BD415FC"/>
     <w:multiLevelType w:val="hybridMultilevel"/>
     <w:tmpl w:val="4E9C0C5E"/>
@@ -4588,7 +6757,7 @@
       </w:rPr>
     </w:lvl>
   </w:abstractNum>
-  <w:abstractNum w:abstractNumId="5" w15:restartNumberingAfterBreak="0">
+  <w:abstractNum w:abstractNumId="11" w15:restartNumberingAfterBreak="0">
     <w:nsid w:val="2EF5318D"/>
     <w:multiLevelType w:val="hybridMultilevel"/>
     <w:tmpl w:val="551C6F08"/>
@@ -4701,7 +6870,7 @@
       </w:rPr>
     </w:lvl>
   </w:abstractNum>
-  <w:abstractNum w:abstractNumId="6" w15:restartNumberingAfterBreak="0">
+  <w:abstractNum w:abstractNumId="12" w15:restartNumberingAfterBreak="0">
     <w:nsid w:val="3F17096D"/>
     <w:multiLevelType w:val="multilevel"/>
     <w:tmpl w:val="0F96400A"/>
@@ -4790,7 +6959,7 @@
       </w:pPr>
     </w:lvl>
   </w:abstractNum>
-  <w:abstractNum w:abstractNumId="7" w15:restartNumberingAfterBreak="0">
+  <w:abstractNum w:abstractNumId="13" w15:restartNumberingAfterBreak="0">
     <w:nsid w:val="3F1D0F7C"/>
     <w:multiLevelType w:val="hybridMultilevel"/>
     <w:tmpl w:val="76728D98"/>
@@ -4903,7 +7072,7 @@
       </w:rPr>
     </w:lvl>
   </w:abstractNum>
-  <w:abstractNum w:abstractNumId="8" w15:restartNumberingAfterBreak="0">
+  <w:abstractNum w:abstractNumId="14" w15:restartNumberingAfterBreak="0">
     <w:nsid w:val="473A3FD3"/>
     <w:multiLevelType w:val="multilevel"/>
     <w:tmpl w:val="29D07AAE"/>
@@ -5016,7 +7185,96 @@
       </w:rPr>
     </w:lvl>
   </w:abstractNum>
-  <w:abstractNum w:abstractNumId="9" w15:restartNumberingAfterBreak="0">
+  <w:abstractNum w:abstractNumId="15" w15:restartNumberingAfterBreak="0">
+    <w:nsid w:val="47D75893"/>
+    <w:multiLevelType w:val="hybridMultilevel"/>
+    <w:tmpl w:val="F2AC7780"/>
+    <w:lvl w:ilvl="0" w:tplc="03BEFA14">
+      <w:start w:val="1"/>
+      <w:numFmt w:val="decimal"/>
+      <w:lvlText w:val="(%1)"/>
+      <w:lvlJc w:val="left"/>
+      <w:pPr>
+        <w:ind w:left="720" w:hanging="360"/>
+      </w:pPr>
+      <w:rPr>
+        <w:rFonts w:hint="default"/>
+      </w:rPr>
+    </w:lvl>
+    <w:lvl w:ilvl="1" w:tplc="04090019" w:tentative="1">
+      <w:start w:val="1"/>
+      <w:numFmt w:val="lowerLetter"/>
+      <w:lvlText w:val="%2."/>
+      <w:lvlJc w:val="left"/>
+      <w:pPr>
+        <w:ind w:left="1440" w:hanging="360"/>
+      </w:pPr>
+    </w:lvl>
+    <w:lvl w:ilvl="2" w:tplc="0409001B" w:tentative="1">
+      <w:start w:val="1"/>
+      <w:numFmt w:val="lowerRoman"/>
+      <w:lvlText w:val="%3."/>
+      <w:lvlJc w:val="right"/>
+      <w:pPr>
+        <w:ind w:left="2160" w:hanging="180"/>
+      </w:pPr>
+    </w:lvl>
+    <w:lvl w:ilvl="3" w:tplc="0409000F" w:tentative="1">
+      <w:start w:val="1"/>
+      <w:numFmt w:val="decimal"/>
+      <w:lvlText w:val="%4."/>
+      <w:lvlJc w:val="left"/>
+      <w:pPr>
+        <w:ind w:left="2880" w:hanging="360"/>
+      </w:pPr>
+    </w:lvl>
+    <w:lvl w:ilvl="4" w:tplc="04090019" w:tentative="1">
+      <w:start w:val="1"/>
+      <w:numFmt w:val="lowerLetter"/>
+      <w:lvlText w:val="%5."/>
+      <w:lvlJc w:val="left"/>
+      <w:pPr>
+        <w:ind w:left="3600" w:hanging="360"/>
+      </w:pPr>
+    </w:lvl>
+    <w:lvl w:ilvl="5" w:tplc="0409001B" w:tentative="1">
+      <w:start w:val="1"/>
+      <w:numFmt w:val="lowerRoman"/>
+      <w:lvlText w:val="%6."/>
+      <w:lvlJc w:val="right"/>
+      <w:pPr>
+        <w:ind w:left="4320" w:hanging="180"/>
+      </w:pPr>
+    </w:lvl>
+    <w:lvl w:ilvl="6" w:tplc="0409000F" w:tentative="1">
+      <w:start w:val="1"/>
+      <w:numFmt w:val="decimal"/>
+      <w:lvlText w:val="%7."/>
+      <w:lvlJc w:val="left"/>
+      <w:pPr>
+        <w:ind w:left="5040" w:hanging="360"/>
+      </w:pPr>
+    </w:lvl>
+    <w:lvl w:ilvl="7" w:tplc="04090019" w:tentative="1">
+      <w:start w:val="1"/>
+      <w:numFmt w:val="lowerLetter"/>
+      <w:lvlText w:val="%8."/>
+      <w:lvlJc w:val="left"/>
+      <w:pPr>
+        <w:ind w:left="5760" w:hanging="360"/>
+      </w:pPr>
+    </w:lvl>
+    <w:lvl w:ilvl="8" w:tplc="0409001B" w:tentative="1">
+      <w:start w:val="1"/>
+      <w:numFmt w:val="lowerRoman"/>
+      <w:lvlText w:val="%9."/>
+      <w:lvlJc w:val="right"/>
+      <w:pPr>
+        <w:ind w:left="6480" w:hanging="180"/>
+      </w:pPr>
+    </w:lvl>
+  </w:abstractNum>
+  <w:abstractNum w:abstractNumId="16" w15:restartNumberingAfterBreak="0">
     <w:nsid w:val="47F257F3"/>
     <w:multiLevelType w:val="hybridMultilevel"/>
     <w:tmpl w:val="B6C2B64C"/>
@@ -5129,7 +7387,7 @@
       </w:rPr>
     </w:lvl>
   </w:abstractNum>
-  <w:abstractNum w:abstractNumId="10" w15:restartNumberingAfterBreak="0">
+  <w:abstractNum w:abstractNumId="17" w15:restartNumberingAfterBreak="0">
     <w:nsid w:val="5BF877AE"/>
     <w:multiLevelType w:val="multilevel"/>
     <w:tmpl w:val="4BDCA6DC"/>
@@ -5210,7 +7468,7 @@
       </w:pPr>
     </w:lvl>
   </w:abstractNum>
-  <w:abstractNum w:abstractNumId="11" w15:restartNumberingAfterBreak="0">
+  <w:abstractNum w:abstractNumId="18" w15:restartNumberingAfterBreak="0">
     <w:nsid w:val="651C35CB"/>
     <w:multiLevelType w:val="hybridMultilevel"/>
     <w:tmpl w:val="CDDC0CE2"/>
@@ -5323,7 +7581,7 @@
       </w:rPr>
     </w:lvl>
   </w:abstractNum>
-  <w:abstractNum w:abstractNumId="12" w15:restartNumberingAfterBreak="0">
+  <w:abstractNum w:abstractNumId="19" w15:restartNumberingAfterBreak="0">
     <w:nsid w:val="669A6E14"/>
     <w:multiLevelType w:val="hybridMultilevel"/>
     <w:tmpl w:val="A7888B28"/>
@@ -5436,7 +7694,7 @@
       </w:rPr>
     </w:lvl>
   </w:abstractNum>
-  <w:abstractNum w:abstractNumId="13" w15:restartNumberingAfterBreak="0">
+  <w:abstractNum w:abstractNumId="20" w15:restartNumberingAfterBreak="0">
     <w:nsid w:val="67D76033"/>
     <w:multiLevelType w:val="hybridMultilevel"/>
     <w:tmpl w:val="82382562"/>
@@ -5549,7 +7807,96 @@
       </w:rPr>
     </w:lvl>
   </w:abstractNum>
-  <w:abstractNum w:abstractNumId="14" w15:restartNumberingAfterBreak="0">
+  <w:abstractNum w:abstractNumId="21" w15:restartNumberingAfterBreak="0">
+    <w:nsid w:val="6DEB2A84"/>
+    <w:multiLevelType w:val="hybridMultilevel"/>
+    <w:tmpl w:val="E74A9ED2"/>
+    <w:lvl w:ilvl="0" w:tplc="2548C5AC">
+      <w:start w:val="1"/>
+      <w:numFmt w:val="decimal"/>
+      <w:lvlText w:val="(%1)"/>
+      <w:lvlJc w:val="left"/>
+      <w:pPr>
+        <w:ind w:left="720" w:hanging="360"/>
+      </w:pPr>
+      <w:rPr>
+        <w:rFonts w:hint="default"/>
+      </w:rPr>
+    </w:lvl>
+    <w:lvl w:ilvl="1" w:tplc="04090019" w:tentative="1">
+      <w:start w:val="1"/>
+      <w:numFmt w:val="lowerLetter"/>
+      <w:lvlText w:val="%2."/>
+      <w:lvlJc w:val="left"/>
+      <w:pPr>
+        <w:ind w:left="1440" w:hanging="360"/>
+      </w:pPr>
+    </w:lvl>
+    <w:lvl w:ilvl="2" w:tplc="0409001B" w:tentative="1">
+      <w:start w:val="1"/>
+      <w:numFmt w:val="lowerRoman"/>
+      <w:lvlText w:val="%3."/>
+      <w:lvlJc w:val="right"/>
+      <w:pPr>
+        <w:ind w:left="2160" w:hanging="180"/>
+      </w:pPr>
+    </w:lvl>
+    <w:lvl w:ilvl="3" w:tplc="0409000F" w:tentative="1">
+      <w:start w:val="1"/>
+      <w:numFmt w:val="decimal"/>
+      <w:lvlText w:val="%4."/>
+      <w:lvlJc w:val="left"/>
+      <w:pPr>
+        <w:ind w:left="2880" w:hanging="360"/>
+      </w:pPr>
+    </w:lvl>
+    <w:lvl w:ilvl="4" w:tplc="04090019" w:tentative="1">
+      <w:start w:val="1"/>
+      <w:numFmt w:val="lowerLetter"/>
+      <w:lvlText w:val="%5."/>
+      <w:lvlJc w:val="left"/>
+      <w:pPr>
+        <w:ind w:left="3600" w:hanging="360"/>
+      </w:pPr>
+    </w:lvl>
+    <w:lvl w:ilvl="5" w:tplc="0409001B" w:tentative="1">
+      <w:start w:val="1"/>
+      <w:numFmt w:val="lowerRoman"/>
+      <w:lvlText w:val="%6."/>
+      <w:lvlJc w:val="right"/>
+      <w:pPr>
+        <w:ind w:left="4320" w:hanging="180"/>
+      </w:pPr>
+    </w:lvl>
+    <w:lvl w:ilvl="6" w:tplc="0409000F" w:tentative="1">
+      <w:start w:val="1"/>
+      <w:numFmt w:val="decimal"/>
+      <w:lvlText w:val="%7."/>
+      <w:lvlJc w:val="left"/>
+      <w:pPr>
+        <w:ind w:left="5040" w:hanging="360"/>
+      </w:pPr>
+    </w:lvl>
+    <w:lvl w:ilvl="7" w:tplc="04090019" w:tentative="1">
+      <w:start w:val="1"/>
+      <w:numFmt w:val="lowerLetter"/>
+      <w:lvlText w:val="%8."/>
+      <w:lvlJc w:val="left"/>
+      <w:pPr>
+        <w:ind w:left="5760" w:hanging="360"/>
+      </w:pPr>
+    </w:lvl>
+    <w:lvl w:ilvl="8" w:tplc="0409001B" w:tentative="1">
+      <w:start w:val="1"/>
+      <w:numFmt w:val="lowerRoman"/>
+      <w:lvlText w:val="%9."/>
+      <w:lvlJc w:val="right"/>
+      <w:pPr>
+        <w:ind w:left="6480" w:hanging="180"/>
+      </w:pPr>
+    </w:lvl>
+  </w:abstractNum>
+  <w:abstractNum w:abstractNumId="22" w15:restartNumberingAfterBreak="0">
     <w:nsid w:val="71FA4809"/>
     <w:multiLevelType w:val="hybridMultilevel"/>
     <w:tmpl w:val="89701108"/>
@@ -5662,7 +8009,7 @@
       </w:rPr>
     </w:lvl>
   </w:abstractNum>
-  <w:abstractNum w:abstractNumId="15" w15:restartNumberingAfterBreak="0">
+  <w:abstractNum w:abstractNumId="23" w15:restartNumberingAfterBreak="0">
     <w:nsid w:val="7E916118"/>
     <w:multiLevelType w:val="multilevel"/>
     <w:tmpl w:val="7DFA4CF2"/>
@@ -5752,52 +8099,76 @@
     </w:lvl>
   </w:abstractNum>
   <w:num w:numId="1" w16cid:durableId="1502157242">
+    <w:abstractNumId w:val="17"/>
+  </w:num>
+  <w:num w:numId="2" w16cid:durableId="1038166962">
+    <w:abstractNumId w:val="14"/>
+  </w:num>
+  <w:num w:numId="3" w16cid:durableId="67922738">
+    <w:abstractNumId w:val="9"/>
+  </w:num>
+  <w:num w:numId="4" w16cid:durableId="471093407">
+    <w:abstractNumId w:val="23"/>
+  </w:num>
+  <w:num w:numId="5" w16cid:durableId="382753537">
+    <w:abstractNumId w:val="12"/>
+  </w:num>
+  <w:num w:numId="6" w16cid:durableId="681859963">
+    <w:abstractNumId w:val="16"/>
+  </w:num>
+  <w:num w:numId="7" w16cid:durableId="1859269235">
+    <w:abstractNumId w:val="6"/>
+  </w:num>
+  <w:num w:numId="8" w16cid:durableId="575751543">
+    <w:abstractNumId w:val="5"/>
+  </w:num>
+  <w:num w:numId="9" w16cid:durableId="687365158">
+    <w:abstractNumId w:val="18"/>
+  </w:num>
+  <w:num w:numId="10" w16cid:durableId="1020086996">
+    <w:abstractNumId w:val="22"/>
+  </w:num>
+  <w:num w:numId="11" w16cid:durableId="574978211">
+    <w:abstractNumId w:val="19"/>
+  </w:num>
+  <w:num w:numId="12" w16cid:durableId="1959607287">
+    <w:abstractNumId w:val="11"/>
+  </w:num>
+  <w:num w:numId="13" w16cid:durableId="1707021577">
+    <w:abstractNumId w:val="13"/>
+  </w:num>
+  <w:num w:numId="14" w16cid:durableId="2096973362">
+    <w:abstractNumId w:val="7"/>
+  </w:num>
+  <w:num w:numId="15" w16cid:durableId="886914284">
+    <w:abstractNumId w:val="20"/>
+  </w:num>
+  <w:num w:numId="16" w16cid:durableId="259145629">
     <w:abstractNumId w:val="10"/>
   </w:num>
-  <w:num w:numId="2" w16cid:durableId="1038166962">
+  <w:num w:numId="17" w16cid:durableId="969897086">
+    <w:abstractNumId w:val="4"/>
+  </w:num>
+  <w:num w:numId="18" w16cid:durableId="1334144036">
+    <w:abstractNumId w:val="15"/>
+  </w:num>
+  <w:num w:numId="19" w16cid:durableId="836263145">
+    <w:abstractNumId w:val="21"/>
+  </w:num>
+  <w:num w:numId="20" w16cid:durableId="684207670">
+    <w:abstractNumId w:val="1"/>
+  </w:num>
+  <w:num w:numId="21" w16cid:durableId="1199121323">
+    <w:abstractNumId w:val="3"/>
+  </w:num>
+  <w:num w:numId="22" w16cid:durableId="994410357">
     <w:abstractNumId w:val="8"/>
   </w:num>
-  <w:num w:numId="3" w16cid:durableId="67922738">
-    <w:abstractNumId w:val="3"/>
-  </w:num>
-  <w:num w:numId="4" w16cid:durableId="471093407">
-    <w:abstractNumId w:val="15"/>
-  </w:num>
-  <w:num w:numId="5" w16cid:durableId="382753537">
-    <w:abstractNumId w:val="6"/>
-  </w:num>
-  <w:num w:numId="6" w16cid:durableId="681859963">
-    <w:abstractNumId w:val="9"/>
-  </w:num>
-  <w:num w:numId="7" w16cid:durableId="1859269235">
-    <w:abstractNumId w:val="1"/>
-  </w:num>
-  <w:num w:numId="8" w16cid:durableId="575751543">
+  <w:num w:numId="23" w16cid:durableId="593788097">
     <w:abstractNumId w:val="0"/>
   </w:num>
-  <w:num w:numId="9" w16cid:durableId="687365158">
-    <w:abstractNumId w:val="11"/>
-  </w:num>
-  <w:num w:numId="10" w16cid:durableId="1020086996">
-    <w:abstractNumId w:val="14"/>
-  </w:num>
-  <w:num w:numId="11" w16cid:durableId="574978211">
-    <w:abstractNumId w:val="12"/>
-  </w:num>
-  <w:num w:numId="12" w16cid:durableId="1959607287">
-    <w:abstractNumId w:val="5"/>
-  </w:num>
-  <w:num w:numId="13" w16cid:durableId="1707021577">
-    <w:abstractNumId w:val="7"/>
-  </w:num>
-  <w:num w:numId="14" w16cid:durableId="2096973362">
+  <w:num w:numId="24" w16cid:durableId="855508243">
     <w:abstractNumId w:val="2"/>
-  </w:num>
-  <w:num w:numId="15" w16cid:durableId="886914284">
-    <w:abstractNumId w:val="13"/>
-  </w:num>
-  <w:num w:numId="16" w16cid:durableId="259145629">
-    <w:abstractNumId w:val="4"/>
   </w:num>
 </w:numbering>
 </file>

--- a/Checkpoint 4.1/Required_Capstone_Checkpoint_4_1_Worksheet.docx
+++ b/Checkpoint 4.1/Required_Capstone_Checkpoint_4_1_Worksheet.docx
@@ -912,7 +912,23 @@
                 <w:sz w:val="24"/>
                 <w:szCs w:val="24"/>
               </w:rPr>
-              <w:t>Capstone\Checkpoint 4.1\evaluation_results\evaluation_baseline_20260921_161030.json</w:t>
+              <w:t>Capstone\Checkpoint 4.1\</w:t>
+            </w:r>
+            <w:proofErr w:type="spellStart"/>
+            <w:r>
+              <w:rPr>
+                <w:sz w:val="24"/>
+                <w:szCs w:val="24"/>
+              </w:rPr>
+              <w:t>evaluation_results</w:t>
+            </w:r>
+            <w:proofErr w:type="spellEnd"/>
+            <w:r>
+              <w:rPr>
+                <w:sz w:val="24"/>
+                <w:szCs w:val="24"/>
+              </w:rPr>
+              <w:t>\evaluation_baseline_20260921_161030.json</w:t>
             </w:r>
             <w:r>
               <w:rPr>
@@ -1097,7 +1113,7 @@
               </w:rPr>
               <w:lastRenderedPageBreak/>
               <w:drawing>
-                <wp:inline distT="0" distB="0" distL="0" distR="0" wp14:anchorId="51390516" wp14:editId="13850538">
+                <wp:inline distT="0" distB="0" distL="0" distR="0" wp14:anchorId="51390516" wp14:editId="5EE5D6F2">
                   <wp:extent cx="6263640" cy="2776855"/>
                   <wp:effectExtent l="0" t="0" r="3810" b="4445"/>
                   <wp:docPr id="1049600252" name="Picture 3"/>
@@ -1240,14 +1256,7 @@
                 <w:sz w:val="24"/>
                 <w:szCs w:val="24"/>
               </w:rPr>
-              <w:t>Compare the Academy Awards ceremonies held a decade apart: who hosted the 85th and 95th ceremonies, and which film won Best Picture at each?</w:t>
-            </w:r>
-            <w:r>
-              <w:rPr>
-                <w:sz w:val="24"/>
-                <w:szCs w:val="24"/>
-              </w:rPr>
-              <w:t>”</w:t>
+              <w:t>Compare the Academy Awards ceremonies held a decade apart: who hosted the 85th and 95th ceremonies, and which film won Best Picture at each?”</w:t>
             </w:r>
             <w:r>
               <w:rPr>
@@ -1299,7 +1308,7 @@
               </w:rPr>
               <w:lastRenderedPageBreak/>
               <w:drawing>
-                <wp:inline distT="0" distB="0" distL="0" distR="0" wp14:anchorId="373EAB2A" wp14:editId="740919A9">
+                <wp:inline distT="0" distB="0" distL="0" distR="0" wp14:anchorId="373EAB2A" wp14:editId="27B4D1EA">
                   <wp:extent cx="6263640" cy="2655570"/>
                   <wp:effectExtent l="0" t="0" r="3810" b="0"/>
                   <wp:docPr id="60505092" name="Picture 5"/>
@@ -1396,7 +1405,7 @@
               </w:rPr>
               <w:lastRenderedPageBreak/>
               <w:drawing>
-                <wp:inline distT="0" distB="0" distL="0" distR="0" wp14:anchorId="4443CD63" wp14:editId="106B0BEB">
+                <wp:inline distT="0" distB="0" distL="0" distR="0" wp14:anchorId="4443CD63" wp14:editId="7F562ACC">
                   <wp:extent cx="6263640" cy="2251075"/>
                   <wp:effectExtent l="0" t="0" r="3810" b="0"/>
                   <wp:docPr id="758361962" name="Picture 9"/>
@@ -1622,7 +1631,7 @@
               </w:rPr>
               <w:lastRenderedPageBreak/>
               <w:drawing>
-                <wp:inline distT="0" distB="0" distL="0" distR="0" wp14:anchorId="7DDF3AC8" wp14:editId="082EE706">
+                <wp:inline distT="0" distB="0" distL="0" distR="0" wp14:anchorId="7DDF3AC8" wp14:editId="7C8E6F71">
                   <wp:extent cx="6263640" cy="2803525"/>
                   <wp:effectExtent l="0" t="0" r="3810" b="0"/>
                   <wp:docPr id="821881091" name="Picture 11"/>
@@ -2170,7 +2179,23 @@
                 <w:sz w:val="24"/>
                 <w:szCs w:val="24"/>
               </w:rPr>
-              <w:t xml:space="preserve"> ceremonies, since it failed to retrieve the required documents "85th_Academy_Awards.html" and  "95th_Academy_Awards.html".</w:t>
+              <w:t xml:space="preserve"> ceremonies, since it failed to retrieve the required documents "85th_Academy_Awards.html" </w:t>
+            </w:r>
+            <w:proofErr w:type="gramStart"/>
+            <w:r>
+              <w:rPr>
+                <w:sz w:val="24"/>
+                <w:szCs w:val="24"/>
+              </w:rPr>
+              <w:t>and  "</w:t>
+            </w:r>
+            <w:proofErr w:type="gramEnd"/>
+            <w:r>
+              <w:rPr>
+                <w:sz w:val="24"/>
+                <w:szCs w:val="24"/>
+              </w:rPr>
+              <w:t>95th_Academy_Awards.html".</w:t>
             </w:r>
             <w:r>
               <w:rPr>
@@ -2249,28 +2274,7 @@
                 <w:sz w:val="24"/>
                 <w:szCs w:val="24"/>
               </w:rPr>
-              <w:t xml:space="preserve">, retrieving two of the three expected sources: </w:t>
-            </w:r>
-            <w:r>
-              <w:rPr>
-                <w:sz w:val="24"/>
-                <w:szCs w:val="24"/>
-              </w:rPr>
-              <w:t>"Barack_Obama.html"</w:t>
-            </w:r>
-            <w:r>
-              <w:rPr>
-                <w:sz w:val="24"/>
-                <w:szCs w:val="24"/>
-              </w:rPr>
-              <w:t xml:space="preserve"> and</w:t>
-            </w:r>
-            <w:r>
-              <w:rPr>
-                <w:sz w:val="24"/>
-                <w:szCs w:val="24"/>
-              </w:rPr>
-              <w:t xml:space="preserve"> "List_of_presidents_of_the_United_States_by_education.html",</w:t>
+              <w:t>, retrieving two of the three expected sources: "Barack_Obama.html" and "List_of_presidents_of_the_United_States_by_education.html",</w:t>
             </w:r>
             <w:r>
               <w:rPr>
@@ -3196,7 +3200,23 @@
                 <w:szCs w:val="24"/>
               </w:rPr>
               <w:lastRenderedPageBreak/>
-              <w:t>Creation of a graph that establishes common relationships between entities to enable the system to go beyond the first hop to find what it needs</w:t>
+              <w:t xml:space="preserve">Creation of a graph that establishes common relationships between entities to enable the system to go beyond the first </w:t>
+            </w:r>
+            <w:proofErr w:type="gramStart"/>
+            <w:r>
+              <w:rPr>
+                <w:sz w:val="24"/>
+                <w:szCs w:val="24"/>
+              </w:rPr>
+              <w:t>hop</w:t>
+            </w:r>
+            <w:proofErr w:type="gramEnd"/>
+            <w:r>
+              <w:rPr>
+                <w:sz w:val="24"/>
+                <w:szCs w:val="24"/>
+              </w:rPr>
+              <w:t xml:space="preserve"> to find what it needs</w:t>
             </w:r>
           </w:p>
         </w:tc>
@@ -3410,35 +3430,537 @@
                 <w:sz w:val="24"/>
                 <w:szCs w:val="24"/>
               </w:rPr>
-              <w:t>Response:</w:t>
-            </w:r>
-          </w:p>
-          <w:p>
-            <w:pPr>
-              <w:spacing w:after="120"/>
-              <w:rPr>
-                <w:sz w:val="24"/>
-                <w:szCs w:val="24"/>
-              </w:rPr>
-            </w:pPr>
-          </w:p>
-          <w:p>
-            <w:pPr>
-              <w:spacing w:after="120"/>
-              <w:rPr>
-                <w:sz w:val="24"/>
-                <w:szCs w:val="24"/>
-              </w:rPr>
-            </w:pPr>
-          </w:p>
-          <w:p>
-            <w:pPr>
-              <w:spacing w:after="120"/>
-              <w:rPr>
-                <w:sz w:val="24"/>
-                <w:szCs w:val="24"/>
-              </w:rPr>
-            </w:pPr>
+              <w:t>I made two major architecture changes to</w:t>
+            </w:r>
+            <w:r>
+              <w:rPr>
+                <w:sz w:val="24"/>
+                <w:szCs w:val="24"/>
+              </w:rPr>
+              <w:t xml:space="preserve"> the Checkpoint 3.1 script:</w:t>
+            </w:r>
+            <w:r>
+              <w:rPr>
+                <w:sz w:val="24"/>
+                <w:szCs w:val="24"/>
+              </w:rPr>
+              <w:br/>
+            </w:r>
+            <w:r>
+              <w:rPr>
+                <w:sz w:val="24"/>
+                <w:szCs w:val="24"/>
+              </w:rPr>
+              <w:br/>
+              <w:t xml:space="preserve">(1) amended the pdf extraction </w:t>
+            </w:r>
+            <w:r>
+              <w:rPr>
+                <w:sz w:val="24"/>
+                <w:szCs w:val="24"/>
+              </w:rPr>
+              <w:t xml:space="preserve">with </w:t>
+            </w:r>
+            <w:r>
+              <w:rPr>
+                <w:sz w:val="24"/>
+                <w:szCs w:val="24"/>
+              </w:rPr>
+              <w:t>a new</w:t>
+            </w:r>
+            <w:r>
+              <w:rPr>
+                <w:sz w:val="24"/>
+                <w:szCs w:val="24"/>
+              </w:rPr>
+              <w:t xml:space="preserve"> function </w:t>
+            </w:r>
+            <w:r>
+              <w:rPr>
+                <w:sz w:val="24"/>
+                <w:szCs w:val="24"/>
+              </w:rPr>
+              <w:t>(</w:t>
+            </w:r>
+            <w:proofErr w:type="spellStart"/>
+            <w:r>
+              <w:rPr>
+                <w:sz w:val="24"/>
+                <w:szCs w:val="24"/>
+              </w:rPr>
+              <w:t>extract_wikipedia_text</w:t>
+            </w:r>
+            <w:proofErr w:type="spellEnd"/>
+            <w:r>
+              <w:rPr>
+                <w:sz w:val="24"/>
+                <w:szCs w:val="24"/>
+              </w:rPr>
+              <w:t xml:space="preserve">) </w:t>
+            </w:r>
+            <w:r>
+              <w:rPr>
+                <w:sz w:val="24"/>
+                <w:szCs w:val="24"/>
+              </w:rPr>
+              <w:t xml:space="preserve">to add to the basic text extraction </w:t>
+            </w:r>
+            <w:r>
+              <w:rPr>
+                <w:sz w:val="24"/>
+                <w:szCs w:val="24"/>
+              </w:rPr>
+              <w:t>per document</w:t>
+            </w:r>
+            <w:r>
+              <w:rPr>
+                <w:sz w:val="24"/>
+                <w:szCs w:val="24"/>
+              </w:rPr>
+              <w:t xml:space="preserve"> (</w:t>
+            </w:r>
+            <w:proofErr w:type="spellStart"/>
+            <w:r>
+              <w:rPr>
+                <w:sz w:val="24"/>
+                <w:szCs w:val="24"/>
+              </w:rPr>
+              <w:t>extract_wikipedia_text</w:t>
+            </w:r>
+            <w:proofErr w:type="spellEnd"/>
+            <w:r>
+              <w:rPr>
+                <w:sz w:val="24"/>
+                <w:szCs w:val="24"/>
+              </w:rPr>
+              <w:t>)</w:t>
+            </w:r>
+            <w:r>
+              <w:rPr>
+                <w:sz w:val="24"/>
+                <w:szCs w:val="24"/>
+              </w:rPr>
+              <w:t xml:space="preserve">. The new function </w:t>
+            </w:r>
+            <w:r>
+              <w:rPr>
+                <w:sz w:val="24"/>
+                <w:szCs w:val="24"/>
+              </w:rPr>
+              <w:t xml:space="preserve">does </w:t>
+            </w:r>
+            <w:r>
+              <w:rPr>
+                <w:sz w:val="24"/>
+                <w:szCs w:val="24"/>
+              </w:rPr>
+              <w:t xml:space="preserve">text splitting </w:t>
+            </w:r>
+            <w:r>
+              <w:rPr>
+                <w:sz w:val="24"/>
+                <w:szCs w:val="24"/>
+              </w:rPr>
+              <w:t xml:space="preserve">and chunking </w:t>
+            </w:r>
+            <w:r>
+              <w:rPr>
+                <w:sz w:val="24"/>
+                <w:szCs w:val="24"/>
+              </w:rPr>
+              <w:t xml:space="preserve">using </w:t>
+            </w:r>
+            <w:proofErr w:type="spellStart"/>
+            <w:r>
+              <w:rPr>
+                <w:sz w:val="24"/>
+                <w:szCs w:val="24"/>
+              </w:rPr>
+              <w:t>LangChain</w:t>
+            </w:r>
+            <w:r>
+              <w:rPr>
+                <w:sz w:val="24"/>
+                <w:szCs w:val="24"/>
+              </w:rPr>
+              <w:t>’s</w:t>
+            </w:r>
+            <w:proofErr w:type="spellEnd"/>
+            <w:r>
+              <w:rPr>
+                <w:sz w:val="24"/>
+                <w:szCs w:val="24"/>
+              </w:rPr>
+              <w:t xml:space="preserve"> </w:t>
+            </w:r>
+            <w:proofErr w:type="spellStart"/>
+            <w:r>
+              <w:rPr>
+                <w:sz w:val="24"/>
+                <w:szCs w:val="24"/>
+              </w:rPr>
+              <w:t>MarkdownHeaderTextSplitter</w:t>
+            </w:r>
+            <w:proofErr w:type="spellEnd"/>
+            <w:r>
+              <w:rPr>
+                <w:sz w:val="24"/>
+                <w:szCs w:val="24"/>
+              </w:rPr>
+              <w:t xml:space="preserve"> (to capture headings)</w:t>
+            </w:r>
+            <w:r>
+              <w:rPr>
+                <w:sz w:val="24"/>
+                <w:szCs w:val="24"/>
+              </w:rPr>
+              <w:t xml:space="preserve"> and </w:t>
+            </w:r>
+            <w:proofErr w:type="spellStart"/>
+            <w:r>
+              <w:rPr>
+                <w:sz w:val="24"/>
+                <w:szCs w:val="24"/>
+              </w:rPr>
+              <w:t>RecursiveCharacterTextSplitter</w:t>
+            </w:r>
+            <w:proofErr w:type="spellEnd"/>
+            <w:r>
+              <w:rPr>
+                <w:sz w:val="24"/>
+                <w:szCs w:val="24"/>
+              </w:rPr>
+              <w:t xml:space="preserve"> (for long text</w:t>
+            </w:r>
+            <w:proofErr w:type="gramStart"/>
+            <w:r>
+              <w:rPr>
+                <w:sz w:val="24"/>
+                <w:szCs w:val="24"/>
+              </w:rPr>
+              <w:t>)</w:t>
+            </w:r>
+            <w:r>
+              <w:rPr>
+                <w:sz w:val="24"/>
+                <w:szCs w:val="24"/>
+              </w:rPr>
+              <w:t>,</w:t>
+            </w:r>
+            <w:r>
+              <w:rPr>
+                <w:sz w:val="24"/>
+                <w:szCs w:val="24"/>
+              </w:rPr>
+              <w:t xml:space="preserve"> and</w:t>
+            </w:r>
+            <w:proofErr w:type="gramEnd"/>
+            <w:r>
+              <w:rPr>
+                <w:sz w:val="24"/>
+                <w:szCs w:val="24"/>
+              </w:rPr>
+              <w:t xml:space="preserve"> uses Beautiful Soup to</w:t>
+            </w:r>
+            <w:r>
+              <w:rPr>
+                <w:sz w:val="24"/>
+                <w:szCs w:val="24"/>
+              </w:rPr>
+              <w:t xml:space="preserve"> extract some of the semantic properties s</w:t>
+            </w:r>
+            <w:r>
+              <w:rPr>
+                <w:sz w:val="24"/>
+                <w:szCs w:val="24"/>
+              </w:rPr>
+              <w:t>u</w:t>
+            </w:r>
+            <w:r>
+              <w:rPr>
+                <w:sz w:val="24"/>
+                <w:szCs w:val="24"/>
+              </w:rPr>
+              <w:t xml:space="preserve">ch as </w:t>
+            </w:r>
+            <w:proofErr w:type="spellStart"/>
+            <w:r>
+              <w:rPr>
+                <w:sz w:val="24"/>
+                <w:szCs w:val="24"/>
+              </w:rPr>
+              <w:t>Wikilinks</w:t>
+            </w:r>
+            <w:proofErr w:type="spellEnd"/>
+            <w:r>
+              <w:rPr>
+                <w:sz w:val="24"/>
+                <w:szCs w:val="24"/>
+              </w:rPr>
+              <w:t xml:space="preserve">, categories, and </w:t>
+            </w:r>
+            <w:proofErr w:type="spellStart"/>
+            <w:r>
+              <w:rPr>
+                <w:sz w:val="24"/>
+                <w:szCs w:val="24"/>
+              </w:rPr>
+              <w:t>infoboxes</w:t>
+            </w:r>
+            <w:proofErr w:type="spellEnd"/>
+            <w:r>
+              <w:rPr>
+                <w:sz w:val="24"/>
+                <w:szCs w:val="24"/>
+              </w:rPr>
+              <w:t>, to generate graph data (nodes and edges) for later use</w:t>
+            </w:r>
+            <w:r>
+              <w:rPr>
+                <w:sz w:val="24"/>
+                <w:szCs w:val="24"/>
+              </w:rPr>
+              <w:t xml:space="preserve"> in building a network graph. </w:t>
+            </w:r>
+            <w:r>
+              <w:rPr>
+                <w:sz w:val="24"/>
+                <w:szCs w:val="24"/>
+              </w:rPr>
+              <w:br/>
+            </w:r>
+            <w:r>
+              <w:rPr>
+                <w:sz w:val="24"/>
+                <w:szCs w:val="24"/>
+              </w:rPr>
+              <w:br/>
+            </w:r>
+            <w:r>
+              <w:rPr>
+                <w:sz w:val="24"/>
+                <w:szCs w:val="24"/>
+              </w:rPr>
+              <w:t xml:space="preserve">(2) amended the </w:t>
+            </w:r>
+            <w:r>
+              <w:rPr>
+                <w:sz w:val="24"/>
+                <w:szCs w:val="24"/>
+              </w:rPr>
+              <w:t xml:space="preserve">script to be run with </w:t>
+            </w:r>
+            <w:r>
+              <w:rPr>
+                <w:sz w:val="24"/>
+                <w:szCs w:val="24"/>
+              </w:rPr>
+              <w:t xml:space="preserve">one of </w:t>
+            </w:r>
+            <w:r>
+              <w:rPr>
+                <w:sz w:val="24"/>
+                <w:szCs w:val="24"/>
+              </w:rPr>
+              <w:t>four different retrievers</w:t>
+            </w:r>
+            <w:r>
+              <w:rPr>
+                <w:sz w:val="24"/>
+                <w:szCs w:val="24"/>
+              </w:rPr>
+              <w:t xml:space="preserve"> (baseline, chunks, decompose, graph) using the –retriever </w:t>
+            </w:r>
+            <w:r>
+              <w:rPr>
+                <w:sz w:val="24"/>
+                <w:szCs w:val="24"/>
+              </w:rPr>
+              <w:t xml:space="preserve">argument. The baseline retriever is just the same code as the 3.1 checkpoint. The </w:t>
+            </w:r>
+            <w:r>
+              <w:rPr>
+                <w:sz w:val="24"/>
+                <w:szCs w:val="24"/>
+              </w:rPr>
+              <w:t xml:space="preserve">other </w:t>
+            </w:r>
+            <w:r>
+              <w:rPr>
+                <w:sz w:val="24"/>
+                <w:szCs w:val="24"/>
+              </w:rPr>
+              <w:t>retriever</w:t>
+            </w:r>
+            <w:r>
+              <w:rPr>
+                <w:sz w:val="24"/>
+                <w:szCs w:val="24"/>
+              </w:rPr>
+              <w:t>s</w:t>
+            </w:r>
+            <w:r>
+              <w:rPr>
+                <w:sz w:val="24"/>
+                <w:szCs w:val="24"/>
+              </w:rPr>
+              <w:t xml:space="preserve"> use </w:t>
+            </w:r>
+            <w:proofErr w:type="spellStart"/>
+            <w:r>
+              <w:rPr>
+                <w:sz w:val="24"/>
+                <w:szCs w:val="24"/>
+              </w:rPr>
+              <w:t>process_wikipedia_with_nodes_and_edges</w:t>
+            </w:r>
+            <w:proofErr w:type="spellEnd"/>
+            <w:r>
+              <w:rPr>
+                <w:sz w:val="24"/>
+                <w:szCs w:val="24"/>
+              </w:rPr>
+              <w:t xml:space="preserve">. </w:t>
+            </w:r>
+            <w:r>
+              <w:rPr>
+                <w:sz w:val="24"/>
+                <w:szCs w:val="24"/>
+              </w:rPr>
+              <w:t>If the script is called with “chunks” then a chunk index and chunk vector store is created</w:t>
+            </w:r>
+            <w:r>
+              <w:rPr>
+                <w:sz w:val="24"/>
+                <w:szCs w:val="24"/>
+              </w:rPr>
+              <w:t xml:space="preserve"> and used for retrieval</w:t>
+            </w:r>
+            <w:r>
+              <w:rPr>
+                <w:sz w:val="24"/>
+                <w:szCs w:val="24"/>
+              </w:rPr>
+              <w:t>, which adopts a parent-child retriever model</w:t>
+            </w:r>
+            <w:r>
+              <w:rPr>
+                <w:sz w:val="24"/>
+                <w:szCs w:val="24"/>
+              </w:rPr>
+              <w:t xml:space="preserve"> configured by default to extract the chunk that got the hit, neighboring chunks, plus the leading chunk and associated </w:t>
+            </w:r>
+            <w:r>
+              <w:rPr>
+                <w:sz w:val="24"/>
+                <w:szCs w:val="24"/>
+              </w:rPr>
+              <w:t>info box</w:t>
+            </w:r>
+            <w:r>
+              <w:rPr>
+                <w:sz w:val="24"/>
+                <w:szCs w:val="24"/>
+              </w:rPr>
+              <w:t xml:space="preserve"> for the Wikipedia article</w:t>
+            </w:r>
+            <w:r>
+              <w:rPr>
+                <w:sz w:val="24"/>
+                <w:szCs w:val="24"/>
+              </w:rPr>
+              <w:t xml:space="preserve">. If the script is called with “decompose” then it builds upon the “chunks” option and decomposes the query into sub-queries and fuses the results. </w:t>
+            </w:r>
+            <w:r>
+              <w:rPr>
+                <w:sz w:val="24"/>
+                <w:szCs w:val="24"/>
+              </w:rPr>
+              <w:t>If</w:t>
+            </w:r>
+            <w:r>
+              <w:rPr>
+                <w:sz w:val="24"/>
+                <w:szCs w:val="24"/>
+              </w:rPr>
+              <w:t xml:space="preserve"> the script is called with “graph” then a network graph is created from the </w:t>
+            </w:r>
+            <w:proofErr w:type="spellStart"/>
+            <w:r>
+              <w:rPr>
+                <w:sz w:val="24"/>
+                <w:szCs w:val="24"/>
+              </w:rPr>
+              <w:t>WikipediaGraphData</w:t>
+            </w:r>
+            <w:proofErr w:type="spellEnd"/>
+            <w:r>
+              <w:rPr>
+                <w:sz w:val="24"/>
+                <w:szCs w:val="24"/>
+              </w:rPr>
+              <w:t xml:space="preserve"> nodes and edges</w:t>
+            </w:r>
+            <w:r>
+              <w:rPr>
+                <w:sz w:val="24"/>
+                <w:szCs w:val="24"/>
+              </w:rPr>
+              <w:t xml:space="preserve"> and the graph is used</w:t>
+            </w:r>
+            <w:r>
+              <w:rPr>
+                <w:sz w:val="24"/>
+                <w:szCs w:val="24"/>
+              </w:rPr>
+              <w:t xml:space="preserve"> to bring in </w:t>
+            </w:r>
+            <w:r>
+              <w:rPr>
+                <w:sz w:val="24"/>
+                <w:szCs w:val="24"/>
+              </w:rPr>
+              <w:t xml:space="preserve">chunks </w:t>
+            </w:r>
+            <w:r>
+              <w:rPr>
+                <w:sz w:val="24"/>
+                <w:szCs w:val="24"/>
+              </w:rPr>
+              <w:t xml:space="preserve">from category edges, </w:t>
+            </w:r>
+            <w:proofErr w:type="spellStart"/>
+            <w:r>
+              <w:rPr>
+                <w:sz w:val="24"/>
+                <w:szCs w:val="24"/>
+              </w:rPr>
+              <w:t>wikilinks</w:t>
+            </w:r>
+            <w:proofErr w:type="spellEnd"/>
+            <w:r>
+              <w:rPr>
+                <w:sz w:val="24"/>
+                <w:szCs w:val="24"/>
+              </w:rPr>
+              <w:t xml:space="preserve"> edges, or </w:t>
+            </w:r>
+            <w:proofErr w:type="spellStart"/>
+            <w:r>
+              <w:rPr>
+                <w:sz w:val="24"/>
+                <w:szCs w:val="24"/>
+              </w:rPr>
+              <w:t>infobox</w:t>
+            </w:r>
+            <w:proofErr w:type="spellEnd"/>
+            <w:r>
+              <w:rPr>
+                <w:sz w:val="24"/>
+                <w:szCs w:val="24"/>
+              </w:rPr>
+              <w:t xml:space="preserve"> edges to add to the context.</w:t>
+            </w:r>
           </w:p>
         </w:tc>
       </w:tr>
@@ -3489,6 +4011,7 @@
                 <w:sz w:val="24"/>
                 <w:szCs w:val="24"/>
               </w:rPr>
+              <w:lastRenderedPageBreak/>
               <w:t>Implementation evidence (e.g., screenshots, code snippets, retrieval outputs, notebook excerpts)</w:t>
             </w:r>
           </w:p>
@@ -3510,17 +4033,113 @@
           </w:tcPr>
           <w:p>
             <w:pPr>
-              <w:rPr>
-                <w:sz w:val="24"/>
-                <w:szCs w:val="24"/>
-              </w:rPr>
-            </w:pPr>
-            <w:r>
-              <w:rPr>
-                <w:sz w:val="24"/>
-                <w:szCs w:val="24"/>
-              </w:rPr>
-              <w:t>Response:</w:t>
+              <w:pStyle w:val="ListParagraph"/>
+              <w:numPr>
+                <w:ilvl w:val="0"/>
+                <w:numId w:val="25"/>
+              </w:numPr>
+              <w:ind w:left="0" w:hanging="30"/>
+              <w:rPr>
+                <w:sz w:val="24"/>
+                <w:szCs w:val="24"/>
+              </w:rPr>
+            </w:pPr>
+            <w:r>
+              <w:rPr>
+                <w:sz w:val="24"/>
+                <w:szCs w:val="24"/>
+              </w:rPr>
+              <w:t xml:space="preserve">Here are some screenshots of the updated extraction script, which can be found at </w:t>
+            </w:r>
+            <w:r>
+              <w:rPr>
+                <w:sz w:val="24"/>
+                <w:szCs w:val="24"/>
+              </w:rPr>
+              <w:t>Capstone\Checkpoint 2.1\Extract_text_and_links_from_wikis.py</w:t>
+            </w:r>
+            <w:r>
+              <w:rPr>
+                <w:sz w:val="24"/>
+                <w:szCs w:val="24"/>
+              </w:rPr>
+              <w:t xml:space="preserve">. For documentation see </w:t>
+            </w:r>
+            <w:r>
+              <w:rPr>
+                <w:sz w:val="24"/>
+                <w:szCs w:val="24"/>
+              </w:rPr>
+              <w:t>Capstone\docs\Extract_text_and_links_from_wikis.md</w:t>
+            </w:r>
+            <w:r>
+              <w:rPr>
+                <w:sz w:val="24"/>
+                <w:szCs w:val="24"/>
+              </w:rPr>
+              <w:t>.</w:t>
+            </w:r>
+            <w:r>
+              <w:rPr>
+                <w:sz w:val="24"/>
+                <w:szCs w:val="24"/>
+              </w:rPr>
+              <w:br/>
+            </w:r>
+            <w:r>
+              <w:rPr>
+                <w:sz w:val="24"/>
+                <w:szCs w:val="24"/>
+              </w:rPr>
+              <w:br/>
+            </w:r>
+            <w:r>
+              <w:rPr>
+                <w:noProof/>
+                <w:sz w:val="24"/>
+                <w:szCs w:val="24"/>
+              </w:rPr>
+              <w:drawing>
+                <wp:inline distT="0" distB="0" distL="0" distR="0" wp14:anchorId="5583F6E3" wp14:editId="3924BB66">
+                  <wp:extent cx="6433481" cy="1996440"/>
+                  <wp:effectExtent l="0" t="0" r="5715" b="3810"/>
+                  <wp:docPr id="1125814561" name="Picture 2"/>
+                  <wp:cNvGraphicFramePr>
+                    <a:graphicFrameLocks xmlns:a="http://schemas.openxmlformats.org/drawingml/2006/main" noChangeAspect="1"/>
+                  </wp:cNvGraphicFramePr>
+                  <a:graphic xmlns:a="http://schemas.openxmlformats.org/drawingml/2006/main">
+                    <a:graphicData uri="http://schemas.openxmlformats.org/drawingml/2006/picture">
+                      <pic:pic xmlns:pic="http://schemas.openxmlformats.org/drawingml/2006/picture">
+                        <pic:nvPicPr>
+                          <pic:cNvPr id="1125814561" name="Picture 1125814561"/>
+                          <pic:cNvPicPr/>
+                        </pic:nvPicPr>
+                        <pic:blipFill>
+                          <a:blip r:embed="rId17">
+                            <a:extLst>
+                              <a:ext uri="{28A0092B-C50C-407E-A947-70E740481C1C}">
+                                <a14:useLocalDpi xmlns:a14="http://schemas.microsoft.com/office/drawing/2010/main" val="0"/>
+                              </a:ext>
+                            </a:extLst>
+                          </a:blip>
+                          <a:stretch>
+                            <a:fillRect/>
+                          </a:stretch>
+                        </pic:blipFill>
+                        <pic:spPr>
+                          <a:xfrm>
+                            <a:off x="0" y="0"/>
+                            <a:ext cx="6437891" cy="1997809"/>
+                          </a:xfrm>
+                          <a:prstGeom prst="rect">
+                            <a:avLst/>
+                          </a:prstGeom>
+                        </pic:spPr>
+                      </pic:pic>
+                    </a:graphicData>
+                  </a:graphic>
+                </wp:inline>
+              </w:drawing>
             </w:r>
           </w:p>
           <w:p>
@@ -3531,6 +4150,102 @@
                 <w:szCs w:val="24"/>
               </w:rPr>
             </w:pPr>
+            <w:r>
+              <w:rPr>
+                <w:noProof/>
+                <w:sz w:val="24"/>
+                <w:szCs w:val="24"/>
+              </w:rPr>
+              <w:drawing>
+                <wp:inline distT="0" distB="0" distL="0" distR="0" wp14:anchorId="03E35B74" wp14:editId="5EEB1FB5">
+                  <wp:extent cx="5791200" cy="2120622"/>
+                  <wp:effectExtent l="0" t="0" r="0" b="0"/>
+                  <wp:docPr id="1193037824" name="Picture 5"/>
+                  <wp:cNvGraphicFramePr>
+                    <a:graphicFrameLocks xmlns:a="http://schemas.openxmlformats.org/drawingml/2006/main" noChangeAspect="1"/>
+                  </wp:cNvGraphicFramePr>
+                  <a:graphic xmlns:a="http://schemas.openxmlformats.org/drawingml/2006/main">
+                    <a:graphicData uri="http://schemas.openxmlformats.org/drawingml/2006/picture">
+                      <pic:pic xmlns:pic="http://schemas.openxmlformats.org/drawingml/2006/picture">
+                        <pic:nvPicPr>
+                          <pic:cNvPr id="1193037824" name="Picture 1193037824"/>
+                          <pic:cNvPicPr/>
+                        </pic:nvPicPr>
+                        <pic:blipFill>
+                          <a:blip r:embed="rId18">
+                            <a:extLst>
+                              <a:ext uri="{28A0092B-C50C-407E-A947-70E740481C1C}">
+                                <a14:useLocalDpi xmlns:a14="http://schemas.microsoft.com/office/drawing/2010/main" val="0"/>
+                              </a:ext>
+                            </a:extLst>
+                          </a:blip>
+                          <a:stretch>
+                            <a:fillRect/>
+                          </a:stretch>
+                        </pic:blipFill>
+                        <pic:spPr>
+                          <a:xfrm>
+                            <a:off x="0" y="0"/>
+                            <a:ext cx="5807168" cy="2126469"/>
+                          </a:xfrm>
+                          <a:prstGeom prst="rect">
+                            <a:avLst/>
+                          </a:prstGeom>
+                        </pic:spPr>
+                      </pic:pic>
+                    </a:graphicData>
+                  </a:graphic>
+                </wp:inline>
+              </w:drawing>
+            </w:r>
+            <w:r>
+              <w:rPr>
+                <w:noProof/>
+                <w:sz w:val="24"/>
+                <w:szCs w:val="24"/>
+              </w:rPr>
+              <w:drawing>
+                <wp:inline distT="0" distB="0" distL="0" distR="0" wp14:anchorId="3FA9A1C6" wp14:editId="5363E7BC">
+                  <wp:extent cx="6263640" cy="1291590"/>
+                  <wp:effectExtent l="0" t="0" r="3810" b="3810"/>
+                  <wp:docPr id="1516190287" name="Picture 3"/>
+                  <wp:cNvGraphicFramePr>
+                    <a:graphicFrameLocks xmlns:a="http://schemas.openxmlformats.org/drawingml/2006/main" noChangeAspect="1"/>
+                  </wp:cNvGraphicFramePr>
+                  <a:graphic xmlns:a="http://schemas.openxmlformats.org/drawingml/2006/main">
+                    <a:graphicData uri="http://schemas.openxmlformats.org/drawingml/2006/picture">
+                      <pic:pic xmlns:pic="http://schemas.openxmlformats.org/drawingml/2006/picture">
+                        <pic:nvPicPr>
+                          <pic:cNvPr id="1516190287" name="Picture 1516190287"/>
+                          <pic:cNvPicPr/>
+                        </pic:nvPicPr>
+                        <pic:blipFill>
+                          <a:blip r:embed="rId19">
+                            <a:extLst>
+                              <a:ext uri="{28A0092B-C50C-407E-A947-70E740481C1C}">
+                                <a14:useLocalDpi xmlns:a14="http://schemas.microsoft.com/office/drawing/2010/main" val="0"/>
+                              </a:ext>
+                            </a:extLst>
+                          </a:blip>
+                          <a:stretch>
+                            <a:fillRect/>
+                          </a:stretch>
+                        </pic:blipFill>
+                        <pic:spPr>
+                          <a:xfrm>
+                            <a:off x="0" y="0"/>
+                            <a:ext cx="6263640" cy="1291590"/>
+                          </a:xfrm>
+                          <a:prstGeom prst="rect">
+                            <a:avLst/>
+                          </a:prstGeom>
+                        </pic:spPr>
+                      </pic:pic>
+                    </a:graphicData>
+                  </a:graphic>
+                </wp:inline>
+              </w:drawing>
+            </w:r>
           </w:p>
           <w:p>
             <w:pPr>
@@ -3540,6 +4255,55 @@
                 <w:szCs w:val="24"/>
               </w:rPr>
             </w:pPr>
+            <w:r>
+              <w:rPr>
+                <w:noProof/>
+                <w:sz w:val="24"/>
+                <w:szCs w:val="24"/>
+              </w:rPr>
+              <w:lastRenderedPageBreak/>
+              <w:drawing>
+                <wp:inline distT="0" distB="0" distL="0" distR="0" wp14:anchorId="250203C9" wp14:editId="4674BBDB">
+                  <wp:extent cx="6263640" cy="2087880"/>
+                  <wp:effectExtent l="0" t="0" r="3810" b="7620"/>
+                  <wp:docPr id="1189483690" name="Picture 4"/>
+                  <wp:cNvGraphicFramePr>
+                    <a:graphicFrameLocks xmlns:a="http://schemas.openxmlformats.org/drawingml/2006/main" noChangeAspect="1"/>
+                  </wp:cNvGraphicFramePr>
+                  <a:graphic xmlns:a="http://schemas.openxmlformats.org/drawingml/2006/main">
+                    <a:graphicData uri="http://schemas.openxmlformats.org/drawingml/2006/picture">
+                      <pic:pic xmlns:pic="http://schemas.openxmlformats.org/drawingml/2006/picture">
+                        <pic:nvPicPr>
+                          <pic:cNvPr id="1189483690" name="Picture 1189483690"/>
+                          <pic:cNvPicPr/>
+                        </pic:nvPicPr>
+                        <pic:blipFill>
+                          <a:blip r:embed="rId20">
+                            <a:extLst>
+                              <a:ext uri="{28A0092B-C50C-407E-A947-70E740481C1C}">
+                                <a14:useLocalDpi xmlns:a14="http://schemas.microsoft.com/office/drawing/2010/main" val="0"/>
+                              </a:ext>
+                            </a:extLst>
+                          </a:blip>
+                          <a:stretch>
+                            <a:fillRect/>
+                          </a:stretch>
+                        </pic:blipFill>
+                        <pic:spPr>
+                          <a:xfrm>
+                            <a:off x="0" y="0"/>
+                            <a:ext cx="6263640" cy="2087880"/>
+                          </a:xfrm>
+                          <a:prstGeom prst="rect">
+                            <a:avLst/>
+                          </a:prstGeom>
+                        </pic:spPr>
+                      </pic:pic>
+                    </a:graphicData>
+                  </a:graphic>
+                </wp:inline>
+              </w:drawing>
+            </w:r>
           </w:p>
           <w:p>
             <w:pPr>
@@ -3549,6 +4313,294 @@
                 <w:szCs w:val="24"/>
               </w:rPr>
             </w:pPr>
+            <w:r>
+              <w:rPr>
+                <w:noProof/>
+                <w:sz w:val="24"/>
+                <w:szCs w:val="24"/>
+              </w:rPr>
+              <w:drawing>
+                <wp:inline distT="0" distB="0" distL="0" distR="0" wp14:anchorId="4B92FAF8" wp14:editId="19B5A622">
+                  <wp:extent cx="6224215" cy="3208020"/>
+                  <wp:effectExtent l="0" t="0" r="5715" b="0"/>
+                  <wp:docPr id="1553935232" name="Picture 6"/>
+                  <wp:cNvGraphicFramePr>
+                    <a:graphicFrameLocks xmlns:a="http://schemas.openxmlformats.org/drawingml/2006/main" noChangeAspect="1"/>
+                  </wp:cNvGraphicFramePr>
+                  <a:graphic xmlns:a="http://schemas.openxmlformats.org/drawingml/2006/main">
+                    <a:graphicData uri="http://schemas.openxmlformats.org/drawingml/2006/picture">
+                      <pic:pic xmlns:pic="http://schemas.openxmlformats.org/drawingml/2006/picture">
+                        <pic:nvPicPr>
+                          <pic:cNvPr id="1553935232" name="Picture 1553935232"/>
+                          <pic:cNvPicPr/>
+                        </pic:nvPicPr>
+                        <pic:blipFill>
+                          <a:blip r:embed="rId21">
+                            <a:extLst>
+                              <a:ext uri="{28A0092B-C50C-407E-A947-70E740481C1C}">
+                                <a14:useLocalDpi xmlns:a14="http://schemas.microsoft.com/office/drawing/2010/main" val="0"/>
+                              </a:ext>
+                            </a:extLst>
+                          </a:blip>
+                          <a:stretch>
+                            <a:fillRect/>
+                          </a:stretch>
+                        </pic:blipFill>
+                        <pic:spPr>
+                          <a:xfrm>
+                            <a:off x="0" y="0"/>
+                            <a:ext cx="6230304" cy="3211158"/>
+                          </a:xfrm>
+                          <a:prstGeom prst="rect">
+                            <a:avLst/>
+                          </a:prstGeom>
+                        </pic:spPr>
+                      </pic:pic>
+                    </a:graphicData>
+                  </a:graphic>
+                </wp:inline>
+              </w:drawing>
+            </w:r>
+          </w:p>
+          <w:p>
+            <w:pPr>
+              <w:pStyle w:val="ListParagraph"/>
+              <w:numPr>
+                <w:ilvl w:val="0"/>
+                <w:numId w:val="25"/>
+              </w:numPr>
+              <w:spacing w:after="120"/>
+              <w:ind w:left="0" w:hanging="30"/>
+              <w:rPr>
+                <w:sz w:val="24"/>
+                <w:szCs w:val="24"/>
+              </w:rPr>
+            </w:pPr>
+            <w:r>
+              <w:rPr>
+                <w:sz w:val="24"/>
+                <w:szCs w:val="24"/>
+              </w:rPr>
+              <w:t>Here is a flowchart of the main logic in</w:t>
+            </w:r>
+            <w:r>
+              <w:rPr>
+                <w:sz w:val="24"/>
+                <w:szCs w:val="24"/>
+              </w:rPr>
+              <w:t xml:space="preserve"> the advanced retrieval system.</w:t>
+            </w:r>
+          </w:p>
+          <w:p>
+            <w:pPr>
+              <w:pStyle w:val="ListParagraph"/>
+              <w:spacing w:after="120"/>
+              <w:ind w:left="0"/>
+              <w:rPr>
+                <w:sz w:val="24"/>
+                <w:szCs w:val="24"/>
+              </w:rPr>
+            </w:pPr>
+            <w:r>
+              <w:rPr>
+                <w:sz w:val="24"/>
+                <w:szCs w:val="24"/>
+              </w:rPr>
+              <w:lastRenderedPageBreak/>
+              <w:br/>
+            </w:r>
+            <w:r>
+              <w:rPr>
+                <w:noProof/>
+                <w:sz w:val="24"/>
+                <w:szCs w:val="24"/>
+              </w:rPr>
+              <w:drawing>
+                <wp:inline distT="0" distB="0" distL="0" distR="0" wp14:anchorId="06FD10C2" wp14:editId="7F7543D7">
+                  <wp:extent cx="5175791" cy="4770120"/>
+                  <wp:effectExtent l="0" t="0" r="6350" b="0"/>
+                  <wp:docPr id="1123383888" name="Picture 7"/>
+                  <wp:cNvGraphicFramePr>
+                    <a:graphicFrameLocks xmlns:a="http://schemas.openxmlformats.org/drawingml/2006/main" noChangeAspect="1"/>
+                  </wp:cNvGraphicFramePr>
+                  <a:graphic xmlns:a="http://schemas.openxmlformats.org/drawingml/2006/main">
+                    <a:graphicData uri="http://schemas.openxmlformats.org/drawingml/2006/picture">
+                      <pic:pic xmlns:pic="http://schemas.openxmlformats.org/drawingml/2006/picture">
+                        <pic:nvPicPr>
+                          <pic:cNvPr id="1123383888" name="Picture 1123383888"/>
+                          <pic:cNvPicPr/>
+                        </pic:nvPicPr>
+                        <pic:blipFill>
+                          <a:blip r:embed="rId22">
+                            <a:extLst>
+                              <a:ext uri="{28A0092B-C50C-407E-A947-70E740481C1C}">
+                                <a14:useLocalDpi xmlns:a14="http://schemas.microsoft.com/office/drawing/2010/main" val="0"/>
+                              </a:ext>
+                            </a:extLst>
+                          </a:blip>
+                          <a:stretch>
+                            <a:fillRect/>
+                          </a:stretch>
+                        </pic:blipFill>
+                        <pic:spPr>
+                          <a:xfrm>
+                            <a:off x="0" y="0"/>
+                            <a:ext cx="5181358" cy="4775250"/>
+                          </a:xfrm>
+                          <a:prstGeom prst="rect">
+                            <a:avLst/>
+                          </a:prstGeom>
+                        </pic:spPr>
+                      </pic:pic>
+                    </a:graphicData>
+                  </a:graphic>
+                </wp:inline>
+              </w:drawing>
+            </w:r>
+          </w:p>
+          <w:p>
+            <w:pPr>
+              <w:pStyle w:val="ListParagraph"/>
+              <w:spacing w:after="120"/>
+              <w:ind w:left="0"/>
+              <w:rPr>
+                <w:sz w:val="24"/>
+                <w:szCs w:val="24"/>
+              </w:rPr>
+            </w:pPr>
+            <w:r>
+              <w:rPr>
+                <w:sz w:val="24"/>
+                <w:szCs w:val="24"/>
+              </w:rPr>
+              <w:t xml:space="preserve">                                </w:t>
+            </w:r>
+            <w:r>
+              <w:rPr>
+                <w:noProof/>
+                <w:sz w:val="24"/>
+                <w:szCs w:val="24"/>
+              </w:rPr>
+              <w:drawing>
+                <wp:inline distT="0" distB="0" distL="0" distR="0" wp14:anchorId="55FBBAAD" wp14:editId="0AAB5AEF">
+                  <wp:extent cx="4053840" cy="2810288"/>
+                  <wp:effectExtent l="0" t="0" r="3810" b="9525"/>
+                  <wp:docPr id="13320422" name="Picture 8"/>
+                  <wp:cNvGraphicFramePr>
+                    <a:graphicFrameLocks xmlns:a="http://schemas.openxmlformats.org/drawingml/2006/main" noChangeAspect="1"/>
+                  </wp:cNvGraphicFramePr>
+                  <a:graphic xmlns:a="http://schemas.openxmlformats.org/drawingml/2006/main">
+                    <a:graphicData uri="http://schemas.openxmlformats.org/drawingml/2006/picture">
+                      <pic:pic xmlns:pic="http://schemas.openxmlformats.org/drawingml/2006/picture">
+                        <pic:nvPicPr>
+                          <pic:cNvPr id="13320422" name="Picture 13320422"/>
+                          <pic:cNvPicPr/>
+                        </pic:nvPicPr>
+                        <pic:blipFill>
+                          <a:blip r:embed="rId23">
+                            <a:extLst>
+                              <a:ext uri="{28A0092B-C50C-407E-A947-70E740481C1C}">
+                                <a14:useLocalDpi xmlns:a14="http://schemas.microsoft.com/office/drawing/2010/main" val="0"/>
+                              </a:ext>
+                            </a:extLst>
+                          </a:blip>
+                          <a:stretch>
+                            <a:fillRect/>
+                          </a:stretch>
+                        </pic:blipFill>
+                        <pic:spPr>
+                          <a:xfrm>
+                            <a:off x="0" y="0"/>
+                            <a:ext cx="4065481" cy="2818358"/>
+                          </a:xfrm>
+                          <a:prstGeom prst="rect">
+                            <a:avLst/>
+                          </a:prstGeom>
+                        </pic:spPr>
+                      </pic:pic>
+                    </a:graphicData>
+                  </a:graphic>
+                </wp:inline>
+              </w:drawing>
+            </w:r>
+          </w:p>
+          <w:p>
+            <w:pPr>
+              <w:pStyle w:val="ListParagraph"/>
+              <w:spacing w:after="120"/>
+              <w:ind w:left="0"/>
+              <w:rPr>
+                <w:sz w:val="24"/>
+                <w:szCs w:val="24"/>
+              </w:rPr>
+            </w:pPr>
+            <w:r>
+              <w:rPr>
+                <w:sz w:val="24"/>
+                <w:szCs w:val="24"/>
+              </w:rPr>
+              <w:lastRenderedPageBreak/>
+              <w:t>And here is a flowchart of the main query logic.</w:t>
+            </w:r>
+          </w:p>
+          <w:p>
+            <w:pPr>
+              <w:pStyle w:val="ListParagraph"/>
+              <w:spacing w:after="120"/>
+              <w:ind w:left="0"/>
+              <w:rPr>
+                <w:sz w:val="24"/>
+                <w:szCs w:val="24"/>
+              </w:rPr>
+            </w:pPr>
+            <w:r>
+              <w:rPr>
+                <w:noProof/>
+                <w:sz w:val="24"/>
+                <w:szCs w:val="24"/>
+              </w:rPr>
+              <w:drawing>
+                <wp:inline distT="0" distB="0" distL="0" distR="0" wp14:anchorId="26E6C80E" wp14:editId="23CCBCD9">
+                  <wp:extent cx="6263640" cy="5655945"/>
+                  <wp:effectExtent l="0" t="0" r="3810" b="1905"/>
+                  <wp:docPr id="1013205933" name="Picture 9"/>
+                  <wp:cNvGraphicFramePr>
+                    <a:graphicFrameLocks xmlns:a="http://schemas.openxmlformats.org/drawingml/2006/main" noChangeAspect="1"/>
+                  </wp:cNvGraphicFramePr>
+                  <a:graphic xmlns:a="http://schemas.openxmlformats.org/drawingml/2006/main">
+                    <a:graphicData uri="http://schemas.openxmlformats.org/drawingml/2006/picture">
+                      <pic:pic xmlns:pic="http://schemas.openxmlformats.org/drawingml/2006/picture">
+                        <pic:nvPicPr>
+                          <pic:cNvPr id="1013205933" name="Picture 1013205933"/>
+                          <pic:cNvPicPr/>
+                        </pic:nvPicPr>
+                        <pic:blipFill>
+                          <a:blip r:embed="rId24">
+                            <a:extLst>
+                              <a:ext uri="{28A0092B-C50C-407E-A947-70E740481C1C}">
+                                <a14:useLocalDpi xmlns:a14="http://schemas.microsoft.com/office/drawing/2010/main" val="0"/>
+                              </a:ext>
+                            </a:extLst>
+                          </a:blip>
+                          <a:stretch>
+                            <a:fillRect/>
+                          </a:stretch>
+                        </pic:blipFill>
+                        <pic:spPr>
+                          <a:xfrm>
+                            <a:off x="0" y="0"/>
+                            <a:ext cx="6263640" cy="5655945"/>
+                          </a:xfrm>
+                          <a:prstGeom prst="rect">
+                            <a:avLst/>
+                          </a:prstGeom>
+                        </pic:spPr>
+                      </pic:pic>
+                    </a:graphicData>
+                  </a:graphic>
+                </wp:inline>
+              </w:drawing>
+            </w:r>
           </w:p>
         </w:tc>
       </w:tr>
@@ -3657,9 +4709,19 @@
           <w:sz w:val="24"/>
           <w:szCs w:val="24"/>
         </w:rPr>
-        <w:lastRenderedPageBreak/>
         <w:t>Include representative examples.</w:t>
       </w:r>
+    </w:p>
+    <w:p>
+      <w:pPr>
+        <w:ind w:left="360"/>
+        <w:rPr>
+          <w:rFonts w:eastAsia="Aptos"/>
+          <w:color w:val="000000"/>
+          <w:sz w:val="24"/>
+          <w:szCs w:val="24"/>
+        </w:rPr>
+      </w:pPr>
     </w:p>
     <w:tbl>
       <w:tblPr>
@@ -3669,14 +4731,16 @@
         <w:tblLook w:val="04A0" w:firstRow="1" w:lastRow="0" w:firstColumn="1" w:lastColumn="0" w:noHBand="0" w:noVBand="1"/>
       </w:tblPr>
       <w:tblGrid>
-        <w:gridCol w:w="3585"/>
-        <w:gridCol w:w="3575"/>
-        <w:gridCol w:w="3576"/>
+        <w:gridCol w:w="2372"/>
+        <w:gridCol w:w="2253"/>
+        <w:gridCol w:w="1818"/>
+        <w:gridCol w:w="2024"/>
+        <w:gridCol w:w="2269"/>
       </w:tblGrid>
       <w:tr>
         <w:tc>
           <w:tcPr>
-            <w:tcW w:w="3698" w:type="dxa"/>
+            <w:tcW w:w="2372" w:type="dxa"/>
             <w:shd w:val="clear" w:color="auto" w:fill="D9D9D9" w:themeFill="background1" w:themeFillShade="D9"/>
           </w:tcPr>
           <w:p>
@@ -3700,13 +4764,14 @@
                 <w:sz w:val="24"/>
                 <w:szCs w:val="24"/>
               </w:rPr>
+              <w:lastRenderedPageBreak/>
               <w:t>Evaluation Metric</w:t>
             </w:r>
           </w:p>
         </w:tc>
         <w:tc>
           <w:tcPr>
-            <w:tcW w:w="3699" w:type="dxa"/>
+            <w:tcW w:w="2253" w:type="dxa"/>
             <w:shd w:val="clear" w:color="auto" w:fill="D9D9D9" w:themeFill="background1" w:themeFillShade="D9"/>
           </w:tcPr>
           <w:p>
@@ -3730,18 +4795,9 @@
                 <w:sz w:val="24"/>
                 <w:szCs w:val="24"/>
               </w:rPr>
-              <w:t>Baseline Result</w:t>
-            </w:r>
-          </w:p>
-        </w:tc>
-        <w:tc>
-          <w:tcPr>
-            <w:tcW w:w="3699" w:type="dxa"/>
-            <w:shd w:val="clear" w:color="auto" w:fill="D9D9D9" w:themeFill="background1" w:themeFillShade="D9"/>
-          </w:tcPr>
-          <w:p>
-            <w:pPr>
-              <w:jc w:val="center"/>
+              <w:t>Baselin</w:t>
+            </w:r>
+            <w:r>
               <w:rPr>
                 <w:rFonts w:eastAsia="Aptos"/>
                 <w:b/>
@@ -3750,8 +4806,18 @@
                 <w:sz w:val="24"/>
                 <w:szCs w:val="24"/>
               </w:rPr>
-            </w:pPr>
-            <w:r>
+              <w:t>e</w:t>
+            </w:r>
+          </w:p>
+        </w:tc>
+        <w:tc>
+          <w:tcPr>
+            <w:tcW w:w="1818" w:type="dxa"/>
+            <w:shd w:val="clear" w:color="auto" w:fill="D9D9D9" w:themeFill="background1" w:themeFillShade="D9"/>
+          </w:tcPr>
+          <w:p>
+            <w:pPr>
+              <w:jc w:val="center"/>
               <w:rPr>
                 <w:rFonts w:eastAsia="Aptos"/>
                 <w:b/>
@@ -3760,7 +4826,77 @@
                 <w:sz w:val="24"/>
                 <w:szCs w:val="24"/>
               </w:rPr>
-              <w:t>Updated Result</w:t>
+            </w:pPr>
+            <w:r>
+              <w:rPr>
+                <w:rFonts w:eastAsia="Aptos"/>
+                <w:b/>
+                <w:bCs/>
+                <w:color w:val="000000"/>
+                <w:sz w:val="24"/>
+                <w:szCs w:val="24"/>
+              </w:rPr>
+              <w:t>Chunks</w:t>
+            </w:r>
+          </w:p>
+        </w:tc>
+        <w:tc>
+          <w:tcPr>
+            <w:tcW w:w="2024" w:type="dxa"/>
+            <w:shd w:val="clear" w:color="auto" w:fill="D9D9D9" w:themeFill="background1" w:themeFillShade="D9"/>
+          </w:tcPr>
+          <w:p>
+            <w:pPr>
+              <w:jc w:val="center"/>
+              <w:rPr>
+                <w:rFonts w:eastAsia="Aptos"/>
+                <w:b/>
+                <w:bCs/>
+                <w:color w:val="000000"/>
+                <w:sz w:val="24"/>
+                <w:szCs w:val="24"/>
+              </w:rPr>
+            </w:pPr>
+            <w:r>
+              <w:rPr>
+                <w:rFonts w:eastAsia="Aptos"/>
+                <w:b/>
+                <w:bCs/>
+                <w:color w:val="000000"/>
+                <w:sz w:val="24"/>
+                <w:szCs w:val="24"/>
+              </w:rPr>
+              <w:t>Decompose</w:t>
+            </w:r>
+          </w:p>
+        </w:tc>
+        <w:tc>
+          <w:tcPr>
+            <w:tcW w:w="2269" w:type="dxa"/>
+            <w:shd w:val="clear" w:color="auto" w:fill="D9D9D9" w:themeFill="background1" w:themeFillShade="D9"/>
+          </w:tcPr>
+          <w:p>
+            <w:pPr>
+              <w:jc w:val="center"/>
+              <w:rPr>
+                <w:rFonts w:eastAsia="Aptos"/>
+                <w:b/>
+                <w:bCs/>
+                <w:color w:val="000000"/>
+                <w:sz w:val="24"/>
+                <w:szCs w:val="24"/>
+              </w:rPr>
+            </w:pPr>
+            <w:r>
+              <w:rPr>
+                <w:rFonts w:eastAsia="Aptos"/>
+                <w:b/>
+                <w:bCs/>
+                <w:color w:val="000000"/>
+                <w:sz w:val="24"/>
+                <w:szCs w:val="24"/>
+              </w:rPr>
+              <w:t>Graph</w:t>
             </w:r>
           </w:p>
         </w:tc>
@@ -3768,7 +4904,7 @@
       <w:tr>
         <w:tc>
           <w:tcPr>
-            <w:tcW w:w="3698" w:type="dxa"/>
+            <w:tcW w:w="2372" w:type="dxa"/>
           </w:tcPr>
           <w:p>
             <w:pPr>
@@ -3777,15 +4913,22 @@
                 <w:b/>
                 <w:bCs/>
                 <w:color w:val="000000"/>
-                <w:sz w:val="24"/>
-                <w:szCs w:val="24"/>
-              </w:rPr>
-            </w:pPr>
+                <w:sz w:val="20"/>
+                <w:szCs w:val="20"/>
+              </w:rPr>
+            </w:pPr>
+            <w:r>
+              <w:rPr>
+                <w:sz w:val="20"/>
+                <w:szCs w:val="20"/>
+              </w:rPr>
+              <w:t>Binary correctness</w:t>
+            </w:r>
           </w:p>
         </w:tc>
         <w:tc>
           <w:tcPr>
-            <w:tcW w:w="3699" w:type="dxa"/>
+            <w:tcW w:w="2253" w:type="dxa"/>
           </w:tcPr>
           <w:p>
             <w:pPr>
@@ -3794,15 +4937,22 @@
                 <w:b/>
                 <w:bCs/>
                 <w:color w:val="000000"/>
-                <w:sz w:val="24"/>
-                <w:szCs w:val="24"/>
-              </w:rPr>
-            </w:pPr>
+                <w:sz w:val="20"/>
+                <w:szCs w:val="20"/>
+              </w:rPr>
+            </w:pPr>
+            <w:r>
+              <w:rPr>
+                <w:sz w:val="20"/>
+                <w:szCs w:val="20"/>
+              </w:rPr>
+              <w:t>7/17 (41%)</w:t>
+            </w:r>
           </w:p>
         </w:tc>
         <w:tc>
           <w:tcPr>
-            <w:tcW w:w="3699" w:type="dxa"/>
+            <w:tcW w:w="1818" w:type="dxa"/>
           </w:tcPr>
           <w:p>
             <w:pPr>
@@ -3811,17 +4961,74 @@
                 <w:b/>
                 <w:bCs/>
                 <w:color w:val="000000"/>
-                <w:sz w:val="24"/>
-                <w:szCs w:val="24"/>
-              </w:rPr>
-            </w:pPr>
+                <w:sz w:val="20"/>
+                <w:szCs w:val="20"/>
+              </w:rPr>
+            </w:pPr>
+            <w:r>
+              <w:rPr>
+                <w:sz w:val="20"/>
+                <w:szCs w:val="20"/>
+              </w:rPr>
+              <w:t>6/17 (35%)</w:t>
+            </w:r>
+          </w:p>
+        </w:tc>
+        <w:tc>
+          <w:tcPr>
+            <w:tcW w:w="2024" w:type="dxa"/>
+          </w:tcPr>
+          <w:p>
+            <w:pPr>
+              <w:rPr>
+                <w:rFonts w:eastAsia="Aptos"/>
+                <w:b/>
+                <w:bCs/>
+                <w:color w:val="000000"/>
+                <w:sz w:val="20"/>
+                <w:szCs w:val="20"/>
+              </w:rPr>
+            </w:pPr>
+            <w:r>
+              <w:rPr>
+                <w:sz w:val="20"/>
+                <w:szCs w:val="20"/>
+              </w:rPr>
+              <w:t>7/17 (41%)</w:t>
+            </w:r>
+          </w:p>
+        </w:tc>
+        <w:tc>
+          <w:tcPr>
+            <w:tcW w:w="2269" w:type="dxa"/>
+          </w:tcPr>
+          <w:p>
+            <w:pPr>
+              <w:rPr>
+                <w:rFonts w:eastAsia="Aptos"/>
+                <w:b/>
+                <w:bCs/>
+                <w:color w:val="000000"/>
+                <w:sz w:val="20"/>
+                <w:szCs w:val="20"/>
+              </w:rPr>
+            </w:pPr>
+            <w:r>
+              <w:rPr>
+                <w:b/>
+                <w:bCs/>
+                <w:sz w:val="20"/>
+                <w:szCs w:val="20"/>
+              </w:rPr>
+              <w:t>8/17 (47%)</w:t>
+            </w:r>
           </w:p>
         </w:tc>
       </w:tr>
       <w:tr>
         <w:tc>
           <w:tcPr>
-            <w:tcW w:w="3698" w:type="dxa"/>
+            <w:tcW w:w="2372" w:type="dxa"/>
           </w:tcPr>
           <w:p>
             <w:pPr>
@@ -3830,15 +5037,22 @@
                 <w:b/>
                 <w:bCs/>
                 <w:color w:val="000000"/>
-                <w:sz w:val="24"/>
-                <w:szCs w:val="24"/>
-              </w:rPr>
-            </w:pPr>
+                <w:sz w:val="20"/>
+                <w:szCs w:val="20"/>
+              </w:rPr>
+            </w:pPr>
+            <w:r>
+              <w:rPr>
+                <w:sz w:val="20"/>
+                <w:szCs w:val="20"/>
+              </w:rPr>
+              <w:t>Mean graded correctness</w:t>
+            </w:r>
           </w:p>
         </w:tc>
         <w:tc>
           <w:tcPr>
-            <w:tcW w:w="3699" w:type="dxa"/>
+            <w:tcW w:w="2253" w:type="dxa"/>
           </w:tcPr>
           <w:p>
             <w:pPr>
@@ -3847,15 +5061,22 @@
                 <w:b/>
                 <w:bCs/>
                 <w:color w:val="000000"/>
-                <w:sz w:val="24"/>
-                <w:szCs w:val="24"/>
-              </w:rPr>
-            </w:pPr>
+                <w:sz w:val="20"/>
+                <w:szCs w:val="20"/>
+              </w:rPr>
+            </w:pPr>
+            <w:r>
+              <w:rPr>
+                <w:sz w:val="20"/>
+                <w:szCs w:val="20"/>
+              </w:rPr>
+              <w:t>0.47</w:t>
+            </w:r>
           </w:p>
         </w:tc>
         <w:tc>
           <w:tcPr>
-            <w:tcW w:w="3699" w:type="dxa"/>
+            <w:tcW w:w="1818" w:type="dxa"/>
           </w:tcPr>
           <w:p>
             <w:pPr>
@@ -3864,10 +5085,1957 @@
                 <w:b/>
                 <w:bCs/>
                 <w:color w:val="000000"/>
-                <w:sz w:val="24"/>
-                <w:szCs w:val="24"/>
-              </w:rPr>
-            </w:pPr>
+                <w:sz w:val="20"/>
+                <w:szCs w:val="20"/>
+              </w:rPr>
+            </w:pPr>
+            <w:r>
+              <w:rPr>
+                <w:sz w:val="20"/>
+                <w:szCs w:val="20"/>
+              </w:rPr>
+              <w:t>0.43</w:t>
+            </w:r>
+          </w:p>
+        </w:tc>
+        <w:tc>
+          <w:tcPr>
+            <w:tcW w:w="2024" w:type="dxa"/>
+          </w:tcPr>
+          <w:p>
+            <w:pPr>
+              <w:rPr>
+                <w:rFonts w:eastAsia="Aptos"/>
+                <w:b/>
+                <w:bCs/>
+                <w:color w:val="000000"/>
+                <w:sz w:val="20"/>
+                <w:szCs w:val="20"/>
+              </w:rPr>
+            </w:pPr>
+            <w:r>
+              <w:rPr>
+                <w:sz w:val="20"/>
+                <w:szCs w:val="20"/>
+              </w:rPr>
+              <w:t>0.56</w:t>
+            </w:r>
+          </w:p>
+        </w:tc>
+        <w:tc>
+          <w:tcPr>
+            <w:tcW w:w="2269" w:type="dxa"/>
+          </w:tcPr>
+          <w:p>
+            <w:pPr>
+              <w:rPr>
+                <w:rFonts w:eastAsia="Aptos"/>
+                <w:b/>
+                <w:bCs/>
+                <w:color w:val="000000"/>
+                <w:sz w:val="20"/>
+                <w:szCs w:val="20"/>
+              </w:rPr>
+            </w:pPr>
+            <w:r>
+              <w:rPr>
+                <w:b/>
+                <w:bCs/>
+                <w:sz w:val="20"/>
+                <w:szCs w:val="20"/>
+              </w:rPr>
+              <w:t>0.66</w:t>
+            </w:r>
+          </w:p>
+        </w:tc>
+      </w:tr>
+      <w:tr>
+        <w:tc>
+          <w:tcPr>
+            <w:tcW w:w="2372" w:type="dxa"/>
+          </w:tcPr>
+          <w:p>
+            <w:pPr>
+              <w:rPr>
+                <w:rFonts w:eastAsia="Aptos"/>
+                <w:b/>
+                <w:bCs/>
+                <w:color w:val="000000"/>
+                <w:sz w:val="20"/>
+                <w:szCs w:val="20"/>
+              </w:rPr>
+            </w:pPr>
+            <w:r>
+              <w:rPr>
+                <w:sz w:val="20"/>
+                <w:szCs w:val="20"/>
+              </w:rPr>
+              <w:t>Mean aspect coverage</w:t>
+            </w:r>
+          </w:p>
+        </w:tc>
+        <w:tc>
+          <w:tcPr>
+            <w:tcW w:w="2253" w:type="dxa"/>
+          </w:tcPr>
+          <w:p>
+            <w:pPr>
+              <w:rPr>
+                <w:rFonts w:eastAsia="Aptos"/>
+                <w:b/>
+                <w:bCs/>
+                <w:color w:val="000000"/>
+                <w:sz w:val="20"/>
+                <w:szCs w:val="20"/>
+              </w:rPr>
+            </w:pPr>
+            <w:r>
+              <w:rPr>
+                <w:sz w:val="20"/>
+                <w:szCs w:val="20"/>
+              </w:rPr>
+              <w:t>0.55</w:t>
+            </w:r>
+          </w:p>
+        </w:tc>
+        <w:tc>
+          <w:tcPr>
+            <w:tcW w:w="1818" w:type="dxa"/>
+          </w:tcPr>
+          <w:p>
+            <w:pPr>
+              <w:rPr>
+                <w:rFonts w:eastAsia="Aptos"/>
+                <w:b/>
+                <w:bCs/>
+                <w:color w:val="000000"/>
+                <w:sz w:val="20"/>
+                <w:szCs w:val="20"/>
+              </w:rPr>
+            </w:pPr>
+            <w:r>
+              <w:rPr>
+                <w:sz w:val="20"/>
+                <w:szCs w:val="20"/>
+              </w:rPr>
+              <w:t>0.56</w:t>
+            </w:r>
+          </w:p>
+        </w:tc>
+        <w:tc>
+          <w:tcPr>
+            <w:tcW w:w="2024" w:type="dxa"/>
+          </w:tcPr>
+          <w:p>
+            <w:pPr>
+              <w:rPr>
+                <w:rFonts w:eastAsia="Aptos"/>
+                <w:b/>
+                <w:bCs/>
+                <w:color w:val="000000"/>
+                <w:sz w:val="20"/>
+                <w:szCs w:val="20"/>
+              </w:rPr>
+            </w:pPr>
+            <w:r>
+              <w:rPr>
+                <w:b/>
+                <w:bCs/>
+                <w:sz w:val="20"/>
+                <w:szCs w:val="20"/>
+              </w:rPr>
+              <w:t>0.69</w:t>
+            </w:r>
+          </w:p>
+        </w:tc>
+        <w:tc>
+          <w:tcPr>
+            <w:tcW w:w="2269" w:type="dxa"/>
+          </w:tcPr>
+          <w:p>
+            <w:pPr>
+              <w:rPr>
+                <w:rFonts w:eastAsia="Aptos"/>
+                <w:b/>
+                <w:bCs/>
+                <w:color w:val="000000"/>
+                <w:sz w:val="20"/>
+                <w:szCs w:val="20"/>
+              </w:rPr>
+            </w:pPr>
+            <w:r>
+              <w:rPr>
+                <w:sz w:val="20"/>
+                <w:szCs w:val="20"/>
+              </w:rPr>
+              <w:t>0.67</w:t>
+            </w:r>
+          </w:p>
+        </w:tc>
+      </w:tr>
+      <w:tr>
+        <w:tc>
+          <w:tcPr>
+            <w:tcW w:w="2372" w:type="dxa"/>
+          </w:tcPr>
+          <w:p>
+            <w:pPr>
+              <w:rPr>
+                <w:rFonts w:eastAsia="Aptos"/>
+                <w:b/>
+                <w:bCs/>
+                <w:color w:val="000000"/>
+                <w:sz w:val="20"/>
+                <w:szCs w:val="20"/>
+              </w:rPr>
+            </w:pPr>
+            <w:r>
+              <w:rPr>
+                <w:sz w:val="20"/>
+                <w:szCs w:val="20"/>
+              </w:rPr>
+              <w:t>Faithfulness (all claims grounded)</w:t>
+            </w:r>
+          </w:p>
+        </w:tc>
+        <w:tc>
+          <w:tcPr>
+            <w:tcW w:w="2253" w:type="dxa"/>
+          </w:tcPr>
+          <w:p>
+            <w:pPr>
+              <w:rPr>
+                <w:rFonts w:eastAsia="Aptos"/>
+                <w:b/>
+                <w:bCs/>
+                <w:color w:val="000000"/>
+                <w:sz w:val="20"/>
+                <w:szCs w:val="20"/>
+              </w:rPr>
+            </w:pPr>
+            <w:r>
+              <w:rPr>
+                <w:sz w:val="20"/>
+                <w:szCs w:val="20"/>
+              </w:rPr>
+              <w:t>10/17</w:t>
+            </w:r>
+          </w:p>
+        </w:tc>
+        <w:tc>
+          <w:tcPr>
+            <w:tcW w:w="1818" w:type="dxa"/>
+          </w:tcPr>
+          <w:p>
+            <w:pPr>
+              <w:rPr>
+                <w:rFonts w:eastAsia="Aptos"/>
+                <w:b/>
+                <w:bCs/>
+                <w:color w:val="000000"/>
+                <w:sz w:val="20"/>
+                <w:szCs w:val="20"/>
+              </w:rPr>
+            </w:pPr>
+            <w:r>
+              <w:rPr>
+                <w:sz w:val="20"/>
+                <w:szCs w:val="20"/>
+              </w:rPr>
+              <w:t>10/17</w:t>
+            </w:r>
+          </w:p>
+        </w:tc>
+        <w:tc>
+          <w:tcPr>
+            <w:tcW w:w="2024" w:type="dxa"/>
+          </w:tcPr>
+          <w:p>
+            <w:pPr>
+              <w:rPr>
+                <w:rFonts w:eastAsia="Aptos"/>
+                <w:b/>
+                <w:bCs/>
+                <w:color w:val="000000"/>
+                <w:sz w:val="20"/>
+                <w:szCs w:val="20"/>
+              </w:rPr>
+            </w:pPr>
+            <w:r>
+              <w:rPr>
+                <w:b/>
+                <w:bCs/>
+                <w:sz w:val="20"/>
+                <w:szCs w:val="20"/>
+              </w:rPr>
+              <w:t>11/17</w:t>
+            </w:r>
+          </w:p>
+        </w:tc>
+        <w:tc>
+          <w:tcPr>
+            <w:tcW w:w="2269" w:type="dxa"/>
+          </w:tcPr>
+          <w:p>
+            <w:pPr>
+              <w:rPr>
+                <w:rFonts w:eastAsia="Aptos"/>
+                <w:b/>
+                <w:bCs/>
+                <w:color w:val="000000"/>
+                <w:sz w:val="20"/>
+                <w:szCs w:val="20"/>
+              </w:rPr>
+            </w:pPr>
+            <w:r>
+              <w:rPr>
+                <w:sz w:val="20"/>
+                <w:szCs w:val="20"/>
+              </w:rPr>
+              <w:t>9/17</w:t>
+            </w:r>
+          </w:p>
+        </w:tc>
+      </w:tr>
+      <w:tr>
+        <w:tc>
+          <w:tcPr>
+            <w:tcW w:w="2372" w:type="dxa"/>
+          </w:tcPr>
+          <w:p>
+            <w:pPr>
+              <w:rPr>
+                <w:rFonts w:eastAsia="Aptos"/>
+                <w:b/>
+                <w:bCs/>
+                <w:color w:val="000000"/>
+                <w:sz w:val="20"/>
+                <w:szCs w:val="20"/>
+              </w:rPr>
+            </w:pPr>
+            <w:r>
+              <w:rPr>
+                <w:sz w:val="20"/>
+                <w:szCs w:val="20"/>
+              </w:rPr>
+              <w:t xml:space="preserve">Mean graded </w:t>
+            </w:r>
+            <w:proofErr w:type="spellStart"/>
+            <w:r>
+              <w:rPr>
+                <w:sz w:val="20"/>
+                <w:szCs w:val="20"/>
+              </w:rPr>
+              <w:t>groundedness</w:t>
+            </w:r>
+            <w:proofErr w:type="spellEnd"/>
+          </w:p>
+        </w:tc>
+        <w:tc>
+          <w:tcPr>
+            <w:tcW w:w="2253" w:type="dxa"/>
+          </w:tcPr>
+          <w:p>
+            <w:pPr>
+              <w:rPr>
+                <w:rFonts w:eastAsia="Aptos"/>
+                <w:b/>
+                <w:bCs/>
+                <w:color w:val="000000"/>
+                <w:sz w:val="20"/>
+                <w:szCs w:val="20"/>
+              </w:rPr>
+            </w:pPr>
+            <w:r>
+              <w:rPr>
+                <w:sz w:val="20"/>
+                <w:szCs w:val="20"/>
+              </w:rPr>
+              <w:t>0.79</w:t>
+            </w:r>
+          </w:p>
+        </w:tc>
+        <w:tc>
+          <w:tcPr>
+            <w:tcW w:w="1818" w:type="dxa"/>
+          </w:tcPr>
+          <w:p>
+            <w:pPr>
+              <w:rPr>
+                <w:rFonts w:eastAsia="Aptos"/>
+                <w:b/>
+                <w:bCs/>
+                <w:color w:val="000000"/>
+                <w:sz w:val="20"/>
+                <w:szCs w:val="20"/>
+              </w:rPr>
+            </w:pPr>
+            <w:r>
+              <w:rPr>
+                <w:b/>
+                <w:bCs/>
+                <w:sz w:val="20"/>
+                <w:szCs w:val="20"/>
+              </w:rPr>
+              <w:t>0.87</w:t>
+            </w:r>
+          </w:p>
+        </w:tc>
+        <w:tc>
+          <w:tcPr>
+            <w:tcW w:w="2024" w:type="dxa"/>
+          </w:tcPr>
+          <w:p>
+            <w:pPr>
+              <w:rPr>
+                <w:rFonts w:eastAsia="Aptos"/>
+                <w:b/>
+                <w:bCs/>
+                <w:color w:val="000000"/>
+                <w:sz w:val="20"/>
+                <w:szCs w:val="20"/>
+              </w:rPr>
+            </w:pPr>
+            <w:r>
+              <w:rPr>
+                <w:sz w:val="20"/>
+                <w:szCs w:val="20"/>
+              </w:rPr>
+              <w:t>0.85</w:t>
+            </w:r>
+          </w:p>
+        </w:tc>
+        <w:tc>
+          <w:tcPr>
+            <w:tcW w:w="2269" w:type="dxa"/>
+          </w:tcPr>
+          <w:p>
+            <w:pPr>
+              <w:rPr>
+                <w:rFonts w:eastAsia="Aptos"/>
+                <w:b/>
+                <w:bCs/>
+                <w:color w:val="000000"/>
+                <w:sz w:val="20"/>
+                <w:szCs w:val="20"/>
+              </w:rPr>
+            </w:pPr>
+            <w:r>
+              <w:rPr>
+                <w:sz w:val="20"/>
+                <w:szCs w:val="20"/>
+              </w:rPr>
+              <w:t>0.86</w:t>
+            </w:r>
+          </w:p>
+        </w:tc>
+      </w:tr>
+      <w:tr>
+        <w:tc>
+          <w:tcPr>
+            <w:tcW w:w="2372" w:type="dxa"/>
+          </w:tcPr>
+          <w:p>
+            <w:pPr>
+              <w:rPr>
+                <w:rFonts w:eastAsia="Aptos"/>
+                <w:b/>
+                <w:bCs/>
+                <w:color w:val="000000"/>
+                <w:sz w:val="20"/>
+                <w:szCs w:val="20"/>
+              </w:rPr>
+            </w:pPr>
+            <w:r>
+              <w:rPr>
+                <w:sz w:val="20"/>
+                <w:szCs w:val="20"/>
+              </w:rPr>
+              <w:t>Mean citation precision</w:t>
+            </w:r>
+          </w:p>
+        </w:tc>
+        <w:tc>
+          <w:tcPr>
+            <w:tcW w:w="2253" w:type="dxa"/>
+          </w:tcPr>
+          <w:p>
+            <w:pPr>
+              <w:rPr>
+                <w:rFonts w:eastAsia="Aptos"/>
+                <w:b/>
+                <w:bCs/>
+                <w:color w:val="000000"/>
+                <w:sz w:val="20"/>
+                <w:szCs w:val="20"/>
+              </w:rPr>
+            </w:pPr>
+            <w:r>
+              <w:rPr>
+                <w:sz w:val="20"/>
+                <w:szCs w:val="20"/>
+              </w:rPr>
+              <w:t>0.66</w:t>
+            </w:r>
+          </w:p>
+        </w:tc>
+        <w:tc>
+          <w:tcPr>
+            <w:tcW w:w="1818" w:type="dxa"/>
+          </w:tcPr>
+          <w:p>
+            <w:pPr>
+              <w:rPr>
+                <w:rFonts w:eastAsia="Aptos"/>
+                <w:b/>
+                <w:bCs/>
+                <w:color w:val="000000"/>
+                <w:sz w:val="20"/>
+                <w:szCs w:val="20"/>
+              </w:rPr>
+            </w:pPr>
+            <w:r>
+              <w:rPr>
+                <w:sz w:val="20"/>
+                <w:szCs w:val="20"/>
+              </w:rPr>
+              <w:t>0.76</w:t>
+            </w:r>
+          </w:p>
+        </w:tc>
+        <w:tc>
+          <w:tcPr>
+            <w:tcW w:w="2024" w:type="dxa"/>
+          </w:tcPr>
+          <w:p>
+            <w:pPr>
+              <w:rPr>
+                <w:rFonts w:eastAsia="Aptos"/>
+                <w:b/>
+                <w:bCs/>
+                <w:color w:val="000000"/>
+                <w:sz w:val="20"/>
+                <w:szCs w:val="20"/>
+              </w:rPr>
+            </w:pPr>
+            <w:r>
+              <w:rPr>
+                <w:b/>
+                <w:bCs/>
+                <w:sz w:val="20"/>
+                <w:szCs w:val="20"/>
+              </w:rPr>
+              <w:t>0.85</w:t>
+            </w:r>
+          </w:p>
+        </w:tc>
+        <w:tc>
+          <w:tcPr>
+            <w:tcW w:w="2269" w:type="dxa"/>
+          </w:tcPr>
+          <w:p>
+            <w:pPr>
+              <w:rPr>
+                <w:rFonts w:eastAsia="Aptos"/>
+                <w:b/>
+                <w:bCs/>
+                <w:color w:val="000000"/>
+                <w:sz w:val="20"/>
+                <w:szCs w:val="20"/>
+              </w:rPr>
+            </w:pPr>
+            <w:r>
+              <w:rPr>
+                <w:sz w:val="20"/>
+                <w:szCs w:val="20"/>
+              </w:rPr>
+              <w:t>0.78</w:t>
+            </w:r>
+          </w:p>
+        </w:tc>
+      </w:tr>
+      <w:tr>
+        <w:tc>
+          <w:tcPr>
+            <w:tcW w:w="2372" w:type="dxa"/>
+          </w:tcPr>
+          <w:p>
+            <w:pPr>
+              <w:rPr>
+                <w:rFonts w:eastAsia="Aptos"/>
+                <w:b/>
+                <w:bCs/>
+                <w:color w:val="000000"/>
+                <w:sz w:val="20"/>
+                <w:szCs w:val="20"/>
+              </w:rPr>
+            </w:pPr>
+            <w:r>
+              <w:rPr>
+                <w:sz w:val="20"/>
+                <w:szCs w:val="20"/>
+              </w:rPr>
+              <w:t>Mean quote fidelity</w:t>
+            </w:r>
+          </w:p>
+        </w:tc>
+        <w:tc>
+          <w:tcPr>
+            <w:tcW w:w="2253" w:type="dxa"/>
+          </w:tcPr>
+          <w:p>
+            <w:pPr>
+              <w:rPr>
+                <w:rFonts w:eastAsia="Aptos"/>
+                <w:b/>
+                <w:bCs/>
+                <w:color w:val="000000"/>
+                <w:sz w:val="20"/>
+                <w:szCs w:val="20"/>
+              </w:rPr>
+            </w:pPr>
+            <w:r>
+              <w:rPr>
+                <w:sz w:val="20"/>
+                <w:szCs w:val="20"/>
+              </w:rPr>
+              <w:t>0.67</w:t>
+            </w:r>
+          </w:p>
+        </w:tc>
+        <w:tc>
+          <w:tcPr>
+            <w:tcW w:w="1818" w:type="dxa"/>
+          </w:tcPr>
+          <w:p>
+            <w:pPr>
+              <w:rPr>
+                <w:rFonts w:eastAsia="Aptos"/>
+                <w:b/>
+                <w:bCs/>
+                <w:color w:val="000000"/>
+                <w:sz w:val="20"/>
+                <w:szCs w:val="20"/>
+              </w:rPr>
+            </w:pPr>
+            <w:r>
+              <w:rPr>
+                <w:b/>
+                <w:bCs/>
+                <w:sz w:val="20"/>
+                <w:szCs w:val="20"/>
+              </w:rPr>
+              <w:t>1.00</w:t>
+            </w:r>
+          </w:p>
+        </w:tc>
+        <w:tc>
+          <w:tcPr>
+            <w:tcW w:w="2024" w:type="dxa"/>
+          </w:tcPr>
+          <w:p>
+            <w:pPr>
+              <w:rPr>
+                <w:rFonts w:eastAsia="Aptos"/>
+                <w:b/>
+                <w:bCs/>
+                <w:color w:val="000000"/>
+                <w:sz w:val="20"/>
+                <w:szCs w:val="20"/>
+              </w:rPr>
+            </w:pPr>
+            <w:r>
+              <w:rPr>
+                <w:sz w:val="20"/>
+                <w:szCs w:val="20"/>
+              </w:rPr>
+              <w:t>0.92</w:t>
+            </w:r>
+          </w:p>
+        </w:tc>
+        <w:tc>
+          <w:tcPr>
+            <w:tcW w:w="2269" w:type="dxa"/>
+          </w:tcPr>
+          <w:p>
+            <w:pPr>
+              <w:rPr>
+                <w:rFonts w:eastAsia="Aptos"/>
+                <w:b/>
+                <w:bCs/>
+                <w:color w:val="000000"/>
+                <w:sz w:val="20"/>
+                <w:szCs w:val="20"/>
+              </w:rPr>
+            </w:pPr>
+            <w:r>
+              <w:rPr>
+                <w:sz w:val="20"/>
+                <w:szCs w:val="20"/>
+              </w:rPr>
+              <w:t>0.79</w:t>
+            </w:r>
+          </w:p>
+        </w:tc>
+      </w:tr>
+      <w:tr>
+        <w:tc>
+          <w:tcPr>
+            <w:tcW w:w="2372" w:type="dxa"/>
+          </w:tcPr>
+          <w:p>
+            <w:pPr>
+              <w:rPr>
+                <w:rFonts w:eastAsia="Aptos"/>
+                <w:b/>
+                <w:bCs/>
+                <w:color w:val="000000"/>
+                <w:sz w:val="20"/>
+                <w:szCs w:val="20"/>
+              </w:rPr>
+            </w:pPr>
+            <w:r>
+              <w:rPr>
+                <w:sz w:val="20"/>
+                <w:szCs w:val="20"/>
+              </w:rPr>
+              <w:t>Mean chunk attribution</w:t>
+            </w:r>
+          </w:p>
+        </w:tc>
+        <w:tc>
+          <w:tcPr>
+            <w:tcW w:w="2253" w:type="dxa"/>
+          </w:tcPr>
+          <w:p>
+            <w:pPr>
+              <w:rPr>
+                <w:rFonts w:eastAsia="Aptos"/>
+                <w:b/>
+                <w:bCs/>
+                <w:color w:val="000000"/>
+                <w:sz w:val="20"/>
+                <w:szCs w:val="20"/>
+              </w:rPr>
+            </w:pPr>
+            <w:r>
+              <w:rPr>
+                <w:sz w:val="20"/>
+                <w:szCs w:val="20"/>
+              </w:rPr>
+              <w:t>0.60</w:t>
+            </w:r>
+          </w:p>
+        </w:tc>
+        <w:tc>
+          <w:tcPr>
+            <w:tcW w:w="1818" w:type="dxa"/>
+          </w:tcPr>
+          <w:p>
+            <w:pPr>
+              <w:rPr>
+                <w:rFonts w:eastAsia="Aptos"/>
+                <w:b/>
+                <w:bCs/>
+                <w:color w:val="000000"/>
+                <w:sz w:val="20"/>
+                <w:szCs w:val="20"/>
+              </w:rPr>
+            </w:pPr>
+            <w:r>
+              <w:rPr>
+                <w:b/>
+                <w:bCs/>
+                <w:sz w:val="20"/>
+                <w:szCs w:val="20"/>
+              </w:rPr>
+              <w:t>0.62</w:t>
+            </w:r>
+          </w:p>
+        </w:tc>
+        <w:tc>
+          <w:tcPr>
+            <w:tcW w:w="2024" w:type="dxa"/>
+          </w:tcPr>
+          <w:p>
+            <w:pPr>
+              <w:rPr>
+                <w:rFonts w:eastAsia="Aptos"/>
+                <w:b/>
+                <w:bCs/>
+                <w:color w:val="000000"/>
+                <w:sz w:val="20"/>
+                <w:szCs w:val="20"/>
+              </w:rPr>
+            </w:pPr>
+            <w:r>
+              <w:rPr>
+                <w:sz w:val="20"/>
+                <w:szCs w:val="20"/>
+              </w:rPr>
+              <w:t>0.48</w:t>
+            </w:r>
+          </w:p>
+        </w:tc>
+        <w:tc>
+          <w:tcPr>
+            <w:tcW w:w="2269" w:type="dxa"/>
+          </w:tcPr>
+          <w:p>
+            <w:pPr>
+              <w:rPr>
+                <w:rFonts w:eastAsia="Aptos"/>
+                <w:b/>
+                <w:bCs/>
+                <w:color w:val="000000"/>
+                <w:sz w:val="20"/>
+                <w:szCs w:val="20"/>
+              </w:rPr>
+            </w:pPr>
+            <w:r>
+              <w:rPr>
+                <w:sz w:val="20"/>
+                <w:szCs w:val="20"/>
+              </w:rPr>
+              <w:t>0.59</w:t>
+            </w:r>
+          </w:p>
+        </w:tc>
+      </w:tr>
+      <w:tr>
+        <w:tc>
+          <w:tcPr>
+            <w:tcW w:w="2372" w:type="dxa"/>
+          </w:tcPr>
+          <w:p>
+            <w:pPr>
+              <w:rPr>
+                <w:rFonts w:eastAsia="Aptos"/>
+                <w:b/>
+                <w:bCs/>
+                <w:color w:val="000000"/>
+                <w:sz w:val="20"/>
+                <w:szCs w:val="20"/>
+              </w:rPr>
+            </w:pPr>
+            <w:r>
+              <w:rPr>
+                <w:sz w:val="20"/>
+                <w:szCs w:val="20"/>
+              </w:rPr>
+              <w:t>Strict source recall (all required articles)</w:t>
+            </w:r>
+          </w:p>
+        </w:tc>
+        <w:tc>
+          <w:tcPr>
+            <w:tcW w:w="2253" w:type="dxa"/>
+          </w:tcPr>
+          <w:p>
+            <w:pPr>
+              <w:rPr>
+                <w:rFonts w:eastAsia="Aptos"/>
+                <w:b/>
+                <w:bCs/>
+                <w:color w:val="000000"/>
+                <w:sz w:val="20"/>
+                <w:szCs w:val="20"/>
+              </w:rPr>
+            </w:pPr>
+            <w:r>
+              <w:rPr>
+                <w:sz w:val="20"/>
+                <w:szCs w:val="20"/>
+              </w:rPr>
+              <w:t>6%</w:t>
+            </w:r>
+          </w:p>
+        </w:tc>
+        <w:tc>
+          <w:tcPr>
+            <w:tcW w:w="1818" w:type="dxa"/>
+          </w:tcPr>
+          <w:p>
+            <w:pPr>
+              <w:rPr>
+                <w:rFonts w:eastAsia="Aptos"/>
+                <w:b/>
+                <w:bCs/>
+                <w:color w:val="000000"/>
+                <w:sz w:val="20"/>
+                <w:szCs w:val="20"/>
+              </w:rPr>
+            </w:pPr>
+            <w:r>
+              <w:rPr>
+                <w:sz w:val="20"/>
+                <w:szCs w:val="20"/>
+              </w:rPr>
+              <w:t>41%</w:t>
+            </w:r>
+          </w:p>
+        </w:tc>
+        <w:tc>
+          <w:tcPr>
+            <w:tcW w:w="2024" w:type="dxa"/>
+          </w:tcPr>
+          <w:p>
+            <w:pPr>
+              <w:rPr>
+                <w:rFonts w:eastAsia="Aptos"/>
+                <w:b/>
+                <w:bCs/>
+                <w:color w:val="000000"/>
+                <w:sz w:val="20"/>
+                <w:szCs w:val="20"/>
+              </w:rPr>
+            </w:pPr>
+            <w:r>
+              <w:rPr>
+                <w:sz w:val="20"/>
+                <w:szCs w:val="20"/>
+              </w:rPr>
+              <w:t>47%</w:t>
+            </w:r>
+          </w:p>
+        </w:tc>
+        <w:tc>
+          <w:tcPr>
+            <w:tcW w:w="2269" w:type="dxa"/>
+          </w:tcPr>
+          <w:p>
+            <w:pPr>
+              <w:rPr>
+                <w:rFonts w:eastAsia="Aptos"/>
+                <w:b/>
+                <w:bCs/>
+                <w:color w:val="000000"/>
+                <w:sz w:val="20"/>
+                <w:szCs w:val="20"/>
+              </w:rPr>
+            </w:pPr>
+            <w:r>
+              <w:rPr>
+                <w:b/>
+                <w:bCs/>
+                <w:sz w:val="20"/>
+                <w:szCs w:val="20"/>
+              </w:rPr>
+              <w:t>59%</w:t>
+            </w:r>
+          </w:p>
+        </w:tc>
+      </w:tr>
+      <w:tr>
+        <w:tc>
+          <w:tcPr>
+            <w:tcW w:w="2372" w:type="dxa"/>
+          </w:tcPr>
+          <w:p>
+            <w:pPr>
+              <w:rPr>
+                <w:rFonts w:eastAsia="Aptos"/>
+                <w:b/>
+                <w:bCs/>
+                <w:color w:val="000000"/>
+                <w:sz w:val="20"/>
+                <w:szCs w:val="20"/>
+              </w:rPr>
+            </w:pPr>
+            <w:r>
+              <w:rPr>
+                <w:sz w:val="20"/>
+                <w:szCs w:val="20"/>
+              </w:rPr>
+              <w:t>Source recall@3 articles (matched count)</w:t>
+            </w:r>
+          </w:p>
+        </w:tc>
+        <w:tc>
+          <w:tcPr>
+            <w:tcW w:w="2253" w:type="dxa"/>
+          </w:tcPr>
+          <w:p>
+            <w:pPr>
+              <w:rPr>
+                <w:rFonts w:eastAsia="Aptos"/>
+                <w:b/>
+                <w:bCs/>
+                <w:color w:val="000000"/>
+                <w:sz w:val="20"/>
+                <w:szCs w:val="20"/>
+              </w:rPr>
+            </w:pPr>
+            <w:r>
+              <w:rPr>
+                <w:sz w:val="20"/>
+                <w:szCs w:val="20"/>
+              </w:rPr>
+              <w:t>24%</w:t>
+            </w:r>
+          </w:p>
+        </w:tc>
+        <w:tc>
+          <w:tcPr>
+            <w:tcW w:w="1818" w:type="dxa"/>
+          </w:tcPr>
+          <w:p>
+            <w:pPr>
+              <w:rPr>
+                <w:rFonts w:eastAsia="Aptos"/>
+                <w:b/>
+                <w:bCs/>
+                <w:color w:val="000000"/>
+                <w:sz w:val="20"/>
+                <w:szCs w:val="20"/>
+              </w:rPr>
+            </w:pPr>
+            <w:r>
+              <w:rPr>
+                <w:sz w:val="20"/>
+                <w:szCs w:val="20"/>
+              </w:rPr>
+              <w:t>39%</w:t>
+            </w:r>
+          </w:p>
+        </w:tc>
+        <w:tc>
+          <w:tcPr>
+            <w:tcW w:w="2024" w:type="dxa"/>
+          </w:tcPr>
+          <w:p>
+            <w:pPr>
+              <w:rPr>
+                <w:rFonts w:eastAsia="Aptos"/>
+                <w:b/>
+                <w:bCs/>
+                <w:color w:val="000000"/>
+                <w:sz w:val="20"/>
+                <w:szCs w:val="20"/>
+              </w:rPr>
+            </w:pPr>
+            <w:r>
+              <w:rPr>
+                <w:b/>
+                <w:bCs/>
+                <w:sz w:val="20"/>
+                <w:szCs w:val="20"/>
+              </w:rPr>
+              <w:t>55%</w:t>
+            </w:r>
+          </w:p>
+        </w:tc>
+        <w:tc>
+          <w:tcPr>
+            <w:tcW w:w="2269" w:type="dxa"/>
+          </w:tcPr>
+          <w:p>
+            <w:pPr>
+              <w:rPr>
+                <w:rFonts w:eastAsia="Aptos"/>
+                <w:b/>
+                <w:bCs/>
+                <w:color w:val="000000"/>
+                <w:sz w:val="20"/>
+                <w:szCs w:val="20"/>
+              </w:rPr>
+            </w:pPr>
+            <w:r>
+              <w:rPr>
+                <w:sz w:val="20"/>
+                <w:szCs w:val="20"/>
+              </w:rPr>
+              <w:t>39%</w:t>
+            </w:r>
+          </w:p>
+        </w:tc>
+      </w:tr>
+      <w:tr>
+        <w:tc>
+          <w:tcPr>
+            <w:tcW w:w="2372" w:type="dxa"/>
+          </w:tcPr>
+          <w:p>
+            <w:pPr>
+              <w:rPr>
+                <w:rFonts w:eastAsia="Aptos"/>
+                <w:b/>
+                <w:bCs/>
+                <w:color w:val="000000"/>
+                <w:sz w:val="20"/>
+                <w:szCs w:val="20"/>
+              </w:rPr>
+            </w:pPr>
+            <w:r>
+              <w:rPr>
+                <w:sz w:val="20"/>
+                <w:szCs w:val="20"/>
+              </w:rPr>
+              <w:t>Mean unique articles in context</w:t>
+            </w:r>
+          </w:p>
+        </w:tc>
+        <w:tc>
+          <w:tcPr>
+            <w:tcW w:w="2253" w:type="dxa"/>
+          </w:tcPr>
+          <w:p>
+            <w:pPr>
+              <w:rPr>
+                <w:rFonts w:eastAsia="Aptos"/>
+                <w:b/>
+                <w:bCs/>
+                <w:color w:val="000000"/>
+                <w:sz w:val="20"/>
+                <w:szCs w:val="20"/>
+              </w:rPr>
+            </w:pPr>
+            <w:r>
+              <w:rPr>
+                <w:sz w:val="20"/>
+                <w:szCs w:val="20"/>
+              </w:rPr>
+              <w:t>3.0</w:t>
+            </w:r>
+          </w:p>
+        </w:tc>
+        <w:tc>
+          <w:tcPr>
+            <w:tcW w:w="1818" w:type="dxa"/>
+          </w:tcPr>
+          <w:p>
+            <w:pPr>
+              <w:rPr>
+                <w:rFonts w:eastAsia="Aptos"/>
+                <w:b/>
+                <w:bCs/>
+                <w:color w:val="000000"/>
+                <w:sz w:val="20"/>
+                <w:szCs w:val="20"/>
+              </w:rPr>
+            </w:pPr>
+            <w:r>
+              <w:rPr>
+                <w:sz w:val="20"/>
+                <w:szCs w:val="20"/>
+              </w:rPr>
+              <w:t>5.1</w:t>
+            </w:r>
+          </w:p>
+        </w:tc>
+        <w:tc>
+          <w:tcPr>
+            <w:tcW w:w="2024" w:type="dxa"/>
+          </w:tcPr>
+          <w:p>
+            <w:pPr>
+              <w:rPr>
+                <w:rFonts w:eastAsia="Aptos"/>
+                <w:b/>
+                <w:bCs/>
+                <w:color w:val="000000"/>
+                <w:sz w:val="20"/>
+                <w:szCs w:val="20"/>
+              </w:rPr>
+            </w:pPr>
+            <w:r>
+              <w:rPr>
+                <w:sz w:val="20"/>
+                <w:szCs w:val="20"/>
+              </w:rPr>
+              <w:t>4.2</w:t>
+            </w:r>
+          </w:p>
+        </w:tc>
+        <w:tc>
+          <w:tcPr>
+            <w:tcW w:w="2269" w:type="dxa"/>
+          </w:tcPr>
+          <w:p>
+            <w:pPr>
+              <w:rPr>
+                <w:rFonts w:eastAsia="Aptos"/>
+                <w:b/>
+                <w:bCs/>
+                <w:color w:val="000000"/>
+                <w:sz w:val="20"/>
+                <w:szCs w:val="20"/>
+              </w:rPr>
+            </w:pPr>
+            <w:r>
+              <w:rPr>
+                <w:sz w:val="20"/>
+                <w:szCs w:val="20"/>
+              </w:rPr>
+              <w:t>8.0</w:t>
+            </w:r>
+          </w:p>
+        </w:tc>
+      </w:tr>
+      <w:tr>
+        <w:tc>
+          <w:tcPr>
+            <w:tcW w:w="2372" w:type="dxa"/>
+          </w:tcPr>
+          <w:p>
+            <w:pPr>
+              <w:rPr>
+                <w:rFonts w:eastAsia="Aptos"/>
+                <w:b/>
+                <w:bCs/>
+                <w:color w:val="000000"/>
+                <w:sz w:val="20"/>
+                <w:szCs w:val="20"/>
+              </w:rPr>
+            </w:pPr>
+            <w:r>
+              <w:rPr>
+                <w:sz w:val="20"/>
+                <w:szCs w:val="20"/>
+              </w:rPr>
+              <w:t>Precision</w:t>
+            </w:r>
+          </w:p>
+        </w:tc>
+        <w:tc>
+          <w:tcPr>
+            <w:tcW w:w="2253" w:type="dxa"/>
+          </w:tcPr>
+          <w:p>
+            <w:pPr>
+              <w:rPr>
+                <w:rFonts w:eastAsia="Aptos"/>
+                <w:b/>
+                <w:bCs/>
+                <w:color w:val="000000"/>
+                <w:sz w:val="20"/>
+                <w:szCs w:val="20"/>
+              </w:rPr>
+            </w:pPr>
+            <w:r>
+              <w:rPr>
+                <w:sz w:val="20"/>
+                <w:szCs w:val="20"/>
+              </w:rPr>
+              <w:t>37</w:t>
+            </w:r>
+            <w:proofErr w:type="gramStart"/>
+            <w:r>
+              <w:rPr>
+                <w:sz w:val="20"/>
+                <w:szCs w:val="20"/>
+              </w:rPr>
+              <w:t>% (@</w:t>
+            </w:r>
+            <w:proofErr w:type="gramEnd"/>
+            <w:r>
+              <w:rPr>
+                <w:sz w:val="20"/>
+                <w:szCs w:val="20"/>
+              </w:rPr>
+              <w:t>3 articles)</w:t>
+            </w:r>
+          </w:p>
+        </w:tc>
+        <w:tc>
+          <w:tcPr>
+            <w:tcW w:w="1818" w:type="dxa"/>
+          </w:tcPr>
+          <w:p>
+            <w:pPr>
+              <w:rPr>
+                <w:rFonts w:eastAsia="Aptos"/>
+                <w:b/>
+                <w:bCs/>
+                <w:color w:val="000000"/>
+                <w:sz w:val="20"/>
+                <w:szCs w:val="20"/>
+              </w:rPr>
+            </w:pPr>
+            <w:r>
+              <w:rPr>
+                <w:sz w:val="20"/>
+                <w:szCs w:val="20"/>
+              </w:rPr>
+              <w:t>48% chunk / 42% article</w:t>
+            </w:r>
+          </w:p>
+        </w:tc>
+        <w:tc>
+          <w:tcPr>
+            <w:tcW w:w="2024" w:type="dxa"/>
+          </w:tcPr>
+          <w:p>
+            <w:pPr>
+              <w:rPr>
+                <w:rFonts w:eastAsia="Aptos"/>
+                <w:b/>
+                <w:bCs/>
+                <w:color w:val="000000"/>
+                <w:sz w:val="20"/>
+                <w:szCs w:val="20"/>
+              </w:rPr>
+            </w:pPr>
+            <w:r>
+              <w:rPr>
+                <w:b/>
+                <w:bCs/>
+                <w:sz w:val="20"/>
+                <w:szCs w:val="20"/>
+              </w:rPr>
+              <w:t>55% / 49%</w:t>
+            </w:r>
+          </w:p>
+        </w:tc>
+        <w:tc>
+          <w:tcPr>
+            <w:tcW w:w="2269" w:type="dxa"/>
+          </w:tcPr>
+          <w:p>
+            <w:pPr>
+              <w:rPr>
+                <w:rFonts w:eastAsia="Aptos"/>
+                <w:b/>
+                <w:bCs/>
+                <w:color w:val="000000"/>
+                <w:sz w:val="20"/>
+                <w:szCs w:val="20"/>
+              </w:rPr>
+            </w:pPr>
+            <w:r>
+              <w:rPr>
+                <w:sz w:val="20"/>
+                <w:szCs w:val="20"/>
+              </w:rPr>
+              <w:t>26% / 26%</w:t>
+            </w:r>
+          </w:p>
+        </w:tc>
+      </w:tr>
+      <w:tr>
+        <w:tc>
+          <w:tcPr>
+            <w:tcW w:w="2372" w:type="dxa"/>
+          </w:tcPr>
+          <w:p>
+            <w:pPr>
+              <w:rPr>
+                <w:rFonts w:eastAsia="Aptos"/>
+                <w:b/>
+                <w:bCs/>
+                <w:color w:val="000000"/>
+                <w:sz w:val="20"/>
+                <w:szCs w:val="20"/>
+              </w:rPr>
+            </w:pPr>
+            <w:proofErr w:type="gramStart"/>
+            <w:r>
+              <w:rPr>
+                <w:sz w:val="20"/>
+                <w:szCs w:val="20"/>
+              </w:rPr>
+              <w:t>Mean</w:t>
+            </w:r>
+            <w:proofErr w:type="gramEnd"/>
+            <w:r>
+              <w:rPr>
+                <w:sz w:val="20"/>
+                <w:szCs w:val="20"/>
+              </w:rPr>
+              <w:t xml:space="preserve"> evidence recall (golden quotes in context)</w:t>
+            </w:r>
+          </w:p>
+        </w:tc>
+        <w:tc>
+          <w:tcPr>
+            <w:tcW w:w="2253" w:type="dxa"/>
+          </w:tcPr>
+          <w:p>
+            <w:pPr>
+              <w:rPr>
+                <w:rFonts w:eastAsia="Aptos"/>
+                <w:b/>
+                <w:bCs/>
+                <w:color w:val="000000"/>
+                <w:sz w:val="20"/>
+                <w:szCs w:val="20"/>
+              </w:rPr>
+            </w:pPr>
+            <w:r>
+              <w:rPr>
+                <w:sz w:val="20"/>
+                <w:szCs w:val="20"/>
+              </w:rPr>
+              <w:t>36%</w:t>
+            </w:r>
+          </w:p>
+        </w:tc>
+        <w:tc>
+          <w:tcPr>
+            <w:tcW w:w="1818" w:type="dxa"/>
+          </w:tcPr>
+          <w:p>
+            <w:pPr>
+              <w:rPr>
+                <w:rFonts w:eastAsia="Aptos"/>
+                <w:b/>
+                <w:bCs/>
+                <w:color w:val="000000"/>
+                <w:sz w:val="20"/>
+                <w:szCs w:val="20"/>
+              </w:rPr>
+            </w:pPr>
+            <w:r>
+              <w:rPr>
+                <w:sz w:val="20"/>
+                <w:szCs w:val="20"/>
+              </w:rPr>
+              <w:t>50%</w:t>
+            </w:r>
+          </w:p>
+        </w:tc>
+        <w:tc>
+          <w:tcPr>
+            <w:tcW w:w="2024" w:type="dxa"/>
+          </w:tcPr>
+          <w:p>
+            <w:pPr>
+              <w:rPr>
+                <w:rFonts w:eastAsia="Aptos"/>
+                <w:b/>
+                <w:bCs/>
+                <w:color w:val="000000"/>
+                <w:sz w:val="20"/>
+                <w:szCs w:val="20"/>
+              </w:rPr>
+            </w:pPr>
+            <w:r>
+              <w:rPr>
+                <w:b/>
+                <w:bCs/>
+                <w:sz w:val="20"/>
+                <w:szCs w:val="20"/>
+              </w:rPr>
+              <w:t>51%</w:t>
+            </w:r>
+          </w:p>
+        </w:tc>
+        <w:tc>
+          <w:tcPr>
+            <w:tcW w:w="2269" w:type="dxa"/>
+          </w:tcPr>
+          <w:p>
+            <w:pPr>
+              <w:rPr>
+                <w:rFonts w:eastAsia="Aptos"/>
+                <w:b/>
+                <w:bCs/>
+                <w:color w:val="000000"/>
+                <w:sz w:val="20"/>
+                <w:szCs w:val="20"/>
+              </w:rPr>
+            </w:pPr>
+            <w:r>
+              <w:rPr>
+                <w:sz w:val="20"/>
+                <w:szCs w:val="20"/>
+              </w:rPr>
+              <w:t>50%</w:t>
+            </w:r>
+          </w:p>
+        </w:tc>
+      </w:tr>
+      <w:tr>
+        <w:tc>
+          <w:tcPr>
+            <w:tcW w:w="2372" w:type="dxa"/>
+          </w:tcPr>
+          <w:p>
+            <w:pPr>
+              <w:rPr>
+                <w:rFonts w:eastAsia="Aptos"/>
+                <w:b/>
+                <w:bCs/>
+                <w:color w:val="000000"/>
+                <w:sz w:val="20"/>
+                <w:szCs w:val="20"/>
+              </w:rPr>
+            </w:pPr>
+            <w:r>
+              <w:rPr>
+                <w:sz w:val="20"/>
+                <w:szCs w:val="20"/>
+              </w:rPr>
+              <w:t>Mean context per query</w:t>
+            </w:r>
+          </w:p>
+        </w:tc>
+        <w:tc>
+          <w:tcPr>
+            <w:tcW w:w="2253" w:type="dxa"/>
+          </w:tcPr>
+          <w:p>
+            <w:pPr>
+              <w:rPr>
+                <w:rFonts w:eastAsia="Aptos"/>
+                <w:b/>
+                <w:bCs/>
+                <w:color w:val="000000"/>
+                <w:sz w:val="20"/>
+                <w:szCs w:val="20"/>
+              </w:rPr>
+            </w:pPr>
+            <w:r>
+              <w:rPr>
+                <w:sz w:val="20"/>
+                <w:szCs w:val="20"/>
+              </w:rPr>
+              <w:t>225k chars</w:t>
+            </w:r>
+          </w:p>
+        </w:tc>
+        <w:tc>
+          <w:tcPr>
+            <w:tcW w:w="1818" w:type="dxa"/>
+          </w:tcPr>
+          <w:p>
+            <w:pPr>
+              <w:rPr>
+                <w:rFonts w:eastAsia="Aptos"/>
+                <w:b/>
+                <w:bCs/>
+                <w:color w:val="000000"/>
+                <w:sz w:val="20"/>
+                <w:szCs w:val="20"/>
+              </w:rPr>
+            </w:pPr>
+            <w:r>
+              <w:rPr>
+                <w:sz w:val="20"/>
+                <w:szCs w:val="20"/>
+              </w:rPr>
+              <w:t>29k</w:t>
+            </w:r>
+          </w:p>
+        </w:tc>
+        <w:tc>
+          <w:tcPr>
+            <w:tcW w:w="2024" w:type="dxa"/>
+          </w:tcPr>
+          <w:p>
+            <w:pPr>
+              <w:rPr>
+                <w:rFonts w:eastAsia="Aptos"/>
+                <w:b/>
+                <w:bCs/>
+                <w:color w:val="000000"/>
+                <w:sz w:val="20"/>
+                <w:szCs w:val="20"/>
+              </w:rPr>
+            </w:pPr>
+            <w:r>
+              <w:rPr>
+                <w:b/>
+                <w:bCs/>
+                <w:sz w:val="20"/>
+                <w:szCs w:val="20"/>
+              </w:rPr>
+              <w:t>25k</w:t>
+            </w:r>
+          </w:p>
+        </w:tc>
+        <w:tc>
+          <w:tcPr>
+            <w:tcW w:w="2269" w:type="dxa"/>
+          </w:tcPr>
+          <w:p>
+            <w:pPr>
+              <w:rPr>
+                <w:rFonts w:eastAsia="Aptos"/>
+                <w:b/>
+                <w:bCs/>
+                <w:color w:val="000000"/>
+                <w:sz w:val="20"/>
+                <w:szCs w:val="20"/>
+              </w:rPr>
+            </w:pPr>
+            <w:r>
+              <w:rPr>
+                <w:sz w:val="20"/>
+                <w:szCs w:val="20"/>
+              </w:rPr>
+              <w:t>39k</w:t>
+            </w:r>
+          </w:p>
+        </w:tc>
+      </w:tr>
+      <w:tr>
+        <w:tc>
+          <w:tcPr>
+            <w:tcW w:w="2372" w:type="dxa"/>
+          </w:tcPr>
+          <w:p>
+            <w:pPr>
+              <w:rPr>
+                <w:rFonts w:eastAsia="Aptos"/>
+                <w:b/>
+                <w:bCs/>
+                <w:color w:val="000000"/>
+                <w:sz w:val="20"/>
+                <w:szCs w:val="20"/>
+              </w:rPr>
+            </w:pPr>
+            <w:r>
+              <w:rPr>
+                <w:sz w:val="20"/>
+                <w:szCs w:val="20"/>
+              </w:rPr>
+              <w:t>Mean tokens per record</w:t>
+            </w:r>
+          </w:p>
+        </w:tc>
+        <w:tc>
+          <w:tcPr>
+            <w:tcW w:w="2253" w:type="dxa"/>
+          </w:tcPr>
+          <w:p>
+            <w:pPr>
+              <w:rPr>
+                <w:rFonts w:eastAsia="Aptos"/>
+                <w:b/>
+                <w:bCs/>
+                <w:color w:val="000000"/>
+                <w:sz w:val="20"/>
+                <w:szCs w:val="20"/>
+              </w:rPr>
+            </w:pPr>
+            <w:r>
+              <w:rPr>
+                <w:sz w:val="20"/>
+                <w:szCs w:val="20"/>
+              </w:rPr>
+              <w:t>232k</w:t>
+            </w:r>
+          </w:p>
+        </w:tc>
+        <w:tc>
+          <w:tcPr>
+            <w:tcW w:w="1818" w:type="dxa"/>
+          </w:tcPr>
+          <w:p>
+            <w:pPr>
+              <w:rPr>
+                <w:rFonts w:eastAsia="Aptos"/>
+                <w:b/>
+                <w:bCs/>
+                <w:color w:val="000000"/>
+                <w:sz w:val="20"/>
+                <w:szCs w:val="20"/>
+              </w:rPr>
+            </w:pPr>
+            <w:r>
+              <w:rPr>
+                <w:sz w:val="20"/>
+                <w:szCs w:val="20"/>
+              </w:rPr>
+              <w:t>33k</w:t>
+            </w:r>
+          </w:p>
+        </w:tc>
+        <w:tc>
+          <w:tcPr>
+            <w:tcW w:w="2024" w:type="dxa"/>
+          </w:tcPr>
+          <w:p>
+            <w:pPr>
+              <w:rPr>
+                <w:rFonts w:eastAsia="Aptos"/>
+                <w:b/>
+                <w:bCs/>
+                <w:color w:val="000000"/>
+                <w:sz w:val="20"/>
+                <w:szCs w:val="20"/>
+              </w:rPr>
+            </w:pPr>
+            <w:r>
+              <w:rPr>
+                <w:b/>
+                <w:bCs/>
+                <w:sz w:val="20"/>
+                <w:szCs w:val="20"/>
+              </w:rPr>
+              <w:t>29k</w:t>
+            </w:r>
+          </w:p>
+        </w:tc>
+        <w:tc>
+          <w:tcPr>
+            <w:tcW w:w="2269" w:type="dxa"/>
+          </w:tcPr>
+          <w:p>
+            <w:pPr>
+              <w:rPr>
+                <w:rFonts w:eastAsia="Aptos"/>
+                <w:b/>
+                <w:bCs/>
+                <w:color w:val="000000"/>
+                <w:sz w:val="20"/>
+                <w:szCs w:val="20"/>
+              </w:rPr>
+            </w:pPr>
+            <w:r>
+              <w:rPr>
+                <w:sz w:val="20"/>
+                <w:szCs w:val="20"/>
+              </w:rPr>
+              <w:t>44k</w:t>
+            </w:r>
+          </w:p>
+        </w:tc>
+      </w:tr>
+      <w:tr>
+        <w:tc>
+          <w:tcPr>
+            <w:tcW w:w="2372" w:type="dxa"/>
+          </w:tcPr>
+          <w:p>
+            <w:pPr>
+              <w:rPr>
+                <w:rFonts w:eastAsia="Aptos"/>
+                <w:b/>
+                <w:bCs/>
+                <w:color w:val="000000"/>
+                <w:sz w:val="20"/>
+                <w:szCs w:val="20"/>
+              </w:rPr>
+            </w:pPr>
+            <w:r>
+              <w:rPr>
+                <w:sz w:val="20"/>
+                <w:szCs w:val="20"/>
+              </w:rPr>
+              <w:t>Cost (17 records)</w:t>
+            </w:r>
+          </w:p>
+        </w:tc>
+        <w:tc>
+          <w:tcPr>
+            <w:tcW w:w="2253" w:type="dxa"/>
+          </w:tcPr>
+          <w:p>
+            <w:pPr>
+              <w:rPr>
+                <w:rFonts w:eastAsia="Aptos"/>
+                <w:b/>
+                <w:bCs/>
+                <w:color w:val="000000"/>
+                <w:sz w:val="20"/>
+                <w:szCs w:val="20"/>
+              </w:rPr>
+            </w:pPr>
+            <w:r>
+              <w:rPr>
+                <w:sz w:val="20"/>
+                <w:szCs w:val="20"/>
+              </w:rPr>
+              <w:t>$3.00</w:t>
+            </w:r>
+          </w:p>
+        </w:tc>
+        <w:tc>
+          <w:tcPr>
+            <w:tcW w:w="1818" w:type="dxa"/>
+          </w:tcPr>
+          <w:p>
+            <w:pPr>
+              <w:rPr>
+                <w:rFonts w:eastAsia="Aptos"/>
+                <w:b/>
+                <w:bCs/>
+                <w:color w:val="000000"/>
+                <w:sz w:val="20"/>
+                <w:szCs w:val="20"/>
+              </w:rPr>
+            </w:pPr>
+            <w:r>
+              <w:rPr>
+                <w:sz w:val="20"/>
+                <w:szCs w:val="20"/>
+              </w:rPr>
+              <w:t>$0.46</w:t>
+            </w:r>
+          </w:p>
+        </w:tc>
+        <w:tc>
+          <w:tcPr>
+            <w:tcW w:w="2024" w:type="dxa"/>
+          </w:tcPr>
+          <w:p>
+            <w:pPr>
+              <w:rPr>
+                <w:rFonts w:eastAsia="Aptos"/>
+                <w:b/>
+                <w:bCs/>
+                <w:color w:val="000000"/>
+                <w:sz w:val="20"/>
+                <w:szCs w:val="20"/>
+              </w:rPr>
+            </w:pPr>
+            <w:r>
+              <w:rPr>
+                <w:b/>
+                <w:bCs/>
+                <w:sz w:val="20"/>
+                <w:szCs w:val="20"/>
+              </w:rPr>
+              <w:t>$0.40</w:t>
+            </w:r>
+          </w:p>
+        </w:tc>
+        <w:tc>
+          <w:tcPr>
+            <w:tcW w:w="2269" w:type="dxa"/>
+          </w:tcPr>
+          <w:p>
+            <w:pPr>
+              <w:rPr>
+                <w:rFonts w:eastAsia="Aptos"/>
+                <w:b/>
+                <w:bCs/>
+                <w:color w:val="000000"/>
+                <w:sz w:val="20"/>
+                <w:szCs w:val="20"/>
+              </w:rPr>
+            </w:pPr>
+            <w:r>
+              <w:rPr>
+                <w:sz w:val="20"/>
+                <w:szCs w:val="20"/>
+              </w:rPr>
+              <w:t>$0.60</w:t>
+            </w:r>
+          </w:p>
+        </w:tc>
+      </w:tr>
+      <w:tr>
+        <w:tc>
+          <w:tcPr>
+            <w:tcW w:w="2372" w:type="dxa"/>
+          </w:tcPr>
+          <w:p>
+            <w:pPr>
+              <w:rPr>
+                <w:rFonts w:eastAsia="Aptos"/>
+                <w:b/>
+                <w:bCs/>
+                <w:color w:val="000000"/>
+                <w:sz w:val="20"/>
+                <w:szCs w:val="20"/>
+              </w:rPr>
+            </w:pPr>
+            <w:r>
+              <w:rPr>
+                <w:sz w:val="20"/>
+                <w:szCs w:val="20"/>
+              </w:rPr>
+              <w:t>Mean / p95 latency (all runs paced at ≥3.1 s between calls)</w:t>
+            </w:r>
+          </w:p>
+        </w:tc>
+        <w:tc>
+          <w:tcPr>
+            <w:tcW w:w="2253" w:type="dxa"/>
+          </w:tcPr>
+          <w:p>
+            <w:pPr>
+              <w:rPr>
+                <w:rFonts w:eastAsia="Aptos"/>
+                <w:b/>
+                <w:bCs/>
+                <w:color w:val="000000"/>
+                <w:sz w:val="20"/>
+                <w:szCs w:val="20"/>
+              </w:rPr>
+            </w:pPr>
+            <w:r>
+              <w:rPr>
+                <w:sz w:val="20"/>
+                <w:szCs w:val="20"/>
+              </w:rPr>
+              <w:t>10.0 / 13.3 s</w:t>
+            </w:r>
+          </w:p>
+        </w:tc>
+        <w:tc>
+          <w:tcPr>
+            <w:tcW w:w="1818" w:type="dxa"/>
+          </w:tcPr>
+          <w:p>
+            <w:pPr>
+              <w:rPr>
+                <w:rFonts w:eastAsia="Aptos"/>
+                <w:b/>
+                <w:bCs/>
+                <w:color w:val="000000"/>
+                <w:sz w:val="20"/>
+                <w:szCs w:val="20"/>
+              </w:rPr>
+            </w:pPr>
+            <w:r>
+              <w:rPr>
+                <w:sz w:val="20"/>
+                <w:szCs w:val="20"/>
+              </w:rPr>
+              <w:t>10.9 / 14.5 s</w:t>
+            </w:r>
+          </w:p>
+        </w:tc>
+        <w:tc>
+          <w:tcPr>
+            <w:tcW w:w="2024" w:type="dxa"/>
+          </w:tcPr>
+          <w:p>
+            <w:pPr>
+              <w:rPr>
+                <w:rFonts w:eastAsia="Aptos"/>
+                <w:b/>
+                <w:bCs/>
+                <w:color w:val="000000"/>
+                <w:sz w:val="20"/>
+                <w:szCs w:val="20"/>
+              </w:rPr>
+            </w:pPr>
+            <w:r>
+              <w:rPr>
+                <w:sz w:val="20"/>
+                <w:szCs w:val="20"/>
+              </w:rPr>
+              <w:t>14.2 / 19.7 s</w:t>
+            </w:r>
+          </w:p>
+        </w:tc>
+        <w:tc>
+          <w:tcPr>
+            <w:tcW w:w="2269" w:type="dxa"/>
+          </w:tcPr>
+          <w:p>
+            <w:pPr>
+              <w:rPr>
+                <w:rFonts w:eastAsia="Aptos"/>
+                <w:b/>
+                <w:bCs/>
+                <w:color w:val="000000"/>
+                <w:sz w:val="20"/>
+                <w:szCs w:val="20"/>
+              </w:rPr>
+            </w:pPr>
+            <w:r>
+              <w:rPr>
+                <w:sz w:val="20"/>
+                <w:szCs w:val="20"/>
+              </w:rPr>
+              <w:t>10.1 / 14.5 s</w:t>
+            </w:r>
           </w:p>
         </w:tc>
       </w:tr>
@@ -3882,6 +7050,116 @@
           <w:szCs w:val="24"/>
         </w:rPr>
       </w:pPr>
+      <w:r>
+        <w:rPr>
+          <w:rFonts w:eastAsia="Aptos"/>
+          <w:color w:val="000000"/>
+          <w:sz w:val="24"/>
+          <w:szCs w:val="24"/>
+        </w:rPr>
+        <w:t>Compared to the baseline</w:t>
+      </w:r>
+      <w:r>
+        <w:rPr>
+          <w:rFonts w:eastAsia="Aptos"/>
+          <w:color w:val="000000"/>
+          <w:sz w:val="24"/>
+          <w:szCs w:val="24"/>
+        </w:rPr>
+        <w:t xml:space="preserve">, every advanced retriever fared </w:t>
+      </w:r>
+      <w:r>
+        <w:rPr>
+          <w:rFonts w:eastAsia="Aptos"/>
+          <w:color w:val="000000"/>
+          <w:sz w:val="24"/>
+          <w:szCs w:val="24"/>
+        </w:rPr>
+        <w:t xml:space="preserve">much </w:t>
+      </w:r>
+      <w:r>
+        <w:rPr>
+          <w:rFonts w:eastAsia="Aptos"/>
+          <w:color w:val="000000"/>
+          <w:sz w:val="24"/>
+          <w:szCs w:val="24"/>
+        </w:rPr>
+        <w:t>better in terms of recall</w:t>
+      </w:r>
+      <w:r>
+        <w:rPr>
+          <w:rFonts w:eastAsia="Aptos"/>
+          <w:color w:val="000000"/>
+          <w:sz w:val="24"/>
+          <w:szCs w:val="24"/>
+        </w:rPr>
+        <w:t xml:space="preserve">, but only the graph retriever fared better at correctness, even though its precision dropped significantly, and the chunk retriever </w:t>
+      </w:r>
+      <w:proofErr w:type="gramStart"/>
+      <w:r>
+        <w:rPr>
+          <w:rFonts w:eastAsia="Aptos"/>
+          <w:color w:val="000000"/>
+          <w:sz w:val="24"/>
+          <w:szCs w:val="24"/>
+        </w:rPr>
+        <w:t>actually fared</w:t>
+      </w:r>
+      <w:proofErr w:type="gramEnd"/>
+      <w:r>
+        <w:rPr>
+          <w:rFonts w:eastAsia="Aptos"/>
+          <w:color w:val="000000"/>
+          <w:sz w:val="24"/>
+          <w:szCs w:val="24"/>
+        </w:rPr>
+        <w:t xml:space="preserve"> worse on correctness. </w:t>
+      </w:r>
+      <w:r>
+        <w:rPr>
+          <w:rFonts w:eastAsia="Aptos"/>
+          <w:color w:val="000000"/>
+          <w:sz w:val="24"/>
+          <w:szCs w:val="24"/>
+        </w:rPr>
+        <w:t>The decompose retriever fared best in precision</w:t>
+      </w:r>
+      <w:r>
+        <w:rPr>
+          <w:rFonts w:eastAsia="Aptos"/>
+          <w:color w:val="000000"/>
+          <w:sz w:val="24"/>
+          <w:szCs w:val="24"/>
+        </w:rPr>
+        <w:t xml:space="preserve"> and evidence recall (citations).</w:t>
+      </w:r>
+      <w:r>
+        <w:rPr>
+          <w:rFonts w:eastAsia="Aptos"/>
+          <w:color w:val="000000"/>
+          <w:sz w:val="24"/>
+          <w:szCs w:val="24"/>
+        </w:rPr>
+        <w:t xml:space="preserve"> After chunking, costs dropped significantly</w:t>
+      </w:r>
+      <w:r>
+        <w:rPr>
+          <w:rFonts w:eastAsia="Aptos"/>
+          <w:color w:val="000000"/>
+          <w:sz w:val="24"/>
+          <w:szCs w:val="24"/>
+        </w:rPr>
+        <w:t xml:space="preserve"> for all three advanced retrievers. </w:t>
+      </w:r>
+      <w:r>
+        <w:rPr>
+          <w:rFonts w:eastAsia="Aptos"/>
+          <w:color w:val="000000"/>
+          <w:sz w:val="24"/>
+          <w:szCs w:val="24"/>
+        </w:rPr>
+        <w:t xml:space="preserve"> </w:t>
+      </w:r>
     </w:p>
     <w:tbl>
       <w:tblPr>
@@ -3943,27 +7221,25 @@
           </w:tcPr>
           <w:p>
             <w:pPr>
-              <w:rPr>
-                <w:sz w:val="24"/>
-                <w:szCs w:val="24"/>
-              </w:rPr>
-            </w:pPr>
-            <w:r>
-              <w:rPr>
-                <w:sz w:val="24"/>
-                <w:szCs w:val="24"/>
-              </w:rPr>
-              <w:t>Response:</w:t>
-            </w:r>
-          </w:p>
-          <w:p>
-            <w:pPr>
+              <w:pStyle w:val="ListParagraph"/>
+              <w:numPr>
+                <w:ilvl w:val="0"/>
+                <w:numId w:val="26"/>
+              </w:numPr>
               <w:spacing w:after="120"/>
-              <w:rPr>
-                <w:sz w:val="24"/>
-                <w:szCs w:val="24"/>
-              </w:rPr>
-            </w:pPr>
+              <w:ind w:left="-30" w:firstLine="0"/>
+              <w:rPr>
+                <w:sz w:val="24"/>
+                <w:szCs w:val="24"/>
+              </w:rPr>
+            </w:pPr>
+            <w:r>
+              <w:rPr>
+                <w:sz w:val="24"/>
+                <w:szCs w:val="24"/>
+              </w:rPr>
+              <w:t>G16 “Was Charles II born before his mother’s reign began?”</w:t>
+            </w:r>
           </w:p>
           <w:p>
             <w:pPr>
@@ -3973,6 +7249,197 @@
                 <w:szCs w:val="24"/>
               </w:rPr>
             </w:pPr>
+            <w:r>
+              <w:rPr>
+                <w:sz w:val="24"/>
+                <w:szCs w:val="24"/>
+              </w:rPr>
+              <w:t>Th</w:t>
+            </w:r>
+            <w:r>
+              <w:rPr>
+                <w:sz w:val="24"/>
+                <w:szCs w:val="24"/>
+              </w:rPr>
+              <w:t>e f</w:t>
+            </w:r>
+            <w:r>
+              <w:rPr>
+                <w:sz w:val="24"/>
+                <w:szCs w:val="24"/>
+              </w:rPr>
+              <w:t xml:space="preserve">ollowing screenshots </w:t>
+            </w:r>
+            <w:r>
+              <w:rPr>
+                <w:sz w:val="24"/>
+                <w:szCs w:val="24"/>
+              </w:rPr>
+              <w:t xml:space="preserve">taken from </w:t>
+            </w:r>
+            <w:r>
+              <w:rPr>
+                <w:sz w:val="24"/>
+                <w:szCs w:val="24"/>
+              </w:rPr>
+              <w:t>Capstone\Checkpoint 4.1\</w:t>
+            </w:r>
+            <w:proofErr w:type="spellStart"/>
+            <w:r>
+              <w:rPr>
+                <w:sz w:val="24"/>
+                <w:szCs w:val="24"/>
+              </w:rPr>
+              <w:t>evaluation_results</w:t>
+            </w:r>
+            <w:proofErr w:type="spellEnd"/>
+            <w:r>
+              <w:rPr>
+                <w:sz w:val="24"/>
+                <w:szCs w:val="24"/>
+              </w:rPr>
+              <w:t>\evaluation_chunks_20260921_164639.json</w:t>
+            </w:r>
+            <w:r>
+              <w:rPr>
+                <w:sz w:val="24"/>
+                <w:szCs w:val="24"/>
+              </w:rPr>
+              <w:t xml:space="preserve"> </w:t>
+            </w:r>
+            <w:r>
+              <w:rPr>
+                <w:sz w:val="24"/>
+                <w:szCs w:val="24"/>
+              </w:rPr>
+              <w:t xml:space="preserve">show that </w:t>
+            </w:r>
+            <w:r>
+              <w:rPr>
+                <w:sz w:val="24"/>
+                <w:szCs w:val="24"/>
+              </w:rPr>
+              <w:t xml:space="preserve">with </w:t>
+            </w:r>
+            <w:r>
+              <w:rPr>
+                <w:sz w:val="24"/>
+                <w:szCs w:val="24"/>
+              </w:rPr>
+              <w:t>“</w:t>
+            </w:r>
+            <w:r>
+              <w:rPr>
+                <w:sz w:val="24"/>
+                <w:szCs w:val="24"/>
+              </w:rPr>
+              <w:t>chunk</w:t>
+            </w:r>
+            <w:r>
+              <w:rPr>
+                <w:sz w:val="24"/>
+                <w:szCs w:val="24"/>
+              </w:rPr>
+              <w:t>s”</w:t>
+            </w:r>
+            <w:r>
+              <w:rPr>
+                <w:sz w:val="24"/>
+                <w:szCs w:val="24"/>
+              </w:rPr>
+              <w:t xml:space="preserve"> </w:t>
+            </w:r>
+            <w:r>
+              <w:rPr>
+                <w:sz w:val="24"/>
+                <w:szCs w:val="24"/>
+              </w:rPr>
+              <w:t xml:space="preserve">this time </w:t>
+            </w:r>
+            <w:r>
+              <w:rPr>
+                <w:sz w:val="24"/>
+                <w:szCs w:val="24"/>
+              </w:rPr>
+              <w:t>recall</w:t>
+            </w:r>
+            <w:r>
+              <w:rPr>
+                <w:sz w:val="24"/>
+                <w:szCs w:val="24"/>
+              </w:rPr>
+              <w:t xml:space="preserve"> flipped from 0 to 1 while </w:t>
+            </w:r>
+            <w:r>
+              <w:rPr>
+                <w:sz w:val="24"/>
+                <w:szCs w:val="24"/>
+              </w:rPr>
+              <w:t xml:space="preserve">precision went from 0.0 to 0.5. </w:t>
+            </w:r>
+            <w:r>
+              <w:rPr>
+                <w:sz w:val="24"/>
+                <w:szCs w:val="24"/>
+              </w:rPr>
+              <w:t xml:space="preserve">All the chunks required to answer the question were now there for the LLM, which still </w:t>
+            </w:r>
+            <w:r>
+              <w:rPr>
+                <w:sz w:val="24"/>
+                <w:szCs w:val="24"/>
+              </w:rPr>
+              <w:t>produced an incorrect answer</w:t>
+            </w:r>
+            <w:r>
+              <w:rPr>
+                <w:sz w:val="24"/>
+                <w:szCs w:val="24"/>
+              </w:rPr>
+              <w:t xml:space="preserve"> with “chunks”</w:t>
+            </w:r>
+            <w:r>
+              <w:rPr>
+                <w:sz w:val="24"/>
+                <w:szCs w:val="24"/>
+              </w:rPr>
+              <w:t xml:space="preserve"> (a separate issue)</w:t>
+            </w:r>
+            <w:r>
+              <w:rPr>
+                <w:sz w:val="24"/>
+                <w:szCs w:val="24"/>
+              </w:rPr>
+              <w:t>,</w:t>
+            </w:r>
+            <w:r>
+              <w:rPr>
+                <w:sz w:val="24"/>
+                <w:szCs w:val="24"/>
+              </w:rPr>
+              <w:t xml:space="preserve"> but a correct answer with “decompose” and “graph”.</w:t>
+            </w:r>
+            <w:r>
+              <w:rPr>
+                <w:sz w:val="24"/>
+                <w:szCs w:val="24"/>
+              </w:rPr>
+              <w:t xml:space="preserve"> </w:t>
+            </w:r>
+            <w:r>
+              <w:rPr>
+                <w:sz w:val="24"/>
+                <w:szCs w:val="24"/>
+              </w:rPr>
+              <w:t>The m</w:t>
+            </w:r>
+            <w:r>
+              <w:rPr>
+                <w:sz w:val="24"/>
+                <w:szCs w:val="24"/>
+              </w:rPr>
+              <w:t xml:space="preserve">ain takeaway is that the system found the right chunks to answer the question. </w:t>
+            </w:r>
           </w:p>
           <w:p>
             <w:pPr>
@@ -3982,6 +7449,153 @@
                 <w:szCs w:val="24"/>
               </w:rPr>
             </w:pPr>
+            <w:r>
+              <w:rPr>
+                <w:noProof/>
+                <w:sz w:val="24"/>
+                <w:szCs w:val="24"/>
+              </w:rPr>
+              <w:lastRenderedPageBreak/>
+              <w:drawing>
+                <wp:inline distT="0" distB="0" distL="0" distR="0" wp14:anchorId="27FF796B" wp14:editId="43BF7794">
+                  <wp:extent cx="6263640" cy="3986530"/>
+                  <wp:effectExtent l="0" t="0" r="3810" b="0"/>
+                  <wp:docPr id="802380478" name="Picture 10"/>
+                  <wp:cNvGraphicFramePr>
+                    <a:graphicFrameLocks xmlns:a="http://schemas.openxmlformats.org/drawingml/2006/main" noChangeAspect="1"/>
+                  </wp:cNvGraphicFramePr>
+                  <a:graphic xmlns:a="http://schemas.openxmlformats.org/drawingml/2006/main">
+                    <a:graphicData uri="http://schemas.openxmlformats.org/drawingml/2006/picture">
+                      <pic:pic xmlns:pic="http://schemas.openxmlformats.org/drawingml/2006/picture">
+                        <pic:nvPicPr>
+                          <pic:cNvPr id="802380478" name="Picture 802380478"/>
+                          <pic:cNvPicPr/>
+                        </pic:nvPicPr>
+                        <pic:blipFill>
+                          <a:blip r:embed="rId25">
+                            <a:extLst>
+                              <a:ext uri="{28A0092B-C50C-407E-A947-70E740481C1C}">
+                                <a14:useLocalDpi xmlns:a14="http://schemas.microsoft.com/office/drawing/2010/main" val="0"/>
+                              </a:ext>
+                            </a:extLst>
+                          </a:blip>
+                          <a:stretch>
+                            <a:fillRect/>
+                          </a:stretch>
+                        </pic:blipFill>
+                        <pic:spPr>
+                          <a:xfrm>
+                            <a:off x="0" y="0"/>
+                            <a:ext cx="6263640" cy="3986530"/>
+                          </a:xfrm>
+                          <a:prstGeom prst="rect">
+                            <a:avLst/>
+                          </a:prstGeom>
+                        </pic:spPr>
+                      </pic:pic>
+                    </a:graphicData>
+                  </a:graphic>
+                </wp:inline>
+              </w:drawing>
+            </w:r>
+            <w:r>
+              <w:rPr>
+                <w:noProof/>
+                <w:sz w:val="24"/>
+                <w:szCs w:val="24"/>
+              </w:rPr>
+              <w:lastRenderedPageBreak/>
+              <w:drawing>
+                <wp:inline distT="0" distB="0" distL="0" distR="0" wp14:anchorId="7DB549FE" wp14:editId="7FDA7D2F">
+                  <wp:extent cx="6263640" cy="5537835"/>
+                  <wp:effectExtent l="0" t="0" r="3810" b="5715"/>
+                  <wp:docPr id="457011861" name="Picture 11"/>
+                  <wp:cNvGraphicFramePr>
+                    <a:graphicFrameLocks xmlns:a="http://schemas.openxmlformats.org/drawingml/2006/main" noChangeAspect="1"/>
+                  </wp:cNvGraphicFramePr>
+                  <a:graphic xmlns:a="http://schemas.openxmlformats.org/drawingml/2006/main">
+                    <a:graphicData uri="http://schemas.openxmlformats.org/drawingml/2006/picture">
+                      <pic:pic xmlns:pic="http://schemas.openxmlformats.org/drawingml/2006/picture">
+                        <pic:nvPicPr>
+                          <pic:cNvPr id="457011861" name="Picture 457011861"/>
+                          <pic:cNvPicPr/>
+                        </pic:nvPicPr>
+                        <pic:blipFill>
+                          <a:blip r:embed="rId26">
+                            <a:extLst>
+                              <a:ext uri="{28A0092B-C50C-407E-A947-70E740481C1C}">
+                                <a14:useLocalDpi xmlns:a14="http://schemas.microsoft.com/office/drawing/2010/main" val="0"/>
+                              </a:ext>
+                            </a:extLst>
+                          </a:blip>
+                          <a:stretch>
+                            <a:fillRect/>
+                          </a:stretch>
+                        </pic:blipFill>
+                        <pic:spPr>
+                          <a:xfrm>
+                            <a:off x="0" y="0"/>
+                            <a:ext cx="6263640" cy="5537835"/>
+                          </a:xfrm>
+                          <a:prstGeom prst="rect">
+                            <a:avLst/>
+                          </a:prstGeom>
+                        </pic:spPr>
+                      </pic:pic>
+                    </a:graphicData>
+                  </a:graphic>
+                </wp:inline>
+              </w:drawing>
+            </w:r>
+            <w:r>
+              <w:rPr>
+                <w:noProof/>
+                <w:sz w:val="24"/>
+                <w:szCs w:val="24"/>
+              </w:rPr>
+              <w:lastRenderedPageBreak/>
+              <w:drawing>
+                <wp:inline distT="0" distB="0" distL="0" distR="0" wp14:anchorId="671A1CA9" wp14:editId="5D04EE7D">
+                  <wp:extent cx="6263640" cy="3235960"/>
+                  <wp:effectExtent l="0" t="0" r="3810" b="2540"/>
+                  <wp:docPr id="311999112" name="Picture 12"/>
+                  <wp:cNvGraphicFramePr>
+                    <a:graphicFrameLocks xmlns:a="http://schemas.openxmlformats.org/drawingml/2006/main" noChangeAspect="1"/>
+                  </wp:cNvGraphicFramePr>
+                  <a:graphic xmlns:a="http://schemas.openxmlformats.org/drawingml/2006/main">
+                    <a:graphicData uri="http://schemas.openxmlformats.org/drawingml/2006/picture">
+                      <pic:pic xmlns:pic="http://schemas.openxmlformats.org/drawingml/2006/picture">
+                        <pic:nvPicPr>
+                          <pic:cNvPr id="311999112" name="Picture 311999112"/>
+                          <pic:cNvPicPr/>
+                        </pic:nvPicPr>
+                        <pic:blipFill>
+                          <a:blip r:embed="rId27">
+                            <a:extLst>
+                              <a:ext uri="{28A0092B-C50C-407E-A947-70E740481C1C}">
+                                <a14:useLocalDpi xmlns:a14="http://schemas.microsoft.com/office/drawing/2010/main" val="0"/>
+                              </a:ext>
+                            </a:extLst>
+                          </a:blip>
+                          <a:stretch>
+                            <a:fillRect/>
+                          </a:stretch>
+                        </pic:blipFill>
+                        <pic:spPr>
+                          <a:xfrm>
+                            <a:off x="0" y="0"/>
+                            <a:ext cx="6263640" cy="3235960"/>
+                          </a:xfrm>
+                          <a:prstGeom prst="rect">
+                            <a:avLst/>
+                          </a:prstGeom>
+                        </pic:spPr>
+                      </pic:pic>
+                    </a:graphicData>
+                  </a:graphic>
+                </wp:inline>
+              </w:drawing>
+            </w:r>
           </w:p>
         </w:tc>
       </w:tr>
@@ -4047,17 +7661,315 @@
           </w:tcPr>
           <w:p>
             <w:pPr>
-              <w:rPr>
-                <w:sz w:val="24"/>
-                <w:szCs w:val="24"/>
-              </w:rPr>
-            </w:pPr>
-            <w:r>
-              <w:rPr>
-                <w:sz w:val="24"/>
-                <w:szCs w:val="24"/>
-              </w:rPr>
-              <w:t>Response:</w:t>
+              <w:pStyle w:val="ListParagraph"/>
+              <w:numPr>
+                <w:ilvl w:val="0"/>
+                <w:numId w:val="26"/>
+              </w:numPr>
+              <w:ind w:left="0" w:firstLine="0"/>
+              <w:rPr>
+                <w:sz w:val="24"/>
+                <w:szCs w:val="24"/>
+              </w:rPr>
+            </w:pPr>
+            <w:r>
+              <w:rPr>
+                <w:sz w:val="24"/>
+                <w:szCs w:val="24"/>
+              </w:rPr>
+              <w:t>Q003 “Compare the Academy Awards ceremonies held a decade apart: who hosted the 85th and 95th ceremonies, and which film won Best Picture at each?”</w:t>
+            </w:r>
+            <w:r>
+              <w:rPr>
+                <w:sz w:val="24"/>
+                <w:szCs w:val="24"/>
+              </w:rPr>
+              <w:br/>
+            </w:r>
+            <w:r>
+              <w:rPr>
+                <w:sz w:val="24"/>
+                <w:szCs w:val="24"/>
+              </w:rPr>
+              <w:br/>
+              <w:t xml:space="preserve">In this instance, </w:t>
+            </w:r>
+            <w:r>
+              <w:rPr>
+                <w:sz w:val="24"/>
+                <w:szCs w:val="24"/>
+              </w:rPr>
+              <w:t xml:space="preserve">as reported in </w:t>
+            </w:r>
+            <w:r>
+              <w:rPr>
+                <w:sz w:val="24"/>
+                <w:szCs w:val="24"/>
+              </w:rPr>
+              <w:t>Capstone\Checkpoint 4.1\</w:t>
+            </w:r>
+            <w:proofErr w:type="spellStart"/>
+            <w:r>
+              <w:rPr>
+                <w:sz w:val="24"/>
+                <w:szCs w:val="24"/>
+              </w:rPr>
+              <w:t>evaluation_results</w:t>
+            </w:r>
+            <w:proofErr w:type="spellEnd"/>
+            <w:r>
+              <w:rPr>
+                <w:sz w:val="24"/>
+                <w:szCs w:val="24"/>
+              </w:rPr>
+              <w:t>\evaluation_decompose_20260921_181908.json</w:t>
+            </w:r>
+            <w:r>
+              <w:rPr>
+                <w:sz w:val="24"/>
+                <w:szCs w:val="24"/>
+              </w:rPr>
+              <w:t xml:space="preserve"> and shown below, </w:t>
+            </w:r>
+            <w:r>
+              <w:rPr>
+                <w:sz w:val="24"/>
+                <w:szCs w:val="24"/>
+              </w:rPr>
+              <w:t xml:space="preserve">with “decompose” </w:t>
+            </w:r>
+            <w:r>
+              <w:rPr>
+                <w:sz w:val="24"/>
+                <w:szCs w:val="24"/>
+              </w:rPr>
+              <w:t xml:space="preserve">the system was able to provide a </w:t>
+            </w:r>
+            <w:r>
+              <w:rPr>
+                <w:sz w:val="24"/>
+                <w:szCs w:val="24"/>
+              </w:rPr>
+              <w:t>complete</w:t>
+            </w:r>
+            <w:r>
+              <w:rPr>
+                <w:sz w:val="24"/>
+                <w:szCs w:val="24"/>
+              </w:rPr>
+              <w:t xml:space="preserve"> and accurately cited answer</w:t>
+            </w:r>
+            <w:r>
+              <w:rPr>
+                <w:sz w:val="24"/>
+                <w:szCs w:val="24"/>
+              </w:rPr>
+              <w:t xml:space="preserve">, flipping recall from 0 to 1 and </w:t>
+            </w:r>
+            <w:r>
+              <w:rPr>
+                <w:sz w:val="24"/>
+                <w:szCs w:val="24"/>
+              </w:rPr>
+              <w:t xml:space="preserve">improving precision from 0 to 0.4. The key takeaway is that decomposition enabled the system to retrieve </w:t>
+            </w:r>
+            <w:r>
+              <w:rPr>
+                <w:sz w:val="24"/>
+                <w:szCs w:val="24"/>
+              </w:rPr>
+              <w:t>relevant chunks from the required documents related specifically to the 85</w:t>
+            </w:r>
+            <w:r>
+              <w:rPr>
+                <w:sz w:val="24"/>
+                <w:szCs w:val="24"/>
+                <w:vertAlign w:val="superscript"/>
+              </w:rPr>
+              <w:t>th</w:t>
+            </w:r>
+            <w:r>
+              <w:rPr>
+                <w:sz w:val="24"/>
+                <w:szCs w:val="24"/>
+              </w:rPr>
+              <w:t xml:space="preserve"> and 95</w:t>
+            </w:r>
+            <w:r>
+              <w:rPr>
+                <w:sz w:val="24"/>
+                <w:szCs w:val="24"/>
+                <w:vertAlign w:val="superscript"/>
+              </w:rPr>
+              <w:t>th</w:t>
+            </w:r>
+            <w:r>
+              <w:rPr>
+                <w:sz w:val="24"/>
+                <w:szCs w:val="24"/>
+              </w:rPr>
+              <w:t xml:space="preserve"> </w:t>
+            </w:r>
+            <w:r>
+              <w:rPr>
+                <w:sz w:val="24"/>
+                <w:szCs w:val="24"/>
+              </w:rPr>
+              <w:t xml:space="preserve">award ceremonies. </w:t>
+            </w:r>
+            <w:r>
+              <w:rPr>
+                <w:sz w:val="24"/>
+                <w:szCs w:val="24"/>
+              </w:rPr>
+              <w:br/>
+            </w:r>
+            <w:r>
+              <w:rPr>
+                <w:noProof/>
+                <w:sz w:val="24"/>
+                <w:szCs w:val="24"/>
+              </w:rPr>
+              <w:lastRenderedPageBreak/>
+              <w:drawing>
+                <wp:inline distT="0" distB="0" distL="0" distR="0" wp14:anchorId="437757F5" wp14:editId="6F483813">
+                  <wp:extent cx="6263640" cy="4164965"/>
+                  <wp:effectExtent l="0" t="0" r="3810" b="6985"/>
+                  <wp:docPr id="217925916" name="Picture 13"/>
+                  <wp:cNvGraphicFramePr>
+                    <a:graphicFrameLocks xmlns:a="http://schemas.openxmlformats.org/drawingml/2006/main" noChangeAspect="1"/>
+                  </wp:cNvGraphicFramePr>
+                  <a:graphic xmlns:a="http://schemas.openxmlformats.org/drawingml/2006/main">
+                    <a:graphicData uri="http://schemas.openxmlformats.org/drawingml/2006/picture">
+                      <pic:pic xmlns:pic="http://schemas.openxmlformats.org/drawingml/2006/picture">
+                        <pic:nvPicPr>
+                          <pic:cNvPr id="217925916" name="Picture 217925916"/>
+                          <pic:cNvPicPr/>
+                        </pic:nvPicPr>
+                        <pic:blipFill>
+                          <a:blip r:embed="rId28">
+                            <a:extLst>
+                              <a:ext uri="{28A0092B-C50C-407E-A947-70E740481C1C}">
+                                <a14:useLocalDpi xmlns:a14="http://schemas.microsoft.com/office/drawing/2010/main" val="0"/>
+                              </a:ext>
+                            </a:extLst>
+                          </a:blip>
+                          <a:stretch>
+                            <a:fillRect/>
+                          </a:stretch>
+                        </pic:blipFill>
+                        <pic:spPr>
+                          <a:xfrm>
+                            <a:off x="0" y="0"/>
+                            <a:ext cx="6263640" cy="4164965"/>
+                          </a:xfrm>
+                          <a:prstGeom prst="rect">
+                            <a:avLst/>
+                          </a:prstGeom>
+                        </pic:spPr>
+                      </pic:pic>
+                    </a:graphicData>
+                  </a:graphic>
+                </wp:inline>
+              </w:drawing>
+            </w:r>
+            <w:r>
+              <w:rPr>
+                <w:noProof/>
+                <w:sz w:val="24"/>
+                <w:szCs w:val="24"/>
+              </w:rPr>
+              <w:lastRenderedPageBreak/>
+              <w:drawing>
+                <wp:inline distT="0" distB="0" distL="0" distR="0" wp14:anchorId="6092CB05" wp14:editId="43316943">
+                  <wp:extent cx="6263640" cy="5412105"/>
+                  <wp:effectExtent l="0" t="0" r="3810" b="0"/>
+                  <wp:docPr id="803529479" name="Picture 14"/>
+                  <wp:cNvGraphicFramePr>
+                    <a:graphicFrameLocks xmlns:a="http://schemas.openxmlformats.org/drawingml/2006/main" noChangeAspect="1"/>
+                  </wp:cNvGraphicFramePr>
+                  <a:graphic xmlns:a="http://schemas.openxmlformats.org/drawingml/2006/main">
+                    <a:graphicData uri="http://schemas.openxmlformats.org/drawingml/2006/picture">
+                      <pic:pic xmlns:pic="http://schemas.openxmlformats.org/drawingml/2006/picture">
+                        <pic:nvPicPr>
+                          <pic:cNvPr id="803529479" name="Picture 803529479"/>
+                          <pic:cNvPicPr/>
+                        </pic:nvPicPr>
+                        <pic:blipFill>
+                          <a:blip r:embed="rId29">
+                            <a:extLst>
+                              <a:ext uri="{28A0092B-C50C-407E-A947-70E740481C1C}">
+                                <a14:useLocalDpi xmlns:a14="http://schemas.microsoft.com/office/drawing/2010/main" val="0"/>
+                              </a:ext>
+                            </a:extLst>
+                          </a:blip>
+                          <a:stretch>
+                            <a:fillRect/>
+                          </a:stretch>
+                        </pic:blipFill>
+                        <pic:spPr>
+                          <a:xfrm>
+                            <a:off x="0" y="0"/>
+                            <a:ext cx="6263640" cy="5412105"/>
+                          </a:xfrm>
+                          <a:prstGeom prst="rect">
+                            <a:avLst/>
+                          </a:prstGeom>
+                        </pic:spPr>
+                      </pic:pic>
+                    </a:graphicData>
+                  </a:graphic>
+                </wp:inline>
+              </w:drawing>
+            </w:r>
+            <w:r>
+              <w:rPr>
+                <w:noProof/>
+                <w:sz w:val="24"/>
+                <w:szCs w:val="24"/>
+              </w:rPr>
+              <w:lastRenderedPageBreak/>
+              <w:drawing>
+                <wp:inline distT="0" distB="0" distL="0" distR="0" wp14:anchorId="5E780BA0" wp14:editId="360EFCA2">
+                  <wp:extent cx="6263640" cy="3115310"/>
+                  <wp:effectExtent l="0" t="0" r="3810" b="8890"/>
+                  <wp:docPr id="927972698" name="Picture 15"/>
+                  <wp:cNvGraphicFramePr>
+                    <a:graphicFrameLocks xmlns:a="http://schemas.openxmlformats.org/drawingml/2006/main" noChangeAspect="1"/>
+                  </wp:cNvGraphicFramePr>
+                  <a:graphic xmlns:a="http://schemas.openxmlformats.org/drawingml/2006/main">
+                    <a:graphicData uri="http://schemas.openxmlformats.org/drawingml/2006/picture">
+                      <pic:pic xmlns:pic="http://schemas.openxmlformats.org/drawingml/2006/picture">
+                        <pic:nvPicPr>
+                          <pic:cNvPr id="927972698" name="Picture 927972698"/>
+                          <pic:cNvPicPr/>
+                        </pic:nvPicPr>
+                        <pic:blipFill>
+                          <a:blip r:embed="rId30" cstate="print">
+                            <a:extLst>
+                              <a:ext uri="{28A0092B-C50C-407E-A947-70E740481C1C}">
+                                <a14:useLocalDpi xmlns:a14="http://schemas.microsoft.com/office/drawing/2010/main" val="0"/>
+                              </a:ext>
+                            </a:extLst>
+                          </a:blip>
+                          <a:stretch>
+                            <a:fillRect/>
+                          </a:stretch>
+                        </pic:blipFill>
+                        <pic:spPr>
+                          <a:xfrm>
+                            <a:off x="0" y="0"/>
+                            <a:ext cx="6263640" cy="3115310"/>
+                          </a:xfrm>
+                          <a:prstGeom prst="rect">
+                            <a:avLst/>
+                          </a:prstGeom>
+                        </pic:spPr>
+                      </pic:pic>
+                    </a:graphicData>
+                  </a:graphic>
+                </wp:inline>
+              </w:drawing>
             </w:r>
           </w:p>
           <w:p>
@@ -4151,27 +8063,328 @@
           </w:tcPr>
           <w:p>
             <w:pPr>
-              <w:rPr>
-                <w:sz w:val="24"/>
-                <w:szCs w:val="24"/>
-              </w:rPr>
-            </w:pPr>
-            <w:r>
-              <w:rPr>
-                <w:sz w:val="24"/>
-                <w:szCs w:val="24"/>
-              </w:rPr>
-              <w:t>Response:</w:t>
-            </w:r>
-          </w:p>
-          <w:p>
-            <w:pPr>
+              <w:pStyle w:val="ListParagraph"/>
               <w:spacing w:after="120"/>
-              <w:rPr>
-                <w:sz w:val="24"/>
-                <w:szCs w:val="24"/>
-              </w:rPr>
-            </w:pPr>
+              <w:ind w:left="60"/>
+              <w:rPr>
+                <w:sz w:val="24"/>
+                <w:szCs w:val="24"/>
+              </w:rPr>
+            </w:pPr>
+            <w:r>
+              <w:rPr>
+                <w:sz w:val="24"/>
+                <w:szCs w:val="24"/>
+              </w:rPr>
+              <w:t>(3) G13 “What was the former name of the university where Barack Obama earned his law degree?”</w:t>
+            </w:r>
+          </w:p>
+          <w:p>
+            <w:pPr>
+              <w:spacing w:after="120"/>
+              <w:rPr>
+                <w:sz w:val="24"/>
+                <w:szCs w:val="24"/>
+              </w:rPr>
+            </w:pPr>
+            <w:r>
+              <w:rPr>
+                <w:sz w:val="24"/>
+                <w:szCs w:val="24"/>
+              </w:rPr>
+              <w:br/>
+              <w:t>Here the system w</w:t>
+            </w:r>
+            <w:r>
+              <w:rPr>
+                <w:sz w:val="24"/>
+                <w:szCs w:val="24"/>
+              </w:rPr>
+              <w:t xml:space="preserve">ith the “graph” retriever was </w:t>
+            </w:r>
+            <w:r>
+              <w:rPr>
+                <w:sz w:val="24"/>
+                <w:szCs w:val="24"/>
+              </w:rPr>
+              <w:t>both</w:t>
+            </w:r>
+            <w:r>
+              <w:rPr>
+                <w:sz w:val="24"/>
+                <w:szCs w:val="24"/>
+              </w:rPr>
+              <w:t xml:space="preserve"> able to determine that Barack Obama earned his degree at Harvard University </w:t>
+            </w:r>
+            <w:r>
+              <w:rPr>
+                <w:sz w:val="24"/>
+                <w:szCs w:val="24"/>
+              </w:rPr>
+              <w:t>and</w:t>
+            </w:r>
+            <w:r>
+              <w:rPr>
+                <w:sz w:val="24"/>
+                <w:szCs w:val="24"/>
+              </w:rPr>
+              <w:t xml:space="preserve"> was</w:t>
+            </w:r>
+            <w:r>
+              <w:rPr>
+                <w:sz w:val="24"/>
+                <w:szCs w:val="24"/>
+              </w:rPr>
+              <w:t xml:space="preserve"> </w:t>
+            </w:r>
+            <w:r>
+              <w:rPr>
+                <w:sz w:val="24"/>
+                <w:szCs w:val="24"/>
+              </w:rPr>
+              <w:t xml:space="preserve">able to determine that the institution’s former name was Harvard College. </w:t>
+            </w:r>
+            <w:r>
+              <w:rPr>
+                <w:sz w:val="24"/>
+                <w:szCs w:val="24"/>
+              </w:rPr>
+              <w:t xml:space="preserve">As the screenshots below from </w:t>
+            </w:r>
+            <w:r>
+              <w:rPr>
+                <w:sz w:val="24"/>
+                <w:szCs w:val="24"/>
+              </w:rPr>
+              <w:t>Capstone\Checkpoint 4.1\</w:t>
+            </w:r>
+            <w:proofErr w:type="spellStart"/>
+            <w:r>
+              <w:rPr>
+                <w:sz w:val="24"/>
+                <w:szCs w:val="24"/>
+              </w:rPr>
+              <w:t>evaluation_results</w:t>
+            </w:r>
+            <w:proofErr w:type="spellEnd"/>
+            <w:r>
+              <w:rPr>
+                <w:sz w:val="24"/>
+                <w:szCs w:val="24"/>
+              </w:rPr>
+              <w:t>\evaluation_graph_20260921_183400.json</w:t>
+            </w:r>
+            <w:r>
+              <w:rPr>
+                <w:sz w:val="24"/>
+                <w:szCs w:val="24"/>
+              </w:rPr>
+              <w:t xml:space="preserve"> </w:t>
+            </w:r>
+            <w:r>
+              <w:rPr>
+                <w:sz w:val="24"/>
+                <w:szCs w:val="24"/>
+              </w:rPr>
+              <w:t xml:space="preserve">show, </w:t>
+            </w:r>
+            <w:r>
+              <w:rPr>
+                <w:sz w:val="24"/>
+                <w:szCs w:val="24"/>
+              </w:rPr>
+              <w:t xml:space="preserve">both </w:t>
+            </w:r>
+            <w:r>
+              <w:rPr>
+                <w:sz w:val="24"/>
+                <w:szCs w:val="24"/>
+              </w:rPr>
+              <w:t>s</w:t>
+            </w:r>
+            <w:r>
+              <w:rPr>
+                <w:sz w:val="24"/>
+                <w:szCs w:val="24"/>
+              </w:rPr>
+              <w:t>ource recall at k</w:t>
+            </w:r>
+            <w:r>
+              <w:rPr>
+                <w:sz w:val="24"/>
+                <w:szCs w:val="24"/>
+              </w:rPr>
+              <w:t xml:space="preserve"> and aspect coverage went up </w:t>
+            </w:r>
+            <w:r>
+              <w:rPr>
+                <w:sz w:val="24"/>
+                <w:szCs w:val="24"/>
+              </w:rPr>
+              <w:t>from 0.5 to 1</w:t>
+            </w:r>
+            <w:r>
+              <w:rPr>
+                <w:sz w:val="24"/>
+                <w:szCs w:val="24"/>
+              </w:rPr>
+              <w:t xml:space="preserve"> and the answer flipped from fail to pass. </w:t>
+            </w:r>
+          </w:p>
+          <w:p>
+            <w:pPr>
+              <w:spacing w:after="120"/>
+              <w:rPr>
+                <w:sz w:val="24"/>
+                <w:szCs w:val="24"/>
+              </w:rPr>
+            </w:pPr>
+            <w:r>
+              <w:rPr>
+                <w:noProof/>
+                <w:sz w:val="24"/>
+                <w:szCs w:val="24"/>
+              </w:rPr>
+              <w:lastRenderedPageBreak/>
+              <w:drawing>
+                <wp:inline distT="0" distB="0" distL="0" distR="0" wp14:anchorId="2C5A7000" wp14:editId="066D830C">
+                  <wp:extent cx="6263640" cy="4453255"/>
+                  <wp:effectExtent l="0" t="0" r="3810" b="4445"/>
+                  <wp:docPr id="1964901940" name="Picture 16"/>
+                  <wp:cNvGraphicFramePr>
+                    <a:graphicFrameLocks xmlns:a="http://schemas.openxmlformats.org/drawingml/2006/main" noChangeAspect="1"/>
+                  </wp:cNvGraphicFramePr>
+                  <a:graphic xmlns:a="http://schemas.openxmlformats.org/drawingml/2006/main">
+                    <a:graphicData uri="http://schemas.openxmlformats.org/drawingml/2006/picture">
+                      <pic:pic xmlns:pic="http://schemas.openxmlformats.org/drawingml/2006/picture">
+                        <pic:nvPicPr>
+                          <pic:cNvPr id="1964901940" name="Picture 1964901940"/>
+                          <pic:cNvPicPr/>
+                        </pic:nvPicPr>
+                        <pic:blipFill>
+                          <a:blip r:embed="rId31">
+                            <a:extLst>
+                              <a:ext uri="{28A0092B-C50C-407E-A947-70E740481C1C}">
+                                <a14:useLocalDpi xmlns:a14="http://schemas.microsoft.com/office/drawing/2010/main" val="0"/>
+                              </a:ext>
+                            </a:extLst>
+                          </a:blip>
+                          <a:stretch>
+                            <a:fillRect/>
+                          </a:stretch>
+                        </pic:blipFill>
+                        <pic:spPr>
+                          <a:xfrm>
+                            <a:off x="0" y="0"/>
+                            <a:ext cx="6263640" cy="4453255"/>
+                          </a:xfrm>
+                          <a:prstGeom prst="rect">
+                            <a:avLst/>
+                          </a:prstGeom>
+                        </pic:spPr>
+                      </pic:pic>
+                    </a:graphicData>
+                  </a:graphic>
+                </wp:inline>
+              </w:drawing>
+            </w:r>
+            <w:r>
+              <w:rPr>
+                <w:noProof/>
+                <w:sz w:val="24"/>
+                <w:szCs w:val="24"/>
+              </w:rPr>
+              <w:lastRenderedPageBreak/>
+              <w:drawing>
+                <wp:inline distT="0" distB="0" distL="0" distR="0" wp14:anchorId="66EE6BA7" wp14:editId="39EC76AE">
+                  <wp:extent cx="6263640" cy="4015740"/>
+                  <wp:effectExtent l="0" t="0" r="3810" b="3810"/>
+                  <wp:docPr id="2050077829" name="Picture 17"/>
+                  <wp:cNvGraphicFramePr>
+                    <a:graphicFrameLocks xmlns:a="http://schemas.openxmlformats.org/drawingml/2006/main" noChangeAspect="1"/>
+                  </wp:cNvGraphicFramePr>
+                  <a:graphic xmlns:a="http://schemas.openxmlformats.org/drawingml/2006/main">
+                    <a:graphicData uri="http://schemas.openxmlformats.org/drawingml/2006/picture">
+                      <pic:pic xmlns:pic="http://schemas.openxmlformats.org/drawingml/2006/picture">
+                        <pic:nvPicPr>
+                          <pic:cNvPr id="2050077829" name="Picture 2050077829"/>
+                          <pic:cNvPicPr/>
+                        </pic:nvPicPr>
+                        <pic:blipFill>
+                          <a:blip r:embed="rId32">
+                            <a:extLst>
+                              <a:ext uri="{28A0092B-C50C-407E-A947-70E740481C1C}">
+                                <a14:useLocalDpi xmlns:a14="http://schemas.microsoft.com/office/drawing/2010/main" val="0"/>
+                              </a:ext>
+                            </a:extLst>
+                          </a:blip>
+                          <a:stretch>
+                            <a:fillRect/>
+                          </a:stretch>
+                        </pic:blipFill>
+                        <pic:spPr>
+                          <a:xfrm>
+                            <a:off x="0" y="0"/>
+                            <a:ext cx="6263640" cy="4015740"/>
+                          </a:xfrm>
+                          <a:prstGeom prst="rect">
+                            <a:avLst/>
+                          </a:prstGeom>
+                        </pic:spPr>
+                      </pic:pic>
+                    </a:graphicData>
+                  </a:graphic>
+                </wp:inline>
+              </w:drawing>
+            </w:r>
+            <w:r>
+              <w:rPr>
+                <w:noProof/>
+                <w:sz w:val="24"/>
+                <w:szCs w:val="24"/>
+              </w:rPr>
+              <w:drawing>
+                <wp:inline distT="0" distB="0" distL="0" distR="0" wp14:anchorId="73C678D3" wp14:editId="5791DE9C">
+                  <wp:extent cx="6263640" cy="3293745"/>
+                  <wp:effectExtent l="0" t="0" r="3810" b="1905"/>
+                  <wp:docPr id="1564016856" name="Picture 18"/>
+                  <wp:cNvGraphicFramePr>
+                    <a:graphicFrameLocks xmlns:a="http://schemas.openxmlformats.org/drawingml/2006/main" noChangeAspect="1"/>
+                  </wp:cNvGraphicFramePr>
+                  <a:graphic xmlns:a="http://schemas.openxmlformats.org/drawingml/2006/main">
+                    <a:graphicData uri="http://schemas.openxmlformats.org/drawingml/2006/picture">
+                      <pic:pic xmlns:pic="http://schemas.openxmlformats.org/drawingml/2006/picture">
+                        <pic:nvPicPr>
+                          <pic:cNvPr id="1564016856" name="Picture 1564016856"/>
+                          <pic:cNvPicPr/>
+                        </pic:nvPicPr>
+                        <pic:blipFill>
+                          <a:blip r:embed="rId33">
+                            <a:extLst>
+                              <a:ext uri="{28A0092B-C50C-407E-A947-70E740481C1C}">
+                                <a14:useLocalDpi xmlns:a14="http://schemas.microsoft.com/office/drawing/2010/main" val="0"/>
+                              </a:ext>
+                            </a:extLst>
+                          </a:blip>
+                          <a:stretch>
+                            <a:fillRect/>
+                          </a:stretch>
+                        </pic:blipFill>
+                        <pic:spPr>
+                          <a:xfrm>
+                            <a:off x="0" y="0"/>
+                            <a:ext cx="6263640" cy="3293745"/>
+                          </a:xfrm>
+                          <a:prstGeom prst="rect">
+                            <a:avLst/>
+                          </a:prstGeom>
+                        </pic:spPr>
+                      </pic:pic>
+                    </a:graphicData>
+                  </a:graphic>
+                </wp:inline>
+              </w:drawing>
+            </w:r>
           </w:p>
           <w:p>
             <w:pPr>
@@ -4325,7 +8538,6 @@
           <w:sz w:val="24"/>
           <w:szCs w:val="24"/>
         </w:rPr>
-        <w:lastRenderedPageBreak/>
         <w:t>Did the strategy address the original failure?</w:t>
       </w:r>
     </w:p>
@@ -4399,7 +8611,170 @@
                 <w:sz w:val="24"/>
                 <w:szCs w:val="24"/>
               </w:rPr>
-              <w:t>Response:</w:t>
+              <w:t>All three</w:t>
+            </w:r>
+            <w:r>
+              <w:rPr>
+                <w:sz w:val="24"/>
+                <w:szCs w:val="24"/>
+              </w:rPr>
+              <w:t xml:space="preserve"> advanced retrieval architecture</w:t>
+            </w:r>
+            <w:r>
+              <w:rPr>
+                <w:sz w:val="24"/>
+                <w:szCs w:val="24"/>
+              </w:rPr>
+              <w:t>s showed significant improvements in recall</w:t>
+            </w:r>
+            <w:r>
+              <w:rPr>
+                <w:sz w:val="24"/>
+                <w:szCs w:val="24"/>
+              </w:rPr>
+              <w:t xml:space="preserve"> (strict recall</w:t>
+            </w:r>
+            <w:r>
+              <w:rPr>
+                <w:sz w:val="24"/>
+                <w:szCs w:val="24"/>
+              </w:rPr>
+              <w:t xml:space="preserve"> (all required articles) rose from 6% to 41%/47%/59%</w:t>
+            </w:r>
+            <w:r>
+              <w:rPr>
+                <w:sz w:val="24"/>
+                <w:szCs w:val="24"/>
+              </w:rPr>
+              <w:t>, and in the case of chunking and decomposition also with precision</w:t>
+            </w:r>
+            <w:r>
+              <w:rPr>
+                <w:sz w:val="24"/>
+                <w:szCs w:val="24"/>
+              </w:rPr>
+              <w:t xml:space="preserve"> (which rose from 37% to</w:t>
+            </w:r>
+            <w:r>
+              <w:rPr>
+                <w:sz w:val="24"/>
+                <w:szCs w:val="24"/>
+              </w:rPr>
+              <w:t xml:space="preserve"> 48% and 55% respectively)</w:t>
+            </w:r>
+            <w:r>
+              <w:rPr>
+                <w:sz w:val="24"/>
+                <w:szCs w:val="24"/>
+              </w:rPr>
+              <w:t xml:space="preserve">. </w:t>
+            </w:r>
+            <w:r>
+              <w:rPr>
+                <w:sz w:val="24"/>
+                <w:szCs w:val="24"/>
+              </w:rPr>
+              <w:t>Correctness</w:t>
+            </w:r>
+            <w:r>
+              <w:rPr>
+                <w:sz w:val="24"/>
+                <w:szCs w:val="24"/>
+              </w:rPr>
+              <w:t xml:space="preserve"> improved in the </w:t>
+            </w:r>
+            <w:proofErr w:type="gramStart"/>
+            <w:r>
+              <w:rPr>
+                <w:sz w:val="24"/>
+                <w:szCs w:val="24"/>
+              </w:rPr>
+              <w:t>graph case</w:t>
+            </w:r>
+            <w:proofErr w:type="gramEnd"/>
+            <w:r>
+              <w:rPr>
+                <w:sz w:val="24"/>
+                <w:szCs w:val="24"/>
+              </w:rPr>
+              <w:t xml:space="preserve"> </w:t>
+            </w:r>
+            <w:r>
+              <w:rPr>
+                <w:sz w:val="24"/>
+                <w:szCs w:val="24"/>
+              </w:rPr>
+              <w:t xml:space="preserve">from </w:t>
+            </w:r>
+            <w:r>
+              <w:rPr>
+                <w:sz w:val="24"/>
+                <w:szCs w:val="24"/>
+              </w:rPr>
+              <w:t xml:space="preserve">7 to 8 </w:t>
+            </w:r>
+            <w:r>
+              <w:rPr>
+                <w:sz w:val="24"/>
+                <w:szCs w:val="24"/>
+              </w:rPr>
+              <w:t xml:space="preserve">but </w:t>
+            </w:r>
+            <w:r>
+              <w:rPr>
+                <w:sz w:val="24"/>
+                <w:szCs w:val="24"/>
+              </w:rPr>
+              <w:t>fell slightly with chunk</w:t>
+            </w:r>
+            <w:r>
+              <w:rPr>
+                <w:sz w:val="24"/>
+                <w:szCs w:val="24"/>
+              </w:rPr>
+              <w:t>ing alone</w:t>
+            </w:r>
+            <w:r>
+              <w:rPr>
+                <w:sz w:val="24"/>
+                <w:szCs w:val="24"/>
+              </w:rPr>
+              <w:t xml:space="preserve"> from 7 to 6</w:t>
+            </w:r>
+            <w:r>
+              <w:rPr>
+                <w:sz w:val="24"/>
+                <w:szCs w:val="24"/>
+              </w:rPr>
+              <w:t>.</w:t>
+            </w:r>
+            <w:r>
+              <w:rPr>
+                <w:sz w:val="24"/>
+                <w:szCs w:val="24"/>
+              </w:rPr>
+              <w:t xml:space="preserve"> </w:t>
+            </w:r>
+            <w:r>
+              <w:rPr>
+                <w:sz w:val="24"/>
+                <w:szCs w:val="24"/>
+              </w:rPr>
+              <w:t>The c</w:t>
+            </w:r>
+            <w:r>
+              <w:rPr>
+                <w:sz w:val="24"/>
+                <w:szCs w:val="24"/>
+              </w:rPr>
+              <w:t xml:space="preserve">ost per record dropped from 18 cents to between 2 and 4 cents. </w:t>
+            </w:r>
+            <w:r>
+              <w:rPr>
+                <w:sz w:val="24"/>
+                <w:szCs w:val="24"/>
+              </w:rPr>
+              <w:t xml:space="preserve"> </w:t>
             </w:r>
           </w:p>
           <w:p>
@@ -4485,17 +8860,287 @@
                 <w:sz w:val="24"/>
                 <w:szCs w:val="24"/>
               </w:rPr>
-              <w:t>Response:</w:t>
-            </w:r>
-          </w:p>
-          <w:p>
-            <w:pPr>
-              <w:spacing w:after="120"/>
-              <w:rPr>
-                <w:sz w:val="24"/>
-                <w:szCs w:val="24"/>
-              </w:rPr>
-            </w:pPr>
+              <w:t xml:space="preserve">In this checkpoint I focused exclusively on retrieval. </w:t>
+            </w:r>
+            <w:r>
+              <w:rPr>
+                <w:sz w:val="24"/>
+                <w:szCs w:val="24"/>
+              </w:rPr>
+              <w:t xml:space="preserve">This still needs tuning, since each technique also had its losses: the </w:t>
+            </w:r>
+            <w:proofErr w:type="spellStart"/>
+            <w:r>
+              <w:rPr>
+                <w:sz w:val="24"/>
+                <w:szCs w:val="24"/>
+              </w:rPr>
+              <w:t>chunker</w:t>
+            </w:r>
+            <w:r>
+              <w:rPr>
+                <w:sz w:val="24"/>
+                <w:szCs w:val="24"/>
+              </w:rPr>
+              <w:t>’s</w:t>
+            </w:r>
+            <w:proofErr w:type="spellEnd"/>
+            <w:r>
+              <w:rPr>
+                <w:sz w:val="24"/>
+                <w:szCs w:val="24"/>
+              </w:rPr>
+              <w:t xml:space="preserve"> parent policy failed to retrieve the right chunk </w:t>
+            </w:r>
+            <w:r>
+              <w:rPr>
+                <w:sz w:val="24"/>
+                <w:szCs w:val="24"/>
+              </w:rPr>
+              <w:t>in the case that flipped from pass to fail, decomposition lost</w:t>
+            </w:r>
+            <w:r>
+              <w:rPr>
+                <w:sz w:val="24"/>
+                <w:szCs w:val="24"/>
+              </w:rPr>
+              <w:t xml:space="preserve"> in two questions on single aspects, and precision dropped significantly for several question using the graph because</w:t>
+            </w:r>
+            <w:r>
+              <w:rPr>
+                <w:sz w:val="24"/>
+                <w:szCs w:val="24"/>
+              </w:rPr>
+              <w:t xml:space="preserve"> of taking in too many irrelevant </w:t>
+            </w:r>
+            <w:r>
+              <w:rPr>
+                <w:sz w:val="24"/>
+                <w:szCs w:val="24"/>
+              </w:rPr>
+              <w:t xml:space="preserve">adjoining </w:t>
+            </w:r>
+            <w:r>
+              <w:rPr>
+                <w:sz w:val="24"/>
+                <w:szCs w:val="24"/>
+              </w:rPr>
+              <w:t>nodes</w:t>
+            </w:r>
+            <w:r>
+              <w:rPr>
+                <w:sz w:val="24"/>
+                <w:szCs w:val="24"/>
+              </w:rPr>
+              <w:t xml:space="preserve"> (graph expansion needs to be constrained)</w:t>
+            </w:r>
+            <w:r>
+              <w:rPr>
+                <w:sz w:val="24"/>
+                <w:szCs w:val="24"/>
+              </w:rPr>
+              <w:t xml:space="preserve">. </w:t>
+            </w:r>
+            <w:r>
+              <w:rPr>
+                <w:sz w:val="24"/>
+                <w:szCs w:val="24"/>
+              </w:rPr>
+              <w:t xml:space="preserve">Dynamically expanding parent scope might </w:t>
+            </w:r>
+            <w:proofErr w:type="gramStart"/>
+            <w:r>
+              <w:rPr>
+                <w:sz w:val="24"/>
+                <w:szCs w:val="24"/>
+              </w:rPr>
+              <w:t>fix</w:t>
+            </w:r>
+            <w:r>
+              <w:rPr>
+                <w:sz w:val="24"/>
+                <w:szCs w:val="24"/>
+              </w:rPr>
+              <w:t>ed</w:t>
+            </w:r>
+            <w:proofErr w:type="gramEnd"/>
+            <w:r>
+              <w:rPr>
+                <w:sz w:val="24"/>
+                <w:szCs w:val="24"/>
+              </w:rPr>
+              <w:t xml:space="preserve"> parent policy problems. </w:t>
+            </w:r>
+            <w:r>
+              <w:rPr>
+                <w:sz w:val="24"/>
+                <w:szCs w:val="24"/>
+              </w:rPr>
+              <w:br/>
+            </w:r>
+            <w:r>
+              <w:rPr>
+                <w:sz w:val="24"/>
+                <w:szCs w:val="24"/>
+              </w:rPr>
+              <w:br/>
+            </w:r>
+            <w:r>
+              <w:rPr>
+                <w:sz w:val="24"/>
+                <w:szCs w:val="24"/>
+              </w:rPr>
+              <w:t xml:space="preserve">But there are still </w:t>
+            </w:r>
+            <w:r>
+              <w:rPr>
+                <w:sz w:val="24"/>
+                <w:szCs w:val="24"/>
+              </w:rPr>
+              <w:t>several problems with the generation side</w:t>
+            </w:r>
+            <w:r>
+              <w:rPr>
+                <w:sz w:val="24"/>
+                <w:szCs w:val="24"/>
+              </w:rPr>
+              <w:t xml:space="preserve">, </w:t>
+            </w:r>
+            <w:r>
+              <w:rPr>
+                <w:sz w:val="24"/>
+                <w:szCs w:val="24"/>
+              </w:rPr>
+              <w:t xml:space="preserve">including the LLM accessing its own parametric memory </w:t>
+            </w:r>
+            <w:r>
+              <w:rPr>
+                <w:sz w:val="24"/>
+                <w:szCs w:val="24"/>
+              </w:rPr>
+              <w:t xml:space="preserve">during a decomposition run </w:t>
+            </w:r>
+            <w:r>
+              <w:rPr>
+                <w:sz w:val="24"/>
+                <w:szCs w:val="24"/>
+              </w:rPr>
+              <w:t>to answer sub-queries</w:t>
+            </w:r>
+            <w:r>
+              <w:rPr>
+                <w:sz w:val="24"/>
+                <w:szCs w:val="24"/>
+              </w:rPr>
+              <w:t xml:space="preserve"> </w:t>
+            </w:r>
+            <w:r>
+              <w:rPr>
+                <w:sz w:val="24"/>
+                <w:szCs w:val="24"/>
+              </w:rPr>
+              <w:t>despite instructions to the contrary</w:t>
+            </w:r>
+            <w:r>
+              <w:rPr>
+                <w:sz w:val="24"/>
+                <w:szCs w:val="24"/>
+              </w:rPr>
+              <w:t xml:space="preserve">. </w:t>
+            </w:r>
+            <w:r>
+              <w:rPr>
+                <w:sz w:val="24"/>
+                <w:szCs w:val="24"/>
+              </w:rPr>
+              <w:t>S</w:t>
+            </w:r>
+            <w:r>
+              <w:rPr>
+                <w:sz w:val="24"/>
+                <w:szCs w:val="24"/>
+              </w:rPr>
+              <w:t xml:space="preserve">ome </w:t>
+            </w:r>
+            <w:proofErr w:type="gramStart"/>
+            <w:r>
+              <w:rPr>
+                <w:sz w:val="24"/>
+                <w:szCs w:val="24"/>
+              </w:rPr>
+              <w:t xml:space="preserve">of </w:t>
+            </w:r>
+            <w:r>
+              <w:rPr>
+                <w:sz w:val="24"/>
+                <w:szCs w:val="24"/>
+              </w:rPr>
+              <w:t xml:space="preserve"> </w:t>
+            </w:r>
+            <w:r>
+              <w:rPr>
+                <w:sz w:val="24"/>
+                <w:szCs w:val="24"/>
+              </w:rPr>
+              <w:t>these</w:t>
+            </w:r>
+            <w:proofErr w:type="gramEnd"/>
+            <w:r>
+              <w:rPr>
+                <w:sz w:val="24"/>
+                <w:szCs w:val="24"/>
+              </w:rPr>
+              <w:t xml:space="preserve"> </w:t>
+            </w:r>
+            <w:r>
+              <w:rPr>
+                <w:sz w:val="24"/>
+                <w:szCs w:val="24"/>
+              </w:rPr>
+              <w:t xml:space="preserve">generation problems </w:t>
+            </w:r>
+            <w:r>
+              <w:rPr>
+                <w:sz w:val="24"/>
+                <w:szCs w:val="24"/>
+              </w:rPr>
+              <w:t xml:space="preserve">could likely be fixed by </w:t>
+            </w:r>
+            <w:r>
+              <w:rPr>
+                <w:sz w:val="24"/>
+                <w:szCs w:val="24"/>
+              </w:rPr>
+              <w:t xml:space="preserve">tightening </w:t>
+            </w:r>
+            <w:r>
+              <w:rPr>
+                <w:sz w:val="24"/>
+                <w:szCs w:val="24"/>
+              </w:rPr>
+              <w:t>prompts</w:t>
+            </w:r>
+            <w:r>
+              <w:rPr>
+                <w:sz w:val="24"/>
+                <w:szCs w:val="24"/>
+              </w:rPr>
+              <w:t xml:space="preserve"> and</w:t>
+            </w:r>
+            <w:r>
+              <w:rPr>
+                <w:sz w:val="24"/>
+                <w:szCs w:val="24"/>
+              </w:rPr>
+              <w:t xml:space="preserve"> reducing temperature from 0.2 to 0.0</w:t>
+            </w:r>
+            <w:r>
+              <w:rPr>
+                <w:sz w:val="24"/>
+                <w:szCs w:val="24"/>
+              </w:rPr>
+              <w:t xml:space="preserve">. </w:t>
+            </w:r>
           </w:p>
         </w:tc>
       </w:tr>
@@ -4578,17 +9223,23 @@
                 <w:sz w:val="24"/>
                 <w:szCs w:val="24"/>
               </w:rPr>
-              <w:t>Response:</w:t>
-            </w:r>
-          </w:p>
-          <w:p>
-            <w:pPr>
-              <w:spacing w:after="120"/>
-              <w:rPr>
-                <w:sz w:val="24"/>
-                <w:szCs w:val="24"/>
-              </w:rPr>
-            </w:pPr>
+              <w:lastRenderedPageBreak/>
+              <w:t>The strategy addressed some of the original failures but in a piecemeal fashion</w:t>
+            </w:r>
+            <w:r>
+              <w:rPr>
+                <w:sz w:val="24"/>
+                <w:szCs w:val="24"/>
+              </w:rPr>
+              <w:t xml:space="preserve">. </w:t>
+            </w:r>
+            <w:r>
+              <w:rPr>
+                <w:sz w:val="24"/>
+                <w:szCs w:val="24"/>
+              </w:rPr>
+              <w:t xml:space="preserve">On the whole chunking brought a significant improvement to retrieval across the board, as well as slashing cost. </w:t>
+            </w:r>
           </w:p>
         </w:tc>
       </w:tr>
@@ -4753,35 +9404,110 @@
                 <w:sz w:val="24"/>
                 <w:szCs w:val="24"/>
               </w:rPr>
-              <w:t>Response:</w:t>
-            </w:r>
-          </w:p>
-          <w:p>
-            <w:pPr>
-              <w:spacing w:after="120"/>
-              <w:rPr>
-                <w:sz w:val="24"/>
-                <w:szCs w:val="24"/>
-              </w:rPr>
-            </w:pPr>
-          </w:p>
-          <w:p>
-            <w:pPr>
-              <w:spacing w:after="120"/>
-              <w:rPr>
-                <w:sz w:val="24"/>
-                <w:szCs w:val="24"/>
-              </w:rPr>
-            </w:pPr>
-          </w:p>
-          <w:p>
-            <w:pPr>
-              <w:spacing w:after="120"/>
-              <w:rPr>
-                <w:sz w:val="24"/>
-                <w:szCs w:val="24"/>
-              </w:rPr>
-            </w:pPr>
+              <w:t>Checkpoint 3.1’s insights plus the</w:t>
+            </w:r>
+            <w:r>
+              <w:rPr>
+                <w:sz w:val="24"/>
+                <w:szCs w:val="24"/>
+              </w:rPr>
+              <w:t xml:space="preserve"> lecture for module 4 </w:t>
+            </w:r>
+            <w:r>
+              <w:rPr>
+                <w:sz w:val="24"/>
+                <w:szCs w:val="24"/>
+              </w:rPr>
+              <w:t>led directly to</w:t>
+            </w:r>
+            <w:r>
+              <w:rPr>
+                <w:sz w:val="24"/>
+                <w:szCs w:val="24"/>
+              </w:rPr>
+              <w:t xml:space="preserve"> a new test suite tailored to </w:t>
+            </w:r>
+            <w:proofErr w:type="gramStart"/>
+            <w:r>
+              <w:rPr>
+                <w:sz w:val="24"/>
+                <w:szCs w:val="24"/>
+              </w:rPr>
+              <w:t>highlighting</w:t>
+            </w:r>
+            <w:proofErr w:type="gramEnd"/>
+            <w:r>
+              <w:rPr>
+                <w:sz w:val="24"/>
+                <w:szCs w:val="24"/>
+              </w:rPr>
+              <w:t xml:space="preserve"> the gaps in the base retriever. </w:t>
+            </w:r>
+            <w:r>
+              <w:rPr>
+                <w:sz w:val="24"/>
+                <w:szCs w:val="24"/>
+              </w:rPr>
+              <w:t xml:space="preserve">This involved a deeper examination of the structure of Wikipedia articles and their semantic properties, </w:t>
+            </w:r>
+            <w:r>
+              <w:rPr>
+                <w:sz w:val="24"/>
+                <w:szCs w:val="24"/>
+              </w:rPr>
+              <w:t xml:space="preserve">the </w:t>
+            </w:r>
+            <w:r>
+              <w:rPr>
+                <w:sz w:val="24"/>
+                <w:szCs w:val="24"/>
+              </w:rPr>
+              <w:t>need to break the articles down into chunks t</w:t>
+            </w:r>
+            <w:r>
+              <w:rPr>
+                <w:sz w:val="24"/>
+                <w:szCs w:val="24"/>
+              </w:rPr>
+              <w:t xml:space="preserve">o facilitate searches, and </w:t>
+            </w:r>
+            <w:r>
+              <w:rPr>
+                <w:sz w:val="24"/>
+                <w:szCs w:val="24"/>
+              </w:rPr>
+              <w:t>the introduction of new retrieval strategies</w:t>
+            </w:r>
+            <w:r>
+              <w:rPr>
+                <w:sz w:val="24"/>
+                <w:szCs w:val="24"/>
+              </w:rPr>
+              <w:t xml:space="preserve"> to better handle multi-</w:t>
+            </w:r>
+            <w:proofErr w:type="gramStart"/>
+            <w:r>
+              <w:rPr>
+                <w:sz w:val="24"/>
+                <w:szCs w:val="24"/>
+              </w:rPr>
+              <w:t>document</w:t>
+            </w:r>
+            <w:proofErr w:type="gramEnd"/>
+            <w:r>
+              <w:rPr>
+                <w:sz w:val="24"/>
+                <w:szCs w:val="24"/>
+              </w:rPr>
+              <w:t xml:space="preserve"> and relational queries. </w:t>
+            </w:r>
+            <w:r>
+              <w:rPr>
+                <w:sz w:val="24"/>
+                <w:szCs w:val="24"/>
+              </w:rPr>
+              <w:t>Many of the required building blocks are now in place in the system.</w:t>
+            </w:r>
           </w:p>
         </w:tc>
       </w:tr>
@@ -4835,7 +9561,6 @@
                 <w:sz w:val="24"/>
                 <w:szCs w:val="24"/>
               </w:rPr>
-              <w:lastRenderedPageBreak/>
               <w:t>Specific improvements or next steps</w:t>
             </w:r>
           </w:p>
@@ -4867,35 +9592,64 @@
                 <w:sz w:val="24"/>
                 <w:szCs w:val="24"/>
               </w:rPr>
-              <w:t>Response:</w:t>
-            </w:r>
-          </w:p>
-          <w:p>
-            <w:pPr>
-              <w:spacing w:after="120"/>
-              <w:rPr>
-                <w:sz w:val="24"/>
-                <w:szCs w:val="24"/>
-              </w:rPr>
-            </w:pPr>
-          </w:p>
-          <w:p>
-            <w:pPr>
-              <w:spacing w:after="120"/>
-              <w:rPr>
-                <w:sz w:val="24"/>
-                <w:szCs w:val="24"/>
-              </w:rPr>
-            </w:pPr>
-          </w:p>
-          <w:p>
-            <w:pPr>
-              <w:spacing w:after="120"/>
-              <w:rPr>
-                <w:sz w:val="24"/>
-                <w:szCs w:val="24"/>
-              </w:rPr>
-            </w:pPr>
+              <w:t xml:space="preserve">Each advanced retriever is adept at fixing specific problems related to a specific type of query but also introduces its own problems. </w:t>
+            </w:r>
+            <w:r>
+              <w:rPr>
+                <w:sz w:val="24"/>
+                <w:szCs w:val="24"/>
+              </w:rPr>
+              <w:t>To integrate these retrievers, w</w:t>
+            </w:r>
+            <w:r>
+              <w:rPr>
+                <w:sz w:val="24"/>
+                <w:szCs w:val="24"/>
+              </w:rPr>
+              <w:t xml:space="preserve">hat is needed is an orchestrator or router which analyzes the query and chooses the best retriever for the job, with a conditional edge which allows for further retrieval when required. </w:t>
+            </w:r>
+            <w:r>
+              <w:rPr>
+                <w:sz w:val="24"/>
+                <w:szCs w:val="24"/>
+              </w:rPr>
+              <w:t>And e</w:t>
+            </w:r>
+            <w:r>
+              <w:rPr>
+                <w:sz w:val="24"/>
+                <w:szCs w:val="24"/>
+              </w:rPr>
+              <w:t>ach retriever needs to be fine-tuned to handle regressions. Beyond that, several generation problems still need to be addressed</w:t>
+            </w:r>
+            <w:r>
+              <w:rPr>
+                <w:sz w:val="24"/>
+                <w:szCs w:val="24"/>
+              </w:rPr>
+              <w:t xml:space="preserve"> with better prompting and tuning of hyperparameters</w:t>
+            </w:r>
+            <w:r>
+              <w:rPr>
+                <w:sz w:val="24"/>
+                <w:szCs w:val="24"/>
+              </w:rPr>
+              <w:t>.</w:t>
+            </w:r>
+            <w:r>
+              <w:rPr>
+                <w:sz w:val="24"/>
+                <w:szCs w:val="24"/>
+              </w:rPr>
+              <w:t xml:space="preserve"> And interactive sessions will require a different test suite that accounts for</w:t>
+            </w:r>
+            <w:r>
+              <w:rPr>
+                <w:sz w:val="24"/>
+                <w:szCs w:val="24"/>
+              </w:rPr>
+              <w:t xml:space="preserve"> the chat history and how this affects the LLM’s context.</w:t>
+            </w:r>
           </w:p>
         </w:tc>
       </w:tr>
@@ -4941,10 +9695,10 @@
       </w:r>
     </w:p>
     <w:sectPr>
-      <w:headerReference w:type="even" r:id="rId17"/>
-      <w:headerReference w:type="default" r:id="rId18"/>
-      <w:footerReference w:type="default" r:id="rId19"/>
-      <w:headerReference w:type="first" r:id="rId20"/>
+      <w:headerReference w:type="even" r:id="rId34"/>
+      <w:headerReference w:type="default" r:id="rId35"/>
+      <w:footerReference w:type="default" r:id="rId36"/>
+      <w:headerReference w:type="first" r:id="rId37"/>
       <w:pgSz w:w="12240" w:h="15840"/>
       <w:pgMar w:top="1440" w:right="567" w:bottom="1440" w:left="567" w:header="57" w:footer="170" w:gutter="0"/>
       <w:pgNumType w:start="1"/>
@@ -4989,8 +9743,19 @@
         <w:sz w:val="22"/>
         <w:szCs w:val="22"/>
       </w:rPr>
-      <w:t>© MIT xPRO</w:t>
+      <w:t xml:space="preserve">© MIT </w:t>
     </w:r>
+    <w:proofErr w:type="spellStart"/>
+    <w:r>
+      <w:rPr>
+        <w:rFonts w:ascii="Calibri" w:eastAsia="Calibri" w:hAnsi="Calibri" w:cs="Calibri"/>
+        <w:color w:val="000000"/>
+        <w:sz w:val="22"/>
+        <w:szCs w:val="22"/>
+      </w:rPr>
+      <w:t>xPRO</w:t>
+    </w:r>
+    <w:proofErr w:type="spellEnd"/>
     <w:r>
       <w:rPr>
         <w:rFonts w:ascii="Calibri" w:eastAsia="Calibri" w:hAnsi="Calibri" w:cs="Calibri"/>
@@ -6104,6 +10869,95 @@
     </w:lvl>
   </w:abstractNum>
   <w:abstractNum w:abstractNumId="5" w15:restartNumberingAfterBreak="0">
+    <w:nsid w:val="16D773D6"/>
+    <w:multiLevelType w:val="hybridMultilevel"/>
+    <w:tmpl w:val="31643E0A"/>
+    <w:lvl w:ilvl="0" w:tplc="F2D69316">
+      <w:start w:val="1"/>
+      <w:numFmt w:val="decimal"/>
+      <w:lvlText w:val="(%1)"/>
+      <w:lvlJc w:val="left"/>
+      <w:pPr>
+        <w:ind w:left="720" w:hanging="360"/>
+      </w:pPr>
+      <w:rPr>
+        <w:rFonts w:hint="default"/>
+      </w:rPr>
+    </w:lvl>
+    <w:lvl w:ilvl="1" w:tplc="04090019" w:tentative="1">
+      <w:start w:val="1"/>
+      <w:numFmt w:val="lowerLetter"/>
+      <w:lvlText w:val="%2."/>
+      <w:lvlJc w:val="left"/>
+      <w:pPr>
+        <w:ind w:left="1440" w:hanging="360"/>
+      </w:pPr>
+    </w:lvl>
+    <w:lvl w:ilvl="2" w:tplc="0409001B" w:tentative="1">
+      <w:start w:val="1"/>
+      <w:numFmt w:val="lowerRoman"/>
+      <w:lvlText w:val="%3."/>
+      <w:lvlJc w:val="right"/>
+      <w:pPr>
+        <w:ind w:left="2160" w:hanging="180"/>
+      </w:pPr>
+    </w:lvl>
+    <w:lvl w:ilvl="3" w:tplc="0409000F" w:tentative="1">
+      <w:start w:val="1"/>
+      <w:numFmt w:val="decimal"/>
+      <w:lvlText w:val="%4."/>
+      <w:lvlJc w:val="left"/>
+      <w:pPr>
+        <w:ind w:left="2880" w:hanging="360"/>
+      </w:pPr>
+    </w:lvl>
+    <w:lvl w:ilvl="4" w:tplc="04090019" w:tentative="1">
+      <w:start w:val="1"/>
+      <w:numFmt w:val="lowerLetter"/>
+      <w:lvlText w:val="%5."/>
+      <w:lvlJc w:val="left"/>
+      <w:pPr>
+        <w:ind w:left="3600" w:hanging="360"/>
+      </w:pPr>
+    </w:lvl>
+    <w:lvl w:ilvl="5" w:tplc="0409001B" w:tentative="1">
+      <w:start w:val="1"/>
+      <w:numFmt w:val="lowerRoman"/>
+      <w:lvlText w:val="%6."/>
+      <w:lvlJc w:val="right"/>
+      <w:pPr>
+        <w:ind w:left="4320" w:hanging="180"/>
+      </w:pPr>
+    </w:lvl>
+    <w:lvl w:ilvl="6" w:tplc="0409000F" w:tentative="1">
+      <w:start w:val="1"/>
+      <w:numFmt w:val="decimal"/>
+      <w:lvlText w:val="%7."/>
+      <w:lvlJc w:val="left"/>
+      <w:pPr>
+        <w:ind w:left="5040" w:hanging="360"/>
+      </w:pPr>
+    </w:lvl>
+    <w:lvl w:ilvl="7" w:tplc="04090019" w:tentative="1">
+      <w:start w:val="1"/>
+      <w:numFmt w:val="lowerLetter"/>
+      <w:lvlText w:val="%8."/>
+      <w:lvlJc w:val="left"/>
+      <w:pPr>
+        <w:ind w:left="5760" w:hanging="360"/>
+      </w:pPr>
+    </w:lvl>
+    <w:lvl w:ilvl="8" w:tplc="0409001B" w:tentative="1">
+      <w:start w:val="1"/>
+      <w:numFmt w:val="lowerRoman"/>
+      <w:lvlText w:val="%9."/>
+      <w:lvlJc w:val="right"/>
+      <w:pPr>
+        <w:ind w:left="6480" w:hanging="180"/>
+      </w:pPr>
+    </w:lvl>
+  </w:abstractNum>
+  <w:abstractNum w:abstractNumId="6" w15:restartNumberingAfterBreak="0">
     <w:nsid w:val="19DA76D6"/>
     <w:multiLevelType w:val="hybridMultilevel"/>
     <w:tmpl w:val="613A472E"/>
@@ -6216,7 +11070,7 @@
       </w:rPr>
     </w:lvl>
   </w:abstractNum>
-  <w:abstractNum w:abstractNumId="6" w15:restartNumberingAfterBreak="0">
+  <w:abstractNum w:abstractNumId="7" w15:restartNumberingAfterBreak="0">
     <w:nsid w:val="1A91712A"/>
     <w:multiLevelType w:val="hybridMultilevel"/>
     <w:tmpl w:val="6660CDC0"/>
@@ -6329,7 +11183,7 @@
       </w:rPr>
     </w:lvl>
   </w:abstractNum>
-  <w:abstractNum w:abstractNumId="7" w15:restartNumberingAfterBreak="0">
+  <w:abstractNum w:abstractNumId="8" w15:restartNumberingAfterBreak="0">
     <w:nsid w:val="20F62F12"/>
     <w:multiLevelType w:val="hybridMultilevel"/>
     <w:tmpl w:val="1262B200"/>
@@ -6442,7 +11296,7 @@
       </w:rPr>
     </w:lvl>
   </w:abstractNum>
-  <w:abstractNum w:abstractNumId="8" w15:restartNumberingAfterBreak="0">
+  <w:abstractNum w:abstractNumId="9" w15:restartNumberingAfterBreak="0">
     <w:nsid w:val="26013C97"/>
     <w:multiLevelType w:val="hybridMultilevel"/>
     <w:tmpl w:val="DAC65CB8"/>
@@ -6531,7 +11385,7 @@
       </w:pPr>
     </w:lvl>
   </w:abstractNum>
-  <w:abstractNum w:abstractNumId="9" w15:restartNumberingAfterBreak="0">
+  <w:abstractNum w:abstractNumId="10" w15:restartNumberingAfterBreak="0">
     <w:nsid w:val="27F17592"/>
     <w:multiLevelType w:val="hybridMultilevel"/>
     <w:tmpl w:val="447CC156"/>
@@ -6644,7 +11498,7 @@
       </w:rPr>
     </w:lvl>
   </w:abstractNum>
-  <w:abstractNum w:abstractNumId="10" w15:restartNumberingAfterBreak="0">
+  <w:abstractNum w:abstractNumId="11" w15:restartNumberingAfterBreak="0">
     <w:nsid w:val="2BD415FC"/>
     <w:multiLevelType w:val="hybridMultilevel"/>
     <w:tmpl w:val="4E9C0C5E"/>
@@ -6757,7 +11611,7 @@
       </w:rPr>
     </w:lvl>
   </w:abstractNum>
-  <w:abstractNum w:abstractNumId="11" w15:restartNumberingAfterBreak="0">
+  <w:abstractNum w:abstractNumId="12" w15:restartNumberingAfterBreak="0">
     <w:nsid w:val="2EF5318D"/>
     <w:multiLevelType w:val="hybridMultilevel"/>
     <w:tmpl w:val="551C6F08"/>
@@ -6870,7 +11724,7 @@
       </w:rPr>
     </w:lvl>
   </w:abstractNum>
-  <w:abstractNum w:abstractNumId="12" w15:restartNumberingAfterBreak="0">
+  <w:abstractNum w:abstractNumId="13" w15:restartNumberingAfterBreak="0">
     <w:nsid w:val="3F17096D"/>
     <w:multiLevelType w:val="multilevel"/>
     <w:tmpl w:val="0F96400A"/>
@@ -6959,7 +11813,7 @@
       </w:pPr>
     </w:lvl>
   </w:abstractNum>
-  <w:abstractNum w:abstractNumId="13" w15:restartNumberingAfterBreak="0">
+  <w:abstractNum w:abstractNumId="14" w15:restartNumberingAfterBreak="0">
     <w:nsid w:val="3F1D0F7C"/>
     <w:multiLevelType w:val="hybridMultilevel"/>
     <w:tmpl w:val="76728D98"/>
@@ -7072,7 +11926,7 @@
       </w:rPr>
     </w:lvl>
   </w:abstractNum>
-  <w:abstractNum w:abstractNumId="14" w15:restartNumberingAfterBreak="0">
+  <w:abstractNum w:abstractNumId="15" w15:restartNumberingAfterBreak="0">
     <w:nsid w:val="473A3FD3"/>
     <w:multiLevelType w:val="multilevel"/>
     <w:tmpl w:val="29D07AAE"/>
@@ -7185,7 +12039,7 @@
       </w:rPr>
     </w:lvl>
   </w:abstractNum>
-  <w:abstractNum w:abstractNumId="15" w15:restartNumberingAfterBreak="0">
+  <w:abstractNum w:abstractNumId="16" w15:restartNumberingAfterBreak="0">
     <w:nsid w:val="47D75893"/>
     <w:multiLevelType w:val="hybridMultilevel"/>
     <w:tmpl w:val="F2AC7780"/>
@@ -7274,7 +12128,7 @@
       </w:pPr>
     </w:lvl>
   </w:abstractNum>
-  <w:abstractNum w:abstractNumId="16" w15:restartNumberingAfterBreak="0">
+  <w:abstractNum w:abstractNumId="17" w15:restartNumberingAfterBreak="0">
     <w:nsid w:val="47F257F3"/>
     <w:multiLevelType w:val="hybridMultilevel"/>
     <w:tmpl w:val="B6C2B64C"/>
@@ -7387,7 +12241,7 @@
       </w:rPr>
     </w:lvl>
   </w:abstractNum>
-  <w:abstractNum w:abstractNumId="17" w15:restartNumberingAfterBreak="0">
+  <w:abstractNum w:abstractNumId="18" w15:restartNumberingAfterBreak="0">
     <w:nsid w:val="5BF877AE"/>
     <w:multiLevelType w:val="multilevel"/>
     <w:tmpl w:val="4BDCA6DC"/>
@@ -7468,7 +12322,96 @@
       </w:pPr>
     </w:lvl>
   </w:abstractNum>
-  <w:abstractNum w:abstractNumId="18" w15:restartNumberingAfterBreak="0">
+  <w:abstractNum w:abstractNumId="19" w15:restartNumberingAfterBreak="0">
+    <w:nsid w:val="625237F8"/>
+    <w:multiLevelType w:val="hybridMultilevel"/>
+    <w:tmpl w:val="32EA8B42"/>
+    <w:lvl w:ilvl="0" w:tplc="B4B620FC">
+      <w:start w:val="1"/>
+      <w:numFmt w:val="decimal"/>
+      <w:lvlText w:val="(%1)"/>
+      <w:lvlJc w:val="left"/>
+      <w:pPr>
+        <w:ind w:left="720" w:hanging="360"/>
+      </w:pPr>
+      <w:rPr>
+        <w:rFonts w:hint="default"/>
+      </w:rPr>
+    </w:lvl>
+    <w:lvl w:ilvl="1" w:tplc="04090019" w:tentative="1">
+      <w:start w:val="1"/>
+      <w:numFmt w:val="lowerLetter"/>
+      <w:lvlText w:val="%2."/>
+      <w:lvlJc w:val="left"/>
+      <w:pPr>
+        <w:ind w:left="1440" w:hanging="360"/>
+      </w:pPr>
+    </w:lvl>
+    <w:lvl w:ilvl="2" w:tplc="0409001B" w:tentative="1">
+      <w:start w:val="1"/>
+      <w:numFmt w:val="lowerRoman"/>
+      <w:lvlText w:val="%3."/>
+      <w:lvlJc w:val="right"/>
+      <w:pPr>
+        <w:ind w:left="2160" w:hanging="180"/>
+      </w:pPr>
+    </w:lvl>
+    <w:lvl w:ilvl="3" w:tplc="0409000F" w:tentative="1">
+      <w:start w:val="1"/>
+      <w:numFmt w:val="decimal"/>
+      <w:lvlText w:val="%4."/>
+      <w:lvlJc w:val="left"/>
+      <w:pPr>
+        <w:ind w:left="2880" w:hanging="360"/>
+      </w:pPr>
+    </w:lvl>
+    <w:lvl w:ilvl="4" w:tplc="04090019" w:tentative="1">
+      <w:start w:val="1"/>
+      <w:numFmt w:val="lowerLetter"/>
+      <w:lvlText w:val="%5."/>
+      <w:lvlJc w:val="left"/>
+      <w:pPr>
+        <w:ind w:left="3600" w:hanging="360"/>
+      </w:pPr>
+    </w:lvl>
+    <w:lvl w:ilvl="5" w:tplc="0409001B" w:tentative="1">
+      <w:start w:val="1"/>
+      <w:numFmt w:val="lowerRoman"/>
+      <w:lvlText w:val="%6."/>
+      <w:lvlJc w:val="right"/>
+      <w:pPr>
+        <w:ind w:left="4320" w:hanging="180"/>
+      </w:pPr>
+    </w:lvl>
+    <w:lvl w:ilvl="6" w:tplc="0409000F" w:tentative="1">
+      <w:start w:val="1"/>
+      <w:numFmt w:val="decimal"/>
+      <w:lvlText w:val="%7."/>
+      <w:lvlJc w:val="left"/>
+      <w:pPr>
+        <w:ind w:left="5040" w:hanging="360"/>
+      </w:pPr>
+    </w:lvl>
+    <w:lvl w:ilvl="7" w:tplc="04090019" w:tentative="1">
+      <w:start w:val="1"/>
+      <w:numFmt w:val="lowerLetter"/>
+      <w:lvlText w:val="%8."/>
+      <w:lvlJc w:val="left"/>
+      <w:pPr>
+        <w:ind w:left="5760" w:hanging="360"/>
+      </w:pPr>
+    </w:lvl>
+    <w:lvl w:ilvl="8" w:tplc="0409001B" w:tentative="1">
+      <w:start w:val="1"/>
+      <w:numFmt w:val="lowerRoman"/>
+      <w:lvlText w:val="%9."/>
+      <w:lvlJc w:val="right"/>
+      <w:pPr>
+        <w:ind w:left="6480" w:hanging="180"/>
+      </w:pPr>
+    </w:lvl>
+  </w:abstractNum>
+  <w:abstractNum w:abstractNumId="20" w15:restartNumberingAfterBreak="0">
     <w:nsid w:val="651C35CB"/>
     <w:multiLevelType w:val="hybridMultilevel"/>
     <w:tmpl w:val="CDDC0CE2"/>
@@ -7581,7 +12524,7 @@
       </w:rPr>
     </w:lvl>
   </w:abstractNum>
-  <w:abstractNum w:abstractNumId="19" w15:restartNumberingAfterBreak="0">
+  <w:abstractNum w:abstractNumId="21" w15:restartNumberingAfterBreak="0">
     <w:nsid w:val="669A6E14"/>
     <w:multiLevelType w:val="hybridMultilevel"/>
     <w:tmpl w:val="A7888B28"/>
@@ -7694,7 +12637,7 @@
       </w:rPr>
     </w:lvl>
   </w:abstractNum>
-  <w:abstractNum w:abstractNumId="20" w15:restartNumberingAfterBreak="0">
+  <w:abstractNum w:abstractNumId="22" w15:restartNumberingAfterBreak="0">
     <w:nsid w:val="67D76033"/>
     <w:multiLevelType w:val="hybridMultilevel"/>
     <w:tmpl w:val="82382562"/>
@@ -7807,7 +12750,7 @@
       </w:rPr>
     </w:lvl>
   </w:abstractNum>
-  <w:abstractNum w:abstractNumId="21" w15:restartNumberingAfterBreak="0">
+  <w:abstractNum w:abstractNumId="23" w15:restartNumberingAfterBreak="0">
     <w:nsid w:val="6DEB2A84"/>
     <w:multiLevelType w:val="hybridMultilevel"/>
     <w:tmpl w:val="E74A9ED2"/>
@@ -7896,7 +12839,7 @@
       </w:pPr>
     </w:lvl>
   </w:abstractNum>
-  <w:abstractNum w:abstractNumId="22" w15:restartNumberingAfterBreak="0">
+  <w:abstractNum w:abstractNumId="24" w15:restartNumberingAfterBreak="0">
     <w:nsid w:val="71FA4809"/>
     <w:multiLevelType w:val="hybridMultilevel"/>
     <w:tmpl w:val="89701108"/>
@@ -8009,7 +12952,7 @@
       </w:rPr>
     </w:lvl>
   </w:abstractNum>
-  <w:abstractNum w:abstractNumId="23" w15:restartNumberingAfterBreak="0">
+  <w:abstractNum w:abstractNumId="25" w15:restartNumberingAfterBreak="0">
     <w:nsid w:val="7E916118"/>
     <w:multiLevelType w:val="multilevel"/>
     <w:tmpl w:val="7DFA4CF2"/>
@@ -8099,61 +13042,61 @@
     </w:lvl>
   </w:abstractNum>
   <w:num w:numId="1" w16cid:durableId="1502157242">
+    <w:abstractNumId w:val="18"/>
+  </w:num>
+  <w:num w:numId="2" w16cid:durableId="1038166962">
+    <w:abstractNumId w:val="15"/>
+  </w:num>
+  <w:num w:numId="3" w16cid:durableId="67922738">
+    <w:abstractNumId w:val="10"/>
+  </w:num>
+  <w:num w:numId="4" w16cid:durableId="471093407">
+    <w:abstractNumId w:val="25"/>
+  </w:num>
+  <w:num w:numId="5" w16cid:durableId="382753537">
+    <w:abstractNumId w:val="13"/>
+  </w:num>
+  <w:num w:numId="6" w16cid:durableId="681859963">
     <w:abstractNumId w:val="17"/>
   </w:num>
-  <w:num w:numId="2" w16cid:durableId="1038166962">
+  <w:num w:numId="7" w16cid:durableId="1859269235">
+    <w:abstractNumId w:val="7"/>
+  </w:num>
+  <w:num w:numId="8" w16cid:durableId="575751543">
+    <w:abstractNumId w:val="6"/>
+  </w:num>
+  <w:num w:numId="9" w16cid:durableId="687365158">
+    <w:abstractNumId w:val="20"/>
+  </w:num>
+  <w:num w:numId="10" w16cid:durableId="1020086996">
+    <w:abstractNumId w:val="24"/>
+  </w:num>
+  <w:num w:numId="11" w16cid:durableId="574978211">
+    <w:abstractNumId w:val="21"/>
+  </w:num>
+  <w:num w:numId="12" w16cid:durableId="1959607287">
+    <w:abstractNumId w:val="12"/>
+  </w:num>
+  <w:num w:numId="13" w16cid:durableId="1707021577">
     <w:abstractNumId w:val="14"/>
   </w:num>
-  <w:num w:numId="3" w16cid:durableId="67922738">
-    <w:abstractNumId w:val="9"/>
+  <w:num w:numId="14" w16cid:durableId="2096973362">
+    <w:abstractNumId w:val="8"/>
   </w:num>
-  <w:num w:numId="4" w16cid:durableId="471093407">
-    <w:abstractNumId w:val="23"/>
-  </w:num>
-  <w:num w:numId="5" w16cid:durableId="382753537">
-    <w:abstractNumId w:val="12"/>
-  </w:num>
-  <w:num w:numId="6" w16cid:durableId="681859963">
-    <w:abstractNumId w:val="16"/>
-  </w:num>
-  <w:num w:numId="7" w16cid:durableId="1859269235">
-    <w:abstractNumId w:val="6"/>
-  </w:num>
-  <w:num w:numId="8" w16cid:durableId="575751543">
-    <w:abstractNumId w:val="5"/>
-  </w:num>
-  <w:num w:numId="9" w16cid:durableId="687365158">
-    <w:abstractNumId w:val="18"/>
-  </w:num>
-  <w:num w:numId="10" w16cid:durableId="1020086996">
+  <w:num w:numId="15" w16cid:durableId="886914284">
     <w:abstractNumId w:val="22"/>
   </w:num>
-  <w:num w:numId="11" w16cid:durableId="574978211">
-    <w:abstractNumId w:val="19"/>
-  </w:num>
-  <w:num w:numId="12" w16cid:durableId="1959607287">
+  <w:num w:numId="16" w16cid:durableId="259145629">
     <w:abstractNumId w:val="11"/>
-  </w:num>
-  <w:num w:numId="13" w16cid:durableId="1707021577">
-    <w:abstractNumId w:val="13"/>
-  </w:num>
-  <w:num w:numId="14" w16cid:durableId="2096973362">
-    <w:abstractNumId w:val="7"/>
-  </w:num>
-  <w:num w:numId="15" w16cid:durableId="886914284">
-    <w:abstractNumId w:val="20"/>
-  </w:num>
-  <w:num w:numId="16" w16cid:durableId="259145629">
-    <w:abstractNumId w:val="10"/>
   </w:num>
   <w:num w:numId="17" w16cid:durableId="969897086">
     <w:abstractNumId w:val="4"/>
   </w:num>
   <w:num w:numId="18" w16cid:durableId="1334144036">
-    <w:abstractNumId w:val="15"/>
+    <w:abstractNumId w:val="16"/>
   </w:num>
   <w:num w:numId="19" w16cid:durableId="836263145">
-    <w:abstractNumId w:val="21"/>
+    <w:abstractNumId w:val="23"/>
   </w:num>
   <w:num w:numId="20" w16cid:durableId="684207670">
     <w:abstractNumId w:val="1"/>
@@ -8162,13 +13105,19 @@
     <w:abstractNumId w:val="3"/>
   </w:num>
   <w:num w:numId="22" w16cid:durableId="994410357">
-    <w:abstractNumId w:val="8"/>
+    <w:abstractNumId w:val="9"/>
   </w:num>
   <w:num w:numId="23" w16cid:durableId="593788097">
     <w:abstractNumId w:val="0"/>
   </w:num>
   <w:num w:numId="24" w16cid:durableId="855508243">
     <w:abstractNumId w:val="2"/>
+  </w:num>
+  <w:num w:numId="25" w16cid:durableId="2065369235">
+    <w:abstractNumId w:val="19"/>
+  </w:num>
+  <w:num w:numId="26" w16cid:durableId="1755206254">
+    <w:abstractNumId w:val="5"/>
   </w:num>
 </w:numbering>
 </file>
@@ -8694,7 +13643,6 @@
   <w:style w:type="character" w:default="1" w:styleId="DefaultParagraphFont">
     <w:name w:val="Default Paragraph Font"/>
     <w:uiPriority w:val="1"/>
-    <w:semiHidden/>
     <w:unhideWhenUsed/>
   </w:style>
   <w:style w:type="table" w:default="1" w:styleId="TableNormal">

--- a/Checkpoint 4.1/Required_Capstone_Checkpoint_4_1_Worksheet.docx
+++ b/Checkpoint 4.1/Required_Capstone_Checkpoint_4_1_Worksheet.docx
@@ -985,7 +985,21 @@
                 <w:sz w:val="24"/>
                 <w:szCs w:val="24"/>
               </w:rPr>
-              <w:t>6 “Was Charles II born before his mother’s reign began</w:t>
+              <w:t>6 “Was Charles II</w:t>
+            </w:r>
+            <w:r>
+              <w:rPr>
+                <w:sz w:val="24"/>
+                <w:szCs w:val="24"/>
+              </w:rPr>
+              <w:t>I</w:t>
+            </w:r>
+            <w:r>
+              <w:rPr>
+                <w:sz w:val="24"/>
+                <w:szCs w:val="24"/>
+              </w:rPr>
+              <w:t xml:space="preserve"> born before his mother’s reign began</w:t>
             </w:r>
             <w:r>
               <w:rPr>
@@ -1113,7 +1127,7 @@
               </w:rPr>
               <w:lastRenderedPageBreak/>
               <w:drawing>
-                <wp:inline distT="0" distB="0" distL="0" distR="0" wp14:anchorId="51390516" wp14:editId="5EE5D6F2">
+                <wp:inline distT="0" distB="0" distL="0" distR="0" wp14:anchorId="51390516" wp14:editId="1CC7271D">
                   <wp:extent cx="6263640" cy="2776855"/>
                   <wp:effectExtent l="0" t="0" r="3810" b="4445"/>
                   <wp:docPr id="1049600252" name="Picture 3"/>
@@ -1308,7 +1322,7 @@
               </w:rPr>
               <w:lastRenderedPageBreak/>
               <w:drawing>
-                <wp:inline distT="0" distB="0" distL="0" distR="0" wp14:anchorId="373EAB2A" wp14:editId="27B4D1EA">
+                <wp:inline distT="0" distB="0" distL="0" distR="0" wp14:anchorId="373EAB2A" wp14:editId="42BE621F">
                   <wp:extent cx="6263640" cy="2655570"/>
                   <wp:effectExtent l="0" t="0" r="3810" b="0"/>
                   <wp:docPr id="60505092" name="Picture 5"/>
@@ -1405,7 +1419,7 @@
               </w:rPr>
               <w:lastRenderedPageBreak/>
               <w:drawing>
-                <wp:inline distT="0" distB="0" distL="0" distR="0" wp14:anchorId="4443CD63" wp14:editId="7F562ACC">
+                <wp:inline distT="0" distB="0" distL="0" distR="0" wp14:anchorId="4443CD63" wp14:editId="5C083AA3">
                   <wp:extent cx="6263640" cy="2251075"/>
                   <wp:effectExtent l="0" t="0" r="3810" b="0"/>
                   <wp:docPr id="758361962" name="Picture 9"/>
@@ -1631,7 +1645,7 @@
               </w:rPr>
               <w:lastRenderedPageBreak/>
               <w:drawing>
-                <wp:inline distT="0" distB="0" distL="0" distR="0" wp14:anchorId="7DDF3AC8" wp14:editId="7C8E6F71">
+                <wp:inline distT="0" distB="0" distL="0" distR="0" wp14:anchorId="7DDF3AC8" wp14:editId="021E35F2">
                   <wp:extent cx="6263640" cy="2803525"/>
                   <wp:effectExtent l="0" t="0" r="3810" b="0"/>
                   <wp:docPr id="821881091" name="Picture 11"/>
@@ -2058,7 +2072,21 @@
                 <w:sz w:val="24"/>
                 <w:szCs w:val="24"/>
               </w:rPr>
-              <w:t>G16 “Was Charles II born before his mother’s reign began?”</w:t>
+              <w:t>G16 “Was Charles II</w:t>
+            </w:r>
+            <w:r>
+              <w:rPr>
+                <w:sz w:val="24"/>
+                <w:szCs w:val="24"/>
+              </w:rPr>
+              <w:t>I</w:t>
+            </w:r>
+            <w:r>
+              <w:rPr>
+                <w:sz w:val="24"/>
+                <w:szCs w:val="24"/>
+              </w:rPr>
+              <w:t xml:space="preserve"> born before his mother’s reign began?”</w:t>
             </w:r>
             <w:r>
               <w:rPr>
@@ -2079,7 +2107,35 @@
                 <w:sz w:val="24"/>
                 <w:szCs w:val="24"/>
               </w:rPr>
-              <w:t>In this case the retriever the keywords “III / born / mother / reign” matched multiple monarch pages but none of the pages needed. The page for Charles II is 149k long.</w:t>
+              <w:t xml:space="preserve">In this case the retriever </w:t>
+            </w:r>
+            <w:r>
+              <w:rPr>
+                <w:sz w:val="24"/>
+                <w:szCs w:val="24"/>
+              </w:rPr>
+              <w:t xml:space="preserve">matched </w:t>
+            </w:r>
+            <w:r>
+              <w:rPr>
+                <w:sz w:val="24"/>
+                <w:szCs w:val="24"/>
+              </w:rPr>
+              <w:t>the keywords “III / born / mother / reign” matched multiple monarch pages but none of the pages needed. The page for Charles II</w:t>
+            </w:r>
+            <w:r>
+              <w:rPr>
+                <w:sz w:val="24"/>
+                <w:szCs w:val="24"/>
+              </w:rPr>
+              <w:t>I</w:t>
+            </w:r>
+            <w:r>
+              <w:rPr>
+                <w:sz w:val="24"/>
+                <w:szCs w:val="24"/>
+              </w:rPr>
+              <w:t xml:space="preserve"> is 149k long.</w:t>
             </w:r>
             <w:r>
               <w:rPr>
@@ -2611,7 +2667,7 @@
                 <w:sz w:val="24"/>
                 <w:szCs w:val="24"/>
               </w:rPr>
-              <w:t xml:space="preserve"> ends up surfacing many </w:t>
+              <w:t xml:space="preserve"> end up surfacing many </w:t>
             </w:r>
             <w:r>
               <w:rPr>
@@ -3430,14 +3486,21 @@
                 <w:sz w:val="24"/>
                 <w:szCs w:val="24"/>
               </w:rPr>
-              <w:t>I made two major architecture changes to</w:t>
-            </w:r>
-            <w:r>
-              <w:rPr>
-                <w:sz w:val="24"/>
-                <w:szCs w:val="24"/>
-              </w:rPr>
-              <w:t xml:space="preserve"> the Checkpoint 3.1 script:</w:t>
+              <w:t xml:space="preserve">I made </w:t>
+            </w:r>
+            <w:r>
+              <w:rPr>
+                <w:sz w:val="24"/>
+                <w:szCs w:val="24"/>
+              </w:rPr>
+              <w:t>two major changes: one to the Checkpoint 2.1 extraction module, one to the evaluation script carried over from Checkpoint 3.1</w:t>
+            </w:r>
+            <w:r>
+              <w:rPr>
+                <w:sz w:val="24"/>
+                <w:szCs w:val="24"/>
+              </w:rPr>
+              <w:t>:</w:t>
             </w:r>
             <w:r>
               <w:rPr>
@@ -3452,7 +3515,21 @@
                 <w:szCs w:val="24"/>
               </w:rPr>
               <w:br/>
-              <w:t xml:space="preserve">(1) amended the pdf extraction </w:t>
+              <w:t xml:space="preserve">(1) amended the </w:t>
+            </w:r>
+            <w:r>
+              <w:rPr>
+                <w:sz w:val="24"/>
+                <w:szCs w:val="24"/>
+              </w:rPr>
+              <w:t>HTML</w:t>
+            </w:r>
+            <w:r>
+              <w:rPr>
+                <w:sz w:val="24"/>
+                <w:szCs w:val="24"/>
+              </w:rPr>
+              <w:t xml:space="preserve"> extraction </w:t>
             </w:r>
             <w:r>
               <w:rPr>
@@ -3488,6 +3565,43 @@
                 <w:sz w:val="24"/>
                 <w:szCs w:val="24"/>
               </w:rPr>
+              <w:t>process_wikipedia_with_nodes_and_edges</w:t>
+            </w:r>
+            <w:proofErr w:type="spellEnd"/>
+            <w:r>
+              <w:rPr>
+                <w:sz w:val="24"/>
+                <w:szCs w:val="24"/>
+              </w:rPr>
+              <w:t xml:space="preserve">) </w:t>
+            </w:r>
+            <w:r>
+              <w:rPr>
+                <w:sz w:val="24"/>
+                <w:szCs w:val="24"/>
+              </w:rPr>
+              <w:t xml:space="preserve">to add to the basic text extraction </w:t>
+            </w:r>
+            <w:r>
+              <w:rPr>
+                <w:sz w:val="24"/>
+                <w:szCs w:val="24"/>
+              </w:rPr>
+              <w:t>per document</w:t>
+            </w:r>
+            <w:r>
+              <w:rPr>
+                <w:sz w:val="24"/>
+                <w:szCs w:val="24"/>
+              </w:rPr>
+              <w:t xml:space="preserve"> (</w:t>
+            </w:r>
+            <w:proofErr w:type="spellStart"/>
+            <w:r>
+              <w:rPr>
+                <w:sz w:val="24"/>
+                <w:szCs w:val="24"/>
+              </w:rPr>
               <w:t>extract_wikipedia_text</w:t>
             </w:r>
             <w:proofErr w:type="spellEnd"/>
@@ -3496,28 +3610,42 @@
                 <w:sz w:val="24"/>
                 <w:szCs w:val="24"/>
               </w:rPr>
-              <w:t xml:space="preserve">) </w:t>
-            </w:r>
-            <w:r>
-              <w:rPr>
-                <w:sz w:val="24"/>
-                <w:szCs w:val="24"/>
-              </w:rPr>
-              <w:t xml:space="preserve">to add to the basic text extraction </w:t>
-            </w:r>
-            <w:r>
-              <w:rPr>
-                <w:sz w:val="24"/>
-                <w:szCs w:val="24"/>
-              </w:rPr>
-              <w:t>per document</w:t>
-            </w:r>
-            <w:r>
-              <w:rPr>
-                <w:sz w:val="24"/>
-                <w:szCs w:val="24"/>
-              </w:rPr>
-              <w:t xml:space="preserve"> (</w:t>
+              <w:t>)</w:t>
+            </w:r>
+            <w:r>
+              <w:rPr>
+                <w:sz w:val="24"/>
+                <w:szCs w:val="24"/>
+              </w:rPr>
+              <w:t xml:space="preserve">. The new function </w:t>
+            </w:r>
+            <w:r>
+              <w:rPr>
+                <w:sz w:val="24"/>
+                <w:szCs w:val="24"/>
+              </w:rPr>
+              <w:t xml:space="preserve">does </w:t>
+            </w:r>
+            <w:r>
+              <w:rPr>
+                <w:sz w:val="24"/>
+                <w:szCs w:val="24"/>
+              </w:rPr>
+              <w:t xml:space="preserve">text splitting </w:t>
+            </w:r>
+            <w:r>
+              <w:rPr>
+                <w:sz w:val="24"/>
+                <w:szCs w:val="24"/>
+              </w:rPr>
+              <w:t xml:space="preserve">and chunking </w:t>
+            </w:r>
+            <w:r>
+              <w:rPr>
+                <w:sz w:val="24"/>
+                <w:szCs w:val="24"/>
+              </w:rPr>
+              <w:t xml:space="preserve">using </w:t>
             </w:r>
             <w:proofErr w:type="spellStart"/>
             <w:r>
@@ -3525,7 +3653,14 @@
                 <w:sz w:val="24"/>
                 <w:szCs w:val="24"/>
               </w:rPr>
-              <w:t>extract_wikipedia_text</w:t>
+              <w:t>LangChain</w:t>
+            </w:r>
+            <w:r>
+              <w:rPr>
+                <w:sz w:val="24"/>
+                <w:szCs w:val="24"/>
+              </w:rPr>
+              <w:t>’s</w:t>
             </w:r>
             <w:proofErr w:type="spellEnd"/>
             <w:r>
@@ -3533,6 +3668,53 @@
                 <w:sz w:val="24"/>
                 <w:szCs w:val="24"/>
               </w:rPr>
+              <w:t xml:space="preserve"> </w:t>
+            </w:r>
+            <w:proofErr w:type="spellStart"/>
+            <w:r>
+              <w:rPr>
+                <w:sz w:val="24"/>
+                <w:szCs w:val="24"/>
+              </w:rPr>
+              <w:t>MarkdownHeaderTextSplitter</w:t>
+            </w:r>
+            <w:proofErr w:type="spellEnd"/>
+            <w:r>
+              <w:rPr>
+                <w:sz w:val="24"/>
+                <w:szCs w:val="24"/>
+              </w:rPr>
+              <w:t xml:space="preserve"> (to capture headings)</w:t>
+            </w:r>
+            <w:r>
+              <w:rPr>
+                <w:sz w:val="24"/>
+                <w:szCs w:val="24"/>
+              </w:rPr>
+              <w:t xml:space="preserve"> and </w:t>
+            </w:r>
+            <w:proofErr w:type="spellStart"/>
+            <w:r>
+              <w:rPr>
+                <w:sz w:val="24"/>
+                <w:szCs w:val="24"/>
+              </w:rPr>
+              <w:t>RecursiveCharacterTextSplitter</w:t>
+            </w:r>
+            <w:proofErr w:type="spellEnd"/>
+            <w:r>
+              <w:rPr>
+                <w:sz w:val="24"/>
+                <w:szCs w:val="24"/>
+              </w:rPr>
+              <w:t xml:space="preserve"> (for long text</w:t>
+            </w:r>
+            <w:proofErr w:type="gramStart"/>
+            <w:r>
+              <w:rPr>
+                <w:sz w:val="24"/>
+                <w:szCs w:val="24"/>
+              </w:rPr>
               <w:t>)</w:t>
             </w:r>
             <w:r>
@@ -3540,35 +3722,43 @@
                 <w:sz w:val="24"/>
                 <w:szCs w:val="24"/>
               </w:rPr>
-              <w:t xml:space="preserve">. The new function </w:t>
-            </w:r>
-            <w:r>
-              <w:rPr>
-                <w:sz w:val="24"/>
-                <w:szCs w:val="24"/>
-              </w:rPr>
-              <w:t xml:space="preserve">does </w:t>
-            </w:r>
-            <w:r>
-              <w:rPr>
-                <w:sz w:val="24"/>
-                <w:szCs w:val="24"/>
-              </w:rPr>
-              <w:t xml:space="preserve">text splitting </w:t>
-            </w:r>
-            <w:r>
-              <w:rPr>
-                <w:sz w:val="24"/>
-                <w:szCs w:val="24"/>
-              </w:rPr>
-              <w:t xml:space="preserve">and chunking </w:t>
-            </w:r>
-            <w:r>
-              <w:rPr>
-                <w:sz w:val="24"/>
-                <w:szCs w:val="24"/>
-              </w:rPr>
-              <w:t xml:space="preserve">using </w:t>
+              <w:t>,</w:t>
+            </w:r>
+            <w:r>
+              <w:rPr>
+                <w:sz w:val="24"/>
+                <w:szCs w:val="24"/>
+              </w:rPr>
+              <w:t xml:space="preserve"> and</w:t>
+            </w:r>
+            <w:proofErr w:type="gramEnd"/>
+            <w:r>
+              <w:rPr>
+                <w:sz w:val="24"/>
+                <w:szCs w:val="24"/>
+              </w:rPr>
+              <w:t xml:space="preserve"> uses Beautiful Soup to</w:t>
+            </w:r>
+            <w:r>
+              <w:rPr>
+                <w:sz w:val="24"/>
+                <w:szCs w:val="24"/>
+              </w:rPr>
+              <w:t xml:space="preserve"> extract some of the semantic properties s</w:t>
+            </w:r>
+            <w:r>
+              <w:rPr>
+                <w:sz w:val="24"/>
+                <w:szCs w:val="24"/>
+              </w:rPr>
+              <w:t>u</w:t>
+            </w:r>
+            <w:r>
+              <w:rPr>
+                <w:sz w:val="24"/>
+                <w:szCs w:val="24"/>
+              </w:rPr>
+              <w:t xml:space="preserve">ch as </w:t>
             </w:r>
             <w:proofErr w:type="spellStart"/>
             <w:r>
@@ -3576,14 +3766,7 @@
                 <w:sz w:val="24"/>
                 <w:szCs w:val="24"/>
               </w:rPr>
-              <w:t>LangChain</w:t>
-            </w:r>
-            <w:r>
-              <w:rPr>
-                <w:sz w:val="24"/>
-                <w:szCs w:val="24"/>
-              </w:rPr>
-              <w:t>’s</w:t>
+              <w:t>Wikilinks</w:t>
             </w:r>
             <w:proofErr w:type="spellEnd"/>
             <w:r>
@@ -3591,15 +3774,173 @@
                 <w:sz w:val="24"/>
                 <w:szCs w:val="24"/>
               </w:rPr>
+              <w:t xml:space="preserve">, categories, and </w:t>
+            </w:r>
+            <w:proofErr w:type="spellStart"/>
+            <w:r>
+              <w:rPr>
+                <w:sz w:val="24"/>
+                <w:szCs w:val="24"/>
+              </w:rPr>
+              <w:t>infoboxes</w:t>
+            </w:r>
+            <w:proofErr w:type="spellEnd"/>
+            <w:r>
+              <w:rPr>
+                <w:sz w:val="24"/>
+                <w:szCs w:val="24"/>
+              </w:rPr>
+              <w:t>, to generate graph data (nodes and edges) for later use</w:t>
+            </w:r>
+            <w:r>
+              <w:rPr>
+                <w:sz w:val="24"/>
+                <w:szCs w:val="24"/>
+              </w:rPr>
+              <w:t xml:space="preserve"> in building a network graph. </w:t>
+            </w:r>
+            <w:r>
+              <w:rPr>
+                <w:sz w:val="24"/>
+                <w:szCs w:val="24"/>
+              </w:rPr>
+              <w:br/>
+            </w:r>
+            <w:r>
+              <w:rPr>
+                <w:sz w:val="24"/>
+                <w:szCs w:val="24"/>
+              </w:rPr>
+              <w:br/>
+            </w:r>
+            <w:r>
+              <w:rPr>
+                <w:sz w:val="24"/>
+                <w:szCs w:val="24"/>
+              </w:rPr>
+              <w:t xml:space="preserve">(2) amended the </w:t>
+            </w:r>
+            <w:r>
+              <w:rPr>
+                <w:sz w:val="24"/>
+                <w:szCs w:val="24"/>
+              </w:rPr>
+              <w:t xml:space="preserve">script to be run with </w:t>
+            </w:r>
+            <w:r>
+              <w:rPr>
+                <w:sz w:val="24"/>
+                <w:szCs w:val="24"/>
+              </w:rPr>
+              <w:t xml:space="preserve">one of </w:t>
+            </w:r>
+            <w:r>
+              <w:rPr>
+                <w:sz w:val="24"/>
+                <w:szCs w:val="24"/>
+              </w:rPr>
+              <w:t>four different retrievers</w:t>
+            </w:r>
+            <w:r>
+              <w:rPr>
+                <w:sz w:val="24"/>
+                <w:szCs w:val="24"/>
+              </w:rPr>
+              <w:t xml:space="preserve"> (baseline, chunks, decompose, graph) using the –retriever </w:t>
+            </w:r>
+            <w:r>
+              <w:rPr>
+                <w:sz w:val="24"/>
+                <w:szCs w:val="24"/>
+              </w:rPr>
+              <w:t xml:space="preserve">argument. The baseline retriever is just the same code as the 3.1 checkpoint. The </w:t>
+            </w:r>
+            <w:r>
+              <w:rPr>
+                <w:sz w:val="24"/>
+                <w:szCs w:val="24"/>
+              </w:rPr>
+              <w:t xml:space="preserve">other </w:t>
+            </w:r>
+            <w:r>
+              <w:rPr>
+                <w:sz w:val="24"/>
+                <w:szCs w:val="24"/>
+              </w:rPr>
+              <w:t>retriever</w:t>
+            </w:r>
+            <w:r>
+              <w:rPr>
+                <w:sz w:val="24"/>
+                <w:szCs w:val="24"/>
+              </w:rPr>
+              <w:t>s</w:t>
+            </w:r>
+            <w:r>
+              <w:rPr>
+                <w:sz w:val="24"/>
+                <w:szCs w:val="24"/>
+              </w:rPr>
+              <w:t xml:space="preserve"> use </w:t>
+            </w:r>
+            <w:proofErr w:type="spellStart"/>
+            <w:r>
+              <w:rPr>
+                <w:sz w:val="24"/>
+                <w:szCs w:val="24"/>
+              </w:rPr>
+              <w:t>process_wikipedia_with_nodes_and_edges</w:t>
+            </w:r>
+            <w:proofErr w:type="spellEnd"/>
+            <w:r>
+              <w:rPr>
+                <w:sz w:val="24"/>
+                <w:szCs w:val="24"/>
+              </w:rPr>
+              <w:t xml:space="preserve">. </w:t>
+            </w:r>
+            <w:r>
+              <w:rPr>
+                <w:sz w:val="24"/>
+                <w:szCs w:val="24"/>
+              </w:rPr>
+              <w:t>If the script is called with “chunks” then a chunk index and chunk vector store is created</w:t>
+            </w:r>
+            <w:r>
+              <w:rPr>
+                <w:sz w:val="24"/>
+                <w:szCs w:val="24"/>
+              </w:rPr>
+              <w:t xml:space="preserve"> and used for retrieval</w:t>
+            </w:r>
+            <w:r>
+              <w:rPr>
+                <w:sz w:val="24"/>
+                <w:szCs w:val="24"/>
+              </w:rPr>
+              <w:t>, which adopts a parent-child retriever model</w:t>
+            </w:r>
+            <w:r>
+              <w:rPr>
+                <w:sz w:val="24"/>
+                <w:szCs w:val="24"/>
+              </w:rPr>
               <w:t xml:space="preserve"> </w:t>
             </w:r>
+            <w:r>
+              <w:rPr>
+                <w:sz w:val="24"/>
+                <w:szCs w:val="24"/>
+              </w:rPr>
+              <w:t xml:space="preserve">configured in these runs with --parent </w:t>
+            </w:r>
             <w:proofErr w:type="spellStart"/>
             <w:r>
               <w:rPr>
                 <w:sz w:val="24"/>
                 <w:szCs w:val="24"/>
               </w:rPr>
-              <w:t>MarkdownHeaderTextSplitter</w:t>
+              <w:t>lead_section</w:t>
             </w:r>
             <w:proofErr w:type="spellEnd"/>
             <w:r>
@@ -3607,14 +3948,7 @@
                 <w:sz w:val="24"/>
                 <w:szCs w:val="24"/>
               </w:rPr>
-              <w:t xml:space="preserve"> (to capture headings)</w:t>
-            </w:r>
-            <w:r>
-              <w:rPr>
-                <w:sz w:val="24"/>
-                <w:szCs w:val="24"/>
-              </w:rPr>
-              <w:t xml:space="preserve"> and </w:t>
+              <w:t xml:space="preserve">, which extracts the chunk that got the hit together with the rest of its section, plus the article's lead chunks and </w:t>
             </w:r>
             <w:proofErr w:type="spellStart"/>
             <w:r>
@@ -3622,248 +3956,9 @@
                 <w:sz w:val="24"/>
                 <w:szCs w:val="24"/>
               </w:rPr>
-              <w:t>RecursiveCharacterTextSplitter</w:t>
+              <w:t>infobox</w:t>
             </w:r>
             <w:proofErr w:type="spellEnd"/>
-            <w:r>
-              <w:rPr>
-                <w:sz w:val="24"/>
-                <w:szCs w:val="24"/>
-              </w:rPr>
-              <w:t xml:space="preserve"> (for long text</w:t>
-            </w:r>
-            <w:proofErr w:type="gramStart"/>
-            <w:r>
-              <w:rPr>
-                <w:sz w:val="24"/>
-                <w:szCs w:val="24"/>
-              </w:rPr>
-              <w:t>)</w:t>
-            </w:r>
-            <w:r>
-              <w:rPr>
-                <w:sz w:val="24"/>
-                <w:szCs w:val="24"/>
-              </w:rPr>
-              <w:t>,</w:t>
-            </w:r>
-            <w:r>
-              <w:rPr>
-                <w:sz w:val="24"/>
-                <w:szCs w:val="24"/>
-              </w:rPr>
-              <w:t xml:space="preserve"> and</w:t>
-            </w:r>
-            <w:proofErr w:type="gramEnd"/>
-            <w:r>
-              <w:rPr>
-                <w:sz w:val="24"/>
-                <w:szCs w:val="24"/>
-              </w:rPr>
-              <w:t xml:space="preserve"> uses Beautiful Soup to</w:t>
-            </w:r>
-            <w:r>
-              <w:rPr>
-                <w:sz w:val="24"/>
-                <w:szCs w:val="24"/>
-              </w:rPr>
-              <w:t xml:space="preserve"> extract some of the semantic properties s</w:t>
-            </w:r>
-            <w:r>
-              <w:rPr>
-                <w:sz w:val="24"/>
-                <w:szCs w:val="24"/>
-              </w:rPr>
-              <w:t>u</w:t>
-            </w:r>
-            <w:r>
-              <w:rPr>
-                <w:sz w:val="24"/>
-                <w:szCs w:val="24"/>
-              </w:rPr>
-              <w:t xml:space="preserve">ch as </w:t>
-            </w:r>
-            <w:proofErr w:type="spellStart"/>
-            <w:r>
-              <w:rPr>
-                <w:sz w:val="24"/>
-                <w:szCs w:val="24"/>
-              </w:rPr>
-              <w:t>Wikilinks</w:t>
-            </w:r>
-            <w:proofErr w:type="spellEnd"/>
-            <w:r>
-              <w:rPr>
-                <w:sz w:val="24"/>
-                <w:szCs w:val="24"/>
-              </w:rPr>
-              <w:t xml:space="preserve">, categories, and </w:t>
-            </w:r>
-            <w:proofErr w:type="spellStart"/>
-            <w:r>
-              <w:rPr>
-                <w:sz w:val="24"/>
-                <w:szCs w:val="24"/>
-              </w:rPr>
-              <w:t>infoboxes</w:t>
-            </w:r>
-            <w:proofErr w:type="spellEnd"/>
-            <w:r>
-              <w:rPr>
-                <w:sz w:val="24"/>
-                <w:szCs w:val="24"/>
-              </w:rPr>
-              <w:t>, to generate graph data (nodes and edges) for later use</w:t>
-            </w:r>
-            <w:r>
-              <w:rPr>
-                <w:sz w:val="24"/>
-                <w:szCs w:val="24"/>
-              </w:rPr>
-              <w:t xml:space="preserve"> in building a network graph. </w:t>
-            </w:r>
-            <w:r>
-              <w:rPr>
-                <w:sz w:val="24"/>
-                <w:szCs w:val="24"/>
-              </w:rPr>
-              <w:br/>
-            </w:r>
-            <w:r>
-              <w:rPr>
-                <w:sz w:val="24"/>
-                <w:szCs w:val="24"/>
-              </w:rPr>
-              <w:br/>
-            </w:r>
-            <w:r>
-              <w:rPr>
-                <w:sz w:val="24"/>
-                <w:szCs w:val="24"/>
-              </w:rPr>
-              <w:t xml:space="preserve">(2) amended the </w:t>
-            </w:r>
-            <w:r>
-              <w:rPr>
-                <w:sz w:val="24"/>
-                <w:szCs w:val="24"/>
-              </w:rPr>
-              <w:t xml:space="preserve">script to be run with </w:t>
-            </w:r>
-            <w:r>
-              <w:rPr>
-                <w:sz w:val="24"/>
-                <w:szCs w:val="24"/>
-              </w:rPr>
-              <w:t xml:space="preserve">one of </w:t>
-            </w:r>
-            <w:r>
-              <w:rPr>
-                <w:sz w:val="24"/>
-                <w:szCs w:val="24"/>
-              </w:rPr>
-              <w:t>four different retrievers</w:t>
-            </w:r>
-            <w:r>
-              <w:rPr>
-                <w:sz w:val="24"/>
-                <w:szCs w:val="24"/>
-              </w:rPr>
-              <w:t xml:space="preserve"> (baseline, chunks, decompose, graph) using the –retriever </w:t>
-            </w:r>
-            <w:r>
-              <w:rPr>
-                <w:sz w:val="24"/>
-                <w:szCs w:val="24"/>
-              </w:rPr>
-              <w:t xml:space="preserve">argument. The baseline retriever is just the same code as the 3.1 checkpoint. The </w:t>
-            </w:r>
-            <w:r>
-              <w:rPr>
-                <w:sz w:val="24"/>
-                <w:szCs w:val="24"/>
-              </w:rPr>
-              <w:t xml:space="preserve">other </w:t>
-            </w:r>
-            <w:r>
-              <w:rPr>
-                <w:sz w:val="24"/>
-                <w:szCs w:val="24"/>
-              </w:rPr>
-              <w:t>retriever</w:t>
-            </w:r>
-            <w:r>
-              <w:rPr>
-                <w:sz w:val="24"/>
-                <w:szCs w:val="24"/>
-              </w:rPr>
-              <w:t>s</w:t>
-            </w:r>
-            <w:r>
-              <w:rPr>
-                <w:sz w:val="24"/>
-                <w:szCs w:val="24"/>
-              </w:rPr>
-              <w:t xml:space="preserve"> use </w:t>
-            </w:r>
-            <w:proofErr w:type="spellStart"/>
-            <w:r>
-              <w:rPr>
-                <w:sz w:val="24"/>
-                <w:szCs w:val="24"/>
-              </w:rPr>
-              <w:t>process_wikipedia_with_nodes_and_edges</w:t>
-            </w:r>
-            <w:proofErr w:type="spellEnd"/>
-            <w:r>
-              <w:rPr>
-                <w:sz w:val="24"/>
-                <w:szCs w:val="24"/>
-              </w:rPr>
-              <w:t xml:space="preserve">. </w:t>
-            </w:r>
-            <w:r>
-              <w:rPr>
-                <w:sz w:val="24"/>
-                <w:szCs w:val="24"/>
-              </w:rPr>
-              <w:t>If the script is called with “chunks” then a chunk index and chunk vector store is created</w:t>
-            </w:r>
-            <w:r>
-              <w:rPr>
-                <w:sz w:val="24"/>
-                <w:szCs w:val="24"/>
-              </w:rPr>
-              <w:t xml:space="preserve"> and used for retrieval</w:t>
-            </w:r>
-            <w:r>
-              <w:rPr>
-                <w:sz w:val="24"/>
-                <w:szCs w:val="24"/>
-              </w:rPr>
-              <w:t>, which adopts a parent-child retriever model</w:t>
-            </w:r>
-            <w:r>
-              <w:rPr>
-                <w:sz w:val="24"/>
-                <w:szCs w:val="24"/>
-              </w:rPr>
-              <w:t xml:space="preserve"> configured by default to extract the chunk that got the hit, neighboring chunks, plus the leading chunk and associated </w:t>
-            </w:r>
-            <w:r>
-              <w:rPr>
-                <w:sz w:val="24"/>
-                <w:szCs w:val="24"/>
-              </w:rPr>
-              <w:t>info box</w:t>
-            </w:r>
-            <w:r>
-              <w:rPr>
-                <w:sz w:val="24"/>
-                <w:szCs w:val="24"/>
-              </w:rPr>
-              <w:t xml:space="preserve"> for the Wikipedia article</w:t>
-            </w:r>
             <w:r>
               <w:rPr>
                 <w:sz w:val="24"/>
@@ -4011,7 +4106,6 @@
                 <w:sz w:val="24"/>
                 <w:szCs w:val="24"/>
               </w:rPr>
-              <w:lastRenderedPageBreak/>
               <w:t>Implementation evidence (e.g., screenshots, code snippets, retrieval outputs, notebook excerpts)</w:t>
             </w:r>
           </w:p>
@@ -7093,9 +7187,8 @@
           <w:sz w:val="24"/>
           <w:szCs w:val="24"/>
         </w:rPr>
-        <w:t xml:space="preserve">, but only the graph retriever fared better at correctness, even though its precision dropped significantly, and the chunk retriever </w:t>
+        <w:t xml:space="preserve">, but only the graph retriever fared better at </w:t>
       </w:r>
-      <w:proofErr w:type="gramStart"/>
       <w:r>
         <w:rPr>
           <w:rFonts w:eastAsia="Aptos"/>
@@ -7103,9 +7196,8 @@
           <w:sz w:val="24"/>
           <w:szCs w:val="24"/>
         </w:rPr>
-        <w:t>actually fared</w:t>
+        <w:t xml:space="preserve">binary </w:t>
       </w:r>
-      <w:proofErr w:type="gramEnd"/>
       <w:r>
         <w:rPr>
           <w:rFonts w:eastAsia="Aptos"/>
@@ -7113,7 +7205,61 @@
           <w:sz w:val="24"/>
           <w:szCs w:val="24"/>
         </w:rPr>
-        <w:t xml:space="preserve"> worse on correctness. </w:t>
+        <w:t xml:space="preserve">correctness, even though its precision dropped significantly, </w:t>
+      </w:r>
+      <w:r>
+        <w:rPr>
+          <w:rFonts w:eastAsia="Aptos"/>
+          <w:color w:val="000000"/>
+          <w:sz w:val="24"/>
+          <w:szCs w:val="24"/>
+        </w:rPr>
+        <w:t>while</w:t>
+      </w:r>
+      <w:r>
+        <w:rPr>
+          <w:rFonts w:eastAsia="Aptos"/>
+          <w:color w:val="000000"/>
+          <w:sz w:val="24"/>
+          <w:szCs w:val="24"/>
+        </w:rPr>
+        <w:t xml:space="preserve"> the decompose retriever fared better at graded correctness (0.47 to 0.56)</w:t>
+      </w:r>
+      <w:r>
+        <w:rPr>
+          <w:rFonts w:eastAsia="Aptos"/>
+          <w:color w:val="000000"/>
+          <w:sz w:val="24"/>
+          <w:szCs w:val="24"/>
+        </w:rPr>
+        <w:t xml:space="preserve">, </w:t>
+      </w:r>
+      <w:r>
+        <w:rPr>
+          <w:rFonts w:eastAsia="Aptos"/>
+          <w:color w:val="000000"/>
+          <w:sz w:val="24"/>
+          <w:szCs w:val="24"/>
+        </w:rPr>
+        <w:t xml:space="preserve">and the chunk retriever actually fared worse on </w:t>
+      </w:r>
+      <w:r>
+        <w:rPr>
+          <w:rFonts w:eastAsia="Aptos"/>
+          <w:color w:val="000000"/>
+          <w:sz w:val="24"/>
+          <w:szCs w:val="24"/>
+        </w:rPr>
+        <w:t xml:space="preserve">binary </w:t>
+      </w:r>
+      <w:r>
+        <w:rPr>
+          <w:rFonts w:eastAsia="Aptos"/>
+          <w:color w:val="000000"/>
+          <w:sz w:val="24"/>
+          <w:szCs w:val="24"/>
+        </w:rPr>
+        <w:t xml:space="preserve">correctness. </w:t>
       </w:r>
       <w:r>
         <w:rPr>
@@ -7131,7 +7277,43 @@
           <w:sz w:val="24"/>
           <w:szCs w:val="24"/>
         </w:rPr>
-        <w:t xml:space="preserve"> and evidence recall (citations).</w:t>
+        <w:t xml:space="preserve"> and evidence recall (</w:t>
+      </w:r>
+      <w:r>
+        <w:rPr>
+          <w:rFonts w:eastAsia="Aptos"/>
+          <w:color w:val="000000"/>
+          <w:sz w:val="24"/>
+          <w:szCs w:val="24"/>
+        </w:rPr>
+        <w:t>golden quotes</w:t>
+      </w:r>
+      <w:r>
+        <w:rPr>
+          <w:rFonts w:eastAsia="Aptos"/>
+          <w:color w:val="000000"/>
+          <w:sz w:val="24"/>
+          <w:szCs w:val="24"/>
+        </w:rPr>
+        <w:t>)</w:t>
+      </w:r>
+      <w:r>
+        <w:rPr>
+          <w:rFonts w:eastAsia="Aptos"/>
+          <w:color w:val="000000"/>
+          <w:sz w:val="24"/>
+          <w:szCs w:val="24"/>
+        </w:rPr>
+        <w:t xml:space="preserve"> and citation precision</w:t>
+      </w:r>
+      <w:r>
+        <w:rPr>
+          <w:rFonts w:eastAsia="Aptos"/>
+          <w:color w:val="000000"/>
+          <w:sz w:val="24"/>
+          <w:szCs w:val="24"/>
+        </w:rPr>
+        <w:t>.</w:t>
       </w:r>
       <w:r>
         <w:rPr>
@@ -7238,7 +7420,21 @@
                 <w:sz w:val="24"/>
                 <w:szCs w:val="24"/>
               </w:rPr>
-              <w:t>G16 “Was Charles II born before his mother’s reign began?”</w:t>
+              <w:t>G16 “Was Charles II</w:t>
+            </w:r>
+            <w:r>
+              <w:rPr>
+                <w:sz w:val="24"/>
+                <w:szCs w:val="24"/>
+              </w:rPr>
+              <w:t>I</w:t>
+            </w:r>
+            <w:r>
+              <w:rPr>
+                <w:sz w:val="24"/>
+                <w:szCs w:val="24"/>
+              </w:rPr>
+              <w:t xml:space="preserve"> born before his mother’s reign began?”</w:t>
             </w:r>
           </w:p>
           <w:p>
@@ -7354,6 +7550,41 @@
                 <w:sz w:val="24"/>
                 <w:szCs w:val="24"/>
               </w:rPr>
+              <w:t>recall</w:t>
+            </w:r>
+            <w:r>
+              <w:rPr>
+                <w:sz w:val="24"/>
+                <w:szCs w:val="24"/>
+              </w:rPr>
+              <w:t xml:space="preserve"> flipped from 0 to 1 while </w:t>
+            </w:r>
+            <w:r>
+              <w:rPr>
+                <w:sz w:val="24"/>
+                <w:szCs w:val="24"/>
+              </w:rPr>
+              <w:t xml:space="preserve">precision went from 0.0 to 0.5. </w:t>
+            </w:r>
+            <w:r>
+              <w:rPr>
+                <w:sz w:val="24"/>
+                <w:szCs w:val="24"/>
+              </w:rPr>
+              <w:t>T</w:t>
+            </w:r>
+            <w:r>
+              <w:rPr>
+                <w:sz w:val="24"/>
+                <w:szCs w:val="24"/>
+              </w:rPr>
+              <w:t xml:space="preserve">he retrieved context </w:t>
+            </w:r>
+            <w:r>
+              <w:rPr>
+                <w:sz w:val="24"/>
+                <w:szCs w:val="24"/>
+              </w:rPr>
               <w:t xml:space="preserve">this time </w:t>
             </w:r>
             <w:r>
@@ -7361,28 +7592,35 @@
                 <w:sz w:val="24"/>
                 <w:szCs w:val="24"/>
               </w:rPr>
-              <w:t>recall</w:t>
-            </w:r>
-            <w:r>
-              <w:rPr>
-                <w:sz w:val="24"/>
-                <w:szCs w:val="24"/>
-              </w:rPr>
-              <w:t xml:space="preserve"> flipped from 0 to 1 while </w:t>
-            </w:r>
-            <w:r>
-              <w:rPr>
-                <w:sz w:val="24"/>
-                <w:szCs w:val="24"/>
-              </w:rPr>
-              <w:t xml:space="preserve">precision went from 0.0 to 0.5. </w:t>
-            </w:r>
-            <w:r>
-              <w:rPr>
-                <w:sz w:val="24"/>
-                <w:szCs w:val="24"/>
-              </w:rPr>
-              <w:t xml:space="preserve">All the chunks required to answer the question were now there for the LLM, which still </w:t>
+              <w:t>contained the birth date and the accession year</w:t>
+            </w:r>
+            <w:r>
+              <w:rPr>
+                <w:sz w:val="24"/>
+                <w:szCs w:val="24"/>
+              </w:rPr>
+              <w:t>. Despite this</w:t>
+            </w:r>
+            <w:r>
+              <w:rPr>
+                <w:sz w:val="24"/>
+                <w:szCs w:val="24"/>
+              </w:rPr>
+              <w:t>,</w:t>
+            </w:r>
+            <w:r>
+              <w:rPr>
+                <w:sz w:val="24"/>
+                <w:szCs w:val="24"/>
+              </w:rPr>
+              <w:t xml:space="preserve"> </w:t>
+            </w:r>
+            <w:r>
+              <w:rPr>
+                <w:sz w:val="24"/>
+                <w:szCs w:val="24"/>
+              </w:rPr>
+              <w:t xml:space="preserve">the system </w:t>
             </w:r>
             <w:r>
               <w:rPr>
@@ -7930,7 +8168,7 @@
               </w:rPr>
               <w:lastRenderedPageBreak/>
               <w:drawing>
-                <wp:inline distT="0" distB="0" distL="0" distR="0" wp14:anchorId="5E780BA0" wp14:editId="360EFCA2">
+                <wp:inline distT="0" distB="0" distL="0" distR="0" wp14:anchorId="5E780BA0" wp14:editId="759577B4">
                   <wp:extent cx="6263640" cy="3115310"/>
                   <wp:effectExtent l="0" t="0" r="3810" b="8890"/>
                   <wp:docPr id="927972698" name="Picture 15"/>
@@ -8904,7 +9142,21 @@
                 <w:sz w:val="24"/>
                 <w:szCs w:val="24"/>
               </w:rPr>
-              <w:t xml:space="preserve"> in two questions on single aspects, and precision dropped significantly for several question using the graph because</w:t>
+              <w:t xml:space="preserve"> in two questions on single aspects, and precision dropped significantly for several question</w:t>
+            </w:r>
+            <w:r>
+              <w:rPr>
+                <w:sz w:val="24"/>
+                <w:szCs w:val="24"/>
+              </w:rPr>
+              <w:t>s</w:t>
+            </w:r>
+            <w:r>
+              <w:rPr>
+                <w:sz w:val="24"/>
+                <w:szCs w:val="24"/>
+              </w:rPr>
+              <w:t xml:space="preserve"> using the graph because</w:t>
             </w:r>
             <w:r>
               <w:rPr>
@@ -8946,24 +9198,8 @@
                 <w:sz w:val="24"/>
                 <w:szCs w:val="24"/>
               </w:rPr>
-              <w:t xml:space="preserve">Dynamically expanding parent scope might </w:t>
-            </w:r>
-            <w:proofErr w:type="gramStart"/>
-            <w:r>
-              <w:rPr>
-                <w:sz w:val="24"/>
-                <w:szCs w:val="24"/>
-              </w:rPr>
-              <w:t>fix</w:t>
-            </w:r>
-            <w:r>
-              <w:rPr>
-                <w:sz w:val="24"/>
-                <w:szCs w:val="24"/>
-              </w:rPr>
-              <w:t>ed</w:t>
-            </w:r>
-            <w:proofErr w:type="gramEnd"/>
+              <w:t>Dynamically expanding parent scope might fix</w:t>
+            </w:r>
             <w:r>
               <w:rPr>
                 <w:sz w:val="24"/>
@@ -9011,21 +9247,35 @@
                 <w:sz w:val="24"/>
                 <w:szCs w:val="24"/>
               </w:rPr>
-              <w:t xml:space="preserve">including the LLM accessing its own parametric memory </w:t>
-            </w:r>
-            <w:r>
-              <w:rPr>
-                <w:sz w:val="24"/>
-                <w:szCs w:val="24"/>
-              </w:rPr>
-              <w:t xml:space="preserve">during a decomposition run </w:t>
-            </w:r>
-            <w:r>
-              <w:rPr>
-                <w:sz w:val="24"/>
-                <w:szCs w:val="24"/>
-              </w:rPr>
-              <w:t>to answer sub-queries</w:t>
+              <w:t xml:space="preserve">including the </w:t>
+            </w:r>
+            <w:r>
+              <w:rPr>
+                <w:sz w:val="24"/>
+                <w:szCs w:val="24"/>
+              </w:rPr>
+              <w:t>decomposition step nam</w:t>
+            </w:r>
+            <w:r>
+              <w:rPr>
+                <w:sz w:val="24"/>
+                <w:szCs w:val="24"/>
+              </w:rPr>
+              <w:t>ing</w:t>
+            </w:r>
+            <w:r>
+              <w:rPr>
+                <w:sz w:val="24"/>
+                <w:szCs w:val="24"/>
+              </w:rPr>
+              <w:t xml:space="preserve"> answer entities from the model's own knowledge when writing sub-queries, which chunk attribution detects (0.62 → 0.48)</w:t>
+            </w:r>
+            <w:r>
+              <w:rPr>
+                <w:sz w:val="24"/>
+                <w:szCs w:val="24"/>
+              </w:rPr>
+              <w:t>.</w:t>
             </w:r>
             <w:r>
               <w:rPr>
@@ -9039,20 +9289,6 @@
                 <w:sz w:val="24"/>
                 <w:szCs w:val="24"/>
               </w:rPr>
-              <w:t>despite instructions to the contrary</w:t>
-            </w:r>
-            <w:r>
-              <w:rPr>
-                <w:sz w:val="24"/>
-                <w:szCs w:val="24"/>
-              </w:rPr>
-              <w:t xml:space="preserve">. </w:t>
-            </w:r>
-            <w:r>
-              <w:rPr>
-                <w:sz w:val="24"/>
-                <w:szCs w:val="24"/>
-              </w:rPr>
               <w:t>S</w:t>
             </w:r>
             <w:r>
@@ -9060,15 +9296,7 @@
                 <w:sz w:val="24"/>
                 <w:szCs w:val="24"/>
               </w:rPr>
-              <w:t xml:space="preserve">ome </w:t>
-            </w:r>
-            <w:proofErr w:type="gramStart"/>
-            <w:r>
-              <w:rPr>
-                <w:sz w:val="24"/>
-                <w:szCs w:val="24"/>
-              </w:rPr>
-              <w:t xml:space="preserve">of </w:t>
+              <w:t>ome of</w:t>
             </w:r>
             <w:r>
               <w:rPr>
@@ -9082,9 +9310,36 @@
                 <w:sz w:val="24"/>
                 <w:szCs w:val="24"/>
               </w:rPr>
-              <w:t>these</w:t>
-            </w:r>
-            <w:proofErr w:type="gramEnd"/>
+              <w:t xml:space="preserve">these </w:t>
+            </w:r>
+            <w:r>
+              <w:rPr>
+                <w:sz w:val="24"/>
+                <w:szCs w:val="24"/>
+              </w:rPr>
+              <w:t xml:space="preserve">generation problems </w:t>
+            </w:r>
+            <w:r>
+              <w:rPr>
+                <w:sz w:val="24"/>
+                <w:szCs w:val="24"/>
+              </w:rPr>
+              <w:t xml:space="preserve">could likely be fixed by </w:t>
+            </w:r>
+            <w:r>
+              <w:rPr>
+                <w:sz w:val="24"/>
+                <w:szCs w:val="24"/>
+              </w:rPr>
+              <w:t xml:space="preserve">tightening </w:t>
+            </w:r>
+            <w:r>
+              <w:rPr>
+                <w:sz w:val="24"/>
+                <w:szCs w:val="24"/>
+              </w:rPr>
+              <w:t>prompts</w:t>
+            </w:r>
             <w:r>
               <w:rPr>
                 <w:sz w:val="24"/>
@@ -9097,35 +9352,42 @@
                 <w:sz w:val="24"/>
                 <w:szCs w:val="24"/>
               </w:rPr>
-              <w:t xml:space="preserve">generation problems </w:t>
-            </w:r>
-            <w:r>
-              <w:rPr>
-                <w:sz w:val="24"/>
-                <w:szCs w:val="24"/>
-              </w:rPr>
-              <w:t xml:space="preserve">could likely be fixed by </w:t>
-            </w:r>
-            <w:r>
-              <w:rPr>
-                <w:sz w:val="24"/>
-                <w:szCs w:val="24"/>
-              </w:rPr>
-              <w:t xml:space="preserve">tightening </w:t>
-            </w:r>
-            <w:r>
-              <w:rPr>
-                <w:sz w:val="24"/>
-                <w:szCs w:val="24"/>
-              </w:rPr>
-              <w:t>prompts</w:t>
-            </w:r>
-            <w:r>
-              <w:rPr>
-                <w:sz w:val="24"/>
-                <w:szCs w:val="24"/>
-              </w:rPr>
-              <w:t xml:space="preserve"> and</w:t>
+              <w:t>(</w:t>
+            </w:r>
+            <w:r>
+              <w:rPr>
+                <w:sz w:val="24"/>
+                <w:szCs w:val="24"/>
+              </w:rPr>
+              <w:t xml:space="preserve">e.g. </w:t>
+            </w:r>
+            <w:r>
+              <w:rPr>
+                <w:sz w:val="24"/>
+                <w:szCs w:val="24"/>
+              </w:rPr>
+              <w:t>t</w:t>
+            </w:r>
+            <w:r>
+              <w:rPr>
+                <w:sz w:val="24"/>
+                <w:szCs w:val="24"/>
+              </w:rPr>
+              <w:t>he decomposition prompt doesn't instruct against using prior knowledge</w:t>
+            </w:r>
+            <w:r>
+              <w:rPr>
+                <w:sz w:val="24"/>
+                <w:szCs w:val="24"/>
+              </w:rPr>
+              <w:t xml:space="preserve"> – the answer prompt does) </w:t>
+            </w:r>
+            <w:r>
+              <w:rPr>
+                <w:sz w:val="24"/>
+                <w:szCs w:val="24"/>
+              </w:rPr>
+              <w:t>and</w:t>
             </w:r>
             <w:r>
               <w:rPr>
@@ -13643,6 +13905,7 @@
   <w:style w:type="character" w:default="1" w:styleId="DefaultParagraphFont">
     <w:name w:val="Default Paragraph Font"/>
     <w:uiPriority w:val="1"/>
+    <w:semiHidden/>
     <w:unhideWhenUsed/>
   </w:style>
   <w:style w:type="table" w:default="1" w:styleId="TableNormal">
